--- a/00_Gestion_Proyecto/Documentos_a_Entregar/SN6_Fase0_IAM_ZeroTrust.docx
+++ b/00_Gestion_Proyecto/Documentos_a_Entregar/SN6_Fase0_IAM_ZeroTrust.docx
@@ -2515,29 +2515,7 @@
           <w:sz w:val="24"/>
           <w:szCs w:val="24"/>
         </w:rPr>
-        <w:t xml:space="preserve">Durante la Fase 0 del proyecto se realizó el proceso de </w:t>
-      </w:r>
-      <w:proofErr w:type="spellStart"/>
-      <w:r>
-        <w:rPr>
-          <w:rFonts w:eastAsia="Museo Sans 300" w:cs="Arial"/>
-          <w:b w:val="0"/>
-          <w:color w:val="auto"/>
-          <w:sz w:val="24"/>
-          <w:szCs w:val="24"/>
-        </w:rPr>
-        <w:t>onboarding</w:t>
-      </w:r>
-      <w:proofErr w:type="spellEnd"/>
-      <w:r>
-        <w:rPr>
-          <w:rFonts w:eastAsia="Museo Sans 300" w:cs="Arial"/>
-          <w:b w:val="0"/>
-          <w:color w:val="auto"/>
-          <w:sz w:val="24"/>
-          <w:szCs w:val="24"/>
-        </w:rPr>
-        <w:t xml:space="preserve"> y planificación del equipo de trabajo. Se definieron los roles y responsabilidades de los integrantes, se establecieron los canales oficiales de comunicación y se inició la organización de los recursos necesarios para la ejecución del proyecto. Actualmente el proyecto se encuentra en etapa de planificación y evaluación tecnológica para la selección de herramientas. Como riesgos iniciales se identifican la necesidad de seleccionar tecnologías adecuadas para el proyecto, la curva de aprendizaje asociada a algunas herramientas y posibles limitaciones de recursos en plataformas gratuitas.</w:t>
+        <w:t>Durante la Fase 0 del proyecto se realizó el proceso de onboarding y planificación del equipo de trabajo. Se definieron los roles y responsabilidades de los integrantes, se establecieron los canales oficiales de comunicación y se inició la organización de los recursos necesarios para la ejecución del proyecto. Actualmente el proyecto se encuentra en etapa de planificación y evaluación tecnológica para la selección de herramientas. Como riesgos iniciales se identifican la necesidad de seleccionar tecnologías adecuadas para el proyecto, la curva de aprendizaje asociada a algunas herramientas y posibles limitaciones de recursos en plataformas gratuitas.</w:t>
       </w:r>
     </w:p>
     <w:p>
@@ -2636,6 +2614,156 @@
     </w:p>
     <w:p>
       <w:pPr>
+        <w:rPr>
+          <w:rFonts w:ascii="Arial" w:eastAsia="Museo Sans 300" w:hAnsi="Arial" w:cs="Arial"/>
+          <w:color w:val="153D63" w:themeColor="text2" w:themeTint="E6"/>
+          <w:sz w:val="28"/>
+          <w:szCs w:val="28"/>
+        </w:rPr>
+      </w:pPr>
+    </w:p>
+    <w:p>
+      <w:pPr>
+        <w:rPr>
+          <w:rFonts w:ascii="Arial" w:eastAsia="Museo Sans 300" w:hAnsi="Arial" w:cs="Arial"/>
+          <w:color w:val="153D63" w:themeColor="text2" w:themeTint="E6"/>
+          <w:sz w:val="28"/>
+          <w:szCs w:val="28"/>
+        </w:rPr>
+      </w:pPr>
+    </w:p>
+    <w:p>
+      <w:pPr>
+        <w:rPr>
+          <w:rFonts w:ascii="Arial" w:eastAsia="Museo Sans 300" w:hAnsi="Arial" w:cs="Arial"/>
+          <w:color w:val="153D63" w:themeColor="text2" w:themeTint="E6"/>
+          <w:sz w:val="28"/>
+          <w:szCs w:val="28"/>
+        </w:rPr>
+      </w:pPr>
+    </w:p>
+    <w:p>
+      <w:pPr>
+        <w:rPr>
+          <w:rFonts w:ascii="Arial" w:eastAsia="Museo Sans 300" w:hAnsi="Arial" w:cs="Arial"/>
+          <w:color w:val="153D63" w:themeColor="text2" w:themeTint="E6"/>
+          <w:sz w:val="28"/>
+          <w:szCs w:val="28"/>
+        </w:rPr>
+      </w:pPr>
+    </w:p>
+    <w:p>
+      <w:pPr>
+        <w:rPr>
+          <w:rFonts w:ascii="Arial" w:eastAsia="Museo Sans 300" w:hAnsi="Arial" w:cs="Arial"/>
+          <w:color w:val="153D63" w:themeColor="text2" w:themeTint="E6"/>
+          <w:sz w:val="28"/>
+          <w:szCs w:val="28"/>
+        </w:rPr>
+      </w:pPr>
+    </w:p>
+    <w:p>
+      <w:pPr>
+        <w:rPr>
+          <w:rFonts w:ascii="Arial" w:eastAsia="Museo Sans 300" w:hAnsi="Arial" w:cs="Arial"/>
+          <w:color w:val="153D63" w:themeColor="text2" w:themeTint="E6"/>
+          <w:sz w:val="28"/>
+          <w:szCs w:val="28"/>
+        </w:rPr>
+      </w:pPr>
+    </w:p>
+    <w:p>
+      <w:pPr>
+        <w:rPr>
+          <w:rFonts w:ascii="Arial" w:eastAsia="Museo Sans 300" w:hAnsi="Arial" w:cs="Arial"/>
+          <w:color w:val="153D63" w:themeColor="text2" w:themeTint="E6"/>
+          <w:sz w:val="28"/>
+          <w:szCs w:val="28"/>
+        </w:rPr>
+      </w:pPr>
+    </w:p>
+    <w:p>
+      <w:pPr>
+        <w:rPr>
+          <w:rFonts w:ascii="Arial" w:eastAsia="Museo Sans 300" w:hAnsi="Arial" w:cs="Arial"/>
+          <w:color w:val="153D63" w:themeColor="text2" w:themeTint="E6"/>
+          <w:sz w:val="28"/>
+          <w:szCs w:val="28"/>
+        </w:rPr>
+      </w:pPr>
+    </w:p>
+    <w:p>
+      <w:pPr>
+        <w:rPr>
+          <w:rFonts w:ascii="Arial" w:eastAsia="Museo Sans 300" w:hAnsi="Arial" w:cs="Arial"/>
+          <w:color w:val="153D63" w:themeColor="text2" w:themeTint="E6"/>
+          <w:sz w:val="28"/>
+          <w:szCs w:val="28"/>
+        </w:rPr>
+      </w:pPr>
+    </w:p>
+    <w:p>
+      <w:pPr>
+        <w:rPr>
+          <w:rFonts w:ascii="Arial" w:eastAsia="Museo Sans 300" w:hAnsi="Arial" w:cs="Arial"/>
+          <w:color w:val="153D63" w:themeColor="text2" w:themeTint="E6"/>
+          <w:sz w:val="28"/>
+          <w:szCs w:val="28"/>
+        </w:rPr>
+      </w:pPr>
+    </w:p>
+    <w:p>
+      <w:pPr>
+        <w:rPr>
+          <w:rFonts w:ascii="Arial" w:eastAsia="Museo Sans 300" w:hAnsi="Arial" w:cs="Arial"/>
+          <w:color w:val="153D63" w:themeColor="text2" w:themeTint="E6"/>
+          <w:sz w:val="28"/>
+          <w:szCs w:val="28"/>
+        </w:rPr>
+      </w:pPr>
+    </w:p>
+    <w:p>
+      <w:pPr>
+        <w:rPr>
+          <w:rFonts w:ascii="Arial" w:eastAsia="Museo Sans 300" w:hAnsi="Arial" w:cs="Arial"/>
+          <w:color w:val="153D63" w:themeColor="text2" w:themeTint="E6"/>
+          <w:sz w:val="28"/>
+          <w:szCs w:val="28"/>
+        </w:rPr>
+      </w:pPr>
+    </w:p>
+    <w:p>
+      <w:pPr>
+        <w:rPr>
+          <w:rFonts w:ascii="Arial" w:eastAsia="Museo Sans 300" w:hAnsi="Arial" w:cs="Arial"/>
+          <w:color w:val="153D63" w:themeColor="text2" w:themeTint="E6"/>
+          <w:sz w:val="28"/>
+          <w:szCs w:val="28"/>
+        </w:rPr>
+      </w:pPr>
+    </w:p>
+    <w:p>
+      <w:pPr>
+        <w:rPr>
+          <w:rFonts w:ascii="Arial" w:eastAsia="Museo Sans 300" w:hAnsi="Arial" w:cs="Arial"/>
+          <w:color w:val="153D63" w:themeColor="text2" w:themeTint="E6"/>
+          <w:sz w:val="28"/>
+          <w:szCs w:val="28"/>
+        </w:rPr>
+      </w:pPr>
+    </w:p>
+    <w:p>
+      <w:pPr>
+        <w:rPr>
+          <w:rFonts w:ascii="Arial" w:eastAsia="Museo Sans 300" w:hAnsi="Arial" w:cs="Arial"/>
+          <w:color w:val="153D63" w:themeColor="text2" w:themeTint="E6"/>
+          <w:sz w:val="28"/>
+          <w:szCs w:val="28"/>
+        </w:rPr>
+      </w:pPr>
+    </w:p>
+    <w:p>
+      <w:pPr>
         <w:pStyle w:val="Ttulo1"/>
         <w:rPr>
           <w:rFonts w:eastAsia="Museo Sans 300" w:cs="Arial"/>
@@ -2646,6 +2774,7 @@
         <w:rPr>
           <w:rFonts w:eastAsia="Museo Sans 300" w:cs="Arial"/>
         </w:rPr>
+        <w:lastRenderedPageBreak/>
         <w:t>Evidencias</w:t>
       </w:r>
       <w:bookmarkEnd w:id="5"/>
@@ -2668,6 +2797,106 @@
     </w:p>
     <w:p>
       <w:pPr>
+        <w:rPr>
+          <w:rFonts w:ascii="Arial" w:hAnsi="Arial" w:cs="Arial"/>
+        </w:rPr>
+      </w:pPr>
+      <w:r>
+        <w:rPr>
+          <w:rFonts w:ascii="Arial" w:hAnsi="Arial" w:cs="Arial"/>
+        </w:rPr>
+        <w:t xml:space="preserve"> La evidencia de la asignación de roles se puede visualizar en la siguiente ruta: </w:t>
+      </w:r>
+      <w:r>
+        <w:rPr>
+          <w:rFonts w:ascii="Arial" w:hAnsi="Arial" w:cs="Arial"/>
+        </w:rPr>
+        <w:t>00_Gestion_Proyecto/Documentos_a_Entregar/Roles_y_Responsabilidades_SN6.docx</w:t>
+      </w:r>
+      <w:r>
+        <w:rPr>
+          <w:rFonts w:ascii="Arial" w:hAnsi="Arial" w:cs="Arial"/>
+        </w:rPr>
+        <w:t xml:space="preserve"> </w:t>
+      </w:r>
+    </w:p>
+    <w:p>
+      <w:pPr>
+        <w:rPr>
+          <w:lang w:val="en-US"/>
+        </w:rPr>
+      </w:pPr>
+      <w:r>
+        <w:rPr>
+          <w:lang w:val="en-US"/>
+        </w:rPr>
+        <w:t xml:space="preserve">Link: </w:t>
+      </w:r>
+      <w:hyperlink r:id="rId8" w:history="1">
+        <w:r>
+          <w:rPr>
+            <w:rStyle w:val="Hipervnculo"/>
+            <w:lang w:val="en-US"/>
+          </w:rPr>
+          <w:t>https://github.com/neldylilianahernandez23-collab/IAM-ZeroTrust-SN6/blob/aac941589e2116b01ba3ff2911387d2bcba09e67/00_Gestion_Proyecto/Documentos_a_Entregar/Roles_y_Responsabilidades_SN6.docx</w:t>
+        </w:r>
+      </w:hyperlink>
+      <w:r>
+        <w:rPr>
+          <w:lang w:val="en-US"/>
+        </w:rPr>
+        <w:t xml:space="preserve"> </w:t>
+      </w:r>
+    </w:p>
+    <w:p>
+      <w:pPr>
+        <w:rPr>
+          <w:lang w:val="en-US"/>
+        </w:rPr>
+      </w:pPr>
+    </w:p>
+    <w:p>
+      <w:r>
+        <w:drawing>
+          <wp:inline distT="0" distB="0" distL="0" distR="0" wp14:anchorId="63B75F60" wp14:editId="1C66B75B">
+            <wp:extent cx="4869087" cy="2438400"/>
+            <wp:effectExtent l="0" t="0" r="8255" b="0"/>
+            <wp:docPr id="966060246" name="Imagen 1"/>
+            <wp:cNvGraphicFramePr>
+              <a:graphicFrameLocks xmlns:a="http://schemas.openxmlformats.org/drawingml/2006/main" noChangeAspect="1"/>
+            </wp:cNvGraphicFramePr>
+            <a:graphic xmlns:a="http://schemas.openxmlformats.org/drawingml/2006/main">
+              <a:graphicData uri="http://schemas.openxmlformats.org/drawingml/2006/picture">
+                <pic:pic xmlns:pic="http://schemas.openxmlformats.org/drawingml/2006/picture">
+                  <pic:nvPicPr>
+                    <pic:cNvPr id="966060246" name=""/>
+                    <pic:cNvPicPr/>
+                  </pic:nvPicPr>
+                  <pic:blipFill>
+                    <a:blip r:embed="rId9"/>
+                    <a:stretch>
+                      <a:fillRect/>
+                    </a:stretch>
+                  </pic:blipFill>
+                  <pic:spPr>
+                    <a:xfrm>
+                      <a:off x="0" y="0"/>
+                      <a:ext cx="4877891" cy="2442809"/>
+                    </a:xfrm>
+                    <a:prstGeom prst="rect">
+                      <a:avLst/>
+                    </a:prstGeom>
+                  </pic:spPr>
+                </pic:pic>
+              </a:graphicData>
+            </a:graphic>
+          </wp:inline>
+        </w:drawing>
+      </w:r>
+    </w:p>
+    <w:p/>
+    <w:p>
+      <w:pPr>
         <w:pStyle w:val="Ttulo2"/>
         <w:rPr>
           <w:rFonts w:eastAsia="Museo Sans 300" w:cs="Arial"/>
@@ -2683,6 +2912,270 @@
       <w:bookmarkEnd w:id="7"/>
     </w:p>
     <w:p>
+      <w:r>
+        <w:rPr>
+          <w:b/>
+          <w:bCs/>
+        </w:rPr>
+        <w:t>Telegram:</w:t>
+      </w:r>
+      <w:r>
+        <w:t xml:space="preserve"> </w:t>
+      </w:r>
+      <w:hyperlink r:id="rId10" w:history="1">
+        <w:r>
+          <w:rPr>
+            <w:rStyle w:val="Hipervnculo"/>
+          </w:rPr>
+          <w:t>https://t.me/+uvfqGsbAbhwwNzA5</w:t>
+        </w:r>
+      </w:hyperlink>
+      <w:r>
+        <w:t xml:space="preserve"> </w:t>
+      </w:r>
+    </w:p>
+    <w:p/>
+    <w:p>
+      <w:pPr>
+        <w:jc w:val="center"/>
+      </w:pPr>
+      <w:r>
+        <w:rPr>
+          <w:lang w:val="es-419"/>
+        </w:rPr>
+        <w:drawing>
+          <wp:inline distT="0" distB="0" distL="0" distR="0" wp14:anchorId="2E190A55" wp14:editId="56A50A18">
+            <wp:extent cx="4824136" cy="2962275"/>
+            <wp:effectExtent l="0" t="0" r="0" b="0"/>
+            <wp:docPr id="1231179727" name="Imagen 3"/>
+            <wp:cNvGraphicFramePr>
+              <a:graphicFrameLocks xmlns:a="http://schemas.openxmlformats.org/drawingml/2006/main" noChangeAspect="1"/>
+            </wp:cNvGraphicFramePr>
+            <a:graphic xmlns:a="http://schemas.openxmlformats.org/drawingml/2006/main">
+              <a:graphicData uri="http://schemas.openxmlformats.org/drawingml/2006/picture">
+                <pic:pic xmlns:pic="http://schemas.openxmlformats.org/drawingml/2006/picture">
+                  <pic:nvPicPr>
+                    <pic:cNvPr id="0" name="Picture 6"/>
+                    <pic:cNvPicPr>
+                      <a:picLocks noChangeAspect="1" noChangeArrowheads="1"/>
+                    </pic:cNvPicPr>
+                  </pic:nvPicPr>
+                  <pic:blipFill>
+                    <a:blip r:embed="rId11" cstate="print">
+                      <a:extLst>
+                        <a:ext uri="{28A0092B-C50C-407E-A947-70E740481C1C}">
+                          <a14:useLocalDpi xmlns:a14="http://schemas.microsoft.com/office/drawing/2010/main" val="0"/>
+                        </a:ext>
+                      </a:extLst>
+                    </a:blip>
+                    <a:srcRect/>
+                    <a:stretch>
+                      <a:fillRect/>
+                    </a:stretch>
+                  </pic:blipFill>
+                  <pic:spPr bwMode="auto">
+                    <a:xfrm>
+                      <a:off x="0" y="0"/>
+                      <a:ext cx="4830097" cy="2965935"/>
+                    </a:xfrm>
+                    <a:prstGeom prst="rect">
+                      <a:avLst/>
+                    </a:prstGeom>
+                    <a:noFill/>
+                    <a:ln>
+                      <a:noFill/>
+                    </a:ln>
+                  </pic:spPr>
+                </pic:pic>
+              </a:graphicData>
+            </a:graphic>
+          </wp:inline>
+        </w:drawing>
+      </w:r>
+    </w:p>
+    <w:p/>
+    <w:p>
+      <w:pPr>
+        <w:rPr>
+          <w:lang w:val="en-US"/>
+        </w:rPr>
+      </w:pPr>
+      <w:r>
+        <w:rPr>
+          <w:b/>
+          <w:bCs/>
+          <w:lang w:val="en-US"/>
+        </w:rPr>
+        <w:t>WhatsApp:</w:t>
+      </w:r>
+      <w:r>
+        <w:rPr>
+          <w:lang w:val="en-US"/>
+        </w:rPr>
+        <w:t xml:space="preserve"> </w:t>
+      </w:r>
+      <w:hyperlink r:id="rId12" w:history="1">
+        <w:r>
+          <w:rPr>
+            <w:rStyle w:val="Hipervnculo"/>
+            <w:lang w:val="en-US"/>
+          </w:rPr>
+          <w:t>https://chat.whatsapp.com/D9sAe2JKJ0x21CQ3eojFtI</w:t>
+        </w:r>
+      </w:hyperlink>
+      <w:r>
+        <w:rPr>
+          <w:lang w:val="en-US"/>
+        </w:rPr>
+        <w:t xml:space="preserve"> </w:t>
+      </w:r>
+    </w:p>
+    <w:p>
+      <w:pPr>
+        <w:rPr>
+          <w:lang w:val="en-US"/>
+        </w:rPr>
+      </w:pPr>
+    </w:p>
+    <w:p>
+      <w:pPr>
+        <w:jc w:val="center"/>
+      </w:pPr>
+      <w:r>
+        <w:drawing>
+          <wp:inline distT="0" distB="0" distL="0" distR="0" wp14:anchorId="3D6267C0" wp14:editId="4C84D0CF">
+            <wp:extent cx="4880113" cy="3848100"/>
+            <wp:effectExtent l="0" t="0" r="0" b="0"/>
+            <wp:docPr id="1756530959" name="Imagen 1"/>
+            <wp:cNvGraphicFramePr>
+              <a:graphicFrameLocks xmlns:a="http://schemas.openxmlformats.org/drawingml/2006/main" noChangeAspect="1"/>
+            </wp:cNvGraphicFramePr>
+            <a:graphic xmlns:a="http://schemas.openxmlformats.org/drawingml/2006/main">
+              <a:graphicData uri="http://schemas.openxmlformats.org/drawingml/2006/picture">
+                <pic:pic xmlns:pic="http://schemas.openxmlformats.org/drawingml/2006/picture">
+                  <pic:nvPicPr>
+                    <pic:cNvPr id="1756530959" name=""/>
+                    <pic:cNvPicPr/>
+                  </pic:nvPicPr>
+                  <pic:blipFill>
+                    <a:blip r:embed="rId13"/>
+                    <a:stretch>
+                      <a:fillRect/>
+                    </a:stretch>
+                  </pic:blipFill>
+                  <pic:spPr>
+                    <a:xfrm>
+                      <a:off x="0" y="0"/>
+                      <a:ext cx="4888566" cy="3854766"/>
+                    </a:xfrm>
+                    <a:prstGeom prst="rect">
+                      <a:avLst/>
+                    </a:prstGeom>
+                  </pic:spPr>
+                </pic:pic>
+              </a:graphicData>
+            </a:graphic>
+          </wp:inline>
+        </w:drawing>
+      </w:r>
+    </w:p>
+    <w:p/>
+    <w:p>
+      <w:pPr>
+        <w:jc w:val="both"/>
+        <w:rPr>
+          <w:rFonts w:ascii="Arial" w:hAnsi="Arial" w:cs="Arial"/>
+          <w:lang w:val="es-419"/>
+        </w:rPr>
+      </w:pPr>
+      <w:r>
+        <w:rPr>
+          <w:b/>
+          <w:bCs/>
+        </w:rPr>
+        <w:t>GoogleMeet:</w:t>
+      </w:r>
+      <w:r>
+        <w:t xml:space="preserve"> </w:t>
+      </w:r>
+      <w:r>
+        <w:rPr>
+          <w:rFonts w:ascii="Arial" w:hAnsi="Arial" w:cs="Arial"/>
+          <w:lang w:val="es-419"/>
+        </w:rPr>
+        <w:t>Este canal está destinado exclusivamente a la coordinación de reuniones de equipo, así como al seguimiento y desarrollo de la documentación y actividades técnicas asociadas al proyecto. Las reuniones se llevarán a cabo mediante enlaces generados y administrados por el líder del proyecto.</w:t>
+      </w:r>
+    </w:p>
+    <w:p>
+      <w:pPr>
+        <w:rPr>
+          <w:lang w:val="es-419"/>
+        </w:rPr>
+      </w:pPr>
+    </w:p>
+    <w:p>
+      <w:pPr>
+        <w:jc w:val="center"/>
+        <w:rPr>
+          <w:lang w:val="es-419"/>
+        </w:rPr>
+      </w:pPr>
+      <w:r>
+        <w:rPr>
+          <w:noProof/>
+        </w:rPr>
+        <w:drawing>
+          <wp:inline distT="0" distB="0" distL="0" distR="0" wp14:anchorId="608F36EC" wp14:editId="335B7505">
+            <wp:extent cx="4791075" cy="2426979"/>
+            <wp:effectExtent l="0" t="0" r="0" b="0"/>
+            <wp:docPr id="741578439" name="Imagen 5"/>
+            <wp:cNvGraphicFramePr>
+              <a:graphicFrameLocks xmlns:a="http://schemas.openxmlformats.org/drawingml/2006/main" noChangeAspect="1"/>
+            </wp:cNvGraphicFramePr>
+            <a:graphic xmlns:a="http://schemas.openxmlformats.org/drawingml/2006/main">
+              <a:graphicData uri="http://schemas.openxmlformats.org/drawingml/2006/picture">
+                <pic:pic xmlns:pic="http://schemas.openxmlformats.org/drawingml/2006/picture">
+                  <pic:nvPicPr>
+                    <pic:cNvPr id="0" name="Picture 10"/>
+                    <pic:cNvPicPr>
+                      <a:picLocks noChangeAspect="1" noChangeArrowheads="1"/>
+                    </pic:cNvPicPr>
+                  </pic:nvPicPr>
+                  <pic:blipFill>
+                    <a:blip r:embed="rId14" cstate="print">
+                      <a:extLst>
+                        <a:ext uri="{28A0092B-C50C-407E-A947-70E740481C1C}">
+                          <a14:useLocalDpi xmlns:a14="http://schemas.microsoft.com/office/drawing/2010/main" val="0"/>
+                        </a:ext>
+                      </a:extLst>
+                    </a:blip>
+                    <a:srcRect/>
+                    <a:stretch>
+                      <a:fillRect/>
+                    </a:stretch>
+                  </pic:blipFill>
+                  <pic:spPr bwMode="auto">
+                    <a:xfrm>
+                      <a:off x="0" y="0"/>
+                      <a:ext cx="4814468" cy="2438829"/>
+                    </a:xfrm>
+                    <a:prstGeom prst="rect">
+                      <a:avLst/>
+                    </a:prstGeom>
+                    <a:noFill/>
+                    <a:ln>
+                      <a:noFill/>
+                    </a:ln>
+                  </pic:spPr>
+                </pic:pic>
+              </a:graphicData>
+            </a:graphic>
+          </wp:inline>
+        </w:drawing>
+      </w:r>
+    </w:p>
+    <w:p/>
+    <w:p>
       <w:pPr>
         <w:pStyle w:val="Ttulo2"/>
         <w:rPr>
@@ -2694,6 +3187,7 @@
         <w:rPr>
           <w:rFonts w:eastAsia="Museo Sans 300" w:cs="Arial"/>
         </w:rPr>
+        <w:lastRenderedPageBreak/>
         <w:t>Captura del repositorio</w:t>
       </w:r>
       <w:bookmarkEnd w:id="8"/>
@@ -2702,6 +3196,81 @@
           <w:rFonts w:eastAsia="Museo Sans 300" w:cs="Arial"/>
         </w:rPr>
         <w:t xml:space="preserve"> </w:t>
+      </w:r>
+    </w:p>
+    <w:p/>
+    <w:p>
+      <w:pPr>
+        <w:jc w:val="both"/>
+        <w:rPr>
+          <w:rFonts w:ascii="Arial" w:hAnsi="Arial" w:cs="Arial"/>
+          <w:lang w:val="es-419"/>
+        </w:rPr>
+      </w:pPr>
+      <w:r>
+        <w:t xml:space="preserve">GitHub: </w:t>
+      </w:r>
+      <w:r>
+        <w:rPr>
+          <w:rFonts w:ascii="Arial" w:hAnsi="Arial" w:cs="Arial"/>
+          <w:lang w:val="es-419"/>
+        </w:rPr>
+        <w:t>Repositorio central del proyecto utilizado para almacenar, organizar y gestionar la documentación, código fuente, configuraciones y demás entregables relacionados con el desarrollo e implementación de la solución.</w:t>
+      </w:r>
+    </w:p>
+    <w:p>
+      <w:pPr>
+        <w:rPr>
+          <w:lang w:val="es-419"/>
+        </w:rPr>
+      </w:pPr>
+    </w:p>
+    <w:p>
+      <w:pPr>
+        <w:jc w:val="center"/>
+        <w:rPr>
+          <w:lang w:val="es-419"/>
+        </w:rPr>
+      </w:pPr>
+      <w:r>
+        <w:rPr>
+          <w:lang w:val="es-419"/>
+        </w:rPr>
+        <w:drawing>
+          <wp:inline distT="0" distB="0" distL="0" distR="0" wp14:anchorId="37308C06" wp14:editId="361D4922">
+            <wp:extent cx="4926855" cy="2390400"/>
+            <wp:effectExtent l="0" t="0" r="7620" b="0"/>
+            <wp:docPr id="1378131116" name="Imagen 1"/>
+            <wp:cNvGraphicFramePr>
+              <a:graphicFrameLocks xmlns:a="http://schemas.openxmlformats.org/drawingml/2006/main" noChangeAspect="1"/>
+            </wp:cNvGraphicFramePr>
+            <a:graphic xmlns:a="http://schemas.openxmlformats.org/drawingml/2006/main">
+              <a:graphicData uri="http://schemas.openxmlformats.org/drawingml/2006/picture">
+                <pic:pic xmlns:pic="http://schemas.openxmlformats.org/drawingml/2006/picture">
+                  <pic:nvPicPr>
+                    <pic:cNvPr id="1378131116" name=""/>
+                    <pic:cNvPicPr/>
+                  </pic:nvPicPr>
+                  <pic:blipFill>
+                    <a:blip r:embed="rId15"/>
+                    <a:stretch>
+                      <a:fillRect/>
+                    </a:stretch>
+                  </pic:blipFill>
+                  <pic:spPr>
+                    <a:xfrm>
+                      <a:off x="0" y="0"/>
+                      <a:ext cx="4926855" cy="2390400"/>
+                    </a:xfrm>
+                    <a:prstGeom prst="rect">
+                      <a:avLst/>
+                    </a:prstGeom>
+                  </pic:spPr>
+                </pic:pic>
+              </a:graphicData>
+            </a:graphic>
+          </wp:inline>
+        </w:drawing>
       </w:r>
     </w:p>
     <w:p>
@@ -2845,7 +3414,6 @@
         <w:rPr>
           <w:rFonts w:ascii="Arial" w:eastAsia="Museo Sans 300" w:hAnsi="Arial" w:cs="Arial"/>
         </w:rPr>
-        <w:lastRenderedPageBreak/>
         <w:t>Analizar riesgos</w:t>
       </w:r>
     </w:p>
@@ -2896,12 +3464,12 @@
       </w:pPr>
     </w:p>
     <w:sectPr>
-      <w:headerReference w:type="even" r:id="rId8"/>
-      <w:headerReference w:type="default" r:id="rId9"/>
-      <w:footerReference w:type="even" r:id="rId10"/>
-      <w:footerReference w:type="default" r:id="rId11"/>
-      <w:headerReference w:type="first" r:id="rId12"/>
-      <w:footerReference w:type="first" r:id="rId13"/>
+      <w:headerReference w:type="even" r:id="rId16"/>
+      <w:headerReference w:type="default" r:id="rId17"/>
+      <w:footerReference w:type="even" r:id="rId18"/>
+      <w:footerReference w:type="default" r:id="rId19"/>
+      <w:headerReference w:type="first" r:id="rId20"/>
+      <w:footerReference w:type="first" r:id="rId21"/>
       <w:pgSz w:w="12240" w:h="15840"/>
       <w:pgMar w:top="1417" w:right="1701" w:bottom="1417" w:left="1701" w:header="708" w:footer="708" w:gutter="0"/>
       <w:cols w:space="708"/>
@@ -6161,6 +6729,29 @@
       <w:u w:val="single"/>
     </w:rPr>
   </w:style>
+  <w:style w:type="character" w:styleId="Mencinsinresolver">
+    <w:name w:val="Unresolved Mention"/>
+    <w:basedOn w:val="Fuentedeprrafopredeter"/>
+    <w:uiPriority w:val="99"/>
+    <w:semiHidden/>
+    <w:unhideWhenUsed/>
+    <w:rsid w:val="003F029E"/>
+    <w:rPr>
+      <w:color w:val="605E5C"/>
+      <w:shd w:val="clear" w:color="auto" w:fill="E1DFDD"/>
+    </w:rPr>
+  </w:style>
+  <w:style w:type="paragraph" w:styleId="NormalWeb">
+    <w:name w:val="Normal (Web)"/>
+    <w:basedOn w:val="Normal"/>
+    <w:uiPriority w:val="99"/>
+    <w:semiHidden/>
+    <w:unhideWhenUsed/>
+    <w:rsid w:val="003F029E"/>
+    <w:rPr>
+      <w:rFonts w:ascii="Times New Roman" w:hAnsi="Times New Roman" w:cs="Times New Roman"/>
+    </w:rPr>
+  </w:style>
 </w:styles>
 </file>
 

--- a/00_Gestion_Proyecto/Documentos_a_Entregar/SN6_Fase0_IAM_ZeroTrust.docx
+++ b/00_Gestion_Proyecto/Documentos_a_Entregar/SN6_Fase0_IAM_ZeroTrust.docx
@@ -441,7 +441,25 @@
           <w:sz w:val="28"/>
           <w:szCs w:val="28"/>
         </w:rPr>
-        <w:t>0 – Onboarding y Planificación</w:t>
+        <w:t xml:space="preserve">0 – </w:t>
+      </w:r>
+      <w:proofErr w:type="spellStart"/>
+      <w:r>
+        <w:rPr>
+          <w:rFonts w:ascii="Arial" w:eastAsia="Museo Sans 300" w:hAnsi="Arial" w:cs="Arial"/>
+          <w:sz w:val="28"/>
+          <w:szCs w:val="28"/>
+        </w:rPr>
+        <w:t>Onboarding</w:t>
+      </w:r>
+      <w:proofErr w:type="spellEnd"/>
+      <w:r>
+        <w:rPr>
+          <w:rFonts w:ascii="Arial" w:eastAsia="Museo Sans 300" w:hAnsi="Arial" w:cs="Arial"/>
+          <w:sz w:val="28"/>
+          <w:szCs w:val="28"/>
+        </w:rPr>
+        <w:t xml:space="preserve"> y Planificación</w:t>
       </w:r>
     </w:p>
     <w:p>
@@ -601,7 +619,7 @@
     </w:p>
     <w:tbl>
       <w:tblPr>
-        <w:tblStyle w:val="Tablaconcuadrcula"/>
+        <w:tblStyle w:val="TableGrid"/>
         <w:tblW w:w="9924" w:type="dxa"/>
         <w:tblInd w:w="-431" w:type="dxa"/>
         <w:tblLook w:val="04A0" w:firstRow="1" w:lastRow="0" w:firstColumn="1" w:lastColumn="0" w:noHBand="0" w:noVBand="1"/>
@@ -686,12 +704,28 @@
                 <w:rFonts w:ascii="Arial" w:eastAsia="Museo Sans 300" w:hAnsi="Arial" w:cs="Arial"/>
               </w:rPr>
             </w:pPr>
+            <w:proofErr w:type="spellStart"/>
             <w:r>
               <w:rPr>
                 <w:rFonts w:ascii="Arial" w:eastAsia="Museo Sans 300" w:hAnsi="Arial" w:cs="Arial"/>
               </w:rPr>
-              <w:t>Neldy Liliana Hernandez Huezo</w:t>
-            </w:r>
+              <w:t>Neldy</w:t>
+            </w:r>
+            <w:proofErr w:type="spellEnd"/>
+            <w:r>
+              <w:rPr>
+                <w:rFonts w:ascii="Arial" w:eastAsia="Museo Sans 300" w:hAnsi="Arial" w:cs="Arial"/>
+              </w:rPr>
+              <w:t xml:space="preserve"> Liliana Hernandez </w:t>
+            </w:r>
+            <w:proofErr w:type="spellStart"/>
+            <w:r>
+              <w:rPr>
+                <w:rFonts w:ascii="Arial" w:eastAsia="Museo Sans 300" w:hAnsi="Arial" w:cs="Arial"/>
+              </w:rPr>
+              <w:t>Huezo</w:t>
+            </w:r>
+            <w:proofErr w:type="spellEnd"/>
           </w:p>
         </w:tc>
         <w:tc>
@@ -789,7 +823,21 @@
               <w:rPr>
                 <w:rFonts w:ascii="Arial" w:eastAsia="Museo Sans 300" w:hAnsi="Arial" w:cs="Arial"/>
               </w:rPr>
-              <w:t>Ingeniero Cloud / Backend Jr.</w:t>
+              <w:t xml:space="preserve">Ingeniero Cloud / </w:t>
+            </w:r>
+            <w:proofErr w:type="spellStart"/>
+            <w:r>
+              <w:rPr>
+                <w:rFonts w:ascii="Arial" w:eastAsia="Museo Sans 300" w:hAnsi="Arial" w:cs="Arial"/>
+              </w:rPr>
+              <w:t>Backend</w:t>
+            </w:r>
+            <w:proofErr w:type="spellEnd"/>
+            <w:r>
+              <w:rPr>
+                <w:rFonts w:ascii="Arial" w:eastAsia="Museo Sans 300" w:hAnsi="Arial" w:cs="Arial"/>
+              </w:rPr>
+              <w:t xml:space="preserve"> Jr.</w:t>
             </w:r>
           </w:p>
         </w:tc>
@@ -825,11 +873,33 @@
                 <w:rFonts w:ascii="Arial" w:eastAsia="Museo Sans 300" w:hAnsi="Arial" w:cs="Arial"/>
               </w:rPr>
             </w:pPr>
+            <w:proofErr w:type="spellStart"/>
             <w:r>
               <w:rPr>
                 <w:rFonts w:ascii="Arial" w:eastAsia="Museo Sans 300" w:hAnsi="Arial" w:cs="Arial"/>
               </w:rPr>
-              <w:t>Frontend / Dashboard Jr.</w:t>
+              <w:t>Frontend</w:t>
+            </w:r>
+            <w:proofErr w:type="spellEnd"/>
+            <w:r>
+              <w:rPr>
+                <w:rFonts w:ascii="Arial" w:eastAsia="Museo Sans 300" w:hAnsi="Arial" w:cs="Arial"/>
+              </w:rPr>
+              <w:t xml:space="preserve"> / </w:t>
+            </w:r>
+            <w:proofErr w:type="spellStart"/>
+            <w:r>
+              <w:rPr>
+                <w:rFonts w:ascii="Arial" w:eastAsia="Museo Sans 300" w:hAnsi="Arial" w:cs="Arial"/>
+              </w:rPr>
+              <w:t>Dashboard</w:t>
+            </w:r>
+            <w:proofErr w:type="spellEnd"/>
+            <w:r>
+              <w:rPr>
+                <w:rFonts w:ascii="Arial" w:eastAsia="Museo Sans 300" w:hAnsi="Arial" w:cs="Arial"/>
+              </w:rPr>
+              <w:t xml:space="preserve"> Jr.</w:t>
             </w:r>
           </w:p>
         </w:tc>
@@ -1031,7 +1101,7 @@
       <w:sdtContent>
         <w:p>
           <w:pPr>
-            <w:pStyle w:val="TtuloTDC"/>
+            <w:pStyle w:val="TOCHeading"/>
             <w:rPr>
               <w:rFonts w:ascii="Arial" w:hAnsi="Arial" w:cs="Arial"/>
               <w:lang w:val="es-ES"/>
@@ -1047,7 +1117,7 @@
         </w:p>
         <w:p>
           <w:pPr>
-            <w:pStyle w:val="TDC1"/>
+            <w:pStyle w:val="TOC1"/>
             <w:tabs>
               <w:tab w:val="right" w:leader="dot" w:pos="8828"/>
             </w:tabs>
@@ -1077,7 +1147,7 @@
           <w:hyperlink w:anchor="_Toc231965215" w:history="1">
             <w:r>
               <w:rPr>
-                <w:rStyle w:val="Hipervnculo"/>
+                <w:rStyle w:val="Hyperlink"/>
                 <w:rFonts w:ascii="Arial" w:eastAsia="Museo Sans 300" w:hAnsi="Arial" w:cs="Arial"/>
                 <w:noProof/>
               </w:rPr>
@@ -1142,7 +1212,7 @@
         </w:p>
         <w:p>
           <w:pPr>
-            <w:pStyle w:val="TDC1"/>
+            <w:pStyle w:val="TOC1"/>
             <w:tabs>
               <w:tab w:val="right" w:leader="dot" w:pos="8828"/>
             </w:tabs>
@@ -1154,7 +1224,7 @@
           <w:hyperlink w:anchor="_Toc231965216" w:history="1">
             <w:r>
               <w:rPr>
-                <w:rStyle w:val="Hipervnculo"/>
+                <w:rStyle w:val="Hyperlink"/>
                 <w:rFonts w:ascii="Arial" w:eastAsia="Museo Sans 300" w:hAnsi="Arial" w:cs="Arial"/>
                 <w:bCs/>
                 <w:noProof/>
@@ -1220,7 +1290,7 @@
         </w:p>
         <w:p>
           <w:pPr>
-            <w:pStyle w:val="TDC2"/>
+            <w:pStyle w:val="TOC2"/>
             <w:tabs>
               <w:tab w:val="right" w:leader="dot" w:pos="8828"/>
             </w:tabs>
@@ -1232,7 +1302,7 @@
           <w:hyperlink w:anchor="_Toc231965217" w:history="1">
             <w:r>
               <w:rPr>
-                <w:rStyle w:val="Hipervnculo"/>
+                <w:rStyle w:val="Hyperlink"/>
                 <w:rFonts w:ascii="Arial" w:eastAsia="Times New Roman" w:hAnsi="Arial" w:cs="Arial"/>
                 <w:noProof/>
                 <w:lang w:eastAsia="es-SV"/>
@@ -1298,7 +1368,7 @@
         </w:p>
         <w:p>
           <w:pPr>
-            <w:pStyle w:val="TDC2"/>
+            <w:pStyle w:val="TOC2"/>
             <w:tabs>
               <w:tab w:val="right" w:leader="dot" w:pos="8828"/>
             </w:tabs>
@@ -1310,7 +1380,7 @@
           <w:hyperlink w:anchor="_Toc231965218" w:history="1">
             <w:r>
               <w:rPr>
-                <w:rStyle w:val="Hipervnculo"/>
+                <w:rStyle w:val="Hyperlink"/>
                 <w:rFonts w:ascii="Arial" w:eastAsia="Times New Roman" w:hAnsi="Arial" w:cs="Arial"/>
                 <w:noProof/>
                 <w:lang w:eastAsia="es-SV"/>
@@ -1376,7 +1446,7 @@
         </w:p>
         <w:p>
           <w:pPr>
-            <w:pStyle w:val="TDC2"/>
+            <w:pStyle w:val="TOC2"/>
             <w:tabs>
               <w:tab w:val="right" w:leader="dot" w:pos="8828"/>
             </w:tabs>
@@ -1388,7 +1458,7 @@
           <w:hyperlink w:anchor="_Toc231965219" w:history="1">
             <w:r>
               <w:rPr>
-                <w:rStyle w:val="Hipervnculo"/>
+                <w:rStyle w:val="Hyperlink"/>
                 <w:rFonts w:ascii="Arial" w:eastAsia="Times New Roman" w:hAnsi="Arial" w:cs="Arial"/>
                 <w:noProof/>
                 <w:lang w:eastAsia="es-SV"/>
@@ -1454,7 +1524,7 @@
         </w:p>
         <w:p>
           <w:pPr>
-            <w:pStyle w:val="TDC1"/>
+            <w:pStyle w:val="TOC1"/>
             <w:tabs>
               <w:tab w:val="right" w:leader="dot" w:pos="8828"/>
             </w:tabs>
@@ -1466,7 +1536,7 @@
           <w:hyperlink w:anchor="_Toc231965220" w:history="1">
             <w:r>
               <w:rPr>
-                <w:rStyle w:val="Hipervnculo"/>
+                <w:rStyle w:val="Hyperlink"/>
                 <w:rFonts w:ascii="Arial" w:eastAsia="Museo Sans 300" w:hAnsi="Arial" w:cs="Arial"/>
                 <w:noProof/>
               </w:rPr>
@@ -1531,7 +1601,7 @@
         </w:p>
         <w:p>
           <w:pPr>
-            <w:pStyle w:val="TDC2"/>
+            <w:pStyle w:val="TOC2"/>
             <w:tabs>
               <w:tab w:val="right" w:leader="dot" w:pos="8828"/>
             </w:tabs>
@@ -1543,7 +1613,7 @@
           <w:hyperlink w:anchor="_Toc231965221" w:history="1">
             <w:r>
               <w:rPr>
-                <w:rStyle w:val="Hipervnculo"/>
+                <w:rStyle w:val="Hyperlink"/>
                 <w:rFonts w:ascii="Arial" w:eastAsia="Museo Sans 300" w:hAnsi="Arial" w:cs="Arial"/>
                 <w:noProof/>
               </w:rPr>
@@ -1608,7 +1678,7 @@
         </w:p>
         <w:p>
           <w:pPr>
-            <w:pStyle w:val="TDC2"/>
+            <w:pStyle w:val="TOC2"/>
             <w:tabs>
               <w:tab w:val="right" w:leader="dot" w:pos="8828"/>
             </w:tabs>
@@ -1620,7 +1690,7 @@
           <w:hyperlink w:anchor="_Toc231965222" w:history="1">
             <w:r>
               <w:rPr>
-                <w:rStyle w:val="Hipervnculo"/>
+                <w:rStyle w:val="Hyperlink"/>
                 <w:rFonts w:ascii="Arial" w:eastAsia="Museo Sans 300" w:hAnsi="Arial" w:cs="Arial"/>
                 <w:noProof/>
               </w:rPr>
@@ -1685,7 +1755,7 @@
         </w:p>
         <w:p>
           <w:pPr>
-            <w:pStyle w:val="TDC2"/>
+            <w:pStyle w:val="TOC2"/>
             <w:tabs>
               <w:tab w:val="right" w:leader="dot" w:pos="8828"/>
             </w:tabs>
@@ -1697,7 +1767,7 @@
           <w:hyperlink w:anchor="_Toc231965223" w:history="1">
             <w:r>
               <w:rPr>
-                <w:rStyle w:val="Hipervnculo"/>
+                <w:rStyle w:val="Hyperlink"/>
                 <w:rFonts w:ascii="Arial" w:eastAsia="Museo Sans 300" w:hAnsi="Arial" w:cs="Arial"/>
                 <w:noProof/>
               </w:rPr>
@@ -1762,7 +1832,7 @@
         </w:p>
         <w:p>
           <w:pPr>
-            <w:pStyle w:val="TDC1"/>
+            <w:pStyle w:val="TOC1"/>
             <w:tabs>
               <w:tab w:val="right" w:leader="dot" w:pos="8828"/>
             </w:tabs>
@@ -1774,7 +1844,7 @@
           <w:hyperlink w:anchor="_Toc231965224" w:history="1">
             <w:r>
               <w:rPr>
-                <w:rStyle w:val="Hipervnculo"/>
+                <w:rStyle w:val="Hyperlink"/>
                 <w:rFonts w:ascii="Arial" w:eastAsia="Museo Sans 300" w:hAnsi="Arial" w:cs="Arial"/>
                 <w:noProof/>
               </w:rPr>
@@ -1839,7 +1909,7 @@
         </w:p>
         <w:p>
           <w:pPr>
-            <w:pStyle w:val="TDC2"/>
+            <w:pStyle w:val="TOC2"/>
             <w:tabs>
               <w:tab w:val="right" w:leader="dot" w:pos="8828"/>
             </w:tabs>
@@ -1851,7 +1921,7 @@
           <w:hyperlink w:anchor="_Toc231965225" w:history="1">
             <w:r>
               <w:rPr>
-                <w:rStyle w:val="Hipervnculo"/>
+                <w:rStyle w:val="Hyperlink"/>
                 <w:rFonts w:ascii="Arial" w:eastAsia="Museo Sans 300" w:hAnsi="Arial" w:cs="Arial"/>
                 <w:noProof/>
               </w:rPr>
@@ -1916,7 +1986,7 @@
         </w:p>
         <w:p>
           <w:pPr>
-            <w:pStyle w:val="TDC2"/>
+            <w:pStyle w:val="TOC2"/>
             <w:tabs>
               <w:tab w:val="right" w:leader="dot" w:pos="8828"/>
             </w:tabs>
@@ -1928,7 +1998,7 @@
           <w:hyperlink w:anchor="_Toc231965226" w:history="1">
             <w:r>
               <w:rPr>
-                <w:rStyle w:val="Hipervnculo"/>
+                <w:rStyle w:val="Hyperlink"/>
                 <w:rFonts w:ascii="Arial" w:eastAsia="Museo Sans 300" w:hAnsi="Arial" w:cs="Arial"/>
                 <w:noProof/>
               </w:rPr>
@@ -1993,7 +2063,7 @@
         </w:p>
         <w:p>
           <w:pPr>
-            <w:pStyle w:val="TDC2"/>
+            <w:pStyle w:val="TOC2"/>
             <w:tabs>
               <w:tab w:val="right" w:leader="dot" w:pos="8828"/>
             </w:tabs>
@@ -2005,7 +2075,7 @@
           <w:hyperlink w:anchor="_Toc231965227" w:history="1">
             <w:r>
               <w:rPr>
-                <w:rStyle w:val="Hipervnculo"/>
+                <w:rStyle w:val="Hyperlink"/>
                 <w:rFonts w:ascii="Arial" w:eastAsia="Museo Sans 300" w:hAnsi="Arial" w:cs="Arial"/>
                 <w:noProof/>
               </w:rPr>
@@ -2070,7 +2140,7 @@
         </w:p>
         <w:p>
           <w:pPr>
-            <w:pStyle w:val="TDC1"/>
+            <w:pStyle w:val="TOC1"/>
             <w:tabs>
               <w:tab w:val="right" w:leader="dot" w:pos="8828"/>
             </w:tabs>
@@ -2082,7 +2152,7 @@
           <w:hyperlink w:anchor="_Toc231965228" w:history="1">
             <w:r>
               <w:rPr>
-                <w:rStyle w:val="Hipervnculo"/>
+                <w:rStyle w:val="Hyperlink"/>
                 <w:rFonts w:ascii="Arial" w:eastAsia="Museo Sans 300" w:hAnsi="Arial" w:cs="Arial"/>
                 <w:noProof/>
               </w:rPr>
@@ -2147,7 +2217,7 @@
         </w:p>
         <w:p>
           <w:pPr>
-            <w:pStyle w:val="TDC2"/>
+            <w:pStyle w:val="TOC2"/>
             <w:tabs>
               <w:tab w:val="right" w:leader="dot" w:pos="8828"/>
             </w:tabs>
@@ -2159,7 +2229,7 @@
           <w:hyperlink w:anchor="_Toc231965229" w:history="1">
             <w:r>
               <w:rPr>
-                <w:rStyle w:val="Hipervnculo"/>
+                <w:rStyle w:val="Hyperlink"/>
                 <w:rFonts w:ascii="Arial" w:hAnsi="Arial" w:cs="Arial"/>
                 <w:noProof/>
               </w:rPr>
@@ -2224,7 +2294,7 @@
         </w:p>
         <w:p>
           <w:pPr>
-            <w:pStyle w:val="TDC2"/>
+            <w:pStyle w:val="TOC2"/>
             <w:tabs>
               <w:tab w:val="right" w:leader="dot" w:pos="8828"/>
             </w:tabs>
@@ -2236,7 +2306,7 @@
           <w:hyperlink w:anchor="_Toc231965230" w:history="1">
             <w:r>
               <w:rPr>
-                <w:rStyle w:val="Hipervnculo"/>
+                <w:rStyle w:val="Hyperlink"/>
                 <w:rFonts w:ascii="Arial" w:eastAsia="Museo Sans 300" w:hAnsi="Arial" w:cs="Arial"/>
                 <w:noProof/>
               </w:rPr>
@@ -2481,7 +2551,7 @@
     </w:p>
     <w:p>
       <w:pPr>
-        <w:pStyle w:val="Ttulo1"/>
+        <w:pStyle w:val="Heading1"/>
         <w:rPr>
           <w:rFonts w:eastAsia="Museo Sans 300" w:cs="Arial"/>
         </w:rPr>
@@ -2497,7 +2567,7 @@
     </w:p>
     <w:p>
       <w:pPr>
-        <w:pStyle w:val="Ttulo1"/>
+        <w:pStyle w:val="Heading1"/>
         <w:rPr>
           <w:rFonts w:eastAsia="Museo Sans 300" w:cs="Arial"/>
           <w:b w:val="0"/>
@@ -2515,12 +2585,34 @@
           <w:sz w:val="24"/>
           <w:szCs w:val="24"/>
         </w:rPr>
-        <w:t>Durante la Fase 0 del proyecto se realizó el proceso de onboarding y planificación del equipo de trabajo. Se definieron los roles y responsabilidades de los integrantes, se establecieron los canales oficiales de comunicación y se inició la organización de los recursos necesarios para la ejecución del proyecto. Actualmente el proyecto se encuentra en etapa de planificación y evaluación tecnológica para la selección de herramientas. Como riesgos iniciales se identifican la necesidad de seleccionar tecnologías adecuadas para el proyecto, la curva de aprendizaje asociada a algunas herramientas y posibles limitaciones de recursos en plataformas gratuitas.</w:t>
-      </w:r>
-    </w:p>
-    <w:p>
-      <w:pPr>
-        <w:pStyle w:val="Ttulo1"/>
+        <w:t xml:space="preserve">Durante la Fase 0 del proyecto se realizó el proceso de </w:t>
+      </w:r>
+      <w:proofErr w:type="spellStart"/>
+      <w:r>
+        <w:rPr>
+          <w:rFonts w:eastAsia="Museo Sans 300" w:cs="Arial"/>
+          <w:b w:val="0"/>
+          <w:color w:val="auto"/>
+          <w:sz w:val="24"/>
+          <w:szCs w:val="24"/>
+        </w:rPr>
+        <w:t>onboarding</w:t>
+      </w:r>
+      <w:proofErr w:type="spellEnd"/>
+      <w:r>
+        <w:rPr>
+          <w:rFonts w:eastAsia="Museo Sans 300" w:cs="Arial"/>
+          <w:b w:val="0"/>
+          <w:color w:val="auto"/>
+          <w:sz w:val="24"/>
+          <w:szCs w:val="24"/>
+        </w:rPr>
+        <w:t xml:space="preserve"> y planificación del equipo de trabajo. Se definieron los roles y responsabilidades de los integrantes, se establecieron los canales oficiales de comunicación y se inició la organización de los recursos necesarios para la ejecución del proyecto. Actualmente el proyecto se encuentra en etapa de planificación y evaluación tecnológica para la selección de herramientas. Como riesgos iniciales se identifican la necesidad de seleccionar tecnologías adecuadas para el proyecto, la curva de aprendizaje asociada a algunas herramientas y posibles limitaciones de recursos en plataformas gratuitas.</w:t>
+      </w:r>
+    </w:p>
+    <w:p>
+      <w:pPr>
+        <w:pStyle w:val="Heading1"/>
         <w:rPr>
           <w:rFonts w:eastAsia="Museo Sans 300" w:cs="Arial"/>
           <w:bCs/>
@@ -2550,7 +2642,7 @@
     </w:p>
     <w:p>
       <w:pPr>
-        <w:pStyle w:val="Ttulo2"/>
+        <w:pStyle w:val="Heading2"/>
         <w:rPr>
           <w:rFonts w:eastAsia="Times New Roman" w:cs="Arial"/>
           <w:lang w:eastAsia="es-SV"/>
@@ -2568,7 +2660,96 @@
     </w:p>
     <w:p>
       <w:pPr>
-        <w:pStyle w:val="Ttulo2"/>
+        <w:rPr>
+          <w:lang w:eastAsia="es-SV"/>
+        </w:rPr>
+      </w:pPr>
+    </w:p>
+    <w:p>
+      <w:pPr>
+        <w:rPr>
+          <w:lang w:eastAsia="es-SV"/>
+        </w:rPr>
+      </w:pPr>
+      <w:r>
+        <w:rPr>
+          <w:lang w:eastAsia="es-SV"/>
+        </w:rPr>
+        <w:t>IAM</w:t>
+      </w:r>
+    </w:p>
+    <w:p>
+      <w:pPr>
+        <w:rPr>
+          <w:lang w:eastAsia="es-SV"/>
+        </w:rPr>
+      </w:pPr>
+    </w:p>
+    <w:p>
+      <w:pPr>
+        <w:rPr>
+          <w:lang w:eastAsia="es-SV"/>
+        </w:rPr>
+      </w:pPr>
+      <w:r>
+        <w:rPr>
+          <w:lang w:eastAsia="es-SV"/>
+        </w:rPr>
+        <w:t xml:space="preserve">Para determinar la plataforma idónea, se evaluaron soluciones de tipo </w:t>
+      </w:r>
+      <w:proofErr w:type="spellStart"/>
+      <w:r>
+        <w:rPr>
+          <w:lang w:eastAsia="es-SV"/>
+        </w:rPr>
+        <w:t>Identity</w:t>
+      </w:r>
+      <w:proofErr w:type="spellEnd"/>
+      <w:r>
+        <w:rPr>
+          <w:lang w:eastAsia="es-SV"/>
+        </w:rPr>
+        <w:t xml:space="preserve"> as a Service basadas en la nube pública y alternativas </w:t>
+      </w:r>
+      <w:proofErr w:type="spellStart"/>
+      <w:r>
+        <w:rPr>
+          <w:lang w:eastAsia="es-SV"/>
+        </w:rPr>
+        <w:t>self</w:t>
+      </w:r>
+      <w:proofErr w:type="spellEnd"/>
+      <w:r>
+        <w:rPr>
+          <w:lang w:eastAsia="es-SV"/>
+        </w:rPr>
+        <w:t xml:space="preserve"> </w:t>
+      </w:r>
+      <w:proofErr w:type="spellStart"/>
+      <w:r>
+        <w:rPr>
+          <w:lang w:eastAsia="es-SV"/>
+        </w:rPr>
+        <w:t>hosted</w:t>
+      </w:r>
+      <w:proofErr w:type="spellEnd"/>
+      <w:r>
+        <w:rPr>
+          <w:lang w:eastAsia="es-SV"/>
+        </w:rPr>
+        <w:t>, midiendo su capacidad para mitigar los riesgos del entorno de la institución educativa.</w:t>
+      </w:r>
+    </w:p>
+    <w:p>
+      <w:pPr>
+        <w:rPr>
+          <w:lang w:eastAsia="es-SV"/>
+        </w:rPr>
+      </w:pPr>
+    </w:p>
+    <w:p>
+      <w:pPr>
+        <w:pStyle w:val="Heading2"/>
         <w:rPr>
           <w:rFonts w:eastAsia="Times New Roman" w:cs="Arial"/>
           <w:lang w:eastAsia="es-SV"/>
@@ -2586,7 +2767,63 @@
     </w:p>
     <w:p>
       <w:pPr>
-        <w:pStyle w:val="Ttulo2"/>
+        <w:rPr>
+          <w:lang w:eastAsia="es-SV"/>
+        </w:rPr>
+      </w:pPr>
+    </w:p>
+    <w:p>
+      <w:pPr>
+        <w:rPr>
+          <w:rFonts w:ascii="Arial" w:eastAsia="Museo Sans 300" w:hAnsi="Arial" w:cs="Arial"/>
+        </w:rPr>
+      </w:pPr>
+      <w:r>
+        <w:rPr>
+          <w:rFonts w:ascii="Arial" w:eastAsia="Museo Sans 300" w:hAnsi="Arial" w:cs="Arial"/>
+        </w:rPr>
+        <w:t>IAM</w:t>
+      </w:r>
+    </w:p>
+    <w:p>
+      <w:pPr>
+        <w:rPr>
+          <w:rFonts w:ascii="Arial" w:eastAsia="Museo Sans 300" w:hAnsi="Arial" w:cs="Arial"/>
+        </w:rPr>
+      </w:pPr>
+    </w:p>
+    <w:p>
+      <w:pPr>
+        <w:rPr>
+          <w:rFonts w:ascii="Arial" w:eastAsia="Museo Sans 300" w:hAnsi="Arial" w:cs="Arial"/>
+        </w:rPr>
+      </w:pPr>
+      <w:r>
+        <w:rPr>
+          <w:rFonts w:ascii="Arial" w:eastAsia="Museo Sans 300" w:hAnsi="Arial" w:cs="Arial"/>
+        </w:rPr>
+        <w:t xml:space="preserve">Documento comparativo de opciones: </w:t>
+      </w:r>
+      <w:hyperlink r:id="rId8" w:history="1">
+        <w:r>
+          <w:rPr>
+            <w:rStyle w:val="Hyperlink"/>
+            <w:rFonts w:ascii="Arial" w:eastAsia="Museo Sans 300" w:hAnsi="Arial" w:cs="Arial"/>
+          </w:rPr>
+          <w:t>https://github.com/neldylilianahernandez23-collab/IAM-ZeroTrust-SN6/blob/main/01_IAM/Investigacion/Fase%200%20-%20Plan%20de%20Recursos%20Ingeniero%20IAM%20Jr.docx</w:t>
+        </w:r>
+      </w:hyperlink>
+    </w:p>
+    <w:p>
+      <w:pPr>
+        <w:rPr>
+          <w:lang w:eastAsia="es-SV"/>
+        </w:rPr>
+      </w:pPr>
+    </w:p>
+    <w:p>
+      <w:pPr>
+        <w:pStyle w:val="Heading2"/>
         <w:rPr>
           <w:rFonts w:eastAsia="Times New Roman" w:cs="Arial"/>
           <w:lang w:eastAsia="es-SV"/>
@@ -2626,6 +2863,60 @@
       <w:pPr>
         <w:rPr>
           <w:rFonts w:ascii="Arial" w:eastAsia="Museo Sans 300" w:hAnsi="Arial" w:cs="Arial"/>
+        </w:rPr>
+      </w:pPr>
+      <w:r>
+        <w:rPr>
+          <w:rFonts w:ascii="Arial" w:eastAsia="Museo Sans 300" w:hAnsi="Arial" w:cs="Arial"/>
+        </w:rPr>
+        <w:t>IAM</w:t>
+      </w:r>
+    </w:p>
+    <w:p>
+      <w:pPr>
+        <w:rPr>
+          <w:rFonts w:ascii="Arial" w:eastAsia="Museo Sans 300" w:hAnsi="Arial" w:cs="Arial"/>
+        </w:rPr>
+      </w:pPr>
+    </w:p>
+    <w:p>
+      <w:pPr>
+        <w:rPr>
+          <w:rFonts w:ascii="Arial" w:eastAsia="Museo Sans 300" w:hAnsi="Arial" w:cs="Arial"/>
+        </w:rPr>
+      </w:pPr>
+      <w:r>
+        <w:rPr>
+          <w:rFonts w:ascii="Arial" w:eastAsia="Museo Sans 300" w:hAnsi="Arial" w:cs="Arial"/>
+        </w:rPr>
+        <w:t xml:space="preserve">Para los objetivos específicos del prototipo de la Universidad Nova Digital, se concluye que Auth0 representa la alternativa con mayor viabilidad técnica y </w:t>
+      </w:r>
+      <w:r>
+        <w:rPr>
+          <w:rFonts w:ascii="Arial" w:eastAsia="Museo Sans 300" w:hAnsi="Arial" w:cs="Arial"/>
+        </w:rPr>
+        <w:lastRenderedPageBreak/>
+        <w:t xml:space="preserve">operativa. Su despliegue ágil permite mitigar de forma inmediata riesgos asociados a la autenticación débil mediante MFA nativo, permitiendo al equipo concentrar el esfuerzo de desarrollo asincrónico en la construcción del </w:t>
+      </w:r>
+      <w:proofErr w:type="spellStart"/>
+      <w:r>
+        <w:rPr>
+          <w:rFonts w:ascii="Arial" w:eastAsia="Museo Sans 300" w:hAnsi="Arial" w:cs="Arial"/>
+        </w:rPr>
+        <w:t>Backend</w:t>
+      </w:r>
+      <w:proofErr w:type="spellEnd"/>
+      <w:r>
+        <w:rPr>
+          <w:rFonts w:ascii="Arial" w:eastAsia="Museo Sans 300" w:hAnsi="Arial" w:cs="Arial"/>
+        </w:rPr>
+        <w:t xml:space="preserve"> seguro y el módulo de trazabilidad durante las fases subsecuentes del proyecto.</w:t>
+      </w:r>
+    </w:p>
+    <w:p>
+      <w:pPr>
+        <w:rPr>
+          <w:rFonts w:ascii="Arial" w:eastAsia="Museo Sans 300" w:hAnsi="Arial" w:cs="Arial"/>
           <w:color w:val="153D63" w:themeColor="text2" w:themeTint="E6"/>
           <w:sz w:val="28"/>
           <w:szCs w:val="28"/>
@@ -2644,127 +2935,7 @@
     </w:p>
     <w:p>
       <w:pPr>
-        <w:rPr>
-          <w:rFonts w:ascii="Arial" w:eastAsia="Museo Sans 300" w:hAnsi="Arial" w:cs="Arial"/>
-          <w:color w:val="153D63" w:themeColor="text2" w:themeTint="E6"/>
-          <w:sz w:val="28"/>
-          <w:szCs w:val="28"/>
-        </w:rPr>
-      </w:pPr>
-    </w:p>
-    <w:p>
-      <w:pPr>
-        <w:rPr>
-          <w:rFonts w:ascii="Arial" w:eastAsia="Museo Sans 300" w:hAnsi="Arial" w:cs="Arial"/>
-          <w:color w:val="153D63" w:themeColor="text2" w:themeTint="E6"/>
-          <w:sz w:val="28"/>
-          <w:szCs w:val="28"/>
-        </w:rPr>
-      </w:pPr>
-    </w:p>
-    <w:p>
-      <w:pPr>
-        <w:rPr>
-          <w:rFonts w:ascii="Arial" w:eastAsia="Museo Sans 300" w:hAnsi="Arial" w:cs="Arial"/>
-          <w:color w:val="153D63" w:themeColor="text2" w:themeTint="E6"/>
-          <w:sz w:val="28"/>
-          <w:szCs w:val="28"/>
-        </w:rPr>
-      </w:pPr>
-    </w:p>
-    <w:p>
-      <w:pPr>
-        <w:rPr>
-          <w:rFonts w:ascii="Arial" w:eastAsia="Museo Sans 300" w:hAnsi="Arial" w:cs="Arial"/>
-          <w:color w:val="153D63" w:themeColor="text2" w:themeTint="E6"/>
-          <w:sz w:val="28"/>
-          <w:szCs w:val="28"/>
-        </w:rPr>
-      </w:pPr>
-    </w:p>
-    <w:p>
-      <w:pPr>
-        <w:rPr>
-          <w:rFonts w:ascii="Arial" w:eastAsia="Museo Sans 300" w:hAnsi="Arial" w:cs="Arial"/>
-          <w:color w:val="153D63" w:themeColor="text2" w:themeTint="E6"/>
-          <w:sz w:val="28"/>
-          <w:szCs w:val="28"/>
-        </w:rPr>
-      </w:pPr>
-    </w:p>
-    <w:p>
-      <w:pPr>
-        <w:rPr>
-          <w:rFonts w:ascii="Arial" w:eastAsia="Museo Sans 300" w:hAnsi="Arial" w:cs="Arial"/>
-          <w:color w:val="153D63" w:themeColor="text2" w:themeTint="E6"/>
-          <w:sz w:val="28"/>
-          <w:szCs w:val="28"/>
-        </w:rPr>
-      </w:pPr>
-    </w:p>
-    <w:p>
-      <w:pPr>
-        <w:rPr>
-          <w:rFonts w:ascii="Arial" w:eastAsia="Museo Sans 300" w:hAnsi="Arial" w:cs="Arial"/>
-          <w:color w:val="153D63" w:themeColor="text2" w:themeTint="E6"/>
-          <w:sz w:val="28"/>
-          <w:szCs w:val="28"/>
-        </w:rPr>
-      </w:pPr>
-    </w:p>
-    <w:p>
-      <w:pPr>
-        <w:rPr>
-          <w:rFonts w:ascii="Arial" w:eastAsia="Museo Sans 300" w:hAnsi="Arial" w:cs="Arial"/>
-          <w:color w:val="153D63" w:themeColor="text2" w:themeTint="E6"/>
-          <w:sz w:val="28"/>
-          <w:szCs w:val="28"/>
-        </w:rPr>
-      </w:pPr>
-    </w:p>
-    <w:p>
-      <w:pPr>
-        <w:rPr>
-          <w:rFonts w:ascii="Arial" w:eastAsia="Museo Sans 300" w:hAnsi="Arial" w:cs="Arial"/>
-          <w:color w:val="153D63" w:themeColor="text2" w:themeTint="E6"/>
-          <w:sz w:val="28"/>
-          <w:szCs w:val="28"/>
-        </w:rPr>
-      </w:pPr>
-    </w:p>
-    <w:p>
-      <w:pPr>
-        <w:rPr>
-          <w:rFonts w:ascii="Arial" w:eastAsia="Museo Sans 300" w:hAnsi="Arial" w:cs="Arial"/>
-          <w:color w:val="153D63" w:themeColor="text2" w:themeTint="E6"/>
-          <w:sz w:val="28"/>
-          <w:szCs w:val="28"/>
-        </w:rPr>
-      </w:pPr>
-    </w:p>
-    <w:p>
-      <w:pPr>
-        <w:rPr>
-          <w:rFonts w:ascii="Arial" w:eastAsia="Museo Sans 300" w:hAnsi="Arial" w:cs="Arial"/>
-          <w:color w:val="153D63" w:themeColor="text2" w:themeTint="E6"/>
-          <w:sz w:val="28"/>
-          <w:szCs w:val="28"/>
-        </w:rPr>
-      </w:pPr>
-    </w:p>
-    <w:p>
-      <w:pPr>
-        <w:rPr>
-          <w:rFonts w:ascii="Arial" w:eastAsia="Museo Sans 300" w:hAnsi="Arial" w:cs="Arial"/>
-          <w:color w:val="153D63" w:themeColor="text2" w:themeTint="E6"/>
-          <w:sz w:val="28"/>
-          <w:szCs w:val="28"/>
-        </w:rPr>
-      </w:pPr>
-    </w:p>
-    <w:p>
-      <w:pPr>
-        <w:pStyle w:val="Ttulo1"/>
+        <w:pStyle w:val="Heading1"/>
         <w:rPr>
           <w:rFonts w:eastAsia="Museo Sans 300" w:cs="Arial"/>
         </w:rPr>
@@ -2774,14 +2945,13 @@
         <w:rPr>
           <w:rFonts w:eastAsia="Museo Sans 300" w:cs="Arial"/>
         </w:rPr>
-        <w:lastRenderedPageBreak/>
         <w:t>Evidencias</w:t>
       </w:r>
       <w:bookmarkEnd w:id="5"/>
     </w:p>
     <w:p>
       <w:pPr>
-        <w:pStyle w:val="Ttulo2"/>
+        <w:pStyle w:val="Heading2"/>
         <w:rPr>
           <w:rFonts w:eastAsia="Museo Sans 300" w:cs="Arial"/>
         </w:rPr>
@@ -2805,19 +2975,7 @@
         <w:rPr>
           <w:rFonts w:ascii="Arial" w:hAnsi="Arial" w:cs="Arial"/>
         </w:rPr>
-        <w:t xml:space="preserve"> La evidencia de la asignación de roles se puede visualizar en la siguiente ruta: </w:t>
-      </w:r>
-      <w:r>
-        <w:rPr>
-          <w:rFonts w:ascii="Arial" w:hAnsi="Arial" w:cs="Arial"/>
-        </w:rPr>
-        <w:t>00_Gestion_Proyecto/Documentos_a_Entregar/Roles_y_Responsabilidades_SN6.docx</w:t>
-      </w:r>
-      <w:r>
-        <w:rPr>
-          <w:rFonts w:ascii="Arial" w:hAnsi="Arial" w:cs="Arial"/>
-        </w:rPr>
-        <w:t xml:space="preserve"> </w:t>
+        <w:t xml:space="preserve"> La evidencia de la asignación de roles se puede visualizar en la siguiente ruta: 00_Gestion_Proyecto/Documentos_a_Entregar/Roles_y_Responsabilidades_SN6.docx </w:t>
       </w:r>
     </w:p>
     <w:p>
@@ -2832,10 +2990,10 @@
         </w:rPr>
         <w:t xml:space="preserve">Link: </w:t>
       </w:r>
-      <w:hyperlink r:id="rId8" w:history="1">
+      <w:hyperlink r:id="rId9" w:history="1">
         <w:r>
           <w:rPr>
-            <w:rStyle w:val="Hipervnculo"/>
+            <w:rStyle w:val="Hyperlink"/>
             <w:lang w:val="en-US"/>
           </w:rPr>
           <w:t>https://github.com/neldylilianahernandez23-collab/IAM-ZeroTrust-SN6/blob/aac941589e2116b01ba3ff2911387d2bcba09e67/00_Gestion_Proyecto/Documentos_a_Entregar/Roles_y_Responsabilidades_SN6.docx</w:t>
@@ -2857,6 +3015,9 @@
     </w:p>
     <w:p>
       <w:r>
+        <w:rPr>
+          <w:noProof/>
+        </w:rPr>
         <w:drawing>
           <wp:inline distT="0" distB="0" distL="0" distR="0" wp14:anchorId="63B75F60" wp14:editId="1C66B75B">
             <wp:extent cx="4869087" cy="2438400"/>
@@ -2873,7 +3034,7 @@
                     <pic:cNvPicPr/>
                   </pic:nvPicPr>
                   <pic:blipFill>
-                    <a:blip r:embed="rId9"/>
+                    <a:blip r:embed="rId10"/>
                     <a:stretch>
                       <a:fillRect/>
                     </a:stretch>
@@ -2897,7 +3058,7 @@
     <w:p/>
     <w:p>
       <w:pPr>
-        <w:pStyle w:val="Ttulo2"/>
+        <w:pStyle w:val="Heading2"/>
         <w:rPr>
           <w:rFonts w:eastAsia="Museo Sans 300" w:cs="Arial"/>
         </w:rPr>
@@ -2912,20 +3073,29 @@
       <w:bookmarkEnd w:id="7"/>
     </w:p>
     <w:p>
+      <w:proofErr w:type="spellStart"/>
       <w:r>
         <w:rPr>
           <w:b/>
           <w:bCs/>
         </w:rPr>
-        <w:t>Telegram:</w:t>
+        <w:t>Telegram</w:t>
+      </w:r>
+      <w:proofErr w:type="spellEnd"/>
+      <w:r>
+        <w:rPr>
+          <w:b/>
+          <w:bCs/>
+        </w:rPr>
+        <w:t>:</w:t>
       </w:r>
       <w:r>
         <w:t xml:space="preserve"> </w:t>
       </w:r>
-      <w:hyperlink r:id="rId10" w:history="1">
+      <w:hyperlink r:id="rId11" w:history="1">
         <w:r>
           <w:rPr>
-            <w:rStyle w:val="Hipervnculo"/>
+            <w:rStyle w:val="Hyperlink"/>
           </w:rPr>
           <w:t>https://t.me/+uvfqGsbAbhwwNzA5</w:t>
         </w:r>
@@ -2941,8 +3111,10 @@
       </w:pPr>
       <w:r>
         <w:rPr>
+          <w:noProof/>
           <w:lang w:val="es-419"/>
         </w:rPr>
+        <w:lastRenderedPageBreak/>
         <w:drawing>
           <wp:inline distT="0" distB="0" distL="0" distR="0" wp14:anchorId="2E190A55" wp14:editId="56A50A18">
             <wp:extent cx="4824136" cy="2962275"/>
@@ -2961,7 +3133,7 @@
                     </pic:cNvPicPr>
                   </pic:nvPicPr>
                   <pic:blipFill>
-                    <a:blip r:embed="rId11" cstate="print">
+                    <a:blip r:embed="rId12" cstate="print">
                       <a:extLst>
                         <a:ext uri="{28A0092B-C50C-407E-A947-70E740481C1C}">
                           <a14:useLocalDpi xmlns:a14="http://schemas.microsoft.com/office/drawing/2010/main" val="0"/>
@@ -3014,10 +3186,10 @@
         </w:rPr>
         <w:t xml:space="preserve"> </w:t>
       </w:r>
-      <w:hyperlink r:id="rId12" w:history="1">
+      <w:hyperlink r:id="rId13" w:history="1">
         <w:r>
           <w:rPr>
-            <w:rStyle w:val="Hipervnculo"/>
+            <w:rStyle w:val="Hyperlink"/>
             <w:lang w:val="en-US"/>
           </w:rPr>
           <w:t>https://chat.whatsapp.com/D9sAe2JKJ0x21CQ3eojFtI</w:t>
@@ -3042,6 +3214,9 @@
         <w:jc w:val="center"/>
       </w:pPr>
       <w:r>
+        <w:rPr>
+          <w:noProof/>
+        </w:rPr>
         <w:drawing>
           <wp:inline distT="0" distB="0" distL="0" distR="0" wp14:anchorId="3D6267C0" wp14:editId="4C84D0CF">
             <wp:extent cx="4880113" cy="3848100"/>
@@ -3058,7 +3233,7 @@
                     <pic:cNvPicPr/>
                   </pic:nvPicPr>
                   <pic:blipFill>
-                    <a:blip r:embed="rId13"/>
+                    <a:blip r:embed="rId14"/>
                     <a:stretch>
                       <a:fillRect/>
                     </a:stretch>
@@ -3088,12 +3263,21 @@
           <w:lang w:val="es-419"/>
         </w:rPr>
       </w:pPr>
+      <w:proofErr w:type="spellStart"/>
       <w:r>
         <w:rPr>
           <w:b/>
           <w:bCs/>
         </w:rPr>
-        <w:t>GoogleMeet:</w:t>
+        <w:t>GoogleMeet</w:t>
+      </w:r>
+      <w:proofErr w:type="spellEnd"/>
+      <w:r>
+        <w:rPr>
+          <w:b/>
+          <w:bCs/>
+        </w:rPr>
+        <w:t>:</w:t>
       </w:r>
       <w:r>
         <w:t xml:space="preserve"> </w:t>
@@ -3103,7 +3287,15 @@
           <w:rFonts w:ascii="Arial" w:hAnsi="Arial" w:cs="Arial"/>
           <w:lang w:val="es-419"/>
         </w:rPr>
-        <w:t>Este canal está destinado exclusivamente a la coordinación de reuniones de equipo, así como al seguimiento y desarrollo de la documentación y actividades técnicas asociadas al proyecto. Las reuniones se llevarán a cabo mediante enlaces generados y administrados por el líder del proyecto.</w:t>
+        <w:t xml:space="preserve">Este canal está destinado exclusivamente a la coordinación de reuniones de equipo, así como al seguimiento y desarrollo de la documentación y </w:t>
+      </w:r>
+      <w:r>
+        <w:rPr>
+          <w:rFonts w:ascii="Arial" w:hAnsi="Arial" w:cs="Arial"/>
+          <w:lang w:val="es-419"/>
+        </w:rPr>
+        <w:lastRenderedPageBreak/>
+        <w:t>actividades técnicas asociadas al proyecto. Las reuniones se llevarán a cabo mediante enlaces generados y administrados por el líder del proyecto.</w:t>
       </w:r>
     </w:p>
     <w:p>
@@ -3142,7 +3334,7 @@
                     </pic:cNvPicPr>
                   </pic:nvPicPr>
                   <pic:blipFill>
-                    <a:blip r:embed="rId14" cstate="print">
+                    <a:blip r:embed="rId15" cstate="print">
                       <a:extLst>
                         <a:ext uri="{28A0092B-C50C-407E-A947-70E740481C1C}">
                           <a14:useLocalDpi xmlns:a14="http://schemas.microsoft.com/office/drawing/2010/main" val="0"/>
@@ -3177,7 +3369,7 @@
     <w:p/>
     <w:p>
       <w:pPr>
-        <w:pStyle w:val="Ttulo2"/>
+        <w:pStyle w:val="Heading2"/>
         <w:rPr>
           <w:rFonts w:eastAsia="Museo Sans 300" w:cs="Arial"/>
         </w:rPr>
@@ -3187,7 +3379,6 @@
         <w:rPr>
           <w:rFonts w:eastAsia="Museo Sans 300" w:cs="Arial"/>
         </w:rPr>
-        <w:lastRenderedPageBreak/>
         <w:t>Captura del repositorio</w:t>
       </w:r>
       <w:bookmarkEnd w:id="8"/>
@@ -3234,6 +3425,7 @@
       </w:pPr>
       <w:r>
         <w:rPr>
+          <w:noProof/>
           <w:lang w:val="es-419"/>
         </w:rPr>
         <w:drawing>
@@ -3252,7 +3444,7 @@
                     <pic:cNvPicPr/>
                   </pic:nvPicPr>
                   <pic:blipFill>
-                    <a:blip r:embed="rId15"/>
+                    <a:blip r:embed="rId16"/>
                     <a:stretch>
                       <a:fillRect/>
                     </a:stretch>
@@ -3275,7 +3467,7 @@
     </w:p>
     <w:p>
       <w:pPr>
-        <w:pStyle w:val="Ttulo1"/>
+        <w:pStyle w:val="Heading1"/>
         <w:rPr>
           <w:rFonts w:eastAsia="Museo Sans 300" w:cs="Arial"/>
         </w:rPr>
@@ -3291,7 +3483,7 @@
     </w:p>
     <w:p>
       <w:pPr>
-        <w:pStyle w:val="Ttulo2"/>
+        <w:pStyle w:val="Heading2"/>
         <w:rPr>
           <w:rFonts w:cs="Arial"/>
         </w:rPr>
@@ -3337,7 +3529,7 @@
     </w:p>
     <w:p>
       <w:pPr>
-        <w:pStyle w:val="Ttulo2"/>
+        <w:pStyle w:val="Heading2"/>
         <w:rPr>
           <w:rFonts w:eastAsia="Museo Sans 300" w:cs="Arial"/>
         </w:rPr>
@@ -3365,7 +3557,7 @@
     </w:p>
     <w:p>
       <w:pPr>
-        <w:pStyle w:val="Prrafodelista"/>
+        <w:pStyle w:val="ListParagraph"/>
         <w:numPr>
           <w:ilvl w:val="0"/>
           <w:numId w:val="11"/>
@@ -3383,7 +3575,7 @@
     </w:p>
     <w:p>
       <w:pPr>
-        <w:pStyle w:val="Prrafodelista"/>
+        <w:pStyle w:val="ListParagraph"/>
         <w:numPr>
           <w:ilvl w:val="0"/>
           <w:numId w:val="11"/>
@@ -3401,7 +3593,7 @@
     </w:p>
     <w:p>
       <w:pPr>
-        <w:pStyle w:val="Prrafodelista"/>
+        <w:pStyle w:val="ListParagraph"/>
         <w:numPr>
           <w:ilvl w:val="0"/>
           <w:numId w:val="11"/>
@@ -3419,7 +3611,7 @@
     </w:p>
     <w:p>
       <w:pPr>
-        <w:pStyle w:val="Prrafodelista"/>
+        <w:pStyle w:val="ListParagraph"/>
         <w:numPr>
           <w:ilvl w:val="0"/>
           <w:numId w:val="11"/>
@@ -3437,7 +3629,7 @@
     </w:p>
     <w:p>
       <w:pPr>
-        <w:pStyle w:val="Prrafodelista"/>
+        <w:pStyle w:val="ListParagraph"/>
         <w:numPr>
           <w:ilvl w:val="0"/>
           <w:numId w:val="11"/>
@@ -3464,12 +3656,12 @@
       </w:pPr>
     </w:p>
     <w:sectPr>
-      <w:headerReference w:type="even" r:id="rId16"/>
-      <w:headerReference w:type="default" r:id="rId17"/>
-      <w:footerReference w:type="even" r:id="rId18"/>
-      <w:footerReference w:type="default" r:id="rId19"/>
-      <w:headerReference w:type="first" r:id="rId20"/>
-      <w:footerReference w:type="first" r:id="rId21"/>
+      <w:headerReference w:type="even" r:id="rId17"/>
+      <w:headerReference w:type="default" r:id="rId18"/>
+      <w:footerReference w:type="even" r:id="rId19"/>
+      <w:footerReference w:type="default" r:id="rId20"/>
+      <w:headerReference w:type="first" r:id="rId21"/>
+      <w:footerReference w:type="first" r:id="rId22"/>
       <w:pgSz w:w="12240" w:h="15840"/>
       <w:pgMar w:top="1417" w:right="1701" w:bottom="1417" w:left="1701" w:header="708" w:footer="708" w:gutter="0"/>
       <w:cols w:space="708"/>
@@ -3502,7 +3694,7 @@
 <w:ftr xmlns:wpc="http://schemas.microsoft.com/office/word/2010/wordprocessingCanvas" xmlns:cx="http://schemas.microsoft.com/office/drawing/2014/chartex" xmlns:cx1="http://schemas.microsoft.com/office/drawing/2015/9/8/chartex" xmlns:cx2="http://schemas.microsoft.com/office/drawing/2015/10/21/chartex" xmlns:cx3="http://schemas.microsoft.com/office/drawing/2016/5/9/chartex" xmlns:cx4="http://schemas.microsoft.com/office/drawing/2016/5/10/chartex" xmlns:cx5="http://schemas.microsoft.com/office/drawing/2016/5/11/chartex" xmlns:cx6="http://schemas.microsoft.com/office/drawing/2016/5/12/chartex" xmlns:cx7="http://schemas.microsoft.com/office/drawing/2016/5/13/chartex" xmlns:cx8="http://schemas.microsoft.com/office/drawing/2016/5/14/chartex" xmlns:mc="http://schemas.openxmlformats.org/markup-compatibility/2006" xmlns:aink="http://schemas.microsoft.com/office/drawing/2016/ink" xmlns:am3d="http://schemas.microsoft.com/office/drawing/2017/model3d" xmlns:o="urn:schemas-microsoft-com:office:office" xmlns:oel="http://schemas.microsoft.com/office/2019/extlst" xmlns:r="http://schemas.openxmlformats.org/officeDocument/2006/relationships" xmlns:m="http://schemas.openxmlformats.org/officeDocument/2006/math" xmlns:v="urn:schemas-microsoft-com:vml" xmlns:wp14="http://schemas.microsoft.com/office/word/2010/wordprocessingDrawing" xmlns:wp="http://schemas.openxmlformats.org/drawingml/2006/wordprocessingDrawing" xmlns:w10="urn:schemas-microsoft-com:office:word" xmlns:w="http://schemas.openxmlformats.org/wordprocessingml/2006/main" xmlns:w14="http://schemas.microsoft.com/office/word/2010/wordml" xmlns:w15="http://schemas.microsoft.com/office/word/2012/wordml" xmlns:w16cex="http://schemas.microsoft.com/office/word/2018/wordml/cex" xmlns:w16cid="http://schemas.microsoft.com/office/word/2016/wordml/cid" xmlns:w16="http://schemas.microsoft.com/office/word/2018/wordml" xmlns:w16du="http://schemas.microsoft.com/office/word/2023/wordml/word16du" xmlns:w16sdtdh="http://schemas.microsoft.com/office/word/2020/wordml/sdtdatahash" xmlns:w16sdtfl="http://schemas.microsoft.com/office/word/2024/wordml/sdtformatlock" xmlns:w16se="http://schemas.microsoft.com/office/word/2015/wordml/symex" xmlns:wpg="http://schemas.microsoft.com/office/word/2010/wordprocessingGroup" xmlns:wpi="http://schemas.microsoft.com/office/word/2010/wordprocessingInk" xmlns:wne="http://schemas.microsoft.com/office/word/2006/wordml" xmlns:wps="http://schemas.microsoft.com/office/word/2010/wordprocessingShape" mc:Ignorable="w14 w15 w16se w16cid w16 w16cex w16sdtdh w16sdtfl w16du wp14">
   <w:p>
     <w:pPr>
-      <w:pStyle w:val="Piedepgina"/>
+      <w:pStyle w:val="Footer"/>
     </w:pPr>
   </w:p>
 </w:ftr>
@@ -3512,7 +3704,7 @@
 <w:ftr xmlns:wpc="http://schemas.microsoft.com/office/word/2010/wordprocessingCanvas" xmlns:cx="http://schemas.microsoft.com/office/drawing/2014/chartex" xmlns:cx1="http://schemas.microsoft.com/office/drawing/2015/9/8/chartex" xmlns:cx2="http://schemas.microsoft.com/office/drawing/2015/10/21/chartex" xmlns:cx3="http://schemas.microsoft.com/office/drawing/2016/5/9/chartex" xmlns:cx4="http://schemas.microsoft.com/office/drawing/2016/5/10/chartex" xmlns:cx5="http://schemas.microsoft.com/office/drawing/2016/5/11/chartex" xmlns:cx6="http://schemas.microsoft.com/office/drawing/2016/5/12/chartex" xmlns:cx7="http://schemas.microsoft.com/office/drawing/2016/5/13/chartex" xmlns:cx8="http://schemas.microsoft.com/office/drawing/2016/5/14/chartex" xmlns:mc="http://schemas.openxmlformats.org/markup-compatibility/2006" xmlns:aink="http://schemas.microsoft.com/office/drawing/2016/ink" xmlns:am3d="http://schemas.microsoft.com/office/drawing/2017/model3d" xmlns:o="urn:schemas-microsoft-com:office:office" xmlns:oel="http://schemas.microsoft.com/office/2019/extlst" xmlns:r="http://schemas.openxmlformats.org/officeDocument/2006/relationships" xmlns:m="http://schemas.openxmlformats.org/officeDocument/2006/math" xmlns:v="urn:schemas-microsoft-com:vml" xmlns:wp14="http://schemas.microsoft.com/office/word/2010/wordprocessingDrawing" xmlns:wp="http://schemas.openxmlformats.org/drawingml/2006/wordprocessingDrawing" xmlns:w10="urn:schemas-microsoft-com:office:word" xmlns:w="http://schemas.openxmlformats.org/wordprocessingml/2006/main" xmlns:w14="http://schemas.microsoft.com/office/word/2010/wordml" xmlns:w15="http://schemas.microsoft.com/office/word/2012/wordml" xmlns:w16cex="http://schemas.microsoft.com/office/word/2018/wordml/cex" xmlns:w16cid="http://schemas.microsoft.com/office/word/2016/wordml/cid" xmlns:w16="http://schemas.microsoft.com/office/word/2018/wordml" xmlns:w16du="http://schemas.microsoft.com/office/word/2023/wordml/word16du" xmlns:w16sdtdh="http://schemas.microsoft.com/office/word/2020/wordml/sdtdatahash" xmlns:w16sdtfl="http://schemas.microsoft.com/office/word/2024/wordml/sdtformatlock" xmlns:w16se="http://schemas.microsoft.com/office/word/2015/wordml/symex" xmlns:wpg="http://schemas.microsoft.com/office/word/2010/wordprocessingGroup" xmlns:wpi="http://schemas.microsoft.com/office/word/2010/wordprocessingInk" xmlns:wne="http://schemas.microsoft.com/office/word/2006/wordml" xmlns:wps="http://schemas.microsoft.com/office/word/2010/wordprocessingShape" mc:Ignorable="w14 w15 w16se w16cid w16 w16cex w16sdtdh w16sdtfl w16du wp14">
   <w:p>
     <w:pPr>
-      <w:pStyle w:val="Piedepgina"/>
+      <w:pStyle w:val="Footer"/>
     </w:pPr>
   </w:p>
 </w:ftr>
@@ -3522,7 +3714,7 @@
 <w:ftr xmlns:wpc="http://schemas.microsoft.com/office/word/2010/wordprocessingCanvas" xmlns:cx="http://schemas.microsoft.com/office/drawing/2014/chartex" xmlns:cx1="http://schemas.microsoft.com/office/drawing/2015/9/8/chartex" xmlns:cx2="http://schemas.microsoft.com/office/drawing/2015/10/21/chartex" xmlns:cx3="http://schemas.microsoft.com/office/drawing/2016/5/9/chartex" xmlns:cx4="http://schemas.microsoft.com/office/drawing/2016/5/10/chartex" xmlns:cx5="http://schemas.microsoft.com/office/drawing/2016/5/11/chartex" xmlns:cx6="http://schemas.microsoft.com/office/drawing/2016/5/12/chartex" xmlns:cx7="http://schemas.microsoft.com/office/drawing/2016/5/13/chartex" xmlns:cx8="http://schemas.microsoft.com/office/drawing/2016/5/14/chartex" xmlns:mc="http://schemas.openxmlformats.org/markup-compatibility/2006" xmlns:aink="http://schemas.microsoft.com/office/drawing/2016/ink" xmlns:am3d="http://schemas.microsoft.com/office/drawing/2017/model3d" xmlns:o="urn:schemas-microsoft-com:office:office" xmlns:oel="http://schemas.microsoft.com/office/2019/extlst" xmlns:r="http://schemas.openxmlformats.org/officeDocument/2006/relationships" xmlns:m="http://schemas.openxmlformats.org/officeDocument/2006/math" xmlns:v="urn:schemas-microsoft-com:vml" xmlns:wp14="http://schemas.microsoft.com/office/word/2010/wordprocessingDrawing" xmlns:wp="http://schemas.openxmlformats.org/drawingml/2006/wordprocessingDrawing" xmlns:w10="urn:schemas-microsoft-com:office:word" xmlns:w="http://schemas.openxmlformats.org/wordprocessingml/2006/main" xmlns:w14="http://schemas.microsoft.com/office/word/2010/wordml" xmlns:w15="http://schemas.microsoft.com/office/word/2012/wordml" xmlns:w16cex="http://schemas.microsoft.com/office/word/2018/wordml/cex" xmlns:w16cid="http://schemas.microsoft.com/office/word/2016/wordml/cid" xmlns:w16="http://schemas.microsoft.com/office/word/2018/wordml" xmlns:w16du="http://schemas.microsoft.com/office/word/2023/wordml/word16du" xmlns:w16sdtdh="http://schemas.microsoft.com/office/word/2020/wordml/sdtdatahash" xmlns:w16sdtfl="http://schemas.microsoft.com/office/word/2024/wordml/sdtformatlock" xmlns:w16se="http://schemas.microsoft.com/office/word/2015/wordml/symex" xmlns:wpg="http://schemas.microsoft.com/office/word/2010/wordprocessingGroup" xmlns:wpi="http://schemas.microsoft.com/office/word/2010/wordprocessingInk" xmlns:wne="http://schemas.microsoft.com/office/word/2006/wordml" xmlns:wps="http://schemas.microsoft.com/office/word/2010/wordprocessingShape" mc:Ignorable="w14 w15 w16se w16cid w16 w16cex w16sdtdh w16sdtfl w16du wp14">
   <w:p>
     <w:pPr>
-      <w:pStyle w:val="Piedepgina"/>
+      <w:pStyle w:val="Footer"/>
     </w:pPr>
   </w:p>
 </w:ftr>
@@ -3551,7 +3743,7 @@
 <w:hdr xmlns:wpc="http://schemas.microsoft.com/office/word/2010/wordprocessingCanvas" xmlns:cx="http://schemas.microsoft.com/office/drawing/2014/chartex" xmlns:cx1="http://schemas.microsoft.com/office/drawing/2015/9/8/chartex" xmlns:cx2="http://schemas.microsoft.com/office/drawing/2015/10/21/chartex" xmlns:cx3="http://schemas.microsoft.com/office/drawing/2016/5/9/chartex" xmlns:cx4="http://schemas.microsoft.com/office/drawing/2016/5/10/chartex" xmlns:cx5="http://schemas.microsoft.com/office/drawing/2016/5/11/chartex" xmlns:cx6="http://schemas.microsoft.com/office/drawing/2016/5/12/chartex" xmlns:cx7="http://schemas.microsoft.com/office/drawing/2016/5/13/chartex" xmlns:cx8="http://schemas.microsoft.com/office/drawing/2016/5/14/chartex" xmlns:mc="http://schemas.openxmlformats.org/markup-compatibility/2006" xmlns:aink="http://schemas.microsoft.com/office/drawing/2016/ink" xmlns:am3d="http://schemas.microsoft.com/office/drawing/2017/model3d" xmlns:o="urn:schemas-microsoft-com:office:office" xmlns:oel="http://schemas.microsoft.com/office/2019/extlst" xmlns:r="http://schemas.openxmlformats.org/officeDocument/2006/relationships" xmlns:m="http://schemas.openxmlformats.org/officeDocument/2006/math" xmlns:v="urn:schemas-microsoft-com:vml" xmlns:wp14="http://schemas.microsoft.com/office/word/2010/wordprocessingDrawing" xmlns:wp="http://schemas.openxmlformats.org/drawingml/2006/wordprocessingDrawing" xmlns:w10="urn:schemas-microsoft-com:office:word" xmlns:w="http://schemas.openxmlformats.org/wordprocessingml/2006/main" xmlns:w14="http://schemas.microsoft.com/office/word/2010/wordml" xmlns:w15="http://schemas.microsoft.com/office/word/2012/wordml" xmlns:w16cex="http://schemas.microsoft.com/office/word/2018/wordml/cex" xmlns:w16cid="http://schemas.microsoft.com/office/word/2016/wordml/cid" xmlns:w16="http://schemas.microsoft.com/office/word/2018/wordml" xmlns:w16du="http://schemas.microsoft.com/office/word/2023/wordml/word16du" xmlns:w16sdtdh="http://schemas.microsoft.com/office/word/2020/wordml/sdtdatahash" xmlns:w16sdtfl="http://schemas.microsoft.com/office/word/2024/wordml/sdtformatlock" xmlns:w16se="http://schemas.microsoft.com/office/word/2015/wordml/symex" xmlns:wpg="http://schemas.microsoft.com/office/word/2010/wordprocessingGroup" xmlns:wpi="http://schemas.microsoft.com/office/word/2010/wordprocessingInk" xmlns:wne="http://schemas.microsoft.com/office/word/2006/wordml" xmlns:wps="http://schemas.microsoft.com/office/word/2010/wordprocessingShape" mc:Ignorable="w14 w15 w16se w16cid w16 w16cex w16sdtdh w16sdtfl w16du wp14">
   <w:p>
     <w:pPr>
-      <w:pStyle w:val="Encabezado"/>
+      <w:pStyle w:val="Header"/>
     </w:pPr>
   </w:p>
 </w:hdr>
@@ -3561,7 +3753,7 @@
 <w:hdr xmlns:wpc="http://schemas.microsoft.com/office/word/2010/wordprocessingCanvas" xmlns:cx="http://schemas.microsoft.com/office/drawing/2014/chartex" xmlns:cx1="http://schemas.microsoft.com/office/drawing/2015/9/8/chartex" xmlns:cx2="http://schemas.microsoft.com/office/drawing/2015/10/21/chartex" xmlns:cx3="http://schemas.microsoft.com/office/drawing/2016/5/9/chartex" xmlns:cx4="http://schemas.microsoft.com/office/drawing/2016/5/10/chartex" xmlns:cx5="http://schemas.microsoft.com/office/drawing/2016/5/11/chartex" xmlns:cx6="http://schemas.microsoft.com/office/drawing/2016/5/12/chartex" xmlns:cx7="http://schemas.microsoft.com/office/drawing/2016/5/13/chartex" xmlns:cx8="http://schemas.microsoft.com/office/drawing/2016/5/14/chartex" xmlns:mc="http://schemas.openxmlformats.org/markup-compatibility/2006" xmlns:aink="http://schemas.microsoft.com/office/drawing/2016/ink" xmlns:am3d="http://schemas.microsoft.com/office/drawing/2017/model3d" xmlns:o="urn:schemas-microsoft-com:office:office" xmlns:oel="http://schemas.microsoft.com/office/2019/extlst" xmlns:r="http://schemas.openxmlformats.org/officeDocument/2006/relationships" xmlns:m="http://schemas.openxmlformats.org/officeDocument/2006/math" xmlns:v="urn:schemas-microsoft-com:vml" xmlns:wp14="http://schemas.microsoft.com/office/word/2010/wordprocessingDrawing" xmlns:wp="http://schemas.openxmlformats.org/drawingml/2006/wordprocessingDrawing" xmlns:w10="urn:schemas-microsoft-com:office:word" xmlns:w="http://schemas.openxmlformats.org/wordprocessingml/2006/main" xmlns:w14="http://schemas.microsoft.com/office/word/2010/wordml" xmlns:w15="http://schemas.microsoft.com/office/word/2012/wordml" xmlns:w16cex="http://schemas.microsoft.com/office/word/2018/wordml/cex" xmlns:w16cid="http://schemas.microsoft.com/office/word/2016/wordml/cid" xmlns:w16="http://schemas.microsoft.com/office/word/2018/wordml" xmlns:w16du="http://schemas.microsoft.com/office/word/2023/wordml/word16du" xmlns:w16sdtdh="http://schemas.microsoft.com/office/word/2020/wordml/sdtdatahash" xmlns:w16sdtfl="http://schemas.microsoft.com/office/word/2024/wordml/sdtformatlock" xmlns:w16se="http://schemas.microsoft.com/office/word/2015/wordml/symex" xmlns:wpg="http://schemas.microsoft.com/office/word/2010/wordprocessingGroup" xmlns:wpi="http://schemas.microsoft.com/office/word/2010/wordprocessingInk" xmlns:wne="http://schemas.microsoft.com/office/word/2006/wordml" xmlns:wps="http://schemas.microsoft.com/office/word/2010/wordprocessingShape" mc:Ignorable="w14 w15 w16se w16cid w16 w16cex w16sdtdh w16sdtfl w16du wp14">
   <w:p>
     <w:pPr>
-      <w:pStyle w:val="Encabezado"/>
+      <w:pStyle w:val="Header"/>
       <w:tabs>
         <w:tab w:val="clear" w:pos="4419"/>
         <w:tab w:val="clear" w:pos="8838"/>
@@ -3639,7 +3831,7 @@
 <w:hdr xmlns:wpc="http://schemas.microsoft.com/office/word/2010/wordprocessingCanvas" xmlns:cx="http://schemas.microsoft.com/office/drawing/2014/chartex" xmlns:cx1="http://schemas.microsoft.com/office/drawing/2015/9/8/chartex" xmlns:cx2="http://schemas.microsoft.com/office/drawing/2015/10/21/chartex" xmlns:cx3="http://schemas.microsoft.com/office/drawing/2016/5/9/chartex" xmlns:cx4="http://schemas.microsoft.com/office/drawing/2016/5/10/chartex" xmlns:cx5="http://schemas.microsoft.com/office/drawing/2016/5/11/chartex" xmlns:cx6="http://schemas.microsoft.com/office/drawing/2016/5/12/chartex" xmlns:cx7="http://schemas.microsoft.com/office/drawing/2016/5/13/chartex" xmlns:cx8="http://schemas.microsoft.com/office/drawing/2016/5/14/chartex" xmlns:mc="http://schemas.openxmlformats.org/markup-compatibility/2006" xmlns:aink="http://schemas.microsoft.com/office/drawing/2016/ink" xmlns:am3d="http://schemas.microsoft.com/office/drawing/2017/model3d" xmlns:o="urn:schemas-microsoft-com:office:office" xmlns:oel="http://schemas.microsoft.com/office/2019/extlst" xmlns:r="http://schemas.openxmlformats.org/officeDocument/2006/relationships" xmlns:m="http://schemas.openxmlformats.org/officeDocument/2006/math" xmlns:v="urn:schemas-microsoft-com:vml" xmlns:wp14="http://schemas.microsoft.com/office/word/2010/wordprocessingDrawing" xmlns:wp="http://schemas.openxmlformats.org/drawingml/2006/wordprocessingDrawing" xmlns:w10="urn:schemas-microsoft-com:office:word" xmlns:w="http://schemas.openxmlformats.org/wordprocessingml/2006/main" xmlns:w14="http://schemas.microsoft.com/office/word/2010/wordml" xmlns:w15="http://schemas.microsoft.com/office/word/2012/wordml" xmlns:w16cex="http://schemas.microsoft.com/office/word/2018/wordml/cex" xmlns:w16cid="http://schemas.microsoft.com/office/word/2016/wordml/cid" xmlns:w16="http://schemas.microsoft.com/office/word/2018/wordml" xmlns:w16du="http://schemas.microsoft.com/office/word/2023/wordml/word16du" xmlns:w16sdtdh="http://schemas.microsoft.com/office/word/2020/wordml/sdtdatahash" xmlns:w16sdtfl="http://schemas.microsoft.com/office/word/2024/wordml/sdtformatlock" xmlns:w16se="http://schemas.microsoft.com/office/word/2015/wordml/symex" xmlns:wpg="http://schemas.microsoft.com/office/word/2010/wordprocessingGroup" xmlns:wpi="http://schemas.microsoft.com/office/word/2010/wordprocessingInk" xmlns:wne="http://schemas.microsoft.com/office/word/2006/wordml" xmlns:wps="http://schemas.microsoft.com/office/word/2010/wordprocessingShape" mc:Ignorable="w14 w15 w16se w16cid w16 w16cex w16sdtdh w16sdtfl w16du wp14">
   <w:p>
     <w:pPr>
-      <w:pStyle w:val="Encabezado"/>
+      <w:pStyle w:val="Header"/>
     </w:pPr>
   </w:p>
 </w:hdr>
@@ -5732,11 +5924,11 @@
     <w:name w:val="Normal"/>
     <w:qFormat/>
   </w:style>
-  <w:style w:type="paragraph" w:styleId="Ttulo1">
+  <w:style w:type="paragraph" w:styleId="Heading1">
     <w:name w:val="heading 1"/>
     <w:basedOn w:val="Normal"/>
     <w:next w:val="Normal"/>
-    <w:link w:val="Ttulo1Car"/>
+    <w:link w:val="Heading1Char"/>
     <w:uiPriority w:val="9"/>
     <w:qFormat/>
     <w:rsid w:val="00E32A7A"/>
@@ -5754,11 +5946,11 @@
       <w:szCs w:val="40"/>
     </w:rPr>
   </w:style>
-  <w:style w:type="paragraph" w:styleId="Ttulo2">
+  <w:style w:type="paragraph" w:styleId="Heading2">
     <w:name w:val="heading 2"/>
     <w:basedOn w:val="Normal"/>
     <w:next w:val="Normal"/>
-    <w:link w:val="Ttulo2Car"/>
+    <w:link w:val="Heading2Char"/>
     <w:uiPriority w:val="9"/>
     <w:unhideWhenUsed/>
     <w:qFormat/>
@@ -5775,11 +5967,11 @@
       <w:szCs w:val="32"/>
     </w:rPr>
   </w:style>
-  <w:style w:type="paragraph" w:styleId="Ttulo3">
+  <w:style w:type="paragraph" w:styleId="Heading3">
     <w:name w:val="heading 3"/>
     <w:basedOn w:val="Normal"/>
     <w:next w:val="Normal"/>
-    <w:link w:val="Ttulo3Car"/>
+    <w:link w:val="Heading3Char"/>
     <w:uiPriority w:val="9"/>
     <w:semiHidden/>
     <w:unhideWhenUsed/>
@@ -5798,11 +5990,11 @@
       <w:szCs w:val="28"/>
     </w:rPr>
   </w:style>
-  <w:style w:type="paragraph" w:styleId="Ttulo4">
+  <w:style w:type="paragraph" w:styleId="Heading4">
     <w:name w:val="heading 4"/>
     <w:basedOn w:val="Normal"/>
     <w:next w:val="Normal"/>
-    <w:link w:val="Ttulo4Car"/>
+    <w:link w:val="Heading4Char"/>
     <w:uiPriority w:val="9"/>
     <w:semiHidden/>
     <w:unhideWhenUsed/>
@@ -5821,11 +6013,11 @@
       <w:color w:val="0F4761" w:themeColor="accent1" w:themeShade="BF"/>
     </w:rPr>
   </w:style>
-  <w:style w:type="paragraph" w:styleId="Ttulo5">
+  <w:style w:type="paragraph" w:styleId="Heading5">
     <w:name w:val="heading 5"/>
     <w:basedOn w:val="Normal"/>
     <w:next w:val="Normal"/>
-    <w:link w:val="Ttulo5Car"/>
+    <w:link w:val="Heading5Char"/>
     <w:uiPriority w:val="9"/>
     <w:semiHidden/>
     <w:unhideWhenUsed/>
@@ -5842,11 +6034,11 @@
       <w:color w:val="0F4761" w:themeColor="accent1" w:themeShade="BF"/>
     </w:rPr>
   </w:style>
-  <w:style w:type="paragraph" w:styleId="Ttulo6">
+  <w:style w:type="paragraph" w:styleId="Heading6">
     <w:name w:val="heading 6"/>
     <w:basedOn w:val="Normal"/>
     <w:next w:val="Normal"/>
-    <w:link w:val="Ttulo6Car"/>
+    <w:link w:val="Heading6Char"/>
     <w:uiPriority w:val="9"/>
     <w:semiHidden/>
     <w:unhideWhenUsed/>
@@ -5865,11 +6057,11 @@
       <w:color w:val="595959" w:themeColor="text1" w:themeTint="A6"/>
     </w:rPr>
   </w:style>
-  <w:style w:type="paragraph" w:styleId="Ttulo7">
+  <w:style w:type="paragraph" w:styleId="Heading7">
     <w:name w:val="heading 7"/>
     <w:basedOn w:val="Normal"/>
     <w:next w:val="Normal"/>
-    <w:link w:val="Ttulo7Car"/>
+    <w:link w:val="Heading7Char"/>
     <w:uiPriority w:val="9"/>
     <w:semiHidden/>
     <w:unhideWhenUsed/>
@@ -5886,11 +6078,11 @@
       <w:color w:val="595959" w:themeColor="text1" w:themeTint="A6"/>
     </w:rPr>
   </w:style>
-  <w:style w:type="paragraph" w:styleId="Ttulo8">
+  <w:style w:type="paragraph" w:styleId="Heading8">
     <w:name w:val="heading 8"/>
     <w:basedOn w:val="Normal"/>
     <w:next w:val="Normal"/>
-    <w:link w:val="Ttulo8Car"/>
+    <w:link w:val="Heading8Char"/>
     <w:uiPriority w:val="9"/>
     <w:semiHidden/>
     <w:unhideWhenUsed/>
@@ -5908,11 +6100,11 @@
       <w:color w:val="272727" w:themeColor="text1" w:themeTint="D8"/>
     </w:rPr>
   </w:style>
-  <w:style w:type="paragraph" w:styleId="Ttulo9">
+  <w:style w:type="paragraph" w:styleId="Heading9">
     <w:name w:val="heading 9"/>
     <w:basedOn w:val="Normal"/>
     <w:next w:val="Normal"/>
-    <w:link w:val="Ttulo9Car"/>
+    <w:link w:val="Heading9Char"/>
     <w:uiPriority w:val="9"/>
     <w:semiHidden/>
     <w:unhideWhenUsed/>
@@ -5928,12 +6120,12 @@
       <w:color w:val="272727" w:themeColor="text1" w:themeTint="D8"/>
     </w:rPr>
   </w:style>
-  <w:style w:type="character" w:default="1" w:styleId="Fuentedeprrafopredeter">
+  <w:style w:type="character" w:default="1" w:styleId="DefaultParagraphFont">
     <w:name w:val="Default Paragraph Font"/>
     <w:uiPriority w:val="1"/>
     <w:unhideWhenUsed/>
   </w:style>
-  <w:style w:type="table" w:default="1" w:styleId="Tablanormal">
+  <w:style w:type="table" w:default="1" w:styleId="TableNormal">
     <w:name w:val="Normal Table"/>
     <w:uiPriority w:val="99"/>
     <w:semiHidden/>
@@ -5948,7 +6140,7 @@
       </w:tblCellMar>
     </w:tblPr>
   </w:style>
-  <w:style w:type="numbering" w:default="1" w:styleId="Sinlista">
+  <w:style w:type="numbering" w:default="1" w:styleId="NoList">
     <w:name w:val="No List"/>
     <w:uiPriority w:val="99"/>
     <w:semiHidden/>
@@ -5964,10 +6156,10 @@
       </w:numPr>
     </w:pPr>
   </w:style>
-  <w:style w:type="character" w:customStyle="1" w:styleId="Ttulo1Car">
-    <w:name w:val="Título 1 Car"/>
-    <w:basedOn w:val="Fuentedeprrafopredeter"/>
-    <w:link w:val="Ttulo1"/>
+  <w:style w:type="character" w:customStyle="1" w:styleId="Heading1Char">
+    <w:name w:val="Heading 1 Char"/>
+    <w:basedOn w:val="DefaultParagraphFont"/>
+    <w:link w:val="Heading1"/>
     <w:uiPriority w:val="9"/>
     <w:rsid w:val="00E32A7A"/>
     <w:rPr>
@@ -5978,10 +6170,10 @@
       <w:szCs w:val="40"/>
     </w:rPr>
   </w:style>
-  <w:style w:type="character" w:customStyle="1" w:styleId="Ttulo2Car">
-    <w:name w:val="Título 2 Car"/>
-    <w:basedOn w:val="Fuentedeprrafopredeter"/>
-    <w:link w:val="Ttulo2"/>
+  <w:style w:type="character" w:customStyle="1" w:styleId="Heading2Char">
+    <w:name w:val="Heading 2 Char"/>
+    <w:basedOn w:val="DefaultParagraphFont"/>
+    <w:link w:val="Heading2"/>
     <w:uiPriority w:val="9"/>
     <w:rsid w:val="00E32A7A"/>
     <w:rPr>
@@ -5990,10 +6182,10 @@
       <w:szCs w:val="32"/>
     </w:rPr>
   </w:style>
-  <w:style w:type="character" w:customStyle="1" w:styleId="Ttulo3Car">
-    <w:name w:val="Título 3 Car"/>
-    <w:basedOn w:val="Fuentedeprrafopredeter"/>
-    <w:link w:val="Ttulo3"/>
+  <w:style w:type="character" w:customStyle="1" w:styleId="Heading3Char">
+    <w:name w:val="Heading 3 Char"/>
+    <w:basedOn w:val="DefaultParagraphFont"/>
+    <w:link w:val="Heading3"/>
     <w:uiPriority w:val="9"/>
     <w:semiHidden/>
     <w:rsid w:val="00C47B31"/>
@@ -6004,10 +6196,10 @@
       <w:szCs w:val="28"/>
     </w:rPr>
   </w:style>
-  <w:style w:type="character" w:customStyle="1" w:styleId="Ttulo4Car">
-    <w:name w:val="Título 4 Car"/>
-    <w:basedOn w:val="Fuentedeprrafopredeter"/>
-    <w:link w:val="Ttulo4"/>
+  <w:style w:type="character" w:customStyle="1" w:styleId="Heading4Char">
+    <w:name w:val="Heading 4 Char"/>
+    <w:basedOn w:val="DefaultParagraphFont"/>
+    <w:link w:val="Heading4"/>
     <w:uiPriority w:val="9"/>
     <w:semiHidden/>
     <w:rsid w:val="00C47B31"/>
@@ -6018,10 +6210,10 @@
       <w:color w:val="0F4761" w:themeColor="accent1" w:themeShade="BF"/>
     </w:rPr>
   </w:style>
-  <w:style w:type="character" w:customStyle="1" w:styleId="Ttulo5Car">
-    <w:name w:val="Título 5 Car"/>
-    <w:basedOn w:val="Fuentedeprrafopredeter"/>
-    <w:link w:val="Ttulo5"/>
+  <w:style w:type="character" w:customStyle="1" w:styleId="Heading5Char">
+    <w:name w:val="Heading 5 Char"/>
+    <w:basedOn w:val="DefaultParagraphFont"/>
+    <w:link w:val="Heading5"/>
     <w:uiPriority w:val="9"/>
     <w:semiHidden/>
     <w:rsid w:val="00C47B31"/>
@@ -6030,10 +6222,10 @@
       <w:color w:val="0F4761" w:themeColor="accent1" w:themeShade="BF"/>
     </w:rPr>
   </w:style>
-  <w:style w:type="character" w:customStyle="1" w:styleId="Ttulo6Car">
-    <w:name w:val="Título 6 Car"/>
-    <w:basedOn w:val="Fuentedeprrafopredeter"/>
-    <w:link w:val="Ttulo6"/>
+  <w:style w:type="character" w:customStyle="1" w:styleId="Heading6Char">
+    <w:name w:val="Heading 6 Char"/>
+    <w:basedOn w:val="DefaultParagraphFont"/>
+    <w:link w:val="Heading6"/>
     <w:uiPriority w:val="9"/>
     <w:semiHidden/>
     <w:rsid w:val="00C47B31"/>
@@ -6044,10 +6236,10 @@
       <w:color w:val="595959" w:themeColor="text1" w:themeTint="A6"/>
     </w:rPr>
   </w:style>
-  <w:style w:type="character" w:customStyle="1" w:styleId="Ttulo7Car">
-    <w:name w:val="Título 7 Car"/>
-    <w:basedOn w:val="Fuentedeprrafopredeter"/>
-    <w:link w:val="Ttulo7"/>
+  <w:style w:type="character" w:customStyle="1" w:styleId="Heading7Char">
+    <w:name w:val="Heading 7 Char"/>
+    <w:basedOn w:val="DefaultParagraphFont"/>
+    <w:link w:val="Heading7"/>
     <w:uiPriority w:val="9"/>
     <w:semiHidden/>
     <w:rsid w:val="00C47B31"/>
@@ -6056,10 +6248,10 @@
       <w:color w:val="595959" w:themeColor="text1" w:themeTint="A6"/>
     </w:rPr>
   </w:style>
-  <w:style w:type="character" w:customStyle="1" w:styleId="Ttulo8Car">
-    <w:name w:val="Título 8 Car"/>
-    <w:basedOn w:val="Fuentedeprrafopredeter"/>
-    <w:link w:val="Ttulo8"/>
+  <w:style w:type="character" w:customStyle="1" w:styleId="Heading8Char">
+    <w:name w:val="Heading 8 Char"/>
+    <w:basedOn w:val="DefaultParagraphFont"/>
+    <w:link w:val="Heading8"/>
     <w:uiPriority w:val="9"/>
     <w:semiHidden/>
     <w:rsid w:val="00C47B31"/>
@@ -6070,10 +6262,10 @@
       <w:color w:val="272727" w:themeColor="text1" w:themeTint="D8"/>
     </w:rPr>
   </w:style>
-  <w:style w:type="character" w:customStyle="1" w:styleId="Ttulo9Car">
-    <w:name w:val="Título 9 Car"/>
-    <w:basedOn w:val="Fuentedeprrafopredeter"/>
-    <w:link w:val="Ttulo9"/>
+  <w:style w:type="character" w:customStyle="1" w:styleId="Heading9Char">
+    <w:name w:val="Heading 9 Char"/>
+    <w:basedOn w:val="DefaultParagraphFont"/>
+    <w:link w:val="Heading9"/>
     <w:uiPriority w:val="9"/>
     <w:semiHidden/>
     <w:rsid w:val="00C47B31"/>
@@ -6082,11 +6274,11 @@
       <w:color w:val="272727" w:themeColor="text1" w:themeTint="D8"/>
     </w:rPr>
   </w:style>
-  <w:style w:type="paragraph" w:styleId="Ttulo">
+  <w:style w:type="paragraph" w:styleId="Title">
     <w:name w:val="Title"/>
     <w:basedOn w:val="Normal"/>
     <w:next w:val="Normal"/>
-    <w:link w:val="TtuloCar"/>
+    <w:link w:val="TitleChar"/>
     <w:uiPriority w:val="10"/>
     <w:qFormat/>
     <w:rsid w:val="00C47B31"/>
@@ -6102,10 +6294,10 @@
       <w:szCs w:val="56"/>
     </w:rPr>
   </w:style>
-  <w:style w:type="character" w:customStyle="1" w:styleId="TtuloCar">
-    <w:name w:val="Título Car"/>
-    <w:basedOn w:val="Fuentedeprrafopredeter"/>
-    <w:link w:val="Ttulo"/>
+  <w:style w:type="character" w:customStyle="1" w:styleId="TitleChar">
+    <w:name w:val="Title Char"/>
+    <w:basedOn w:val="DefaultParagraphFont"/>
+    <w:link w:val="Title"/>
     <w:uiPriority w:val="10"/>
     <w:rsid w:val="00C47B31"/>
     <w:rPr>
@@ -6116,11 +6308,11 @@
       <w:szCs w:val="56"/>
     </w:rPr>
   </w:style>
-  <w:style w:type="paragraph" w:styleId="Subttulo">
+  <w:style w:type="paragraph" w:styleId="Subtitle">
     <w:name w:val="Subtitle"/>
     <w:basedOn w:val="Normal"/>
     <w:next w:val="Normal"/>
-    <w:link w:val="SubttuloCar"/>
+    <w:link w:val="SubtitleChar"/>
     <w:uiPriority w:val="11"/>
     <w:qFormat/>
     <w:rsid w:val="00C47B31"/>
@@ -6138,10 +6330,10 @@
       <w:szCs w:val="28"/>
     </w:rPr>
   </w:style>
-  <w:style w:type="character" w:customStyle="1" w:styleId="SubttuloCar">
-    <w:name w:val="Subtítulo Car"/>
-    <w:basedOn w:val="Fuentedeprrafopredeter"/>
-    <w:link w:val="Subttulo"/>
+  <w:style w:type="character" w:customStyle="1" w:styleId="SubtitleChar">
+    <w:name w:val="Subtitle Char"/>
+    <w:basedOn w:val="DefaultParagraphFont"/>
+    <w:link w:val="Subtitle"/>
     <w:uiPriority w:val="11"/>
     <w:rsid w:val="00C47B31"/>
     <w:rPr>
@@ -6152,11 +6344,11 @@
       <w:szCs w:val="28"/>
     </w:rPr>
   </w:style>
-  <w:style w:type="paragraph" w:styleId="Cita">
+  <w:style w:type="paragraph" w:styleId="Quote">
     <w:name w:val="Quote"/>
     <w:basedOn w:val="Normal"/>
     <w:next w:val="Normal"/>
-    <w:link w:val="CitaCar"/>
+    <w:link w:val="QuoteChar"/>
     <w:uiPriority w:val="29"/>
     <w:qFormat/>
     <w:rsid w:val="00C47B31"/>
@@ -6170,10 +6362,10 @@
       <w:color w:val="404040" w:themeColor="text1" w:themeTint="BF"/>
     </w:rPr>
   </w:style>
-  <w:style w:type="character" w:customStyle="1" w:styleId="CitaCar">
-    <w:name w:val="Cita Car"/>
-    <w:basedOn w:val="Fuentedeprrafopredeter"/>
-    <w:link w:val="Cita"/>
+  <w:style w:type="character" w:customStyle="1" w:styleId="QuoteChar">
+    <w:name w:val="Quote Char"/>
+    <w:basedOn w:val="DefaultParagraphFont"/>
+    <w:link w:val="Quote"/>
     <w:uiPriority w:val="29"/>
     <w:rsid w:val="00C47B31"/>
     <w:rPr>
@@ -6182,7 +6374,7 @@
       <w:color w:val="404040" w:themeColor="text1" w:themeTint="BF"/>
     </w:rPr>
   </w:style>
-  <w:style w:type="paragraph" w:styleId="Prrafodelista">
+  <w:style w:type="paragraph" w:styleId="ListParagraph">
     <w:name w:val="List Paragraph"/>
     <w:basedOn w:val="Normal"/>
     <w:uiPriority w:val="34"/>
@@ -6193,9 +6385,9 @@
       <w:contextualSpacing/>
     </w:pPr>
   </w:style>
-  <w:style w:type="character" w:styleId="nfasisintenso">
+  <w:style w:type="character" w:styleId="IntenseEmphasis">
     <w:name w:val="Intense Emphasis"/>
-    <w:basedOn w:val="Fuentedeprrafopredeter"/>
+    <w:basedOn w:val="DefaultParagraphFont"/>
     <w:uiPriority w:val="21"/>
     <w:qFormat/>
     <w:rsid w:val="00C47B31"/>
@@ -6205,11 +6397,11 @@
       <w:color w:val="0F4761" w:themeColor="accent1" w:themeShade="BF"/>
     </w:rPr>
   </w:style>
-  <w:style w:type="paragraph" w:styleId="Citadestacada">
+  <w:style w:type="paragraph" w:styleId="IntenseQuote">
     <w:name w:val="Intense Quote"/>
     <w:basedOn w:val="Normal"/>
     <w:next w:val="Normal"/>
-    <w:link w:val="CitadestacadaCar"/>
+    <w:link w:val="IntenseQuoteChar"/>
     <w:uiPriority w:val="30"/>
     <w:qFormat/>
     <w:rsid w:val="00C47B31"/>
@@ -6228,10 +6420,10 @@
       <w:color w:val="0F4761" w:themeColor="accent1" w:themeShade="BF"/>
     </w:rPr>
   </w:style>
-  <w:style w:type="character" w:customStyle="1" w:styleId="CitadestacadaCar">
-    <w:name w:val="Cita destacada Car"/>
-    <w:basedOn w:val="Fuentedeprrafopredeter"/>
-    <w:link w:val="Citadestacada"/>
+  <w:style w:type="character" w:customStyle="1" w:styleId="IntenseQuoteChar">
+    <w:name w:val="Intense Quote Char"/>
+    <w:basedOn w:val="DefaultParagraphFont"/>
+    <w:link w:val="IntenseQuote"/>
     <w:uiPriority w:val="30"/>
     <w:rsid w:val="00C47B31"/>
     <w:rPr>
@@ -6240,9 +6432,9 @@
       <w:color w:val="0F4761" w:themeColor="accent1" w:themeShade="BF"/>
     </w:rPr>
   </w:style>
-  <w:style w:type="character" w:styleId="Referenciaintensa">
+  <w:style w:type="character" w:styleId="IntenseReference">
     <w:name w:val="Intense Reference"/>
-    <w:basedOn w:val="Fuentedeprrafopredeter"/>
+    <w:basedOn w:val="DefaultParagraphFont"/>
     <w:uiPriority w:val="32"/>
     <w:qFormat/>
     <w:rsid w:val="00C47B31"/>
@@ -6254,10 +6446,10 @@
       <w:spacing w:val="5"/>
     </w:rPr>
   </w:style>
-  <w:style w:type="paragraph" w:styleId="Encabezado">
+  <w:style w:type="paragraph" w:styleId="Header">
     <w:name w:val="header"/>
     <w:basedOn w:val="Normal"/>
-    <w:link w:val="EncabezadoCar"/>
+    <w:link w:val="HeaderChar"/>
     <w:uiPriority w:val="99"/>
     <w:unhideWhenUsed/>
     <w:rsid w:val="00351BE8"/>
@@ -6268,17 +6460,17 @@
       </w:tabs>
     </w:pPr>
   </w:style>
-  <w:style w:type="character" w:customStyle="1" w:styleId="EncabezadoCar">
-    <w:name w:val="Encabezado Car"/>
-    <w:basedOn w:val="Fuentedeprrafopredeter"/>
-    <w:link w:val="Encabezado"/>
+  <w:style w:type="character" w:customStyle="1" w:styleId="HeaderChar">
+    <w:name w:val="Header Char"/>
+    <w:basedOn w:val="DefaultParagraphFont"/>
+    <w:link w:val="Header"/>
     <w:uiPriority w:val="99"/>
     <w:rsid w:val="00351BE8"/>
   </w:style>
-  <w:style w:type="paragraph" w:styleId="Piedepgina">
+  <w:style w:type="paragraph" w:styleId="Footer">
     <w:name w:val="footer"/>
     <w:basedOn w:val="Normal"/>
-    <w:link w:val="PiedepginaCar"/>
+    <w:link w:val="FooterChar"/>
     <w:uiPriority w:val="99"/>
     <w:unhideWhenUsed/>
     <w:rsid w:val="00351BE8"/>
@@ -6289,16 +6481,16 @@
       </w:tabs>
     </w:pPr>
   </w:style>
-  <w:style w:type="character" w:customStyle="1" w:styleId="PiedepginaCar">
-    <w:name w:val="Pie de página Car"/>
-    <w:basedOn w:val="Fuentedeprrafopredeter"/>
-    <w:link w:val="Piedepgina"/>
+  <w:style w:type="character" w:customStyle="1" w:styleId="FooterChar">
+    <w:name w:val="Footer Char"/>
+    <w:basedOn w:val="DefaultParagraphFont"/>
+    <w:link w:val="Footer"/>
     <w:uiPriority w:val="99"/>
     <w:rsid w:val="00351BE8"/>
   </w:style>
-  <w:style w:type="table" w:styleId="Tablaconcuadrcula6concolores-nfasis1">
+  <w:style w:type="table" w:styleId="GridTable6Colorful-Accent1">
     <w:name w:val="Grid Table 6 Colorful Accent 1"/>
-    <w:basedOn w:val="Tablanormal"/>
+    <w:basedOn w:val="TableNormal"/>
     <w:uiPriority w:val="51"/>
     <w:rsid w:val="002631C5"/>
     <w:rPr>
@@ -6365,9 +6557,9 @@
       </w:tcPr>
     </w:tblStylePr>
   </w:style>
-  <w:style w:type="table" w:styleId="Tablaconcuadrcula1clara-nfasis4">
+  <w:style w:type="table" w:styleId="GridTable1Light-Accent4">
     <w:name w:val="Grid Table 1 Light Accent 4"/>
-    <w:basedOn w:val="Tablanormal"/>
+    <w:basedOn w:val="TableNormal"/>
     <w:uiPriority w:val="46"/>
     <w:rsid w:val="002631C5"/>
     <w:tblPr>
@@ -6419,9 +6611,9 @@
       </w:rPr>
     </w:tblStylePr>
   </w:style>
-  <w:style w:type="table" w:styleId="Tabladecuadrcula3">
+  <w:style w:type="table" w:styleId="GridTable3">
     <w:name w:val="Grid Table 3"/>
-    <w:basedOn w:val="Tablanormal"/>
+    <w:basedOn w:val="TableNormal"/>
     <w:uiPriority w:val="48"/>
     <w:rsid w:val="007B10C8"/>
     <w:tblPr>
@@ -6552,9 +6744,9 @@
       </w:tcPr>
     </w:tblStylePr>
   </w:style>
-  <w:style w:type="paragraph" w:styleId="Sinespaciado">
+  <w:style w:type="paragraph" w:styleId="NoSpacing">
     <w:name w:val="No Spacing"/>
-    <w:link w:val="SinespaciadoCar"/>
+    <w:link w:val="NoSpacingChar"/>
     <w:uiPriority w:val="1"/>
     <w:qFormat/>
     <w:rsid w:val="00B651A2"/>
@@ -6567,10 +6759,10 @@
       <w14:ligatures w14:val="none"/>
     </w:rPr>
   </w:style>
-  <w:style w:type="character" w:customStyle="1" w:styleId="SinespaciadoCar">
-    <w:name w:val="Sin espaciado Car"/>
-    <w:basedOn w:val="Fuentedeprrafopredeter"/>
-    <w:link w:val="Sinespaciado"/>
+  <w:style w:type="character" w:customStyle="1" w:styleId="NoSpacingChar">
+    <w:name w:val="No Spacing Char"/>
+    <w:basedOn w:val="DefaultParagraphFont"/>
+    <w:link w:val="NoSpacing"/>
     <w:uiPriority w:val="1"/>
     <w:rsid w:val="00B651A2"/>
     <w:rPr>
@@ -6582,9 +6774,9 @@
       <w14:ligatures w14:val="none"/>
     </w:rPr>
   </w:style>
-  <w:style w:type="table" w:styleId="Tablaconcuadrcula">
+  <w:style w:type="table" w:styleId="TableGrid">
     <w:name w:val="Table Grid"/>
-    <w:basedOn w:val="Tablanormal"/>
+    <w:basedOn w:val="TableNormal"/>
     <w:uiPriority w:val="39"/>
     <w:rsid w:val="00B651A2"/>
     <w:tblPr>
@@ -6598,9 +6790,9 @@
       </w:tblBorders>
     </w:tblPr>
   </w:style>
-  <w:style w:type="table" w:styleId="Tablaconcuadrcula4-nfasis1">
+  <w:style w:type="table" w:styleId="GridTable4-Accent1">
     <w:name w:val="Grid Table 4 Accent 1"/>
-    <w:basedOn w:val="Tablanormal"/>
+    <w:basedOn w:val="TableNormal"/>
     <w:uiPriority w:val="49"/>
     <w:rsid w:val="00B651A2"/>
     <w:tblPr>
@@ -6671,9 +6863,9 @@
       </w:tcPr>
     </w:tblStylePr>
   </w:style>
-  <w:style w:type="paragraph" w:styleId="TtuloTDC">
+  <w:style w:type="paragraph" w:styleId="TOCHeading">
     <w:name w:val="TOC Heading"/>
-    <w:basedOn w:val="Ttulo1"/>
+    <w:basedOn w:val="Heading1"/>
     <w:next w:val="Normal"/>
     <w:uiPriority w:val="39"/>
     <w:unhideWhenUsed/>
@@ -6693,7 +6885,7 @@
       <w14:ligatures w14:val="none"/>
     </w:rPr>
   </w:style>
-  <w:style w:type="paragraph" w:styleId="TDC1">
+  <w:style w:type="paragraph" w:styleId="TOC1">
     <w:name w:val="toc 1"/>
     <w:basedOn w:val="Normal"/>
     <w:next w:val="Normal"/>
@@ -6705,7 +6897,7 @@
       <w:spacing w:after="100"/>
     </w:pPr>
   </w:style>
-  <w:style w:type="paragraph" w:styleId="TDC2">
+  <w:style w:type="paragraph" w:styleId="TOC2">
     <w:name w:val="toc 2"/>
     <w:basedOn w:val="Normal"/>
     <w:next w:val="Normal"/>
@@ -6718,9 +6910,9 @@
       <w:ind w:left="240"/>
     </w:pPr>
   </w:style>
-  <w:style w:type="character" w:styleId="Hipervnculo">
+  <w:style w:type="character" w:styleId="Hyperlink">
     <w:name w:val="Hyperlink"/>
-    <w:basedOn w:val="Fuentedeprrafopredeter"/>
+    <w:basedOn w:val="DefaultParagraphFont"/>
     <w:uiPriority w:val="99"/>
     <w:unhideWhenUsed/>
     <w:rsid w:val="007E5604"/>
@@ -6729,9 +6921,9 @@
       <w:u w:val="single"/>
     </w:rPr>
   </w:style>
-  <w:style w:type="character" w:styleId="Mencinsinresolver">
+  <w:style w:type="character" w:styleId="UnresolvedMention">
     <w:name w:val="Unresolved Mention"/>
-    <w:basedOn w:val="Fuentedeprrafopredeter"/>
+    <w:basedOn w:val="DefaultParagraphFont"/>
     <w:uiPriority w:val="99"/>
     <w:semiHidden/>
     <w:unhideWhenUsed/>

--- a/00_Gestion_Proyecto/Documentos_a_Entregar/SN6_Fase0_IAM_ZeroTrust.docx
+++ b/00_Gestion_Proyecto/Documentos_a_Entregar/SN6_Fase0_IAM_ZeroTrust.docx
@@ -619,7 +619,7 @@
     </w:p>
     <w:tbl>
       <w:tblPr>
-        <w:tblStyle w:val="TableGrid"/>
+        <w:tblStyle w:val="Tablaconcuadrcula"/>
         <w:tblW w:w="9924" w:type="dxa"/>
         <w:tblInd w:w="-431" w:type="dxa"/>
         <w:tblLook w:val="04A0" w:firstRow="1" w:lastRow="0" w:firstColumn="1" w:lastColumn="0" w:noHBand="0" w:noVBand="1"/>
@@ -704,28 +704,12 @@
                 <w:rFonts w:ascii="Arial" w:eastAsia="Museo Sans 300" w:hAnsi="Arial" w:cs="Arial"/>
               </w:rPr>
             </w:pPr>
-            <w:proofErr w:type="spellStart"/>
             <w:r>
               <w:rPr>
                 <w:rFonts w:ascii="Arial" w:eastAsia="Museo Sans 300" w:hAnsi="Arial" w:cs="Arial"/>
               </w:rPr>
-              <w:t>Neldy</w:t>
-            </w:r>
-            <w:proofErr w:type="spellEnd"/>
-            <w:r>
-              <w:rPr>
-                <w:rFonts w:ascii="Arial" w:eastAsia="Museo Sans 300" w:hAnsi="Arial" w:cs="Arial"/>
-              </w:rPr>
-              <w:t xml:space="preserve"> Liliana Hernandez </w:t>
-            </w:r>
-            <w:proofErr w:type="spellStart"/>
-            <w:r>
-              <w:rPr>
-                <w:rFonts w:ascii="Arial" w:eastAsia="Museo Sans 300" w:hAnsi="Arial" w:cs="Arial"/>
-              </w:rPr>
-              <w:t>Huezo</w:t>
-            </w:r>
-            <w:proofErr w:type="spellEnd"/>
+              <w:t>Neldy Liliana Hernandez Huezo</w:t>
+            </w:r>
           </w:p>
         </w:tc>
         <w:tc>
@@ -1101,7 +1085,7 @@
       <w:sdtContent>
         <w:p>
           <w:pPr>
-            <w:pStyle w:val="TOCHeading"/>
+            <w:pStyle w:val="TtuloTDC"/>
             <w:rPr>
               <w:rFonts w:ascii="Arial" w:hAnsi="Arial" w:cs="Arial"/>
               <w:lang w:val="es-ES"/>
@@ -1117,13 +1101,14 @@
         </w:p>
         <w:p>
           <w:pPr>
-            <w:pStyle w:val="TOC1"/>
+            <w:pStyle w:val="TDC1"/>
             <w:tabs>
               <w:tab w:val="right" w:leader="dot" w:pos="8828"/>
             </w:tabs>
             <w:rPr>
-              <w:rFonts w:ascii="Arial" w:hAnsi="Arial" w:cs="Arial"/>
+              <w:rFonts w:eastAsiaTheme="minorEastAsia"/>
               <w:noProof/>
+              <w:lang w:val="es-419" w:eastAsia="es-419"/>
             </w:rPr>
           </w:pPr>
           <w:r>
@@ -1144,18 +1129,17 @@
             </w:rPr>
             <w:fldChar w:fldCharType="separate"/>
           </w:r>
-          <w:hyperlink w:anchor="_Toc231965215" w:history="1">
-            <w:r>
-              <w:rPr>
-                <w:rStyle w:val="Hyperlink"/>
-                <w:rFonts w:ascii="Arial" w:eastAsia="Museo Sans 300" w:hAnsi="Arial" w:cs="Arial"/>
+          <w:hyperlink w:anchor="_Toc232366452" w:history="1">
+            <w:r>
+              <w:rPr>
+                <w:rStyle w:val="Hipervnculo"/>
+                <w:rFonts w:eastAsia="Museo Sans 300" w:cs="Arial"/>
                 <w:noProof/>
               </w:rPr>
               <w:t>Resumen Ejecutivo</w:t>
             </w:r>
             <w:r>
               <w:rPr>
-                <w:rFonts w:ascii="Arial" w:hAnsi="Arial" w:cs="Arial"/>
                 <w:noProof/>
                 <w:webHidden/>
               </w:rPr>
@@ -1163,7 +1147,6 @@
             </w:r>
             <w:r>
               <w:rPr>
-                <w:rFonts w:ascii="Arial" w:hAnsi="Arial" w:cs="Arial"/>
                 <w:noProof/>
                 <w:webHidden/>
               </w:rPr>
@@ -1171,22 +1154,19 @@
             </w:r>
             <w:r>
               <w:rPr>
-                <w:rFonts w:ascii="Arial" w:hAnsi="Arial" w:cs="Arial"/>
-                <w:noProof/>
-                <w:webHidden/>
-              </w:rPr>
-              <w:instrText xml:space="preserve"> PAGEREF _Toc231965215 \h </w:instrText>
-            </w:r>
-            <w:r>
-              <w:rPr>
-                <w:rFonts w:ascii="Arial" w:hAnsi="Arial" w:cs="Arial"/>
-                <w:noProof/>
-                <w:webHidden/>
-              </w:rPr>
-            </w:r>
-            <w:r>
-              <w:rPr>
-                <w:rFonts w:ascii="Arial" w:hAnsi="Arial" w:cs="Arial"/>
+                <w:noProof/>
+                <w:webHidden/>
+              </w:rPr>
+              <w:instrText xml:space="preserve"> PAGEREF _Toc232366452 \h </w:instrText>
+            </w:r>
+            <w:r>
+              <w:rPr>
+                <w:noProof/>
+                <w:webHidden/>
+              </w:rPr>
+            </w:r>
+            <w:r>
+              <w:rPr>
                 <w:noProof/>
                 <w:webHidden/>
               </w:rPr>
@@ -1194,7 +1174,6 @@
             </w:r>
             <w:r>
               <w:rPr>
-                <w:rFonts w:ascii="Arial" w:hAnsi="Arial" w:cs="Arial"/>
                 <w:noProof/>
                 <w:webHidden/>
               </w:rPr>
@@ -1202,7 +1181,6 @@
             </w:r>
             <w:r>
               <w:rPr>
-                <w:rFonts w:ascii="Arial" w:hAnsi="Arial" w:cs="Arial"/>
                 <w:noProof/>
                 <w:webHidden/>
               </w:rPr>
@@ -1212,20 +1190,21 @@
         </w:p>
         <w:p>
           <w:pPr>
-            <w:pStyle w:val="TOC1"/>
+            <w:pStyle w:val="TDC1"/>
             <w:tabs>
               <w:tab w:val="right" w:leader="dot" w:pos="8828"/>
             </w:tabs>
             <w:rPr>
-              <w:rFonts w:ascii="Arial" w:hAnsi="Arial" w:cs="Arial"/>
+              <w:rFonts w:eastAsiaTheme="minorEastAsia"/>
               <w:noProof/>
+              <w:lang w:val="es-419" w:eastAsia="es-419"/>
             </w:rPr>
           </w:pPr>
-          <w:hyperlink w:anchor="_Toc231965216" w:history="1">
-            <w:r>
-              <w:rPr>
-                <w:rStyle w:val="Hyperlink"/>
-                <w:rFonts w:ascii="Arial" w:eastAsia="Museo Sans 300" w:hAnsi="Arial" w:cs="Arial"/>
+          <w:hyperlink w:anchor="_Toc232366453" w:history="1">
+            <w:r>
+              <w:rPr>
+                <w:rStyle w:val="Hipervnculo"/>
+                <w:rFonts w:eastAsia="Museo Sans 300" w:cs="Arial"/>
                 <w:bCs/>
                 <w:noProof/>
               </w:rPr>
@@ -1233,7 +1212,6 @@
             </w:r>
             <w:r>
               <w:rPr>
-                <w:rFonts w:ascii="Arial" w:hAnsi="Arial" w:cs="Arial"/>
                 <w:noProof/>
                 <w:webHidden/>
               </w:rPr>
@@ -1241,7 +1219,6 @@
             </w:r>
             <w:r>
               <w:rPr>
-                <w:rFonts w:ascii="Arial" w:hAnsi="Arial" w:cs="Arial"/>
                 <w:noProof/>
                 <w:webHidden/>
               </w:rPr>
@@ -1249,22 +1226,19 @@
             </w:r>
             <w:r>
               <w:rPr>
-                <w:rFonts w:ascii="Arial" w:hAnsi="Arial" w:cs="Arial"/>
-                <w:noProof/>
-                <w:webHidden/>
-              </w:rPr>
-              <w:instrText xml:space="preserve"> PAGEREF _Toc231965216 \h </w:instrText>
-            </w:r>
-            <w:r>
-              <w:rPr>
-                <w:rFonts w:ascii="Arial" w:hAnsi="Arial" w:cs="Arial"/>
-                <w:noProof/>
-                <w:webHidden/>
-              </w:rPr>
-            </w:r>
-            <w:r>
-              <w:rPr>
-                <w:rFonts w:ascii="Arial" w:hAnsi="Arial" w:cs="Arial"/>
+                <w:noProof/>
+                <w:webHidden/>
+              </w:rPr>
+              <w:instrText xml:space="preserve"> PAGEREF _Toc232366453 \h </w:instrText>
+            </w:r>
+            <w:r>
+              <w:rPr>
+                <w:noProof/>
+                <w:webHidden/>
+              </w:rPr>
+            </w:r>
+            <w:r>
+              <w:rPr>
                 <w:noProof/>
                 <w:webHidden/>
               </w:rPr>
@@ -1272,7 +1246,6 @@
             </w:r>
             <w:r>
               <w:rPr>
-                <w:rFonts w:ascii="Arial" w:hAnsi="Arial" w:cs="Arial"/>
                 <w:noProof/>
                 <w:webHidden/>
               </w:rPr>
@@ -1280,7 +1253,6 @@
             </w:r>
             <w:r>
               <w:rPr>
-                <w:rFonts w:ascii="Arial" w:hAnsi="Arial" w:cs="Arial"/>
                 <w:noProof/>
                 <w:webHidden/>
               </w:rPr>
@@ -1290,20 +1262,21 @@
         </w:p>
         <w:p>
           <w:pPr>
-            <w:pStyle w:val="TOC2"/>
+            <w:pStyle w:val="TDC2"/>
             <w:tabs>
               <w:tab w:val="right" w:leader="dot" w:pos="8828"/>
             </w:tabs>
             <w:rPr>
-              <w:rFonts w:ascii="Arial" w:hAnsi="Arial" w:cs="Arial"/>
+              <w:rFonts w:eastAsiaTheme="minorEastAsia"/>
               <w:noProof/>
+              <w:lang w:val="es-419" w:eastAsia="es-419"/>
             </w:rPr>
           </w:pPr>
-          <w:hyperlink w:anchor="_Toc231965217" w:history="1">
-            <w:r>
-              <w:rPr>
-                <w:rStyle w:val="Hyperlink"/>
-                <w:rFonts w:ascii="Arial" w:eastAsia="Times New Roman" w:hAnsi="Arial" w:cs="Arial"/>
+          <w:hyperlink w:anchor="_Toc232366454" w:history="1">
+            <w:r>
+              <w:rPr>
+                <w:rStyle w:val="Hipervnculo"/>
+                <w:rFonts w:eastAsia="Times New Roman" w:cs="Arial"/>
                 <w:noProof/>
                 <w:lang w:eastAsia="es-SV"/>
               </w:rPr>
@@ -1311,7 +1284,6 @@
             </w:r>
             <w:r>
               <w:rPr>
-                <w:rFonts w:ascii="Arial" w:hAnsi="Arial" w:cs="Arial"/>
                 <w:noProof/>
                 <w:webHidden/>
               </w:rPr>
@@ -1319,7 +1291,6 @@
             </w:r>
             <w:r>
               <w:rPr>
-                <w:rFonts w:ascii="Arial" w:hAnsi="Arial" w:cs="Arial"/>
                 <w:noProof/>
                 <w:webHidden/>
               </w:rPr>
@@ -1327,22 +1298,19 @@
             </w:r>
             <w:r>
               <w:rPr>
-                <w:rFonts w:ascii="Arial" w:hAnsi="Arial" w:cs="Arial"/>
-                <w:noProof/>
-                <w:webHidden/>
-              </w:rPr>
-              <w:instrText xml:space="preserve"> PAGEREF _Toc231965217 \h </w:instrText>
-            </w:r>
-            <w:r>
-              <w:rPr>
-                <w:rFonts w:ascii="Arial" w:hAnsi="Arial" w:cs="Arial"/>
-                <w:noProof/>
-                <w:webHidden/>
-              </w:rPr>
-            </w:r>
-            <w:r>
-              <w:rPr>
-                <w:rFonts w:ascii="Arial" w:hAnsi="Arial" w:cs="Arial"/>
+                <w:noProof/>
+                <w:webHidden/>
+              </w:rPr>
+              <w:instrText xml:space="preserve"> PAGEREF _Toc232366454 \h </w:instrText>
+            </w:r>
+            <w:r>
+              <w:rPr>
+                <w:noProof/>
+                <w:webHidden/>
+              </w:rPr>
+            </w:r>
+            <w:r>
+              <w:rPr>
                 <w:noProof/>
                 <w:webHidden/>
               </w:rPr>
@@ -1350,7 +1318,6 @@
             </w:r>
             <w:r>
               <w:rPr>
-                <w:rFonts w:ascii="Arial" w:hAnsi="Arial" w:cs="Arial"/>
                 <w:noProof/>
                 <w:webHidden/>
               </w:rPr>
@@ -1358,7 +1325,6 @@
             </w:r>
             <w:r>
               <w:rPr>
-                <w:rFonts w:ascii="Arial" w:hAnsi="Arial" w:cs="Arial"/>
                 <w:noProof/>
                 <w:webHidden/>
               </w:rPr>
@@ -1368,20 +1334,21 @@
         </w:p>
         <w:p>
           <w:pPr>
-            <w:pStyle w:val="TOC2"/>
+            <w:pStyle w:val="TDC2"/>
             <w:tabs>
               <w:tab w:val="right" w:leader="dot" w:pos="8828"/>
             </w:tabs>
             <w:rPr>
-              <w:rFonts w:ascii="Arial" w:hAnsi="Arial" w:cs="Arial"/>
+              <w:rFonts w:eastAsiaTheme="minorEastAsia"/>
               <w:noProof/>
+              <w:lang w:val="es-419" w:eastAsia="es-419"/>
             </w:rPr>
           </w:pPr>
-          <w:hyperlink w:anchor="_Toc231965218" w:history="1">
-            <w:r>
-              <w:rPr>
-                <w:rStyle w:val="Hyperlink"/>
-                <w:rFonts w:ascii="Arial" w:eastAsia="Times New Roman" w:hAnsi="Arial" w:cs="Arial"/>
+          <w:hyperlink w:anchor="_Toc232366455" w:history="1">
+            <w:r>
+              <w:rPr>
+                <w:rStyle w:val="Hipervnculo"/>
+                <w:rFonts w:eastAsia="Times New Roman" w:cs="Arial"/>
                 <w:noProof/>
                 <w:lang w:eastAsia="es-SV"/>
               </w:rPr>
@@ -1389,7 +1356,6 @@
             </w:r>
             <w:r>
               <w:rPr>
-                <w:rFonts w:ascii="Arial" w:hAnsi="Arial" w:cs="Arial"/>
                 <w:noProof/>
                 <w:webHidden/>
               </w:rPr>
@@ -1397,7 +1363,6 @@
             </w:r>
             <w:r>
               <w:rPr>
-                <w:rFonts w:ascii="Arial" w:hAnsi="Arial" w:cs="Arial"/>
                 <w:noProof/>
                 <w:webHidden/>
               </w:rPr>
@@ -1405,22 +1370,19 @@
             </w:r>
             <w:r>
               <w:rPr>
-                <w:rFonts w:ascii="Arial" w:hAnsi="Arial" w:cs="Arial"/>
-                <w:noProof/>
-                <w:webHidden/>
-              </w:rPr>
-              <w:instrText xml:space="preserve"> PAGEREF _Toc231965218 \h </w:instrText>
-            </w:r>
-            <w:r>
-              <w:rPr>
-                <w:rFonts w:ascii="Arial" w:hAnsi="Arial" w:cs="Arial"/>
-                <w:noProof/>
-                <w:webHidden/>
-              </w:rPr>
-            </w:r>
-            <w:r>
-              <w:rPr>
-                <w:rFonts w:ascii="Arial" w:hAnsi="Arial" w:cs="Arial"/>
+                <w:noProof/>
+                <w:webHidden/>
+              </w:rPr>
+              <w:instrText xml:space="preserve"> PAGEREF _Toc232366455 \h </w:instrText>
+            </w:r>
+            <w:r>
+              <w:rPr>
+                <w:noProof/>
+                <w:webHidden/>
+              </w:rPr>
+            </w:r>
+            <w:r>
+              <w:rPr>
                 <w:noProof/>
                 <w:webHidden/>
               </w:rPr>
@@ -1428,7 +1390,6 @@
             </w:r>
             <w:r>
               <w:rPr>
-                <w:rFonts w:ascii="Arial" w:hAnsi="Arial" w:cs="Arial"/>
                 <w:noProof/>
                 <w:webHidden/>
               </w:rPr>
@@ -1436,7 +1397,6 @@
             </w:r>
             <w:r>
               <w:rPr>
-                <w:rFonts w:ascii="Arial" w:hAnsi="Arial" w:cs="Arial"/>
                 <w:noProof/>
                 <w:webHidden/>
               </w:rPr>
@@ -1446,20 +1406,21 @@
         </w:p>
         <w:p>
           <w:pPr>
-            <w:pStyle w:val="TOC2"/>
+            <w:pStyle w:val="TDC2"/>
             <w:tabs>
               <w:tab w:val="right" w:leader="dot" w:pos="8828"/>
             </w:tabs>
             <w:rPr>
-              <w:rFonts w:ascii="Arial" w:hAnsi="Arial" w:cs="Arial"/>
+              <w:rFonts w:eastAsiaTheme="minorEastAsia"/>
               <w:noProof/>
+              <w:lang w:val="es-419" w:eastAsia="es-419"/>
             </w:rPr>
           </w:pPr>
-          <w:hyperlink w:anchor="_Toc231965219" w:history="1">
-            <w:r>
-              <w:rPr>
-                <w:rStyle w:val="Hyperlink"/>
-                <w:rFonts w:ascii="Arial" w:eastAsia="Times New Roman" w:hAnsi="Arial" w:cs="Arial"/>
+          <w:hyperlink w:anchor="_Toc232366456" w:history="1">
+            <w:r>
+              <w:rPr>
+                <w:rStyle w:val="Hipervnculo"/>
+                <w:rFonts w:eastAsia="Times New Roman" w:cs="Arial"/>
                 <w:noProof/>
                 <w:lang w:eastAsia="es-SV"/>
               </w:rPr>
@@ -1467,7 +1428,6 @@
             </w:r>
             <w:r>
               <w:rPr>
-                <w:rFonts w:ascii="Arial" w:hAnsi="Arial" w:cs="Arial"/>
                 <w:noProof/>
                 <w:webHidden/>
               </w:rPr>
@@ -1475,7 +1435,6 @@
             </w:r>
             <w:r>
               <w:rPr>
-                <w:rFonts w:ascii="Arial" w:hAnsi="Arial" w:cs="Arial"/>
                 <w:noProof/>
                 <w:webHidden/>
               </w:rPr>
@@ -1483,22 +1442,19 @@
             </w:r>
             <w:r>
               <w:rPr>
-                <w:rFonts w:ascii="Arial" w:hAnsi="Arial" w:cs="Arial"/>
-                <w:noProof/>
-                <w:webHidden/>
-              </w:rPr>
-              <w:instrText xml:space="preserve"> PAGEREF _Toc231965219 \h </w:instrText>
-            </w:r>
-            <w:r>
-              <w:rPr>
-                <w:rFonts w:ascii="Arial" w:hAnsi="Arial" w:cs="Arial"/>
-                <w:noProof/>
-                <w:webHidden/>
-              </w:rPr>
-            </w:r>
-            <w:r>
-              <w:rPr>
-                <w:rFonts w:ascii="Arial" w:hAnsi="Arial" w:cs="Arial"/>
+                <w:noProof/>
+                <w:webHidden/>
+              </w:rPr>
+              <w:instrText xml:space="preserve"> PAGEREF _Toc232366456 \h </w:instrText>
+            </w:r>
+            <w:r>
+              <w:rPr>
+                <w:noProof/>
+                <w:webHidden/>
+              </w:rPr>
+            </w:r>
+            <w:r>
+              <w:rPr>
                 <w:noProof/>
                 <w:webHidden/>
               </w:rPr>
@@ -1506,7 +1462,6 @@
             </w:r>
             <w:r>
               <w:rPr>
-                <w:rFonts w:ascii="Arial" w:hAnsi="Arial" w:cs="Arial"/>
                 <w:noProof/>
                 <w:webHidden/>
               </w:rPr>
@@ -1514,7 +1469,6 @@
             </w:r>
             <w:r>
               <w:rPr>
-                <w:rFonts w:ascii="Arial" w:hAnsi="Arial" w:cs="Arial"/>
                 <w:noProof/>
                 <w:webHidden/>
               </w:rPr>
@@ -1524,27 +1478,27 @@
         </w:p>
         <w:p>
           <w:pPr>
-            <w:pStyle w:val="TOC1"/>
+            <w:pStyle w:val="TDC1"/>
             <w:tabs>
               <w:tab w:val="right" w:leader="dot" w:pos="8828"/>
             </w:tabs>
             <w:rPr>
-              <w:rFonts w:ascii="Arial" w:hAnsi="Arial" w:cs="Arial"/>
+              <w:rFonts w:eastAsiaTheme="minorEastAsia"/>
               <w:noProof/>
+              <w:lang w:val="es-419" w:eastAsia="es-419"/>
             </w:rPr>
           </w:pPr>
-          <w:hyperlink w:anchor="_Toc231965220" w:history="1">
-            <w:r>
-              <w:rPr>
-                <w:rStyle w:val="Hyperlink"/>
-                <w:rFonts w:ascii="Arial" w:eastAsia="Museo Sans 300" w:hAnsi="Arial" w:cs="Arial"/>
-                <w:noProof/>
-              </w:rPr>
-              <w:t>Desarrollo del entregable:</w:t>
-            </w:r>
-            <w:r>
-              <w:rPr>
-                <w:rFonts w:ascii="Arial" w:hAnsi="Arial" w:cs="Arial"/>
+          <w:hyperlink w:anchor="_Toc232366457" w:history="1">
+            <w:r>
+              <w:rPr>
+                <w:rStyle w:val="Hipervnculo"/>
+                <w:rFonts w:eastAsia="Museo Sans 300" w:cs="Arial"/>
+                <w:noProof/>
+              </w:rPr>
+              <w:t>Evidencias</w:t>
+            </w:r>
+            <w:r>
+              <w:rPr>
                 <w:noProof/>
                 <w:webHidden/>
               </w:rPr>
@@ -1552,7 +1506,6 @@
             </w:r>
             <w:r>
               <w:rPr>
-                <w:rFonts w:ascii="Arial" w:hAnsi="Arial" w:cs="Arial"/>
                 <w:noProof/>
                 <w:webHidden/>
               </w:rPr>
@@ -1560,22 +1513,19 @@
             </w:r>
             <w:r>
               <w:rPr>
-                <w:rFonts w:ascii="Arial" w:hAnsi="Arial" w:cs="Arial"/>
-                <w:noProof/>
-                <w:webHidden/>
-              </w:rPr>
-              <w:instrText xml:space="preserve"> PAGEREF _Toc231965220 \h </w:instrText>
-            </w:r>
-            <w:r>
-              <w:rPr>
-                <w:rFonts w:ascii="Arial" w:hAnsi="Arial" w:cs="Arial"/>
-                <w:noProof/>
-                <w:webHidden/>
-              </w:rPr>
-            </w:r>
-            <w:r>
-              <w:rPr>
-                <w:rFonts w:ascii="Arial" w:hAnsi="Arial" w:cs="Arial"/>
+                <w:noProof/>
+                <w:webHidden/>
+              </w:rPr>
+              <w:instrText xml:space="preserve"> PAGEREF _Toc232366457 \h </w:instrText>
+            </w:r>
+            <w:r>
+              <w:rPr>
+                <w:noProof/>
+                <w:webHidden/>
+              </w:rPr>
+            </w:r>
+            <w:r>
+              <w:rPr>
                 <w:noProof/>
                 <w:webHidden/>
               </w:rPr>
@@ -1583,15 +1533,13 @@
             </w:r>
             <w:r>
               <w:rPr>
-                <w:rFonts w:ascii="Arial" w:hAnsi="Arial" w:cs="Arial"/>
-                <w:noProof/>
-                <w:webHidden/>
-              </w:rPr>
-              <w:t>3</w:t>
-            </w:r>
-            <w:r>
-              <w:rPr>
-                <w:rFonts w:ascii="Arial" w:hAnsi="Arial" w:cs="Arial"/>
+                <w:noProof/>
+                <w:webHidden/>
+              </w:rPr>
+              <w:t>4</w:t>
+            </w:r>
+            <w:r>
+              <w:rPr>
                 <w:noProof/>
                 <w:webHidden/>
               </w:rPr>
@@ -1601,27 +1549,27 @@
         </w:p>
         <w:p>
           <w:pPr>
-            <w:pStyle w:val="TOC2"/>
+            <w:pStyle w:val="TDC2"/>
             <w:tabs>
               <w:tab w:val="right" w:leader="dot" w:pos="8828"/>
             </w:tabs>
             <w:rPr>
-              <w:rFonts w:ascii="Arial" w:hAnsi="Arial" w:cs="Arial"/>
+              <w:rFonts w:eastAsiaTheme="minorEastAsia"/>
               <w:noProof/>
+              <w:lang w:val="es-419" w:eastAsia="es-419"/>
             </w:rPr>
           </w:pPr>
-          <w:hyperlink w:anchor="_Toc231965221" w:history="1">
-            <w:r>
-              <w:rPr>
-                <w:rStyle w:val="Hyperlink"/>
-                <w:rFonts w:ascii="Arial" w:eastAsia="Museo Sans 300" w:hAnsi="Arial" w:cs="Arial"/>
-                <w:noProof/>
-              </w:rPr>
-              <w:t>Explicación técnica clara</w:t>
-            </w:r>
-            <w:r>
-              <w:rPr>
-                <w:rFonts w:ascii="Arial" w:hAnsi="Arial" w:cs="Arial"/>
+          <w:hyperlink w:anchor="_Toc232366458" w:history="1">
+            <w:r>
+              <w:rPr>
+                <w:rStyle w:val="Hipervnculo"/>
+                <w:rFonts w:eastAsia="Museo Sans 300" w:cs="Arial"/>
+                <w:noProof/>
+              </w:rPr>
+              <w:t>Capturas de asignación de roles</w:t>
+            </w:r>
+            <w:r>
+              <w:rPr>
                 <w:noProof/>
                 <w:webHidden/>
               </w:rPr>
@@ -1629,7 +1577,6 @@
             </w:r>
             <w:r>
               <w:rPr>
-                <w:rFonts w:ascii="Arial" w:hAnsi="Arial" w:cs="Arial"/>
                 <w:noProof/>
                 <w:webHidden/>
               </w:rPr>
@@ -1637,22 +1584,19 @@
             </w:r>
             <w:r>
               <w:rPr>
-                <w:rFonts w:ascii="Arial" w:hAnsi="Arial" w:cs="Arial"/>
-                <w:noProof/>
-                <w:webHidden/>
-              </w:rPr>
-              <w:instrText xml:space="preserve"> PAGEREF _Toc231965221 \h </w:instrText>
-            </w:r>
-            <w:r>
-              <w:rPr>
-                <w:rFonts w:ascii="Arial" w:hAnsi="Arial" w:cs="Arial"/>
-                <w:noProof/>
-                <w:webHidden/>
-              </w:rPr>
-            </w:r>
-            <w:r>
-              <w:rPr>
-                <w:rFonts w:ascii="Arial" w:hAnsi="Arial" w:cs="Arial"/>
+                <w:noProof/>
+                <w:webHidden/>
+              </w:rPr>
+              <w:instrText xml:space="preserve"> PAGEREF _Toc232366458 \h </w:instrText>
+            </w:r>
+            <w:r>
+              <w:rPr>
+                <w:noProof/>
+                <w:webHidden/>
+              </w:rPr>
+            </w:r>
+            <w:r>
+              <w:rPr>
                 <w:noProof/>
                 <w:webHidden/>
               </w:rPr>
@@ -1660,15 +1604,13 @@
             </w:r>
             <w:r>
               <w:rPr>
-                <w:rFonts w:ascii="Arial" w:hAnsi="Arial" w:cs="Arial"/>
-                <w:noProof/>
-                <w:webHidden/>
-              </w:rPr>
-              <w:t>3</w:t>
-            </w:r>
-            <w:r>
-              <w:rPr>
-                <w:rFonts w:ascii="Arial" w:hAnsi="Arial" w:cs="Arial"/>
+                <w:noProof/>
+                <w:webHidden/>
+              </w:rPr>
+              <w:t>4</w:t>
+            </w:r>
+            <w:r>
+              <w:rPr>
                 <w:noProof/>
                 <w:webHidden/>
               </w:rPr>
@@ -1678,27 +1620,27 @@
         </w:p>
         <w:p>
           <w:pPr>
-            <w:pStyle w:val="TOC2"/>
+            <w:pStyle w:val="TDC2"/>
             <w:tabs>
               <w:tab w:val="right" w:leader="dot" w:pos="8828"/>
             </w:tabs>
             <w:rPr>
-              <w:rFonts w:ascii="Arial" w:hAnsi="Arial" w:cs="Arial"/>
+              <w:rFonts w:eastAsiaTheme="minorEastAsia"/>
               <w:noProof/>
+              <w:lang w:val="es-419" w:eastAsia="es-419"/>
             </w:rPr>
           </w:pPr>
-          <w:hyperlink w:anchor="_Toc231965222" w:history="1">
-            <w:r>
-              <w:rPr>
-                <w:rStyle w:val="Hyperlink"/>
-                <w:rFonts w:ascii="Arial" w:eastAsia="Museo Sans 300" w:hAnsi="Arial" w:cs="Arial"/>
-                <w:noProof/>
-              </w:rPr>
-              <w:t>Diagramas o evidencias</w:t>
-            </w:r>
-            <w:r>
-              <w:rPr>
-                <w:rFonts w:ascii="Arial" w:hAnsi="Arial" w:cs="Arial"/>
+          <w:hyperlink w:anchor="_Toc232366459" w:history="1">
+            <w:r>
+              <w:rPr>
+                <w:rStyle w:val="Hipervnculo"/>
+                <w:rFonts w:eastAsia="Museo Sans 300" w:cs="Arial"/>
+                <w:noProof/>
+              </w:rPr>
+              <w:t>Capturas de canales de comunicación</w:t>
+            </w:r>
+            <w:r>
+              <w:rPr>
                 <w:noProof/>
                 <w:webHidden/>
               </w:rPr>
@@ -1706,7 +1648,6 @@
             </w:r>
             <w:r>
               <w:rPr>
-                <w:rFonts w:ascii="Arial" w:hAnsi="Arial" w:cs="Arial"/>
                 <w:noProof/>
                 <w:webHidden/>
               </w:rPr>
@@ -1714,22 +1655,19 @@
             </w:r>
             <w:r>
               <w:rPr>
-                <w:rFonts w:ascii="Arial" w:hAnsi="Arial" w:cs="Arial"/>
-                <w:noProof/>
-                <w:webHidden/>
-              </w:rPr>
-              <w:instrText xml:space="preserve"> PAGEREF _Toc231965222 \h </w:instrText>
-            </w:r>
-            <w:r>
-              <w:rPr>
-                <w:rFonts w:ascii="Arial" w:hAnsi="Arial" w:cs="Arial"/>
-                <w:noProof/>
-                <w:webHidden/>
-              </w:rPr>
-            </w:r>
-            <w:r>
-              <w:rPr>
-                <w:rFonts w:ascii="Arial" w:hAnsi="Arial" w:cs="Arial"/>
+                <w:noProof/>
+                <w:webHidden/>
+              </w:rPr>
+              <w:instrText xml:space="preserve"> PAGEREF _Toc232366459 \h </w:instrText>
+            </w:r>
+            <w:r>
+              <w:rPr>
+                <w:noProof/>
+                <w:webHidden/>
+              </w:rPr>
+            </w:r>
+            <w:r>
+              <w:rPr>
                 <w:noProof/>
                 <w:webHidden/>
               </w:rPr>
@@ -1737,15 +1675,13 @@
             </w:r>
             <w:r>
               <w:rPr>
-                <w:rFonts w:ascii="Arial" w:hAnsi="Arial" w:cs="Arial"/>
-                <w:noProof/>
-                <w:webHidden/>
-              </w:rPr>
-              <w:t>3</w:t>
-            </w:r>
-            <w:r>
-              <w:rPr>
-                <w:rFonts w:ascii="Arial" w:hAnsi="Arial" w:cs="Arial"/>
+                <w:noProof/>
+                <w:webHidden/>
+              </w:rPr>
+              <w:t>4</w:t>
+            </w:r>
+            <w:r>
+              <w:rPr>
                 <w:noProof/>
                 <w:webHidden/>
               </w:rPr>
@@ -1755,27 +1691,27 @@
         </w:p>
         <w:p>
           <w:pPr>
-            <w:pStyle w:val="TOC2"/>
+            <w:pStyle w:val="TDC2"/>
             <w:tabs>
               <w:tab w:val="right" w:leader="dot" w:pos="8828"/>
             </w:tabs>
             <w:rPr>
-              <w:rFonts w:ascii="Arial" w:hAnsi="Arial" w:cs="Arial"/>
+              <w:rFonts w:eastAsiaTheme="minorEastAsia"/>
               <w:noProof/>
+              <w:lang w:val="es-419" w:eastAsia="es-419"/>
             </w:rPr>
           </w:pPr>
-          <w:hyperlink w:anchor="_Toc231965223" w:history="1">
-            <w:r>
-              <w:rPr>
-                <w:rStyle w:val="Hyperlink"/>
-                <w:rFonts w:ascii="Arial" w:eastAsia="Museo Sans 300" w:hAnsi="Arial" w:cs="Arial"/>
-                <w:noProof/>
-              </w:rPr>
-              <w:t>Decisiones justificadas</w:t>
-            </w:r>
-            <w:r>
-              <w:rPr>
-                <w:rFonts w:ascii="Arial" w:hAnsi="Arial" w:cs="Arial"/>
+          <w:hyperlink w:anchor="_Toc232366460" w:history="1">
+            <w:r>
+              <w:rPr>
+                <w:rStyle w:val="Hipervnculo"/>
+                <w:rFonts w:eastAsia="Museo Sans 300" w:cs="Arial"/>
+                <w:noProof/>
+              </w:rPr>
+              <w:t>Captura del repositorio</w:t>
+            </w:r>
+            <w:r>
+              <w:rPr>
                 <w:noProof/>
                 <w:webHidden/>
               </w:rPr>
@@ -1783,7 +1719,6 @@
             </w:r>
             <w:r>
               <w:rPr>
-                <w:rFonts w:ascii="Arial" w:hAnsi="Arial" w:cs="Arial"/>
                 <w:noProof/>
                 <w:webHidden/>
               </w:rPr>
@@ -1791,22 +1726,19 @@
             </w:r>
             <w:r>
               <w:rPr>
-                <w:rFonts w:ascii="Arial" w:hAnsi="Arial" w:cs="Arial"/>
-                <w:noProof/>
-                <w:webHidden/>
-              </w:rPr>
-              <w:instrText xml:space="preserve"> PAGEREF _Toc231965223 \h </w:instrText>
-            </w:r>
-            <w:r>
-              <w:rPr>
-                <w:rFonts w:ascii="Arial" w:hAnsi="Arial" w:cs="Arial"/>
-                <w:noProof/>
-                <w:webHidden/>
-              </w:rPr>
-            </w:r>
-            <w:r>
-              <w:rPr>
-                <w:rFonts w:ascii="Arial" w:hAnsi="Arial" w:cs="Arial"/>
+                <w:noProof/>
+                <w:webHidden/>
+              </w:rPr>
+              <w:instrText xml:space="preserve"> PAGEREF _Toc232366460 \h </w:instrText>
+            </w:r>
+            <w:r>
+              <w:rPr>
+                <w:noProof/>
+                <w:webHidden/>
+              </w:rPr>
+            </w:r>
+            <w:r>
+              <w:rPr>
                 <w:noProof/>
                 <w:webHidden/>
               </w:rPr>
@@ -1814,15 +1746,13 @@
             </w:r>
             <w:r>
               <w:rPr>
-                <w:rFonts w:ascii="Arial" w:hAnsi="Arial" w:cs="Arial"/>
-                <w:noProof/>
-                <w:webHidden/>
-              </w:rPr>
-              <w:t>3</w:t>
-            </w:r>
-            <w:r>
-              <w:rPr>
-                <w:rFonts w:ascii="Arial" w:hAnsi="Arial" w:cs="Arial"/>
+                <w:noProof/>
+                <w:webHidden/>
+              </w:rPr>
+              <w:t>6</w:t>
+            </w:r>
+            <w:r>
+              <w:rPr>
                 <w:noProof/>
                 <w:webHidden/>
               </w:rPr>
@@ -1832,27 +1762,27 @@
         </w:p>
         <w:p>
           <w:pPr>
-            <w:pStyle w:val="TOC1"/>
+            <w:pStyle w:val="TDC1"/>
             <w:tabs>
               <w:tab w:val="right" w:leader="dot" w:pos="8828"/>
             </w:tabs>
             <w:rPr>
-              <w:rFonts w:ascii="Arial" w:hAnsi="Arial" w:cs="Arial"/>
+              <w:rFonts w:eastAsiaTheme="minorEastAsia"/>
               <w:noProof/>
+              <w:lang w:val="es-419" w:eastAsia="es-419"/>
             </w:rPr>
           </w:pPr>
-          <w:hyperlink w:anchor="_Toc231965224" w:history="1">
-            <w:r>
-              <w:rPr>
-                <w:rStyle w:val="Hyperlink"/>
-                <w:rFonts w:ascii="Arial" w:eastAsia="Museo Sans 300" w:hAnsi="Arial" w:cs="Arial"/>
-                <w:noProof/>
-              </w:rPr>
-              <w:t>Evidencias</w:t>
-            </w:r>
-            <w:r>
-              <w:rPr>
-                <w:rFonts w:ascii="Arial" w:hAnsi="Arial" w:cs="Arial"/>
+          <w:hyperlink w:anchor="_Toc232366461" w:history="1">
+            <w:r>
+              <w:rPr>
+                <w:rStyle w:val="Hipervnculo"/>
+                <w:rFonts w:eastAsia="Museo Sans 300" w:cs="Arial"/>
+                <w:noProof/>
+              </w:rPr>
+              <w:t>Conclusión</w:t>
+            </w:r>
+            <w:r>
+              <w:rPr>
                 <w:noProof/>
                 <w:webHidden/>
               </w:rPr>
@@ -1860,7 +1790,6 @@
             </w:r>
             <w:r>
               <w:rPr>
-                <w:rFonts w:ascii="Arial" w:hAnsi="Arial" w:cs="Arial"/>
                 <w:noProof/>
                 <w:webHidden/>
               </w:rPr>
@@ -1868,22 +1797,19 @@
             </w:r>
             <w:r>
               <w:rPr>
-                <w:rFonts w:ascii="Arial" w:hAnsi="Arial" w:cs="Arial"/>
-                <w:noProof/>
-                <w:webHidden/>
-              </w:rPr>
-              <w:instrText xml:space="preserve"> PAGEREF _Toc231965224 \h </w:instrText>
-            </w:r>
-            <w:r>
-              <w:rPr>
-                <w:rFonts w:ascii="Arial" w:hAnsi="Arial" w:cs="Arial"/>
-                <w:noProof/>
-                <w:webHidden/>
-              </w:rPr>
-            </w:r>
-            <w:r>
-              <w:rPr>
-                <w:rFonts w:ascii="Arial" w:hAnsi="Arial" w:cs="Arial"/>
+                <w:noProof/>
+                <w:webHidden/>
+              </w:rPr>
+              <w:instrText xml:space="preserve"> PAGEREF _Toc232366461 \h </w:instrText>
+            </w:r>
+            <w:r>
+              <w:rPr>
+                <w:noProof/>
+                <w:webHidden/>
+              </w:rPr>
+            </w:r>
+            <w:r>
+              <w:rPr>
                 <w:noProof/>
                 <w:webHidden/>
               </w:rPr>
@@ -1891,15 +1817,13 @@
             </w:r>
             <w:r>
               <w:rPr>
-                <w:rFonts w:ascii="Arial" w:hAnsi="Arial" w:cs="Arial"/>
-                <w:noProof/>
-                <w:webHidden/>
-              </w:rPr>
-              <w:t>3</w:t>
-            </w:r>
-            <w:r>
-              <w:rPr>
-                <w:rFonts w:ascii="Arial" w:hAnsi="Arial" w:cs="Arial"/>
+                <w:noProof/>
+                <w:webHidden/>
+              </w:rPr>
+              <w:t>7</w:t>
+            </w:r>
+            <w:r>
+              <w:rPr>
                 <w:noProof/>
                 <w:webHidden/>
               </w:rPr>
@@ -1909,27 +1833,27 @@
         </w:p>
         <w:p>
           <w:pPr>
-            <w:pStyle w:val="TOC2"/>
+            <w:pStyle w:val="TDC2"/>
             <w:tabs>
               <w:tab w:val="right" w:leader="dot" w:pos="8828"/>
             </w:tabs>
             <w:rPr>
-              <w:rFonts w:ascii="Arial" w:hAnsi="Arial" w:cs="Arial"/>
+              <w:rFonts w:eastAsiaTheme="minorEastAsia"/>
               <w:noProof/>
+              <w:lang w:val="es-419" w:eastAsia="es-419"/>
             </w:rPr>
           </w:pPr>
-          <w:hyperlink w:anchor="_Toc231965225" w:history="1">
-            <w:r>
-              <w:rPr>
-                <w:rStyle w:val="Hyperlink"/>
-                <w:rFonts w:ascii="Arial" w:eastAsia="Museo Sans 300" w:hAnsi="Arial" w:cs="Arial"/>
-                <w:noProof/>
-              </w:rPr>
-              <w:t>Capturas de asignación de roles</w:t>
-            </w:r>
-            <w:r>
-              <w:rPr>
-                <w:rFonts w:ascii="Arial" w:hAnsi="Arial" w:cs="Arial"/>
+          <w:hyperlink w:anchor="_Toc232366462" w:history="1">
+            <w:r>
+              <w:rPr>
+                <w:rStyle w:val="Hipervnculo"/>
+                <w:rFonts w:cs="Arial"/>
+                <w:noProof/>
+              </w:rPr>
+              <w:t>Resultados de la fase</w:t>
+            </w:r>
+            <w:r>
+              <w:rPr>
                 <w:noProof/>
                 <w:webHidden/>
               </w:rPr>
@@ -1937,7 +1861,6 @@
             </w:r>
             <w:r>
               <w:rPr>
-                <w:rFonts w:ascii="Arial" w:hAnsi="Arial" w:cs="Arial"/>
                 <w:noProof/>
                 <w:webHidden/>
               </w:rPr>
@@ -1945,22 +1868,19 @@
             </w:r>
             <w:r>
               <w:rPr>
-                <w:rFonts w:ascii="Arial" w:hAnsi="Arial" w:cs="Arial"/>
-                <w:noProof/>
-                <w:webHidden/>
-              </w:rPr>
-              <w:instrText xml:space="preserve"> PAGEREF _Toc231965225 \h </w:instrText>
-            </w:r>
-            <w:r>
-              <w:rPr>
-                <w:rFonts w:ascii="Arial" w:hAnsi="Arial" w:cs="Arial"/>
-                <w:noProof/>
-                <w:webHidden/>
-              </w:rPr>
-            </w:r>
-            <w:r>
-              <w:rPr>
-                <w:rFonts w:ascii="Arial" w:hAnsi="Arial" w:cs="Arial"/>
+                <w:noProof/>
+                <w:webHidden/>
+              </w:rPr>
+              <w:instrText xml:space="preserve"> PAGEREF _Toc232366462 \h </w:instrText>
+            </w:r>
+            <w:r>
+              <w:rPr>
+                <w:noProof/>
+                <w:webHidden/>
+              </w:rPr>
+            </w:r>
+            <w:r>
+              <w:rPr>
                 <w:noProof/>
                 <w:webHidden/>
               </w:rPr>
@@ -1968,15 +1888,13 @@
             </w:r>
             <w:r>
               <w:rPr>
-                <w:rFonts w:ascii="Arial" w:hAnsi="Arial" w:cs="Arial"/>
-                <w:noProof/>
-                <w:webHidden/>
-              </w:rPr>
-              <w:t>3</w:t>
-            </w:r>
-            <w:r>
-              <w:rPr>
-                <w:rFonts w:ascii="Arial" w:hAnsi="Arial" w:cs="Arial"/>
+                <w:noProof/>
+                <w:webHidden/>
+              </w:rPr>
+              <w:t>7</w:t>
+            </w:r>
+            <w:r>
+              <w:rPr>
                 <w:noProof/>
                 <w:webHidden/>
               </w:rPr>
@@ -1986,27 +1904,27 @@
         </w:p>
         <w:p>
           <w:pPr>
-            <w:pStyle w:val="TOC2"/>
+            <w:pStyle w:val="TDC2"/>
             <w:tabs>
               <w:tab w:val="right" w:leader="dot" w:pos="8828"/>
             </w:tabs>
             <w:rPr>
-              <w:rFonts w:ascii="Arial" w:hAnsi="Arial" w:cs="Arial"/>
+              <w:rFonts w:eastAsiaTheme="minorEastAsia"/>
               <w:noProof/>
+              <w:lang w:val="es-419" w:eastAsia="es-419"/>
             </w:rPr>
           </w:pPr>
-          <w:hyperlink w:anchor="_Toc231965226" w:history="1">
-            <w:r>
-              <w:rPr>
-                <w:rStyle w:val="Hyperlink"/>
-                <w:rFonts w:ascii="Arial" w:eastAsia="Museo Sans 300" w:hAnsi="Arial" w:cs="Arial"/>
-                <w:noProof/>
-              </w:rPr>
-              <w:t>Capturas de canales de comunicación</w:t>
-            </w:r>
-            <w:r>
-              <w:rPr>
-                <w:rFonts w:ascii="Arial" w:hAnsi="Arial" w:cs="Arial"/>
+          <w:hyperlink w:anchor="_Toc232366463" w:history="1">
+            <w:r>
+              <w:rPr>
+                <w:rStyle w:val="Hipervnculo"/>
+                <w:rFonts w:eastAsia="Museo Sans 300" w:cs="Arial"/>
+                <w:noProof/>
+              </w:rPr>
+              <w:t>Tareas Pendientes para la Siguiente Fase</w:t>
+            </w:r>
+            <w:r>
+              <w:rPr>
                 <w:noProof/>
                 <w:webHidden/>
               </w:rPr>
@@ -2014,7 +1932,6 @@
             </w:r>
             <w:r>
               <w:rPr>
-                <w:rFonts w:ascii="Arial" w:hAnsi="Arial" w:cs="Arial"/>
                 <w:noProof/>
                 <w:webHidden/>
               </w:rPr>
@@ -2022,22 +1939,19 @@
             </w:r>
             <w:r>
               <w:rPr>
-                <w:rFonts w:ascii="Arial" w:hAnsi="Arial" w:cs="Arial"/>
-                <w:noProof/>
-                <w:webHidden/>
-              </w:rPr>
-              <w:instrText xml:space="preserve"> PAGEREF _Toc231965226 \h </w:instrText>
-            </w:r>
-            <w:r>
-              <w:rPr>
-                <w:rFonts w:ascii="Arial" w:hAnsi="Arial" w:cs="Arial"/>
-                <w:noProof/>
-                <w:webHidden/>
-              </w:rPr>
-            </w:r>
-            <w:r>
-              <w:rPr>
-                <w:rFonts w:ascii="Arial" w:hAnsi="Arial" w:cs="Arial"/>
+                <w:noProof/>
+                <w:webHidden/>
+              </w:rPr>
+              <w:instrText xml:space="preserve"> PAGEREF _Toc232366463 \h </w:instrText>
+            </w:r>
+            <w:r>
+              <w:rPr>
+                <w:noProof/>
+                <w:webHidden/>
+              </w:rPr>
+            </w:r>
+            <w:r>
+              <w:rPr>
                 <w:noProof/>
                 <w:webHidden/>
               </w:rPr>
@@ -2045,323 +1959,13 @@
             </w:r>
             <w:r>
               <w:rPr>
-                <w:rFonts w:ascii="Arial" w:hAnsi="Arial" w:cs="Arial"/>
-                <w:noProof/>
-                <w:webHidden/>
-              </w:rPr>
-              <w:t>3</w:t>
-            </w:r>
-            <w:r>
-              <w:rPr>
-                <w:rFonts w:ascii="Arial" w:hAnsi="Arial" w:cs="Arial"/>
-                <w:noProof/>
-                <w:webHidden/>
-              </w:rPr>
-              <w:fldChar w:fldCharType="end"/>
-            </w:r>
-          </w:hyperlink>
-        </w:p>
-        <w:p>
-          <w:pPr>
-            <w:pStyle w:val="TOC2"/>
-            <w:tabs>
-              <w:tab w:val="right" w:leader="dot" w:pos="8828"/>
-            </w:tabs>
-            <w:rPr>
-              <w:rFonts w:ascii="Arial" w:hAnsi="Arial" w:cs="Arial"/>
-              <w:noProof/>
-            </w:rPr>
-          </w:pPr>
-          <w:hyperlink w:anchor="_Toc231965227" w:history="1">
-            <w:r>
-              <w:rPr>
-                <w:rStyle w:val="Hyperlink"/>
-                <w:rFonts w:ascii="Arial" w:eastAsia="Museo Sans 300" w:hAnsi="Arial" w:cs="Arial"/>
-                <w:noProof/>
-              </w:rPr>
-              <w:t>Captura del repositorio</w:t>
-            </w:r>
-            <w:r>
-              <w:rPr>
-                <w:rFonts w:ascii="Arial" w:hAnsi="Arial" w:cs="Arial"/>
-                <w:noProof/>
-                <w:webHidden/>
-              </w:rPr>
-              <w:tab/>
-            </w:r>
-            <w:r>
-              <w:rPr>
-                <w:rFonts w:ascii="Arial" w:hAnsi="Arial" w:cs="Arial"/>
-                <w:noProof/>
-                <w:webHidden/>
-              </w:rPr>
-              <w:fldChar w:fldCharType="begin"/>
-            </w:r>
-            <w:r>
-              <w:rPr>
-                <w:rFonts w:ascii="Arial" w:hAnsi="Arial" w:cs="Arial"/>
-                <w:noProof/>
-                <w:webHidden/>
-              </w:rPr>
-              <w:instrText xml:space="preserve"> PAGEREF _Toc231965227 \h </w:instrText>
-            </w:r>
-            <w:r>
-              <w:rPr>
-                <w:rFonts w:ascii="Arial" w:hAnsi="Arial" w:cs="Arial"/>
-                <w:noProof/>
-                <w:webHidden/>
-              </w:rPr>
-            </w:r>
-            <w:r>
-              <w:rPr>
-                <w:rFonts w:ascii="Arial" w:hAnsi="Arial" w:cs="Arial"/>
-                <w:noProof/>
-                <w:webHidden/>
-              </w:rPr>
-              <w:fldChar w:fldCharType="separate"/>
-            </w:r>
-            <w:r>
-              <w:rPr>
-                <w:rFonts w:ascii="Arial" w:hAnsi="Arial" w:cs="Arial"/>
-                <w:noProof/>
-                <w:webHidden/>
-              </w:rPr>
-              <w:t>3</w:t>
-            </w:r>
-            <w:r>
-              <w:rPr>
-                <w:rFonts w:ascii="Arial" w:hAnsi="Arial" w:cs="Arial"/>
-                <w:noProof/>
-                <w:webHidden/>
-              </w:rPr>
-              <w:fldChar w:fldCharType="end"/>
-            </w:r>
-          </w:hyperlink>
-        </w:p>
-        <w:p>
-          <w:pPr>
-            <w:pStyle w:val="TOC1"/>
-            <w:tabs>
-              <w:tab w:val="right" w:leader="dot" w:pos="8828"/>
-            </w:tabs>
-            <w:rPr>
-              <w:rFonts w:ascii="Arial" w:hAnsi="Arial" w:cs="Arial"/>
-              <w:noProof/>
-            </w:rPr>
-          </w:pPr>
-          <w:hyperlink w:anchor="_Toc231965228" w:history="1">
-            <w:r>
-              <w:rPr>
-                <w:rStyle w:val="Hyperlink"/>
-                <w:rFonts w:ascii="Arial" w:eastAsia="Museo Sans 300" w:hAnsi="Arial" w:cs="Arial"/>
-                <w:noProof/>
-              </w:rPr>
-              <w:t>Conclusión</w:t>
-            </w:r>
-            <w:r>
-              <w:rPr>
-                <w:rFonts w:ascii="Arial" w:hAnsi="Arial" w:cs="Arial"/>
-                <w:noProof/>
-                <w:webHidden/>
-              </w:rPr>
-              <w:tab/>
-            </w:r>
-            <w:r>
-              <w:rPr>
-                <w:rFonts w:ascii="Arial" w:hAnsi="Arial" w:cs="Arial"/>
-                <w:noProof/>
-                <w:webHidden/>
-              </w:rPr>
-              <w:fldChar w:fldCharType="begin"/>
-            </w:r>
-            <w:r>
-              <w:rPr>
-                <w:rFonts w:ascii="Arial" w:hAnsi="Arial" w:cs="Arial"/>
-                <w:noProof/>
-                <w:webHidden/>
-              </w:rPr>
-              <w:instrText xml:space="preserve"> PAGEREF _Toc231965228 \h </w:instrText>
-            </w:r>
-            <w:r>
-              <w:rPr>
-                <w:rFonts w:ascii="Arial" w:hAnsi="Arial" w:cs="Arial"/>
-                <w:noProof/>
-                <w:webHidden/>
-              </w:rPr>
-            </w:r>
-            <w:r>
-              <w:rPr>
-                <w:rFonts w:ascii="Arial" w:hAnsi="Arial" w:cs="Arial"/>
-                <w:noProof/>
-                <w:webHidden/>
-              </w:rPr>
-              <w:fldChar w:fldCharType="separate"/>
-            </w:r>
-            <w:r>
-              <w:rPr>
-                <w:rFonts w:ascii="Arial" w:hAnsi="Arial" w:cs="Arial"/>
-                <w:noProof/>
-                <w:webHidden/>
-              </w:rPr>
-              <w:t>4</w:t>
-            </w:r>
-            <w:r>
-              <w:rPr>
-                <w:rFonts w:ascii="Arial" w:hAnsi="Arial" w:cs="Arial"/>
-                <w:noProof/>
-                <w:webHidden/>
-              </w:rPr>
-              <w:fldChar w:fldCharType="end"/>
-            </w:r>
-          </w:hyperlink>
-        </w:p>
-        <w:p>
-          <w:pPr>
-            <w:pStyle w:val="TOC2"/>
-            <w:tabs>
-              <w:tab w:val="right" w:leader="dot" w:pos="8828"/>
-            </w:tabs>
-            <w:rPr>
-              <w:rFonts w:ascii="Arial" w:hAnsi="Arial" w:cs="Arial"/>
-              <w:noProof/>
-            </w:rPr>
-          </w:pPr>
-          <w:hyperlink w:anchor="_Toc231965229" w:history="1">
-            <w:r>
-              <w:rPr>
-                <w:rStyle w:val="Hyperlink"/>
-                <w:rFonts w:ascii="Arial" w:hAnsi="Arial" w:cs="Arial"/>
-                <w:noProof/>
-              </w:rPr>
-              <w:t>Resultados de la fase</w:t>
-            </w:r>
-            <w:r>
-              <w:rPr>
-                <w:rFonts w:ascii="Arial" w:hAnsi="Arial" w:cs="Arial"/>
-                <w:noProof/>
-                <w:webHidden/>
-              </w:rPr>
-              <w:tab/>
-            </w:r>
-            <w:r>
-              <w:rPr>
-                <w:rFonts w:ascii="Arial" w:hAnsi="Arial" w:cs="Arial"/>
-                <w:noProof/>
-                <w:webHidden/>
-              </w:rPr>
-              <w:fldChar w:fldCharType="begin"/>
-            </w:r>
-            <w:r>
-              <w:rPr>
-                <w:rFonts w:ascii="Arial" w:hAnsi="Arial" w:cs="Arial"/>
-                <w:noProof/>
-                <w:webHidden/>
-              </w:rPr>
-              <w:instrText xml:space="preserve"> PAGEREF _Toc231965229 \h </w:instrText>
-            </w:r>
-            <w:r>
-              <w:rPr>
-                <w:rFonts w:ascii="Arial" w:hAnsi="Arial" w:cs="Arial"/>
-                <w:noProof/>
-                <w:webHidden/>
-              </w:rPr>
-            </w:r>
-            <w:r>
-              <w:rPr>
-                <w:rFonts w:ascii="Arial" w:hAnsi="Arial" w:cs="Arial"/>
-                <w:noProof/>
-                <w:webHidden/>
-              </w:rPr>
-              <w:fldChar w:fldCharType="separate"/>
-            </w:r>
-            <w:r>
-              <w:rPr>
-                <w:rFonts w:ascii="Arial" w:hAnsi="Arial" w:cs="Arial"/>
-                <w:noProof/>
-                <w:webHidden/>
-              </w:rPr>
-              <w:t>4</w:t>
-            </w:r>
-            <w:r>
-              <w:rPr>
-                <w:rFonts w:ascii="Arial" w:hAnsi="Arial" w:cs="Arial"/>
-                <w:noProof/>
-                <w:webHidden/>
-              </w:rPr>
-              <w:fldChar w:fldCharType="end"/>
-            </w:r>
-          </w:hyperlink>
-        </w:p>
-        <w:p>
-          <w:pPr>
-            <w:pStyle w:val="TOC2"/>
-            <w:tabs>
-              <w:tab w:val="right" w:leader="dot" w:pos="8828"/>
-            </w:tabs>
-            <w:rPr>
-              <w:rFonts w:ascii="Arial" w:hAnsi="Arial" w:cs="Arial"/>
-              <w:noProof/>
-            </w:rPr>
-          </w:pPr>
-          <w:hyperlink w:anchor="_Toc231965230" w:history="1">
-            <w:r>
-              <w:rPr>
-                <w:rStyle w:val="Hyperlink"/>
-                <w:rFonts w:ascii="Arial" w:eastAsia="Museo Sans 300" w:hAnsi="Arial" w:cs="Arial"/>
-                <w:noProof/>
-              </w:rPr>
-              <w:t>Tareas Pendientes para la Siguiente Fase</w:t>
-            </w:r>
-            <w:r>
-              <w:rPr>
-                <w:rFonts w:ascii="Arial" w:hAnsi="Arial" w:cs="Arial"/>
-                <w:noProof/>
-                <w:webHidden/>
-              </w:rPr>
-              <w:tab/>
-            </w:r>
-            <w:r>
-              <w:rPr>
-                <w:rFonts w:ascii="Arial" w:hAnsi="Arial" w:cs="Arial"/>
-                <w:noProof/>
-                <w:webHidden/>
-              </w:rPr>
-              <w:fldChar w:fldCharType="begin"/>
-            </w:r>
-            <w:r>
-              <w:rPr>
-                <w:rFonts w:ascii="Arial" w:hAnsi="Arial" w:cs="Arial"/>
-                <w:noProof/>
-                <w:webHidden/>
-              </w:rPr>
-              <w:instrText xml:space="preserve"> PAGEREF _Toc231965230 \h </w:instrText>
-            </w:r>
-            <w:r>
-              <w:rPr>
-                <w:rFonts w:ascii="Arial" w:hAnsi="Arial" w:cs="Arial"/>
-                <w:noProof/>
-                <w:webHidden/>
-              </w:rPr>
-            </w:r>
-            <w:r>
-              <w:rPr>
-                <w:rFonts w:ascii="Arial" w:hAnsi="Arial" w:cs="Arial"/>
-                <w:noProof/>
-                <w:webHidden/>
-              </w:rPr>
-              <w:fldChar w:fldCharType="separate"/>
-            </w:r>
-            <w:r>
-              <w:rPr>
-                <w:rFonts w:ascii="Arial" w:hAnsi="Arial" w:cs="Arial"/>
-                <w:noProof/>
-                <w:webHidden/>
-              </w:rPr>
-              <w:t>4</w:t>
-            </w:r>
-            <w:r>
-              <w:rPr>
-                <w:rFonts w:ascii="Arial" w:hAnsi="Arial" w:cs="Arial"/>
+                <w:noProof/>
+                <w:webHidden/>
+              </w:rPr>
+              <w:t>7</w:t>
+            </w:r>
+            <w:r>
+              <w:rPr>
                 <w:noProof/>
                 <w:webHidden/>
               </w:rPr>
@@ -2551,73 +2155,67 @@
     </w:p>
     <w:p>
       <w:pPr>
-        <w:pStyle w:val="Heading1"/>
+        <w:pStyle w:val="Ttulo1"/>
         <w:rPr>
           <w:rFonts w:eastAsia="Museo Sans 300" w:cs="Arial"/>
         </w:rPr>
       </w:pPr>
-      <w:bookmarkStart w:id="0" w:name="_Toc231965215"/>
+      <w:bookmarkStart w:id="0" w:name="_Toc232366452"/>
       <w:r>
         <w:rPr>
           <w:rFonts w:eastAsia="Museo Sans 300" w:cs="Arial"/>
         </w:rPr>
+        <w:lastRenderedPageBreak/>
         <w:t>Resumen Ejecutivo</w:t>
       </w:r>
       <w:bookmarkEnd w:id="0"/>
     </w:p>
-    <w:p>
-      <w:pPr>
-        <w:pStyle w:val="Heading1"/>
-        <w:rPr>
-          <w:rFonts w:eastAsia="Museo Sans 300" w:cs="Arial"/>
-          <w:b w:val="0"/>
-          <w:color w:val="auto"/>
-          <w:sz w:val="24"/>
-          <w:szCs w:val="24"/>
-        </w:rPr>
-      </w:pPr>
-      <w:bookmarkStart w:id="1" w:name="_Toc231965216"/>
-      <w:r>
-        <w:rPr>
-          <w:rFonts w:eastAsia="Museo Sans 300" w:cs="Arial"/>
-          <w:b w:val="0"/>
-          <w:color w:val="auto"/>
-          <w:sz w:val="24"/>
-          <w:szCs w:val="24"/>
+    <w:p/>
+    <w:p>
+      <w:pPr>
+        <w:jc w:val="both"/>
+        <w:rPr>
+          <w:rFonts w:ascii="Arial" w:eastAsia="Museo Sans 300" w:hAnsi="Arial" w:cs="Arial"/>
+          <w:b/>
+        </w:rPr>
+      </w:pPr>
+      <w:r>
+        <w:rPr>
+          <w:rFonts w:ascii="Arial" w:hAnsi="Arial" w:cs="Arial"/>
         </w:rPr>
         <w:t xml:space="preserve">Durante la Fase 0 del proyecto se realizó el proceso de </w:t>
       </w:r>
       <w:proofErr w:type="spellStart"/>
       <w:r>
         <w:rPr>
-          <w:rFonts w:eastAsia="Museo Sans 300" w:cs="Arial"/>
-          <w:b w:val="0"/>
-          <w:color w:val="auto"/>
-          <w:sz w:val="24"/>
-          <w:szCs w:val="24"/>
+          <w:rFonts w:ascii="Arial" w:hAnsi="Arial" w:cs="Arial"/>
         </w:rPr>
         <w:t>onboarding</w:t>
       </w:r>
       <w:proofErr w:type="spellEnd"/>
       <w:r>
         <w:rPr>
-          <w:rFonts w:eastAsia="Museo Sans 300" w:cs="Arial"/>
-          <w:b w:val="0"/>
-          <w:color w:val="auto"/>
-          <w:sz w:val="24"/>
-          <w:szCs w:val="24"/>
-        </w:rPr>
-        <w:t xml:space="preserve"> y planificación del equipo de trabajo. Se definieron los roles y responsabilidades de los integrantes, se establecieron los canales oficiales de comunicación y se inició la organización de los recursos necesarios para la ejecución del proyecto. Actualmente el proyecto se encuentra en etapa de planificación y evaluación tecnológica para la selección de herramientas. Como riesgos iniciales se identifican la necesidad de seleccionar tecnologías adecuadas para el proyecto, la curva de aprendizaje asociada a algunas herramientas y posibles limitaciones de recursos en plataformas gratuitas.</w:t>
-      </w:r>
-    </w:p>
-    <w:p>
-      <w:pPr>
-        <w:pStyle w:val="Heading1"/>
+          <w:rFonts w:ascii="Arial" w:hAnsi="Arial" w:cs="Arial"/>
+        </w:rPr>
+        <w:t xml:space="preserve"> y planificación del equipo de trabajo. Se definieron los roles y responsabilidades de los integrantes, se establecieron los canales oficiales de comunicación y se inició la organización de los recursos necesarios para la ejecución del proyecto. Actualmente el proyecto se encuentra en etapa de planificación y evaluación tecnológica para la selección de herramientas. Como riesgos iniciales se identifican la necesidad de seleccionar tecnologías adecuadas para el proyecto, la curva de aprendizaje asociada a algunas herramientas y posibles limitaciones de</w:t>
+      </w:r>
+      <w:r>
+        <w:rPr>
+          <w:rFonts w:ascii="Arial" w:eastAsia="Museo Sans 300" w:hAnsi="Arial" w:cs="Arial"/>
+        </w:rPr>
+        <w:t xml:space="preserve"> recursos en plataformas gratuitas.</w:t>
+      </w:r>
+    </w:p>
+    <w:p/>
+    <w:p>
+      <w:pPr>
+        <w:pStyle w:val="Ttulo1"/>
         <w:rPr>
           <w:rFonts w:eastAsia="Museo Sans 300" w:cs="Arial"/>
           <w:bCs/>
         </w:rPr>
       </w:pPr>
+      <w:bookmarkStart w:id="1" w:name="_Toc232366453"/>
       <w:r>
         <w:rPr>
           <w:rFonts w:eastAsia="Museo Sans 300" w:cs="Arial"/>
@@ -2629,6 +2227,7 @@
     </w:p>
     <w:p>
       <w:pPr>
+        <w:jc w:val="both"/>
         <w:rPr>
           <w:rFonts w:ascii="Arial" w:eastAsia="Museo Sans 300" w:hAnsi="Arial" w:cs="Arial"/>
         </w:rPr>
@@ -2642,13 +2241,13 @@
     </w:p>
     <w:p>
       <w:pPr>
-        <w:pStyle w:val="Heading2"/>
+        <w:pStyle w:val="Ttulo2"/>
         <w:rPr>
           <w:rFonts w:eastAsia="Times New Roman" w:cs="Arial"/>
           <w:lang w:eastAsia="es-SV"/>
         </w:rPr>
       </w:pPr>
-      <w:bookmarkStart w:id="2" w:name="_Toc231965217"/>
+      <w:bookmarkStart w:id="2" w:name="_Toc232366454"/>
       <w:r>
         <w:rPr>
           <w:rFonts w:eastAsia="Times New Roman" w:cs="Arial"/>
@@ -2749,13 +2348,13 @@
     </w:p>
     <w:p>
       <w:pPr>
-        <w:pStyle w:val="Heading2"/>
+        <w:pStyle w:val="Ttulo2"/>
         <w:rPr>
           <w:rFonts w:eastAsia="Times New Roman" w:cs="Arial"/>
           <w:lang w:eastAsia="es-SV"/>
         </w:rPr>
       </w:pPr>
-      <w:bookmarkStart w:id="3" w:name="_Toc231965218"/>
+      <w:bookmarkStart w:id="3" w:name="_Toc232366455"/>
       <w:r>
         <w:rPr>
           <w:rFonts w:eastAsia="Times New Roman" w:cs="Arial"/>
@@ -2776,11 +2375,15 @@
       <w:pPr>
         <w:rPr>
           <w:rFonts w:ascii="Arial" w:eastAsia="Museo Sans 300" w:hAnsi="Arial" w:cs="Arial"/>
-        </w:rPr>
-      </w:pPr>
-      <w:r>
-        <w:rPr>
-          <w:rFonts w:ascii="Arial" w:eastAsia="Museo Sans 300" w:hAnsi="Arial" w:cs="Arial"/>
+          <w:b/>
+          <w:bCs/>
+        </w:rPr>
+      </w:pPr>
+      <w:r>
+        <w:rPr>
+          <w:rFonts w:ascii="Arial" w:eastAsia="Museo Sans 300" w:hAnsi="Arial" w:cs="Arial"/>
+          <w:b/>
+          <w:bCs/>
         </w:rPr>
         <w:t>IAM</w:t>
       </w:r>
@@ -2807,7 +2410,7 @@
       <w:hyperlink r:id="rId8" w:history="1">
         <w:r>
           <w:rPr>
-            <w:rStyle w:val="Hyperlink"/>
+            <w:rStyle w:val="Hipervnculo"/>
             <w:rFonts w:ascii="Arial" w:eastAsia="Museo Sans 300" w:hAnsi="Arial" w:cs="Arial"/>
           </w:rPr>
           <w:t>https://github.com/neldylilianahernandez23-collab/IAM-ZeroTrust-SN6/blob/main/01_IAM/Investigacion/Fase%200%20-%20Plan%20de%20Recursos%20Ingeniero%20IAM%20Jr.docx</w:t>
@@ -2823,13 +2426,13 @@
     </w:p>
     <w:p>
       <w:pPr>
-        <w:pStyle w:val="Heading2"/>
+        <w:pStyle w:val="Ttulo2"/>
         <w:rPr>
           <w:rFonts w:eastAsia="Times New Roman" w:cs="Arial"/>
           <w:lang w:eastAsia="es-SV"/>
         </w:rPr>
       </w:pPr>
-      <w:bookmarkStart w:id="4" w:name="_Toc231965219"/>
+      <w:bookmarkStart w:id="4" w:name="_Toc232366456"/>
       <w:r>
         <w:rPr>
           <w:rFonts w:eastAsia="Times New Roman" w:cs="Arial"/>
@@ -2853,6 +2456,57 @@
       <w:pPr>
         <w:rPr>
           <w:rFonts w:ascii="Arial" w:eastAsia="Museo Sans 300" w:hAnsi="Arial" w:cs="Arial"/>
+          <w:b/>
+          <w:bCs/>
+        </w:rPr>
+      </w:pPr>
+      <w:r>
+        <w:rPr>
+          <w:rFonts w:ascii="Arial" w:eastAsia="Museo Sans 300" w:hAnsi="Arial" w:cs="Arial"/>
+          <w:b/>
+          <w:bCs/>
+        </w:rPr>
+        <w:t>IAM</w:t>
+      </w:r>
+    </w:p>
+    <w:p>
+      <w:pPr>
+        <w:rPr>
+          <w:rFonts w:ascii="Arial" w:eastAsia="Museo Sans 300" w:hAnsi="Arial" w:cs="Arial"/>
+        </w:rPr>
+      </w:pPr>
+    </w:p>
+    <w:p>
+      <w:pPr>
+        <w:rPr>
+          <w:rFonts w:ascii="Arial" w:eastAsia="Museo Sans 300" w:hAnsi="Arial" w:cs="Arial"/>
+        </w:rPr>
+      </w:pPr>
+      <w:r>
+        <w:rPr>
+          <w:rFonts w:ascii="Arial" w:eastAsia="Museo Sans 300" w:hAnsi="Arial" w:cs="Arial"/>
+        </w:rPr>
+        <w:t xml:space="preserve">Para los objetivos específicos del prototipo de la Universidad Nova Digital, se concluye que Auth0 representa la alternativa con mayor viabilidad técnica y operativa. Su despliegue ágil permite mitigar de forma inmediata riesgos asociados a la autenticación débil mediante MFA nativo, permitiendo al equipo concentrar el esfuerzo de desarrollo asincrónico en la construcción del </w:t>
+      </w:r>
+      <w:proofErr w:type="spellStart"/>
+      <w:r>
+        <w:rPr>
+          <w:rFonts w:ascii="Arial" w:eastAsia="Museo Sans 300" w:hAnsi="Arial" w:cs="Arial"/>
+        </w:rPr>
+        <w:t>Backend</w:t>
+      </w:r>
+      <w:proofErr w:type="spellEnd"/>
+      <w:r>
+        <w:rPr>
+          <w:rFonts w:ascii="Arial" w:eastAsia="Museo Sans 300" w:hAnsi="Arial" w:cs="Arial"/>
+        </w:rPr>
+        <w:t xml:space="preserve"> seguro y el módulo de trazabilidad durante las fases subsecuentes del proyecto.</w:t>
+      </w:r>
+    </w:p>
+    <w:p>
+      <w:pPr>
+        <w:rPr>
+          <w:rFonts w:ascii="Arial" w:eastAsia="Museo Sans 300" w:hAnsi="Arial" w:cs="Arial"/>
           <w:color w:val="153D63" w:themeColor="text2" w:themeTint="E6"/>
           <w:sz w:val="28"/>
           <w:szCs w:val="28"/>
@@ -2861,102 +2515,29 @@
     </w:p>
     <w:p>
       <w:pPr>
-        <w:rPr>
-          <w:rFonts w:ascii="Arial" w:eastAsia="Museo Sans 300" w:hAnsi="Arial" w:cs="Arial"/>
-        </w:rPr>
-      </w:pPr>
-      <w:r>
-        <w:rPr>
-          <w:rFonts w:ascii="Arial" w:eastAsia="Museo Sans 300" w:hAnsi="Arial" w:cs="Arial"/>
-        </w:rPr>
-        <w:t>IAM</w:t>
-      </w:r>
-    </w:p>
-    <w:p>
-      <w:pPr>
-        <w:rPr>
-          <w:rFonts w:ascii="Arial" w:eastAsia="Museo Sans 300" w:hAnsi="Arial" w:cs="Arial"/>
-        </w:rPr>
-      </w:pPr>
-    </w:p>
-    <w:p>
-      <w:pPr>
-        <w:rPr>
-          <w:rFonts w:ascii="Arial" w:eastAsia="Museo Sans 300" w:hAnsi="Arial" w:cs="Arial"/>
-        </w:rPr>
-      </w:pPr>
-      <w:r>
-        <w:rPr>
-          <w:rFonts w:ascii="Arial" w:eastAsia="Museo Sans 300" w:hAnsi="Arial" w:cs="Arial"/>
-        </w:rPr>
-        <w:t xml:space="preserve">Para los objetivos específicos del prototipo de la Universidad Nova Digital, se concluye que Auth0 representa la alternativa con mayor viabilidad técnica y </w:t>
-      </w:r>
-      <w:r>
-        <w:rPr>
-          <w:rFonts w:ascii="Arial" w:eastAsia="Museo Sans 300" w:hAnsi="Arial" w:cs="Arial"/>
+        <w:pStyle w:val="Ttulo1"/>
+        <w:rPr>
+          <w:rFonts w:eastAsia="Museo Sans 300" w:cs="Arial"/>
+        </w:rPr>
+      </w:pPr>
+      <w:bookmarkStart w:id="5" w:name="_Toc232366457"/>
+      <w:r>
+        <w:rPr>
+          <w:rFonts w:eastAsia="Museo Sans 300" w:cs="Arial"/>
         </w:rPr>
         <w:lastRenderedPageBreak/>
-        <w:t xml:space="preserve">operativa. Su despliegue ágil permite mitigar de forma inmediata riesgos asociados a la autenticación débil mediante MFA nativo, permitiendo al equipo concentrar el esfuerzo de desarrollo asincrónico en la construcción del </w:t>
-      </w:r>
-      <w:proofErr w:type="spellStart"/>
-      <w:r>
-        <w:rPr>
-          <w:rFonts w:ascii="Arial" w:eastAsia="Museo Sans 300" w:hAnsi="Arial" w:cs="Arial"/>
-        </w:rPr>
-        <w:t>Backend</w:t>
-      </w:r>
-      <w:proofErr w:type="spellEnd"/>
-      <w:r>
-        <w:rPr>
-          <w:rFonts w:ascii="Arial" w:eastAsia="Museo Sans 300" w:hAnsi="Arial" w:cs="Arial"/>
-        </w:rPr>
-        <w:t xml:space="preserve"> seguro y el módulo de trazabilidad durante las fases subsecuentes del proyecto.</w:t>
-      </w:r>
-    </w:p>
-    <w:p>
-      <w:pPr>
-        <w:rPr>
-          <w:rFonts w:ascii="Arial" w:eastAsia="Museo Sans 300" w:hAnsi="Arial" w:cs="Arial"/>
-          <w:color w:val="153D63" w:themeColor="text2" w:themeTint="E6"/>
-          <w:sz w:val="28"/>
-          <w:szCs w:val="28"/>
-        </w:rPr>
-      </w:pPr>
-    </w:p>
-    <w:p>
-      <w:pPr>
-        <w:rPr>
-          <w:rFonts w:ascii="Arial" w:eastAsia="Museo Sans 300" w:hAnsi="Arial" w:cs="Arial"/>
-          <w:color w:val="153D63" w:themeColor="text2" w:themeTint="E6"/>
-          <w:sz w:val="28"/>
-          <w:szCs w:val="28"/>
-        </w:rPr>
-      </w:pPr>
-    </w:p>
-    <w:p>
-      <w:pPr>
-        <w:pStyle w:val="Heading1"/>
+        <w:t>Evidencias</w:t>
+      </w:r>
+      <w:bookmarkEnd w:id="5"/>
+    </w:p>
+    <w:p>
+      <w:pPr>
+        <w:pStyle w:val="Ttulo2"/>
         <w:rPr>
           <w:rFonts w:eastAsia="Museo Sans 300" w:cs="Arial"/>
         </w:rPr>
       </w:pPr>
-      <w:bookmarkStart w:id="5" w:name="_Toc231965224"/>
-      <w:r>
-        <w:rPr>
-          <w:rFonts w:eastAsia="Museo Sans 300" w:cs="Arial"/>
-        </w:rPr>
-        <w:t>Evidencias</w:t>
-      </w:r>
-      <w:bookmarkEnd w:id="5"/>
-    </w:p>
-    <w:p>
-      <w:pPr>
-        <w:pStyle w:val="Heading2"/>
-        <w:rPr>
-          <w:rFonts w:eastAsia="Museo Sans 300" w:cs="Arial"/>
-        </w:rPr>
-      </w:pPr>
-      <w:bookmarkStart w:id="6" w:name="_Toc231965225"/>
+      <w:bookmarkStart w:id="6" w:name="_Toc232366458"/>
       <w:r>
         <w:rPr>
           <w:rFonts w:eastAsia="Museo Sans 300" w:cs="Arial"/>
@@ -2993,7 +2574,7 @@
       <w:hyperlink r:id="rId9" w:history="1">
         <w:r>
           <w:rPr>
-            <w:rStyle w:val="Hyperlink"/>
+            <w:rStyle w:val="Hipervnculo"/>
             <w:lang w:val="en-US"/>
           </w:rPr>
           <w:t>https://github.com/neldylilianahernandez23-collab/IAM-ZeroTrust-SN6/blob/aac941589e2116b01ba3ff2911387d2bcba09e67/00_Gestion_Proyecto/Documentos_a_Entregar/Roles_y_Responsabilidades_SN6.docx</w:t>
@@ -3055,15 +2636,14 @@
         </w:drawing>
       </w:r>
     </w:p>
-    <w:p/>
-    <w:p>
-      <w:pPr>
-        <w:pStyle w:val="Heading2"/>
+    <w:p>
+      <w:pPr>
+        <w:pStyle w:val="Ttulo2"/>
         <w:rPr>
           <w:rFonts w:eastAsia="Museo Sans 300" w:cs="Arial"/>
         </w:rPr>
       </w:pPr>
-      <w:bookmarkStart w:id="7" w:name="_Toc231965226"/>
+      <w:bookmarkStart w:id="7" w:name="_Toc232366459"/>
       <w:r>
         <w:rPr>
           <w:rFonts w:eastAsia="Museo Sans 300" w:cs="Arial"/>
@@ -3073,21 +2653,12 @@
       <w:bookmarkEnd w:id="7"/>
     </w:p>
     <w:p>
-      <w:proofErr w:type="spellStart"/>
       <w:r>
         <w:rPr>
           <w:b/>
           <w:bCs/>
         </w:rPr>
-        <w:t>Telegram</w:t>
-      </w:r>
-      <w:proofErr w:type="spellEnd"/>
-      <w:r>
-        <w:rPr>
-          <w:b/>
-          <w:bCs/>
-        </w:rPr>
-        <w:t>:</w:t>
+        <w:t>Telegram:</w:t>
       </w:r>
       <w:r>
         <w:t xml:space="preserve"> </w:t>
@@ -3095,7 +2666,7 @@
       <w:hyperlink r:id="rId11" w:history="1">
         <w:r>
           <w:rPr>
-            <w:rStyle w:val="Hyperlink"/>
+            <w:rStyle w:val="Hipervnculo"/>
           </w:rPr>
           <w:t>https://t.me/+uvfqGsbAbhwwNzA5</w:t>
         </w:r>
@@ -3114,7 +2685,6 @@
           <w:noProof/>
           <w:lang w:val="es-419"/>
         </w:rPr>
-        <w:lastRenderedPageBreak/>
         <w:drawing>
           <wp:inline distT="0" distB="0" distL="0" distR="0" wp14:anchorId="2E190A55" wp14:editId="56A50A18">
             <wp:extent cx="4824136" cy="2962275"/>
@@ -3178,6 +2748,7 @@
           <w:bCs/>
           <w:lang w:val="en-US"/>
         </w:rPr>
+        <w:lastRenderedPageBreak/>
         <w:t>WhatsApp:</w:t>
       </w:r>
       <w:r>
@@ -3189,7 +2760,7 @@
       <w:hyperlink r:id="rId13" w:history="1">
         <w:r>
           <w:rPr>
-            <w:rStyle w:val="Hyperlink"/>
+            <w:rStyle w:val="Hipervnculo"/>
             <w:lang w:val="en-US"/>
           </w:rPr>
           <w:t>https://chat.whatsapp.com/D9sAe2JKJ0x21CQ3eojFtI</w:t>
@@ -3263,21 +2834,12 @@
           <w:lang w:val="es-419"/>
         </w:rPr>
       </w:pPr>
-      <w:proofErr w:type="spellStart"/>
       <w:r>
         <w:rPr>
           <w:b/>
           <w:bCs/>
         </w:rPr>
-        <w:t>GoogleMeet</w:t>
-      </w:r>
-      <w:proofErr w:type="spellEnd"/>
-      <w:r>
-        <w:rPr>
-          <w:b/>
-          <w:bCs/>
-        </w:rPr>
-        <w:t>:</w:t>
+        <w:t>GoogleMeet:</w:t>
       </w:r>
       <w:r>
         <w:t xml:space="preserve"> </w:t>
@@ -3287,15 +2849,7 @@
           <w:rFonts w:ascii="Arial" w:hAnsi="Arial" w:cs="Arial"/>
           <w:lang w:val="es-419"/>
         </w:rPr>
-        <w:t xml:space="preserve">Este canal está destinado exclusivamente a la coordinación de reuniones de equipo, así como al seguimiento y desarrollo de la documentación y </w:t>
-      </w:r>
-      <w:r>
-        <w:rPr>
-          <w:rFonts w:ascii="Arial" w:hAnsi="Arial" w:cs="Arial"/>
-          <w:lang w:val="es-419"/>
-        </w:rPr>
-        <w:lastRenderedPageBreak/>
-        <w:t>actividades técnicas asociadas al proyecto. Las reuniones se llevarán a cabo mediante enlaces generados y administrados por el líder del proyecto.</w:t>
+        <w:t>Este canal está destinado exclusivamente a la coordinación de reuniones de equipo, así como al seguimiento y desarrollo de la documentación y actividades técnicas asociadas al proyecto. Las reuniones se llevarán a cabo mediante enlaces generados y administrados por el líder del proyecto.</w:t>
       </w:r>
     </w:p>
     <w:p>
@@ -3369,16 +2923,17 @@
     <w:p/>
     <w:p>
       <w:pPr>
-        <w:pStyle w:val="Heading2"/>
+        <w:pStyle w:val="Ttulo2"/>
         <w:rPr>
           <w:rFonts w:eastAsia="Museo Sans 300" w:cs="Arial"/>
         </w:rPr>
       </w:pPr>
-      <w:bookmarkStart w:id="8" w:name="_Toc231965227"/>
+      <w:bookmarkStart w:id="8" w:name="_Toc232366460"/>
       <w:r>
         <w:rPr>
           <w:rFonts w:eastAsia="Museo Sans 300" w:cs="Arial"/>
         </w:rPr>
+        <w:lastRenderedPageBreak/>
         <w:t>Captura del repositorio</w:t>
       </w:r>
       <w:bookmarkEnd w:id="8"/>
@@ -3467,12 +3022,19 @@
     </w:p>
     <w:p>
       <w:pPr>
-        <w:pStyle w:val="Heading1"/>
+        <w:rPr>
+          <w:lang w:val="es-419"/>
+        </w:rPr>
+      </w:pPr>
+    </w:p>
+    <w:p>
+      <w:pPr>
+        <w:pStyle w:val="Ttulo1"/>
         <w:rPr>
           <w:rFonts w:eastAsia="Museo Sans 300" w:cs="Arial"/>
         </w:rPr>
       </w:pPr>
-      <w:bookmarkStart w:id="9" w:name="_Toc231965228"/>
+      <w:bookmarkStart w:id="9" w:name="_Toc232366461"/>
       <w:r>
         <w:rPr>
           <w:rFonts w:eastAsia="Museo Sans 300" w:cs="Arial"/>
@@ -3483,12 +3045,12 @@
     </w:p>
     <w:p>
       <w:pPr>
-        <w:pStyle w:val="Heading2"/>
+        <w:pStyle w:val="Ttulo2"/>
         <w:rPr>
           <w:rFonts w:cs="Arial"/>
         </w:rPr>
       </w:pPr>
-      <w:bookmarkStart w:id="10" w:name="_Toc231965229"/>
+      <w:bookmarkStart w:id="10" w:name="_Toc232366462"/>
       <w:r>
         <w:rPr>
           <w:rFonts w:cs="Arial"/>
@@ -3529,12 +3091,12 @@
     </w:p>
     <w:p>
       <w:pPr>
-        <w:pStyle w:val="Heading2"/>
+        <w:pStyle w:val="Ttulo2"/>
         <w:rPr>
           <w:rFonts w:eastAsia="Museo Sans 300" w:cs="Arial"/>
         </w:rPr>
       </w:pPr>
-      <w:bookmarkStart w:id="11" w:name="_Toc231965230"/>
+      <w:bookmarkStart w:id="11" w:name="_Toc232366463"/>
       <w:r>
         <w:rPr>
           <w:rFonts w:eastAsia="Museo Sans 300" w:cs="Arial"/>
@@ -3557,7 +3119,7 @@
     </w:p>
     <w:p>
       <w:pPr>
-        <w:pStyle w:val="ListParagraph"/>
+        <w:pStyle w:val="Prrafodelista"/>
         <w:numPr>
           <w:ilvl w:val="0"/>
           <w:numId w:val="11"/>
@@ -3575,7 +3137,7 @@
     </w:p>
     <w:p>
       <w:pPr>
-        <w:pStyle w:val="ListParagraph"/>
+        <w:pStyle w:val="Prrafodelista"/>
         <w:numPr>
           <w:ilvl w:val="0"/>
           <w:numId w:val="11"/>
@@ -3593,7 +3155,7 @@
     </w:p>
     <w:p>
       <w:pPr>
-        <w:pStyle w:val="ListParagraph"/>
+        <w:pStyle w:val="Prrafodelista"/>
         <w:numPr>
           <w:ilvl w:val="0"/>
           <w:numId w:val="11"/>
@@ -3611,7 +3173,7 @@
     </w:p>
     <w:p>
       <w:pPr>
-        <w:pStyle w:val="ListParagraph"/>
+        <w:pStyle w:val="Prrafodelista"/>
         <w:numPr>
           <w:ilvl w:val="0"/>
           <w:numId w:val="11"/>
@@ -3629,7 +3191,7 @@
     </w:p>
     <w:p>
       <w:pPr>
-        <w:pStyle w:val="ListParagraph"/>
+        <w:pStyle w:val="Prrafodelista"/>
         <w:numPr>
           <w:ilvl w:val="0"/>
           <w:numId w:val="11"/>
@@ -3694,7 +3256,7 @@
 <w:ftr xmlns:wpc="http://schemas.microsoft.com/office/word/2010/wordprocessingCanvas" xmlns:cx="http://schemas.microsoft.com/office/drawing/2014/chartex" xmlns:cx1="http://schemas.microsoft.com/office/drawing/2015/9/8/chartex" xmlns:cx2="http://schemas.microsoft.com/office/drawing/2015/10/21/chartex" xmlns:cx3="http://schemas.microsoft.com/office/drawing/2016/5/9/chartex" xmlns:cx4="http://schemas.microsoft.com/office/drawing/2016/5/10/chartex" xmlns:cx5="http://schemas.microsoft.com/office/drawing/2016/5/11/chartex" xmlns:cx6="http://schemas.microsoft.com/office/drawing/2016/5/12/chartex" xmlns:cx7="http://schemas.microsoft.com/office/drawing/2016/5/13/chartex" xmlns:cx8="http://schemas.microsoft.com/office/drawing/2016/5/14/chartex" xmlns:mc="http://schemas.openxmlformats.org/markup-compatibility/2006" xmlns:aink="http://schemas.microsoft.com/office/drawing/2016/ink" xmlns:am3d="http://schemas.microsoft.com/office/drawing/2017/model3d" xmlns:o="urn:schemas-microsoft-com:office:office" xmlns:oel="http://schemas.microsoft.com/office/2019/extlst" xmlns:r="http://schemas.openxmlformats.org/officeDocument/2006/relationships" xmlns:m="http://schemas.openxmlformats.org/officeDocument/2006/math" xmlns:v="urn:schemas-microsoft-com:vml" xmlns:wp14="http://schemas.microsoft.com/office/word/2010/wordprocessingDrawing" xmlns:wp="http://schemas.openxmlformats.org/drawingml/2006/wordprocessingDrawing" xmlns:w10="urn:schemas-microsoft-com:office:word" xmlns:w="http://schemas.openxmlformats.org/wordprocessingml/2006/main" xmlns:w14="http://schemas.microsoft.com/office/word/2010/wordml" xmlns:w15="http://schemas.microsoft.com/office/word/2012/wordml" xmlns:w16cex="http://schemas.microsoft.com/office/word/2018/wordml/cex" xmlns:w16cid="http://schemas.microsoft.com/office/word/2016/wordml/cid" xmlns:w16="http://schemas.microsoft.com/office/word/2018/wordml" xmlns:w16du="http://schemas.microsoft.com/office/word/2023/wordml/word16du" xmlns:w16sdtdh="http://schemas.microsoft.com/office/word/2020/wordml/sdtdatahash" xmlns:w16sdtfl="http://schemas.microsoft.com/office/word/2024/wordml/sdtformatlock" xmlns:w16se="http://schemas.microsoft.com/office/word/2015/wordml/symex" xmlns:wpg="http://schemas.microsoft.com/office/word/2010/wordprocessingGroup" xmlns:wpi="http://schemas.microsoft.com/office/word/2010/wordprocessingInk" xmlns:wne="http://schemas.microsoft.com/office/word/2006/wordml" xmlns:wps="http://schemas.microsoft.com/office/word/2010/wordprocessingShape" mc:Ignorable="w14 w15 w16se w16cid w16 w16cex w16sdtdh w16sdtfl w16du wp14">
   <w:p>
     <w:pPr>
-      <w:pStyle w:val="Footer"/>
+      <w:pStyle w:val="Piedepgina"/>
     </w:pPr>
   </w:p>
 </w:ftr>
@@ -3704,7 +3266,7 @@
 <w:ftr xmlns:wpc="http://schemas.microsoft.com/office/word/2010/wordprocessingCanvas" xmlns:cx="http://schemas.microsoft.com/office/drawing/2014/chartex" xmlns:cx1="http://schemas.microsoft.com/office/drawing/2015/9/8/chartex" xmlns:cx2="http://schemas.microsoft.com/office/drawing/2015/10/21/chartex" xmlns:cx3="http://schemas.microsoft.com/office/drawing/2016/5/9/chartex" xmlns:cx4="http://schemas.microsoft.com/office/drawing/2016/5/10/chartex" xmlns:cx5="http://schemas.microsoft.com/office/drawing/2016/5/11/chartex" xmlns:cx6="http://schemas.microsoft.com/office/drawing/2016/5/12/chartex" xmlns:cx7="http://schemas.microsoft.com/office/drawing/2016/5/13/chartex" xmlns:cx8="http://schemas.microsoft.com/office/drawing/2016/5/14/chartex" xmlns:mc="http://schemas.openxmlformats.org/markup-compatibility/2006" xmlns:aink="http://schemas.microsoft.com/office/drawing/2016/ink" xmlns:am3d="http://schemas.microsoft.com/office/drawing/2017/model3d" xmlns:o="urn:schemas-microsoft-com:office:office" xmlns:oel="http://schemas.microsoft.com/office/2019/extlst" xmlns:r="http://schemas.openxmlformats.org/officeDocument/2006/relationships" xmlns:m="http://schemas.openxmlformats.org/officeDocument/2006/math" xmlns:v="urn:schemas-microsoft-com:vml" xmlns:wp14="http://schemas.microsoft.com/office/word/2010/wordprocessingDrawing" xmlns:wp="http://schemas.openxmlformats.org/drawingml/2006/wordprocessingDrawing" xmlns:w10="urn:schemas-microsoft-com:office:word" xmlns:w="http://schemas.openxmlformats.org/wordprocessingml/2006/main" xmlns:w14="http://schemas.microsoft.com/office/word/2010/wordml" xmlns:w15="http://schemas.microsoft.com/office/word/2012/wordml" xmlns:w16cex="http://schemas.microsoft.com/office/word/2018/wordml/cex" xmlns:w16cid="http://schemas.microsoft.com/office/word/2016/wordml/cid" xmlns:w16="http://schemas.microsoft.com/office/word/2018/wordml" xmlns:w16du="http://schemas.microsoft.com/office/word/2023/wordml/word16du" xmlns:w16sdtdh="http://schemas.microsoft.com/office/word/2020/wordml/sdtdatahash" xmlns:w16sdtfl="http://schemas.microsoft.com/office/word/2024/wordml/sdtformatlock" xmlns:w16se="http://schemas.microsoft.com/office/word/2015/wordml/symex" xmlns:wpg="http://schemas.microsoft.com/office/word/2010/wordprocessingGroup" xmlns:wpi="http://schemas.microsoft.com/office/word/2010/wordprocessingInk" xmlns:wne="http://schemas.microsoft.com/office/word/2006/wordml" xmlns:wps="http://schemas.microsoft.com/office/word/2010/wordprocessingShape" mc:Ignorable="w14 w15 w16se w16cid w16 w16cex w16sdtdh w16sdtfl w16du wp14">
   <w:p>
     <w:pPr>
-      <w:pStyle w:val="Footer"/>
+      <w:pStyle w:val="Piedepgina"/>
     </w:pPr>
   </w:p>
 </w:ftr>
@@ -3714,7 +3276,7 @@
 <w:ftr xmlns:wpc="http://schemas.microsoft.com/office/word/2010/wordprocessingCanvas" xmlns:cx="http://schemas.microsoft.com/office/drawing/2014/chartex" xmlns:cx1="http://schemas.microsoft.com/office/drawing/2015/9/8/chartex" xmlns:cx2="http://schemas.microsoft.com/office/drawing/2015/10/21/chartex" xmlns:cx3="http://schemas.microsoft.com/office/drawing/2016/5/9/chartex" xmlns:cx4="http://schemas.microsoft.com/office/drawing/2016/5/10/chartex" xmlns:cx5="http://schemas.microsoft.com/office/drawing/2016/5/11/chartex" xmlns:cx6="http://schemas.microsoft.com/office/drawing/2016/5/12/chartex" xmlns:cx7="http://schemas.microsoft.com/office/drawing/2016/5/13/chartex" xmlns:cx8="http://schemas.microsoft.com/office/drawing/2016/5/14/chartex" xmlns:mc="http://schemas.openxmlformats.org/markup-compatibility/2006" xmlns:aink="http://schemas.microsoft.com/office/drawing/2016/ink" xmlns:am3d="http://schemas.microsoft.com/office/drawing/2017/model3d" xmlns:o="urn:schemas-microsoft-com:office:office" xmlns:oel="http://schemas.microsoft.com/office/2019/extlst" xmlns:r="http://schemas.openxmlformats.org/officeDocument/2006/relationships" xmlns:m="http://schemas.openxmlformats.org/officeDocument/2006/math" xmlns:v="urn:schemas-microsoft-com:vml" xmlns:wp14="http://schemas.microsoft.com/office/word/2010/wordprocessingDrawing" xmlns:wp="http://schemas.openxmlformats.org/drawingml/2006/wordprocessingDrawing" xmlns:w10="urn:schemas-microsoft-com:office:word" xmlns:w="http://schemas.openxmlformats.org/wordprocessingml/2006/main" xmlns:w14="http://schemas.microsoft.com/office/word/2010/wordml" xmlns:w15="http://schemas.microsoft.com/office/word/2012/wordml" xmlns:w16cex="http://schemas.microsoft.com/office/word/2018/wordml/cex" xmlns:w16cid="http://schemas.microsoft.com/office/word/2016/wordml/cid" xmlns:w16="http://schemas.microsoft.com/office/word/2018/wordml" xmlns:w16du="http://schemas.microsoft.com/office/word/2023/wordml/word16du" xmlns:w16sdtdh="http://schemas.microsoft.com/office/word/2020/wordml/sdtdatahash" xmlns:w16sdtfl="http://schemas.microsoft.com/office/word/2024/wordml/sdtformatlock" xmlns:w16se="http://schemas.microsoft.com/office/word/2015/wordml/symex" xmlns:wpg="http://schemas.microsoft.com/office/word/2010/wordprocessingGroup" xmlns:wpi="http://schemas.microsoft.com/office/word/2010/wordprocessingInk" xmlns:wne="http://schemas.microsoft.com/office/word/2006/wordml" xmlns:wps="http://schemas.microsoft.com/office/word/2010/wordprocessingShape" mc:Ignorable="w14 w15 w16se w16cid w16 w16cex w16sdtdh w16sdtfl w16du wp14">
   <w:p>
     <w:pPr>
-      <w:pStyle w:val="Footer"/>
+      <w:pStyle w:val="Piedepgina"/>
     </w:pPr>
   </w:p>
 </w:ftr>
@@ -3743,7 +3305,7 @@
 <w:hdr xmlns:wpc="http://schemas.microsoft.com/office/word/2010/wordprocessingCanvas" xmlns:cx="http://schemas.microsoft.com/office/drawing/2014/chartex" xmlns:cx1="http://schemas.microsoft.com/office/drawing/2015/9/8/chartex" xmlns:cx2="http://schemas.microsoft.com/office/drawing/2015/10/21/chartex" xmlns:cx3="http://schemas.microsoft.com/office/drawing/2016/5/9/chartex" xmlns:cx4="http://schemas.microsoft.com/office/drawing/2016/5/10/chartex" xmlns:cx5="http://schemas.microsoft.com/office/drawing/2016/5/11/chartex" xmlns:cx6="http://schemas.microsoft.com/office/drawing/2016/5/12/chartex" xmlns:cx7="http://schemas.microsoft.com/office/drawing/2016/5/13/chartex" xmlns:cx8="http://schemas.microsoft.com/office/drawing/2016/5/14/chartex" xmlns:mc="http://schemas.openxmlformats.org/markup-compatibility/2006" xmlns:aink="http://schemas.microsoft.com/office/drawing/2016/ink" xmlns:am3d="http://schemas.microsoft.com/office/drawing/2017/model3d" xmlns:o="urn:schemas-microsoft-com:office:office" xmlns:oel="http://schemas.microsoft.com/office/2019/extlst" xmlns:r="http://schemas.openxmlformats.org/officeDocument/2006/relationships" xmlns:m="http://schemas.openxmlformats.org/officeDocument/2006/math" xmlns:v="urn:schemas-microsoft-com:vml" xmlns:wp14="http://schemas.microsoft.com/office/word/2010/wordprocessingDrawing" xmlns:wp="http://schemas.openxmlformats.org/drawingml/2006/wordprocessingDrawing" xmlns:w10="urn:schemas-microsoft-com:office:word" xmlns:w="http://schemas.openxmlformats.org/wordprocessingml/2006/main" xmlns:w14="http://schemas.microsoft.com/office/word/2010/wordml" xmlns:w15="http://schemas.microsoft.com/office/word/2012/wordml" xmlns:w16cex="http://schemas.microsoft.com/office/word/2018/wordml/cex" xmlns:w16cid="http://schemas.microsoft.com/office/word/2016/wordml/cid" xmlns:w16="http://schemas.microsoft.com/office/word/2018/wordml" xmlns:w16du="http://schemas.microsoft.com/office/word/2023/wordml/word16du" xmlns:w16sdtdh="http://schemas.microsoft.com/office/word/2020/wordml/sdtdatahash" xmlns:w16sdtfl="http://schemas.microsoft.com/office/word/2024/wordml/sdtformatlock" xmlns:w16se="http://schemas.microsoft.com/office/word/2015/wordml/symex" xmlns:wpg="http://schemas.microsoft.com/office/word/2010/wordprocessingGroup" xmlns:wpi="http://schemas.microsoft.com/office/word/2010/wordprocessingInk" xmlns:wne="http://schemas.microsoft.com/office/word/2006/wordml" xmlns:wps="http://schemas.microsoft.com/office/word/2010/wordprocessingShape" mc:Ignorable="w14 w15 w16se w16cid w16 w16cex w16sdtdh w16sdtfl w16du wp14">
   <w:p>
     <w:pPr>
-      <w:pStyle w:val="Header"/>
+      <w:pStyle w:val="Encabezado"/>
     </w:pPr>
   </w:p>
 </w:hdr>
@@ -3753,7 +3315,7 @@
 <w:hdr xmlns:wpc="http://schemas.microsoft.com/office/word/2010/wordprocessingCanvas" xmlns:cx="http://schemas.microsoft.com/office/drawing/2014/chartex" xmlns:cx1="http://schemas.microsoft.com/office/drawing/2015/9/8/chartex" xmlns:cx2="http://schemas.microsoft.com/office/drawing/2015/10/21/chartex" xmlns:cx3="http://schemas.microsoft.com/office/drawing/2016/5/9/chartex" xmlns:cx4="http://schemas.microsoft.com/office/drawing/2016/5/10/chartex" xmlns:cx5="http://schemas.microsoft.com/office/drawing/2016/5/11/chartex" xmlns:cx6="http://schemas.microsoft.com/office/drawing/2016/5/12/chartex" xmlns:cx7="http://schemas.microsoft.com/office/drawing/2016/5/13/chartex" xmlns:cx8="http://schemas.microsoft.com/office/drawing/2016/5/14/chartex" xmlns:mc="http://schemas.openxmlformats.org/markup-compatibility/2006" xmlns:aink="http://schemas.microsoft.com/office/drawing/2016/ink" xmlns:am3d="http://schemas.microsoft.com/office/drawing/2017/model3d" xmlns:o="urn:schemas-microsoft-com:office:office" xmlns:oel="http://schemas.microsoft.com/office/2019/extlst" xmlns:r="http://schemas.openxmlformats.org/officeDocument/2006/relationships" xmlns:m="http://schemas.openxmlformats.org/officeDocument/2006/math" xmlns:v="urn:schemas-microsoft-com:vml" xmlns:wp14="http://schemas.microsoft.com/office/word/2010/wordprocessingDrawing" xmlns:wp="http://schemas.openxmlformats.org/drawingml/2006/wordprocessingDrawing" xmlns:w10="urn:schemas-microsoft-com:office:word" xmlns:w="http://schemas.openxmlformats.org/wordprocessingml/2006/main" xmlns:w14="http://schemas.microsoft.com/office/word/2010/wordml" xmlns:w15="http://schemas.microsoft.com/office/word/2012/wordml" xmlns:w16cex="http://schemas.microsoft.com/office/word/2018/wordml/cex" xmlns:w16cid="http://schemas.microsoft.com/office/word/2016/wordml/cid" xmlns:w16="http://schemas.microsoft.com/office/word/2018/wordml" xmlns:w16du="http://schemas.microsoft.com/office/word/2023/wordml/word16du" xmlns:w16sdtdh="http://schemas.microsoft.com/office/word/2020/wordml/sdtdatahash" xmlns:w16sdtfl="http://schemas.microsoft.com/office/word/2024/wordml/sdtformatlock" xmlns:w16se="http://schemas.microsoft.com/office/word/2015/wordml/symex" xmlns:wpg="http://schemas.microsoft.com/office/word/2010/wordprocessingGroup" xmlns:wpi="http://schemas.microsoft.com/office/word/2010/wordprocessingInk" xmlns:wne="http://schemas.microsoft.com/office/word/2006/wordml" xmlns:wps="http://schemas.microsoft.com/office/word/2010/wordprocessingShape" mc:Ignorable="w14 w15 w16se w16cid w16 w16cex w16sdtdh w16sdtfl w16du wp14">
   <w:p>
     <w:pPr>
-      <w:pStyle w:val="Header"/>
+      <w:pStyle w:val="Encabezado"/>
       <w:tabs>
         <w:tab w:val="clear" w:pos="4419"/>
         <w:tab w:val="clear" w:pos="8838"/>
@@ -3831,7 +3393,7 @@
 <w:hdr xmlns:wpc="http://schemas.microsoft.com/office/word/2010/wordprocessingCanvas" xmlns:cx="http://schemas.microsoft.com/office/drawing/2014/chartex" xmlns:cx1="http://schemas.microsoft.com/office/drawing/2015/9/8/chartex" xmlns:cx2="http://schemas.microsoft.com/office/drawing/2015/10/21/chartex" xmlns:cx3="http://schemas.microsoft.com/office/drawing/2016/5/9/chartex" xmlns:cx4="http://schemas.microsoft.com/office/drawing/2016/5/10/chartex" xmlns:cx5="http://schemas.microsoft.com/office/drawing/2016/5/11/chartex" xmlns:cx6="http://schemas.microsoft.com/office/drawing/2016/5/12/chartex" xmlns:cx7="http://schemas.microsoft.com/office/drawing/2016/5/13/chartex" xmlns:cx8="http://schemas.microsoft.com/office/drawing/2016/5/14/chartex" xmlns:mc="http://schemas.openxmlformats.org/markup-compatibility/2006" xmlns:aink="http://schemas.microsoft.com/office/drawing/2016/ink" xmlns:am3d="http://schemas.microsoft.com/office/drawing/2017/model3d" xmlns:o="urn:schemas-microsoft-com:office:office" xmlns:oel="http://schemas.microsoft.com/office/2019/extlst" xmlns:r="http://schemas.openxmlformats.org/officeDocument/2006/relationships" xmlns:m="http://schemas.openxmlformats.org/officeDocument/2006/math" xmlns:v="urn:schemas-microsoft-com:vml" xmlns:wp14="http://schemas.microsoft.com/office/word/2010/wordprocessingDrawing" xmlns:wp="http://schemas.openxmlformats.org/drawingml/2006/wordprocessingDrawing" xmlns:w10="urn:schemas-microsoft-com:office:word" xmlns:w="http://schemas.openxmlformats.org/wordprocessingml/2006/main" xmlns:w14="http://schemas.microsoft.com/office/word/2010/wordml" xmlns:w15="http://schemas.microsoft.com/office/word/2012/wordml" xmlns:w16cex="http://schemas.microsoft.com/office/word/2018/wordml/cex" xmlns:w16cid="http://schemas.microsoft.com/office/word/2016/wordml/cid" xmlns:w16="http://schemas.microsoft.com/office/word/2018/wordml" xmlns:w16du="http://schemas.microsoft.com/office/word/2023/wordml/word16du" xmlns:w16sdtdh="http://schemas.microsoft.com/office/word/2020/wordml/sdtdatahash" xmlns:w16sdtfl="http://schemas.microsoft.com/office/word/2024/wordml/sdtformatlock" xmlns:w16se="http://schemas.microsoft.com/office/word/2015/wordml/symex" xmlns:wpg="http://schemas.microsoft.com/office/word/2010/wordprocessingGroup" xmlns:wpi="http://schemas.microsoft.com/office/word/2010/wordprocessingInk" xmlns:wne="http://schemas.microsoft.com/office/word/2006/wordml" xmlns:wps="http://schemas.microsoft.com/office/word/2010/wordprocessingShape" mc:Ignorable="w14 w15 w16se w16cid w16 w16cex w16sdtdh w16sdtfl w16du wp14">
   <w:p>
     <w:pPr>
-      <w:pStyle w:val="Header"/>
+      <w:pStyle w:val="Encabezado"/>
     </w:pPr>
   </w:p>
 </w:hdr>
@@ -5924,11 +5486,11 @@
     <w:name w:val="Normal"/>
     <w:qFormat/>
   </w:style>
-  <w:style w:type="paragraph" w:styleId="Heading1">
+  <w:style w:type="paragraph" w:styleId="Ttulo1">
     <w:name w:val="heading 1"/>
     <w:basedOn w:val="Normal"/>
     <w:next w:val="Normal"/>
-    <w:link w:val="Heading1Char"/>
+    <w:link w:val="Ttulo1Car"/>
     <w:uiPriority w:val="9"/>
     <w:qFormat/>
     <w:rsid w:val="00E32A7A"/>
@@ -5946,11 +5508,11 @@
       <w:szCs w:val="40"/>
     </w:rPr>
   </w:style>
-  <w:style w:type="paragraph" w:styleId="Heading2">
+  <w:style w:type="paragraph" w:styleId="Ttulo2">
     <w:name w:val="heading 2"/>
     <w:basedOn w:val="Normal"/>
     <w:next w:val="Normal"/>
-    <w:link w:val="Heading2Char"/>
+    <w:link w:val="Ttulo2Car"/>
     <w:uiPriority w:val="9"/>
     <w:unhideWhenUsed/>
     <w:qFormat/>
@@ -5967,11 +5529,11 @@
       <w:szCs w:val="32"/>
     </w:rPr>
   </w:style>
-  <w:style w:type="paragraph" w:styleId="Heading3">
+  <w:style w:type="paragraph" w:styleId="Ttulo3">
     <w:name w:val="heading 3"/>
     <w:basedOn w:val="Normal"/>
     <w:next w:val="Normal"/>
-    <w:link w:val="Heading3Char"/>
+    <w:link w:val="Ttulo3Car"/>
     <w:uiPriority w:val="9"/>
     <w:semiHidden/>
     <w:unhideWhenUsed/>
@@ -5990,11 +5552,11 @@
       <w:szCs w:val="28"/>
     </w:rPr>
   </w:style>
-  <w:style w:type="paragraph" w:styleId="Heading4">
+  <w:style w:type="paragraph" w:styleId="Ttulo4">
     <w:name w:val="heading 4"/>
     <w:basedOn w:val="Normal"/>
     <w:next w:val="Normal"/>
-    <w:link w:val="Heading4Char"/>
+    <w:link w:val="Ttulo4Car"/>
     <w:uiPriority w:val="9"/>
     <w:semiHidden/>
     <w:unhideWhenUsed/>
@@ -6013,11 +5575,11 @@
       <w:color w:val="0F4761" w:themeColor="accent1" w:themeShade="BF"/>
     </w:rPr>
   </w:style>
-  <w:style w:type="paragraph" w:styleId="Heading5">
+  <w:style w:type="paragraph" w:styleId="Ttulo5">
     <w:name w:val="heading 5"/>
     <w:basedOn w:val="Normal"/>
     <w:next w:val="Normal"/>
-    <w:link w:val="Heading5Char"/>
+    <w:link w:val="Ttulo5Car"/>
     <w:uiPriority w:val="9"/>
     <w:semiHidden/>
     <w:unhideWhenUsed/>
@@ -6034,11 +5596,11 @@
       <w:color w:val="0F4761" w:themeColor="accent1" w:themeShade="BF"/>
     </w:rPr>
   </w:style>
-  <w:style w:type="paragraph" w:styleId="Heading6">
+  <w:style w:type="paragraph" w:styleId="Ttulo6">
     <w:name w:val="heading 6"/>
     <w:basedOn w:val="Normal"/>
     <w:next w:val="Normal"/>
-    <w:link w:val="Heading6Char"/>
+    <w:link w:val="Ttulo6Car"/>
     <w:uiPriority w:val="9"/>
     <w:semiHidden/>
     <w:unhideWhenUsed/>
@@ -6057,11 +5619,11 @@
       <w:color w:val="595959" w:themeColor="text1" w:themeTint="A6"/>
     </w:rPr>
   </w:style>
-  <w:style w:type="paragraph" w:styleId="Heading7">
+  <w:style w:type="paragraph" w:styleId="Ttulo7">
     <w:name w:val="heading 7"/>
     <w:basedOn w:val="Normal"/>
     <w:next w:val="Normal"/>
-    <w:link w:val="Heading7Char"/>
+    <w:link w:val="Ttulo7Car"/>
     <w:uiPriority w:val="9"/>
     <w:semiHidden/>
     <w:unhideWhenUsed/>
@@ -6078,11 +5640,11 @@
       <w:color w:val="595959" w:themeColor="text1" w:themeTint="A6"/>
     </w:rPr>
   </w:style>
-  <w:style w:type="paragraph" w:styleId="Heading8">
+  <w:style w:type="paragraph" w:styleId="Ttulo8">
     <w:name w:val="heading 8"/>
     <w:basedOn w:val="Normal"/>
     <w:next w:val="Normal"/>
-    <w:link w:val="Heading8Char"/>
+    <w:link w:val="Ttulo8Car"/>
     <w:uiPriority w:val="9"/>
     <w:semiHidden/>
     <w:unhideWhenUsed/>
@@ -6100,11 +5662,11 @@
       <w:color w:val="272727" w:themeColor="text1" w:themeTint="D8"/>
     </w:rPr>
   </w:style>
-  <w:style w:type="paragraph" w:styleId="Heading9">
+  <w:style w:type="paragraph" w:styleId="Ttulo9">
     <w:name w:val="heading 9"/>
     <w:basedOn w:val="Normal"/>
     <w:next w:val="Normal"/>
-    <w:link w:val="Heading9Char"/>
+    <w:link w:val="Ttulo9Car"/>
     <w:uiPriority w:val="9"/>
     <w:semiHidden/>
     <w:unhideWhenUsed/>
@@ -6120,12 +5682,12 @@
       <w:color w:val="272727" w:themeColor="text1" w:themeTint="D8"/>
     </w:rPr>
   </w:style>
-  <w:style w:type="character" w:default="1" w:styleId="DefaultParagraphFont">
+  <w:style w:type="character" w:default="1" w:styleId="Fuentedeprrafopredeter">
     <w:name w:val="Default Paragraph Font"/>
     <w:uiPriority w:val="1"/>
     <w:unhideWhenUsed/>
   </w:style>
-  <w:style w:type="table" w:default="1" w:styleId="TableNormal">
+  <w:style w:type="table" w:default="1" w:styleId="Tablanormal">
     <w:name w:val="Normal Table"/>
     <w:uiPriority w:val="99"/>
     <w:semiHidden/>
@@ -6140,7 +5702,7 @@
       </w:tblCellMar>
     </w:tblPr>
   </w:style>
-  <w:style w:type="numbering" w:default="1" w:styleId="NoList">
+  <w:style w:type="numbering" w:default="1" w:styleId="Sinlista">
     <w:name w:val="No List"/>
     <w:uiPriority w:val="99"/>
     <w:semiHidden/>
@@ -6156,10 +5718,10 @@
       </w:numPr>
     </w:pPr>
   </w:style>
-  <w:style w:type="character" w:customStyle="1" w:styleId="Heading1Char">
-    <w:name w:val="Heading 1 Char"/>
-    <w:basedOn w:val="DefaultParagraphFont"/>
-    <w:link w:val="Heading1"/>
+  <w:style w:type="character" w:customStyle="1" w:styleId="Ttulo1Car">
+    <w:name w:val="Título 1 Car"/>
+    <w:basedOn w:val="Fuentedeprrafopredeter"/>
+    <w:link w:val="Ttulo1"/>
     <w:uiPriority w:val="9"/>
     <w:rsid w:val="00E32A7A"/>
     <w:rPr>
@@ -6170,10 +5732,10 @@
       <w:szCs w:val="40"/>
     </w:rPr>
   </w:style>
-  <w:style w:type="character" w:customStyle="1" w:styleId="Heading2Char">
-    <w:name w:val="Heading 2 Char"/>
-    <w:basedOn w:val="DefaultParagraphFont"/>
-    <w:link w:val="Heading2"/>
+  <w:style w:type="character" w:customStyle="1" w:styleId="Ttulo2Car">
+    <w:name w:val="Título 2 Car"/>
+    <w:basedOn w:val="Fuentedeprrafopredeter"/>
+    <w:link w:val="Ttulo2"/>
     <w:uiPriority w:val="9"/>
     <w:rsid w:val="00E32A7A"/>
     <w:rPr>
@@ -6182,10 +5744,10 @@
       <w:szCs w:val="32"/>
     </w:rPr>
   </w:style>
-  <w:style w:type="character" w:customStyle="1" w:styleId="Heading3Char">
-    <w:name w:val="Heading 3 Char"/>
-    <w:basedOn w:val="DefaultParagraphFont"/>
-    <w:link w:val="Heading3"/>
+  <w:style w:type="character" w:customStyle="1" w:styleId="Ttulo3Car">
+    <w:name w:val="Título 3 Car"/>
+    <w:basedOn w:val="Fuentedeprrafopredeter"/>
+    <w:link w:val="Ttulo3"/>
     <w:uiPriority w:val="9"/>
     <w:semiHidden/>
     <w:rsid w:val="00C47B31"/>
@@ -6196,10 +5758,10 @@
       <w:szCs w:val="28"/>
     </w:rPr>
   </w:style>
-  <w:style w:type="character" w:customStyle="1" w:styleId="Heading4Char">
-    <w:name w:val="Heading 4 Char"/>
-    <w:basedOn w:val="DefaultParagraphFont"/>
-    <w:link w:val="Heading4"/>
+  <w:style w:type="character" w:customStyle="1" w:styleId="Ttulo4Car">
+    <w:name w:val="Título 4 Car"/>
+    <w:basedOn w:val="Fuentedeprrafopredeter"/>
+    <w:link w:val="Ttulo4"/>
     <w:uiPriority w:val="9"/>
     <w:semiHidden/>
     <w:rsid w:val="00C47B31"/>
@@ -6210,10 +5772,10 @@
       <w:color w:val="0F4761" w:themeColor="accent1" w:themeShade="BF"/>
     </w:rPr>
   </w:style>
-  <w:style w:type="character" w:customStyle="1" w:styleId="Heading5Char">
-    <w:name w:val="Heading 5 Char"/>
-    <w:basedOn w:val="DefaultParagraphFont"/>
-    <w:link w:val="Heading5"/>
+  <w:style w:type="character" w:customStyle="1" w:styleId="Ttulo5Car">
+    <w:name w:val="Título 5 Car"/>
+    <w:basedOn w:val="Fuentedeprrafopredeter"/>
+    <w:link w:val="Ttulo5"/>
     <w:uiPriority w:val="9"/>
     <w:semiHidden/>
     <w:rsid w:val="00C47B31"/>
@@ -6222,10 +5784,10 @@
       <w:color w:val="0F4761" w:themeColor="accent1" w:themeShade="BF"/>
     </w:rPr>
   </w:style>
-  <w:style w:type="character" w:customStyle="1" w:styleId="Heading6Char">
-    <w:name w:val="Heading 6 Char"/>
-    <w:basedOn w:val="DefaultParagraphFont"/>
-    <w:link w:val="Heading6"/>
+  <w:style w:type="character" w:customStyle="1" w:styleId="Ttulo6Car">
+    <w:name w:val="Título 6 Car"/>
+    <w:basedOn w:val="Fuentedeprrafopredeter"/>
+    <w:link w:val="Ttulo6"/>
     <w:uiPriority w:val="9"/>
     <w:semiHidden/>
     <w:rsid w:val="00C47B31"/>
@@ -6236,10 +5798,10 @@
       <w:color w:val="595959" w:themeColor="text1" w:themeTint="A6"/>
     </w:rPr>
   </w:style>
-  <w:style w:type="character" w:customStyle="1" w:styleId="Heading7Char">
-    <w:name w:val="Heading 7 Char"/>
-    <w:basedOn w:val="DefaultParagraphFont"/>
-    <w:link w:val="Heading7"/>
+  <w:style w:type="character" w:customStyle="1" w:styleId="Ttulo7Car">
+    <w:name w:val="Título 7 Car"/>
+    <w:basedOn w:val="Fuentedeprrafopredeter"/>
+    <w:link w:val="Ttulo7"/>
     <w:uiPriority w:val="9"/>
     <w:semiHidden/>
     <w:rsid w:val="00C47B31"/>
@@ -6248,10 +5810,10 @@
       <w:color w:val="595959" w:themeColor="text1" w:themeTint="A6"/>
     </w:rPr>
   </w:style>
-  <w:style w:type="character" w:customStyle="1" w:styleId="Heading8Char">
-    <w:name w:val="Heading 8 Char"/>
-    <w:basedOn w:val="DefaultParagraphFont"/>
-    <w:link w:val="Heading8"/>
+  <w:style w:type="character" w:customStyle="1" w:styleId="Ttulo8Car">
+    <w:name w:val="Título 8 Car"/>
+    <w:basedOn w:val="Fuentedeprrafopredeter"/>
+    <w:link w:val="Ttulo8"/>
     <w:uiPriority w:val="9"/>
     <w:semiHidden/>
     <w:rsid w:val="00C47B31"/>
@@ -6262,10 +5824,10 @@
       <w:color w:val="272727" w:themeColor="text1" w:themeTint="D8"/>
     </w:rPr>
   </w:style>
-  <w:style w:type="character" w:customStyle="1" w:styleId="Heading9Char">
-    <w:name w:val="Heading 9 Char"/>
-    <w:basedOn w:val="DefaultParagraphFont"/>
-    <w:link w:val="Heading9"/>
+  <w:style w:type="character" w:customStyle="1" w:styleId="Ttulo9Car">
+    <w:name w:val="Título 9 Car"/>
+    <w:basedOn w:val="Fuentedeprrafopredeter"/>
+    <w:link w:val="Ttulo9"/>
     <w:uiPriority w:val="9"/>
     <w:semiHidden/>
     <w:rsid w:val="00C47B31"/>
@@ -6274,11 +5836,11 @@
       <w:color w:val="272727" w:themeColor="text1" w:themeTint="D8"/>
     </w:rPr>
   </w:style>
-  <w:style w:type="paragraph" w:styleId="Title">
+  <w:style w:type="paragraph" w:styleId="Ttulo">
     <w:name w:val="Title"/>
     <w:basedOn w:val="Normal"/>
     <w:next w:val="Normal"/>
-    <w:link w:val="TitleChar"/>
+    <w:link w:val="TtuloCar"/>
     <w:uiPriority w:val="10"/>
     <w:qFormat/>
     <w:rsid w:val="00C47B31"/>
@@ -6294,10 +5856,10 @@
       <w:szCs w:val="56"/>
     </w:rPr>
   </w:style>
-  <w:style w:type="character" w:customStyle="1" w:styleId="TitleChar">
-    <w:name w:val="Title Char"/>
-    <w:basedOn w:val="DefaultParagraphFont"/>
-    <w:link w:val="Title"/>
+  <w:style w:type="character" w:customStyle="1" w:styleId="TtuloCar">
+    <w:name w:val="Título Car"/>
+    <w:basedOn w:val="Fuentedeprrafopredeter"/>
+    <w:link w:val="Ttulo"/>
     <w:uiPriority w:val="10"/>
     <w:rsid w:val="00C47B31"/>
     <w:rPr>
@@ -6308,11 +5870,11 @@
       <w:szCs w:val="56"/>
     </w:rPr>
   </w:style>
-  <w:style w:type="paragraph" w:styleId="Subtitle">
+  <w:style w:type="paragraph" w:styleId="Subttulo">
     <w:name w:val="Subtitle"/>
     <w:basedOn w:val="Normal"/>
     <w:next w:val="Normal"/>
-    <w:link w:val="SubtitleChar"/>
+    <w:link w:val="SubttuloCar"/>
     <w:uiPriority w:val="11"/>
     <w:qFormat/>
     <w:rsid w:val="00C47B31"/>
@@ -6330,10 +5892,10 @@
       <w:szCs w:val="28"/>
     </w:rPr>
   </w:style>
-  <w:style w:type="character" w:customStyle="1" w:styleId="SubtitleChar">
-    <w:name w:val="Subtitle Char"/>
-    <w:basedOn w:val="DefaultParagraphFont"/>
-    <w:link w:val="Subtitle"/>
+  <w:style w:type="character" w:customStyle="1" w:styleId="SubttuloCar">
+    <w:name w:val="Subtítulo Car"/>
+    <w:basedOn w:val="Fuentedeprrafopredeter"/>
+    <w:link w:val="Subttulo"/>
     <w:uiPriority w:val="11"/>
     <w:rsid w:val="00C47B31"/>
     <w:rPr>
@@ -6344,11 +5906,11 @@
       <w:szCs w:val="28"/>
     </w:rPr>
   </w:style>
-  <w:style w:type="paragraph" w:styleId="Quote">
+  <w:style w:type="paragraph" w:styleId="Cita">
     <w:name w:val="Quote"/>
     <w:basedOn w:val="Normal"/>
     <w:next w:val="Normal"/>
-    <w:link w:val="QuoteChar"/>
+    <w:link w:val="CitaCar"/>
     <w:uiPriority w:val="29"/>
     <w:qFormat/>
     <w:rsid w:val="00C47B31"/>
@@ -6362,10 +5924,10 @@
       <w:color w:val="404040" w:themeColor="text1" w:themeTint="BF"/>
     </w:rPr>
   </w:style>
-  <w:style w:type="character" w:customStyle="1" w:styleId="QuoteChar">
-    <w:name w:val="Quote Char"/>
-    <w:basedOn w:val="DefaultParagraphFont"/>
-    <w:link w:val="Quote"/>
+  <w:style w:type="character" w:customStyle="1" w:styleId="CitaCar">
+    <w:name w:val="Cita Car"/>
+    <w:basedOn w:val="Fuentedeprrafopredeter"/>
+    <w:link w:val="Cita"/>
     <w:uiPriority w:val="29"/>
     <w:rsid w:val="00C47B31"/>
     <w:rPr>
@@ -6374,7 +5936,7 @@
       <w:color w:val="404040" w:themeColor="text1" w:themeTint="BF"/>
     </w:rPr>
   </w:style>
-  <w:style w:type="paragraph" w:styleId="ListParagraph">
+  <w:style w:type="paragraph" w:styleId="Prrafodelista">
     <w:name w:val="List Paragraph"/>
     <w:basedOn w:val="Normal"/>
     <w:uiPriority w:val="34"/>
@@ -6385,9 +5947,9 @@
       <w:contextualSpacing/>
     </w:pPr>
   </w:style>
-  <w:style w:type="character" w:styleId="IntenseEmphasis">
+  <w:style w:type="character" w:styleId="nfasisintenso">
     <w:name w:val="Intense Emphasis"/>
-    <w:basedOn w:val="DefaultParagraphFont"/>
+    <w:basedOn w:val="Fuentedeprrafopredeter"/>
     <w:uiPriority w:val="21"/>
     <w:qFormat/>
     <w:rsid w:val="00C47B31"/>
@@ -6397,11 +5959,11 @@
       <w:color w:val="0F4761" w:themeColor="accent1" w:themeShade="BF"/>
     </w:rPr>
   </w:style>
-  <w:style w:type="paragraph" w:styleId="IntenseQuote">
+  <w:style w:type="paragraph" w:styleId="Citadestacada">
     <w:name w:val="Intense Quote"/>
     <w:basedOn w:val="Normal"/>
     <w:next w:val="Normal"/>
-    <w:link w:val="IntenseQuoteChar"/>
+    <w:link w:val="CitadestacadaCar"/>
     <w:uiPriority w:val="30"/>
     <w:qFormat/>
     <w:rsid w:val="00C47B31"/>
@@ -6420,10 +5982,10 @@
       <w:color w:val="0F4761" w:themeColor="accent1" w:themeShade="BF"/>
     </w:rPr>
   </w:style>
-  <w:style w:type="character" w:customStyle="1" w:styleId="IntenseQuoteChar">
-    <w:name w:val="Intense Quote Char"/>
-    <w:basedOn w:val="DefaultParagraphFont"/>
-    <w:link w:val="IntenseQuote"/>
+  <w:style w:type="character" w:customStyle="1" w:styleId="CitadestacadaCar">
+    <w:name w:val="Cita destacada Car"/>
+    <w:basedOn w:val="Fuentedeprrafopredeter"/>
+    <w:link w:val="Citadestacada"/>
     <w:uiPriority w:val="30"/>
     <w:rsid w:val="00C47B31"/>
     <w:rPr>
@@ -6432,9 +5994,9 @@
       <w:color w:val="0F4761" w:themeColor="accent1" w:themeShade="BF"/>
     </w:rPr>
   </w:style>
-  <w:style w:type="character" w:styleId="IntenseReference">
+  <w:style w:type="character" w:styleId="Referenciaintensa">
     <w:name w:val="Intense Reference"/>
-    <w:basedOn w:val="DefaultParagraphFont"/>
+    <w:basedOn w:val="Fuentedeprrafopredeter"/>
     <w:uiPriority w:val="32"/>
     <w:qFormat/>
     <w:rsid w:val="00C47B31"/>
@@ -6446,10 +6008,10 @@
       <w:spacing w:val="5"/>
     </w:rPr>
   </w:style>
-  <w:style w:type="paragraph" w:styleId="Header">
+  <w:style w:type="paragraph" w:styleId="Encabezado">
     <w:name w:val="header"/>
     <w:basedOn w:val="Normal"/>
-    <w:link w:val="HeaderChar"/>
+    <w:link w:val="EncabezadoCar"/>
     <w:uiPriority w:val="99"/>
     <w:unhideWhenUsed/>
     <w:rsid w:val="00351BE8"/>
@@ -6460,17 +6022,17 @@
       </w:tabs>
     </w:pPr>
   </w:style>
-  <w:style w:type="character" w:customStyle="1" w:styleId="HeaderChar">
-    <w:name w:val="Header Char"/>
-    <w:basedOn w:val="DefaultParagraphFont"/>
-    <w:link w:val="Header"/>
+  <w:style w:type="character" w:customStyle="1" w:styleId="EncabezadoCar">
+    <w:name w:val="Encabezado Car"/>
+    <w:basedOn w:val="Fuentedeprrafopredeter"/>
+    <w:link w:val="Encabezado"/>
     <w:uiPriority w:val="99"/>
     <w:rsid w:val="00351BE8"/>
   </w:style>
-  <w:style w:type="paragraph" w:styleId="Footer">
+  <w:style w:type="paragraph" w:styleId="Piedepgina">
     <w:name w:val="footer"/>
     <w:basedOn w:val="Normal"/>
-    <w:link w:val="FooterChar"/>
+    <w:link w:val="PiedepginaCar"/>
     <w:uiPriority w:val="99"/>
     <w:unhideWhenUsed/>
     <w:rsid w:val="00351BE8"/>
@@ -6481,16 +6043,16 @@
       </w:tabs>
     </w:pPr>
   </w:style>
-  <w:style w:type="character" w:customStyle="1" w:styleId="FooterChar">
-    <w:name w:val="Footer Char"/>
-    <w:basedOn w:val="DefaultParagraphFont"/>
-    <w:link w:val="Footer"/>
+  <w:style w:type="character" w:customStyle="1" w:styleId="PiedepginaCar">
+    <w:name w:val="Pie de página Car"/>
+    <w:basedOn w:val="Fuentedeprrafopredeter"/>
+    <w:link w:val="Piedepgina"/>
     <w:uiPriority w:val="99"/>
     <w:rsid w:val="00351BE8"/>
   </w:style>
-  <w:style w:type="table" w:styleId="GridTable6Colorful-Accent1">
+  <w:style w:type="table" w:styleId="Tablaconcuadrcula6concolores-nfasis1">
     <w:name w:val="Grid Table 6 Colorful Accent 1"/>
-    <w:basedOn w:val="TableNormal"/>
+    <w:basedOn w:val="Tablanormal"/>
     <w:uiPriority w:val="51"/>
     <w:rsid w:val="002631C5"/>
     <w:rPr>
@@ -6557,9 +6119,9 @@
       </w:tcPr>
     </w:tblStylePr>
   </w:style>
-  <w:style w:type="table" w:styleId="GridTable1Light-Accent4">
+  <w:style w:type="table" w:styleId="Tablaconcuadrcula1clara-nfasis4">
     <w:name w:val="Grid Table 1 Light Accent 4"/>
-    <w:basedOn w:val="TableNormal"/>
+    <w:basedOn w:val="Tablanormal"/>
     <w:uiPriority w:val="46"/>
     <w:rsid w:val="002631C5"/>
     <w:tblPr>
@@ -6611,9 +6173,9 @@
       </w:rPr>
     </w:tblStylePr>
   </w:style>
-  <w:style w:type="table" w:styleId="GridTable3">
+  <w:style w:type="table" w:styleId="Tabladecuadrcula3">
     <w:name w:val="Grid Table 3"/>
-    <w:basedOn w:val="TableNormal"/>
+    <w:basedOn w:val="Tablanormal"/>
     <w:uiPriority w:val="48"/>
     <w:rsid w:val="007B10C8"/>
     <w:tblPr>
@@ -6744,9 +6306,9 @@
       </w:tcPr>
     </w:tblStylePr>
   </w:style>
-  <w:style w:type="paragraph" w:styleId="NoSpacing">
+  <w:style w:type="paragraph" w:styleId="Sinespaciado">
     <w:name w:val="No Spacing"/>
-    <w:link w:val="NoSpacingChar"/>
+    <w:link w:val="SinespaciadoCar"/>
     <w:uiPriority w:val="1"/>
     <w:qFormat/>
     <w:rsid w:val="00B651A2"/>
@@ -6759,10 +6321,10 @@
       <w14:ligatures w14:val="none"/>
     </w:rPr>
   </w:style>
-  <w:style w:type="character" w:customStyle="1" w:styleId="NoSpacingChar">
-    <w:name w:val="No Spacing Char"/>
-    <w:basedOn w:val="DefaultParagraphFont"/>
-    <w:link w:val="NoSpacing"/>
+  <w:style w:type="character" w:customStyle="1" w:styleId="SinespaciadoCar">
+    <w:name w:val="Sin espaciado Car"/>
+    <w:basedOn w:val="Fuentedeprrafopredeter"/>
+    <w:link w:val="Sinespaciado"/>
     <w:uiPriority w:val="1"/>
     <w:rsid w:val="00B651A2"/>
     <w:rPr>
@@ -6774,9 +6336,9 @@
       <w14:ligatures w14:val="none"/>
     </w:rPr>
   </w:style>
-  <w:style w:type="table" w:styleId="TableGrid">
+  <w:style w:type="table" w:styleId="Tablaconcuadrcula">
     <w:name w:val="Table Grid"/>
-    <w:basedOn w:val="TableNormal"/>
+    <w:basedOn w:val="Tablanormal"/>
     <w:uiPriority w:val="39"/>
     <w:rsid w:val="00B651A2"/>
     <w:tblPr>
@@ -6790,9 +6352,9 @@
       </w:tblBorders>
     </w:tblPr>
   </w:style>
-  <w:style w:type="table" w:styleId="GridTable4-Accent1">
+  <w:style w:type="table" w:styleId="Tablaconcuadrcula4-nfasis1">
     <w:name w:val="Grid Table 4 Accent 1"/>
-    <w:basedOn w:val="TableNormal"/>
+    <w:basedOn w:val="Tablanormal"/>
     <w:uiPriority w:val="49"/>
     <w:rsid w:val="00B651A2"/>
     <w:tblPr>
@@ -6863,9 +6425,9 @@
       </w:tcPr>
     </w:tblStylePr>
   </w:style>
-  <w:style w:type="paragraph" w:styleId="TOCHeading">
+  <w:style w:type="paragraph" w:styleId="TtuloTDC">
     <w:name w:val="TOC Heading"/>
-    <w:basedOn w:val="Heading1"/>
+    <w:basedOn w:val="Ttulo1"/>
     <w:next w:val="Normal"/>
     <w:uiPriority w:val="39"/>
     <w:unhideWhenUsed/>
@@ -6885,7 +6447,7 @@
       <w14:ligatures w14:val="none"/>
     </w:rPr>
   </w:style>
-  <w:style w:type="paragraph" w:styleId="TOC1">
+  <w:style w:type="paragraph" w:styleId="TDC1">
     <w:name w:val="toc 1"/>
     <w:basedOn w:val="Normal"/>
     <w:next w:val="Normal"/>
@@ -6897,7 +6459,7 @@
       <w:spacing w:after="100"/>
     </w:pPr>
   </w:style>
-  <w:style w:type="paragraph" w:styleId="TOC2">
+  <w:style w:type="paragraph" w:styleId="TDC2">
     <w:name w:val="toc 2"/>
     <w:basedOn w:val="Normal"/>
     <w:next w:val="Normal"/>
@@ -6910,9 +6472,9 @@
       <w:ind w:left="240"/>
     </w:pPr>
   </w:style>
-  <w:style w:type="character" w:styleId="Hyperlink">
+  <w:style w:type="character" w:styleId="Hipervnculo">
     <w:name w:val="Hyperlink"/>
-    <w:basedOn w:val="DefaultParagraphFont"/>
+    <w:basedOn w:val="Fuentedeprrafopredeter"/>
     <w:uiPriority w:val="99"/>
     <w:unhideWhenUsed/>
     <w:rsid w:val="007E5604"/>
@@ -6921,9 +6483,9 @@
       <w:u w:val="single"/>
     </w:rPr>
   </w:style>
-  <w:style w:type="character" w:styleId="UnresolvedMention">
+  <w:style w:type="character" w:styleId="Mencinsinresolver">
     <w:name w:val="Unresolved Mention"/>
-    <w:basedOn w:val="DefaultParagraphFont"/>
+    <w:basedOn w:val="Fuentedeprrafopredeter"/>
     <w:uiPriority w:val="99"/>
     <w:semiHidden/>
     <w:unhideWhenUsed/>

--- a/00_Gestion_Proyecto/Documentos_a_Entregar/SN6_Fase0_IAM_ZeroTrust.docx
+++ b/00_Gestion_Proyecto/Documentos_a_Entregar/SN6_Fase0_IAM_ZeroTrust.docx
@@ -1129,7 +1129,7 @@
             </w:rPr>
             <w:fldChar w:fldCharType="separate"/>
           </w:r>
-          <w:hyperlink w:anchor="_Toc232366452" w:history="1">
+          <w:hyperlink w:anchor="_Toc232368322" w:history="1">
             <w:r>
               <w:rPr>
                 <w:rStyle w:val="Hipervnculo"/>
@@ -1157,7 +1157,7 @@
                 <w:noProof/>
                 <w:webHidden/>
               </w:rPr>
-              <w:instrText xml:space="preserve"> PAGEREF _Toc232366452 \h </w:instrText>
+              <w:instrText xml:space="preserve"> PAGEREF _Toc232368322 \h </w:instrText>
             </w:r>
             <w:r>
               <w:rPr>
@@ -1200,7 +1200,7 @@
               <w:lang w:val="es-419" w:eastAsia="es-419"/>
             </w:rPr>
           </w:pPr>
-          <w:hyperlink w:anchor="_Toc232366453" w:history="1">
+          <w:hyperlink w:anchor="_Toc232368323" w:history="1">
             <w:r>
               <w:rPr>
                 <w:rStyle w:val="Hipervnculo"/>
@@ -1229,7 +1229,7 @@
                 <w:noProof/>
                 <w:webHidden/>
               </w:rPr>
-              <w:instrText xml:space="preserve"> PAGEREF _Toc232366453 \h </w:instrText>
+              <w:instrText xml:space="preserve"> PAGEREF _Toc232368323 \h </w:instrText>
             </w:r>
             <w:r>
               <w:rPr>
@@ -1272,15 +1272,14 @@
               <w:lang w:val="es-419" w:eastAsia="es-419"/>
             </w:rPr>
           </w:pPr>
-          <w:hyperlink w:anchor="_Toc232366454" w:history="1">
+          <w:hyperlink w:anchor="_Toc232368324" w:history="1">
             <w:r>
               <w:rPr>
                 <w:rStyle w:val="Hipervnculo"/>
-                <w:rFonts w:eastAsia="Times New Roman" w:cs="Arial"/>
-                <w:noProof/>
-                <w:lang w:eastAsia="es-SV"/>
-              </w:rPr>
-              <w:t>Explicación técnica clara</w:t>
+                <w:rFonts w:eastAsia="Museo Sans 300" w:cs="Arial"/>
+                <w:noProof/>
+              </w:rPr>
+              <w:t>Objetivo de la Fase</w:t>
             </w:r>
             <w:r>
               <w:rPr>
@@ -1301,7 +1300,7 @@
                 <w:noProof/>
                 <w:webHidden/>
               </w:rPr>
-              <w:instrText xml:space="preserve"> PAGEREF _Toc232366454 \h </w:instrText>
+              <w:instrText xml:space="preserve"> PAGEREF _Toc232368324 \h </w:instrText>
             </w:r>
             <w:r>
               <w:rPr>
@@ -1344,15 +1343,14 @@
               <w:lang w:val="es-419" w:eastAsia="es-419"/>
             </w:rPr>
           </w:pPr>
-          <w:hyperlink w:anchor="_Toc232366455" w:history="1">
+          <w:hyperlink w:anchor="_Toc232368325" w:history="1">
             <w:r>
               <w:rPr>
                 <w:rStyle w:val="Hipervnculo"/>
-                <w:rFonts w:eastAsia="Times New Roman" w:cs="Arial"/>
-                <w:noProof/>
-                <w:lang w:eastAsia="es-SV"/>
-              </w:rPr>
-              <w:t>Diagramas o evidencias</w:t>
+                <w:rFonts w:cs="Arial"/>
+                <w:noProof/>
+              </w:rPr>
+              <w:t>Organización del Equipo</w:t>
             </w:r>
             <w:r>
               <w:rPr>
@@ -1373,7 +1371,7 @@
                 <w:noProof/>
                 <w:webHidden/>
               </w:rPr>
-              <w:instrText xml:space="preserve"> PAGEREF _Toc232366455 \h </w:instrText>
+              <w:instrText xml:space="preserve"> PAGEREF _Toc232368325 \h </w:instrText>
             </w:r>
             <w:r>
               <w:rPr>
@@ -1416,15 +1414,15 @@
               <w:lang w:val="es-419" w:eastAsia="es-419"/>
             </w:rPr>
           </w:pPr>
-          <w:hyperlink w:anchor="_Toc232366456" w:history="1">
+          <w:hyperlink w:anchor="_Toc232368326" w:history="1">
             <w:r>
               <w:rPr>
                 <w:rStyle w:val="Hipervnculo"/>
-                <w:rFonts w:eastAsia="Times New Roman" w:cs="Arial"/>
-                <w:noProof/>
-                <w:lang w:eastAsia="es-SV"/>
-              </w:rPr>
-              <w:t>Decisiones justificadas</w:t>
+                <w:rFonts w:cs="Arial"/>
+                <w:noProof/>
+                <w:lang w:val="en-US"/>
+              </w:rPr>
+              <w:t>IAM (Identity and Access Management)</w:t>
             </w:r>
             <w:r>
               <w:rPr>
@@ -1445,7 +1443,7 @@
                 <w:noProof/>
                 <w:webHidden/>
               </w:rPr>
-              <w:instrText xml:space="preserve"> PAGEREF _Toc232366456 \h </w:instrText>
+              <w:instrText xml:space="preserve"> PAGEREF _Toc232368326 \h </w:instrText>
             </w:r>
             <w:r>
               <w:rPr>
@@ -1466,6 +1464,219 @@
                 <w:webHidden/>
               </w:rPr>
               <w:t>3</w:t>
+            </w:r>
+            <w:r>
+              <w:rPr>
+                <w:noProof/>
+                <w:webHidden/>
+              </w:rPr>
+              <w:fldChar w:fldCharType="end"/>
+            </w:r>
+          </w:hyperlink>
+        </w:p>
+        <w:p>
+          <w:pPr>
+            <w:pStyle w:val="TDC2"/>
+            <w:tabs>
+              <w:tab w:val="right" w:leader="dot" w:pos="8828"/>
+            </w:tabs>
+            <w:rPr>
+              <w:rFonts w:eastAsiaTheme="minorEastAsia"/>
+              <w:noProof/>
+              <w:lang w:val="es-419" w:eastAsia="es-419"/>
+            </w:rPr>
+          </w:pPr>
+          <w:hyperlink w:anchor="_Toc232368327" w:history="1">
+            <w:r>
+              <w:rPr>
+                <w:rStyle w:val="Hipervnculo"/>
+                <w:rFonts w:cs="Arial"/>
+                <w:noProof/>
+              </w:rPr>
+              <w:t>Backend</w:t>
+            </w:r>
+            <w:r>
+              <w:rPr>
+                <w:noProof/>
+                <w:webHidden/>
+              </w:rPr>
+              <w:tab/>
+            </w:r>
+            <w:r>
+              <w:rPr>
+                <w:noProof/>
+                <w:webHidden/>
+              </w:rPr>
+              <w:fldChar w:fldCharType="begin"/>
+            </w:r>
+            <w:r>
+              <w:rPr>
+                <w:noProof/>
+                <w:webHidden/>
+              </w:rPr>
+              <w:instrText xml:space="preserve"> PAGEREF _Toc232368327 \h </w:instrText>
+            </w:r>
+            <w:r>
+              <w:rPr>
+                <w:noProof/>
+                <w:webHidden/>
+              </w:rPr>
+            </w:r>
+            <w:r>
+              <w:rPr>
+                <w:noProof/>
+                <w:webHidden/>
+              </w:rPr>
+              <w:fldChar w:fldCharType="separate"/>
+            </w:r>
+            <w:r>
+              <w:rPr>
+                <w:noProof/>
+                <w:webHidden/>
+              </w:rPr>
+              <w:t>4</w:t>
+            </w:r>
+            <w:r>
+              <w:rPr>
+                <w:noProof/>
+                <w:webHidden/>
+              </w:rPr>
+              <w:fldChar w:fldCharType="end"/>
+            </w:r>
+          </w:hyperlink>
+        </w:p>
+        <w:p>
+          <w:pPr>
+            <w:pStyle w:val="TDC2"/>
+            <w:tabs>
+              <w:tab w:val="right" w:leader="dot" w:pos="8828"/>
+            </w:tabs>
+            <w:rPr>
+              <w:rFonts w:eastAsiaTheme="minorEastAsia"/>
+              <w:noProof/>
+              <w:lang w:val="es-419" w:eastAsia="es-419"/>
+            </w:rPr>
+          </w:pPr>
+          <w:hyperlink w:anchor="_Toc232368328" w:history="1">
+            <w:r>
+              <w:rPr>
+                <w:rStyle w:val="Hipervnculo"/>
+                <w:rFonts w:cs="Arial"/>
+                <w:noProof/>
+              </w:rPr>
+              <w:t>Frontend</w:t>
+            </w:r>
+            <w:r>
+              <w:rPr>
+                <w:noProof/>
+                <w:webHidden/>
+              </w:rPr>
+              <w:tab/>
+            </w:r>
+            <w:r>
+              <w:rPr>
+                <w:noProof/>
+                <w:webHidden/>
+              </w:rPr>
+              <w:fldChar w:fldCharType="begin"/>
+            </w:r>
+            <w:r>
+              <w:rPr>
+                <w:noProof/>
+                <w:webHidden/>
+              </w:rPr>
+              <w:instrText xml:space="preserve"> PAGEREF _Toc232368328 \h </w:instrText>
+            </w:r>
+            <w:r>
+              <w:rPr>
+                <w:noProof/>
+                <w:webHidden/>
+              </w:rPr>
+            </w:r>
+            <w:r>
+              <w:rPr>
+                <w:noProof/>
+                <w:webHidden/>
+              </w:rPr>
+              <w:fldChar w:fldCharType="separate"/>
+            </w:r>
+            <w:r>
+              <w:rPr>
+                <w:noProof/>
+                <w:webHidden/>
+              </w:rPr>
+              <w:t>5</w:t>
+            </w:r>
+            <w:r>
+              <w:rPr>
+                <w:noProof/>
+                <w:webHidden/>
+              </w:rPr>
+              <w:fldChar w:fldCharType="end"/>
+            </w:r>
+          </w:hyperlink>
+        </w:p>
+        <w:p>
+          <w:pPr>
+            <w:pStyle w:val="TDC2"/>
+            <w:tabs>
+              <w:tab w:val="right" w:leader="dot" w:pos="8828"/>
+            </w:tabs>
+            <w:rPr>
+              <w:rFonts w:eastAsiaTheme="minorEastAsia"/>
+              <w:noProof/>
+              <w:lang w:val="es-419" w:eastAsia="es-419"/>
+            </w:rPr>
+          </w:pPr>
+          <w:hyperlink w:anchor="_Toc232368329" w:history="1">
+            <w:r>
+              <w:rPr>
+                <w:rStyle w:val="Hipervnculo"/>
+                <w:rFonts w:cs="Arial"/>
+                <w:noProof/>
+              </w:rPr>
+              <w:t>QA, Seguridad y Documentación</w:t>
+            </w:r>
+            <w:r>
+              <w:rPr>
+                <w:noProof/>
+                <w:webHidden/>
+              </w:rPr>
+              <w:tab/>
+            </w:r>
+            <w:r>
+              <w:rPr>
+                <w:noProof/>
+                <w:webHidden/>
+              </w:rPr>
+              <w:fldChar w:fldCharType="begin"/>
+            </w:r>
+            <w:r>
+              <w:rPr>
+                <w:noProof/>
+                <w:webHidden/>
+              </w:rPr>
+              <w:instrText xml:space="preserve"> PAGEREF _Toc232368329 \h </w:instrText>
+            </w:r>
+            <w:r>
+              <w:rPr>
+                <w:noProof/>
+                <w:webHidden/>
+              </w:rPr>
+            </w:r>
+            <w:r>
+              <w:rPr>
+                <w:noProof/>
+                <w:webHidden/>
+              </w:rPr>
+              <w:fldChar w:fldCharType="separate"/>
+            </w:r>
+            <w:r>
+              <w:rPr>
+                <w:noProof/>
+                <w:webHidden/>
+              </w:rPr>
+              <w:t>5</w:t>
             </w:r>
             <w:r>
               <w:rPr>
@@ -1488,7 +1699,7 @@
               <w:lang w:val="es-419" w:eastAsia="es-419"/>
             </w:rPr>
           </w:pPr>
-          <w:hyperlink w:anchor="_Toc232366457" w:history="1">
+          <w:hyperlink w:anchor="_Toc232368330" w:history="1">
             <w:r>
               <w:rPr>
                 <w:rStyle w:val="Hipervnculo"/>
@@ -1516,7 +1727,7 @@
                 <w:noProof/>
                 <w:webHidden/>
               </w:rPr>
-              <w:instrText xml:space="preserve"> PAGEREF _Toc232366457 \h </w:instrText>
+              <w:instrText xml:space="preserve"> PAGEREF _Toc232368330 \h </w:instrText>
             </w:r>
             <w:r>
               <w:rPr>
@@ -1536,7 +1747,7 @@
                 <w:noProof/>
                 <w:webHidden/>
               </w:rPr>
-              <w:t>4</w:t>
+              <w:t>6</w:t>
             </w:r>
             <w:r>
               <w:rPr>
@@ -1559,7 +1770,7 @@
               <w:lang w:val="es-419" w:eastAsia="es-419"/>
             </w:rPr>
           </w:pPr>
-          <w:hyperlink w:anchor="_Toc232366458" w:history="1">
+          <w:hyperlink w:anchor="_Toc232368331" w:history="1">
             <w:r>
               <w:rPr>
                 <w:rStyle w:val="Hipervnculo"/>
@@ -1587,7 +1798,7 @@
                 <w:noProof/>
                 <w:webHidden/>
               </w:rPr>
-              <w:instrText xml:space="preserve"> PAGEREF _Toc232366458 \h </w:instrText>
+              <w:instrText xml:space="preserve"> PAGEREF _Toc232368331 \h </w:instrText>
             </w:r>
             <w:r>
               <w:rPr>
@@ -1607,7 +1818,7 @@
                 <w:noProof/>
                 <w:webHidden/>
               </w:rPr>
-              <w:t>4</w:t>
+              <w:t>6</w:t>
             </w:r>
             <w:r>
               <w:rPr>
@@ -1630,7 +1841,7 @@
               <w:lang w:val="es-419" w:eastAsia="es-419"/>
             </w:rPr>
           </w:pPr>
-          <w:hyperlink w:anchor="_Toc232366459" w:history="1">
+          <w:hyperlink w:anchor="_Toc232368332" w:history="1">
             <w:r>
               <w:rPr>
                 <w:rStyle w:val="Hipervnculo"/>
@@ -1658,7 +1869,7 @@
                 <w:noProof/>
                 <w:webHidden/>
               </w:rPr>
-              <w:instrText xml:space="preserve"> PAGEREF _Toc232366459 \h </w:instrText>
+              <w:instrText xml:space="preserve"> PAGEREF _Toc232368332 \h </w:instrText>
             </w:r>
             <w:r>
               <w:rPr>
@@ -1678,7 +1889,7 @@
                 <w:noProof/>
                 <w:webHidden/>
               </w:rPr>
-              <w:t>4</w:t>
+              <w:t>6</w:t>
             </w:r>
             <w:r>
               <w:rPr>
@@ -1701,7 +1912,7 @@
               <w:lang w:val="es-419" w:eastAsia="es-419"/>
             </w:rPr>
           </w:pPr>
-          <w:hyperlink w:anchor="_Toc232366460" w:history="1">
+          <w:hyperlink w:anchor="_Toc232368333" w:history="1">
             <w:r>
               <w:rPr>
                 <w:rStyle w:val="Hipervnculo"/>
@@ -1729,7 +1940,7 @@
                 <w:noProof/>
                 <w:webHidden/>
               </w:rPr>
-              <w:instrText xml:space="preserve"> PAGEREF _Toc232366460 \h </w:instrText>
+              <w:instrText xml:space="preserve"> PAGEREF _Toc232368333 \h </w:instrText>
             </w:r>
             <w:r>
               <w:rPr>
@@ -1749,7 +1960,7 @@
                 <w:noProof/>
                 <w:webHidden/>
               </w:rPr>
-              <w:t>6</w:t>
+              <w:t>8</w:t>
             </w:r>
             <w:r>
               <w:rPr>
@@ -1772,7 +1983,7 @@
               <w:lang w:val="es-419" w:eastAsia="es-419"/>
             </w:rPr>
           </w:pPr>
-          <w:hyperlink w:anchor="_Toc232366461" w:history="1">
+          <w:hyperlink w:anchor="_Toc232368334" w:history="1">
             <w:r>
               <w:rPr>
                 <w:rStyle w:val="Hipervnculo"/>
@@ -1800,7 +2011,7 @@
                 <w:noProof/>
                 <w:webHidden/>
               </w:rPr>
-              <w:instrText xml:space="preserve"> PAGEREF _Toc232366461 \h </w:instrText>
+              <w:instrText xml:space="preserve"> PAGEREF _Toc232368334 \h </w:instrText>
             </w:r>
             <w:r>
               <w:rPr>
@@ -1820,7 +2031,7 @@
                 <w:noProof/>
                 <w:webHidden/>
               </w:rPr>
-              <w:t>7</w:t>
+              <w:t>8</w:t>
             </w:r>
             <w:r>
               <w:rPr>
@@ -1843,7 +2054,7 @@
               <w:lang w:val="es-419" w:eastAsia="es-419"/>
             </w:rPr>
           </w:pPr>
-          <w:hyperlink w:anchor="_Toc232366462" w:history="1">
+          <w:hyperlink w:anchor="_Toc232368335" w:history="1">
             <w:r>
               <w:rPr>
                 <w:rStyle w:val="Hipervnculo"/>
@@ -1871,7 +2082,7 @@
                 <w:noProof/>
                 <w:webHidden/>
               </w:rPr>
-              <w:instrText xml:space="preserve"> PAGEREF _Toc232366462 \h </w:instrText>
+              <w:instrText xml:space="preserve"> PAGEREF _Toc232368335 \h </w:instrText>
             </w:r>
             <w:r>
               <w:rPr>
@@ -1891,7 +2102,78 @@
                 <w:noProof/>
                 <w:webHidden/>
               </w:rPr>
-              <w:t>7</w:t>
+              <w:t>8</w:t>
+            </w:r>
+            <w:r>
+              <w:rPr>
+                <w:noProof/>
+                <w:webHidden/>
+              </w:rPr>
+              <w:fldChar w:fldCharType="end"/>
+            </w:r>
+          </w:hyperlink>
+        </w:p>
+        <w:p>
+          <w:pPr>
+            <w:pStyle w:val="TDC1"/>
+            <w:tabs>
+              <w:tab w:val="right" w:leader="dot" w:pos="8828"/>
+            </w:tabs>
+            <w:rPr>
+              <w:rFonts w:eastAsiaTheme="minorEastAsia"/>
+              <w:noProof/>
+              <w:lang w:val="es-419" w:eastAsia="es-419"/>
+            </w:rPr>
+          </w:pPr>
+          <w:hyperlink w:anchor="_Toc232368336" w:history="1">
+            <w:r>
+              <w:rPr>
+                <w:rStyle w:val="Hipervnculo"/>
+                <w:rFonts w:eastAsia="Museo Sans 300" w:cs="Arial"/>
+                <w:noProof/>
+              </w:rPr>
+              <w:t>Conclusión</w:t>
+            </w:r>
+            <w:r>
+              <w:rPr>
+                <w:noProof/>
+                <w:webHidden/>
+              </w:rPr>
+              <w:tab/>
+            </w:r>
+            <w:r>
+              <w:rPr>
+                <w:noProof/>
+                <w:webHidden/>
+              </w:rPr>
+              <w:fldChar w:fldCharType="begin"/>
+            </w:r>
+            <w:r>
+              <w:rPr>
+                <w:noProof/>
+                <w:webHidden/>
+              </w:rPr>
+              <w:instrText xml:space="preserve"> PAGEREF _Toc232368336 \h </w:instrText>
+            </w:r>
+            <w:r>
+              <w:rPr>
+                <w:noProof/>
+                <w:webHidden/>
+              </w:rPr>
+            </w:r>
+            <w:r>
+              <w:rPr>
+                <w:noProof/>
+                <w:webHidden/>
+              </w:rPr>
+              <w:fldChar w:fldCharType="separate"/>
+            </w:r>
+            <w:r>
+              <w:rPr>
+                <w:noProof/>
+                <w:webHidden/>
+              </w:rPr>
+              <w:t>9</w:t>
             </w:r>
             <w:r>
               <w:rPr>
@@ -1914,7 +2196,7 @@
               <w:lang w:val="es-419" w:eastAsia="es-419"/>
             </w:rPr>
           </w:pPr>
-          <w:hyperlink w:anchor="_Toc232366463" w:history="1">
+          <w:hyperlink w:anchor="_Toc232368337" w:history="1">
             <w:r>
               <w:rPr>
                 <w:rStyle w:val="Hipervnculo"/>
@@ -1942,7 +2224,7 @@
                 <w:noProof/>
                 <w:webHidden/>
               </w:rPr>
-              <w:instrText xml:space="preserve"> PAGEREF _Toc232366463 \h </w:instrText>
+              <w:instrText xml:space="preserve"> PAGEREF _Toc232368337 \h </w:instrText>
             </w:r>
             <w:r>
               <w:rPr>
@@ -1962,7 +2244,7 @@
                 <w:noProof/>
                 <w:webHidden/>
               </w:rPr>
-              <w:t>7</w:t>
+              <w:t>9</w:t>
             </w:r>
             <w:r>
               <w:rPr>
@@ -2155,426 +2437,1557 @@
     </w:p>
     <w:p>
       <w:pPr>
-        <w:pStyle w:val="Ttulo1"/>
-        <w:rPr>
-          <w:rFonts w:eastAsia="Museo Sans 300" w:cs="Arial"/>
-        </w:rPr>
-      </w:pPr>
-      <w:bookmarkStart w:id="0" w:name="_Toc232366452"/>
-      <w:r>
-        <w:rPr>
-          <w:rFonts w:eastAsia="Museo Sans 300" w:cs="Arial"/>
-        </w:rPr>
-        <w:lastRenderedPageBreak/>
-        <w:t>Resumen Ejecutivo</w:t>
-      </w:r>
-      <w:bookmarkEnd w:id="0"/>
-    </w:p>
-    <w:p/>
-    <w:p>
-      <w:pPr>
-        <w:jc w:val="both"/>
-        <w:rPr>
-          <w:rFonts w:ascii="Arial" w:eastAsia="Museo Sans 300" w:hAnsi="Arial" w:cs="Arial"/>
-          <w:b/>
-        </w:rPr>
-      </w:pPr>
-      <w:r>
-        <w:rPr>
-          <w:rFonts w:ascii="Arial" w:hAnsi="Arial" w:cs="Arial"/>
-        </w:rPr>
-        <w:t xml:space="preserve">Durante la Fase 0 del proyecto se realizó el proceso de </w:t>
-      </w:r>
-      <w:proofErr w:type="spellStart"/>
-      <w:r>
-        <w:rPr>
-          <w:rFonts w:ascii="Arial" w:hAnsi="Arial" w:cs="Arial"/>
-        </w:rPr>
-        <w:t>onboarding</w:t>
-      </w:r>
-      <w:proofErr w:type="spellEnd"/>
-      <w:r>
-        <w:rPr>
-          <w:rFonts w:ascii="Arial" w:hAnsi="Arial" w:cs="Arial"/>
-        </w:rPr>
-        <w:t xml:space="preserve"> y planificación del equipo de trabajo. Se definieron los roles y responsabilidades de los integrantes, se establecieron los canales oficiales de comunicación y se inició la organización de los recursos necesarios para la ejecución del proyecto. Actualmente el proyecto se encuentra en etapa de planificación y evaluación tecnológica para la selección de herramientas. Como riesgos iniciales se identifican la necesidad de seleccionar tecnologías adecuadas para el proyecto, la curva de aprendizaje asociada a algunas herramientas y posibles limitaciones de</w:t>
-      </w:r>
-      <w:r>
-        <w:rPr>
-          <w:rFonts w:ascii="Arial" w:eastAsia="Museo Sans 300" w:hAnsi="Arial" w:cs="Arial"/>
-        </w:rPr>
-        <w:t xml:space="preserve"> recursos en plataformas gratuitas.</w:t>
-      </w:r>
-    </w:p>
-    <w:p/>
-    <w:p>
-      <w:pPr>
-        <w:pStyle w:val="Ttulo1"/>
-        <w:rPr>
-          <w:rFonts w:eastAsia="Museo Sans 300" w:cs="Arial"/>
-          <w:bCs/>
-        </w:rPr>
-      </w:pPr>
-      <w:bookmarkStart w:id="1" w:name="_Toc232366453"/>
-      <w:r>
-        <w:rPr>
-          <w:rFonts w:eastAsia="Museo Sans 300" w:cs="Arial"/>
-          <w:bCs/>
-        </w:rPr>
-        <w:t>Desarrollo del Entregable</w:t>
-      </w:r>
-      <w:bookmarkEnd w:id="1"/>
-    </w:p>
-    <w:p>
-      <w:pPr>
-        <w:jc w:val="both"/>
-        <w:rPr>
-          <w:rFonts w:ascii="Arial" w:eastAsia="Museo Sans 300" w:hAnsi="Arial" w:cs="Arial"/>
-        </w:rPr>
-      </w:pPr>
-      <w:r>
-        <w:rPr>
-          <w:rFonts w:ascii="Arial" w:eastAsia="Museo Sans 300" w:hAnsi="Arial" w:cs="Arial"/>
-        </w:rPr>
-        <w:t>Objetivo de la Fase: Organizar el equipo de trabajo y preparar los recursos necesarios para el desarrollo del proyecto.</w:t>
-      </w:r>
-    </w:p>
-    <w:p>
-      <w:pPr>
-        <w:pStyle w:val="Ttulo2"/>
-        <w:rPr>
-          <w:rFonts w:eastAsia="Times New Roman" w:cs="Arial"/>
-          <w:lang w:eastAsia="es-SV"/>
-        </w:rPr>
-      </w:pPr>
-      <w:bookmarkStart w:id="2" w:name="_Toc232366454"/>
-      <w:r>
-        <w:rPr>
-          <w:rFonts w:eastAsia="Times New Roman" w:cs="Arial"/>
-          <w:lang w:eastAsia="es-SV"/>
-        </w:rPr>
-        <w:t>Explicación técnica clara</w:t>
-      </w:r>
-      <w:bookmarkEnd w:id="2"/>
-    </w:p>
-    <w:p>
-      <w:pPr>
-        <w:rPr>
-          <w:lang w:eastAsia="es-SV"/>
-        </w:rPr>
-      </w:pPr>
-    </w:p>
-    <w:p>
-      <w:pPr>
-        <w:rPr>
-          <w:lang w:eastAsia="es-SV"/>
-        </w:rPr>
-      </w:pPr>
-      <w:r>
-        <w:rPr>
-          <w:lang w:eastAsia="es-SV"/>
-        </w:rPr>
-        <w:t>IAM</w:t>
-      </w:r>
-    </w:p>
-    <w:p>
-      <w:pPr>
-        <w:rPr>
-          <w:lang w:eastAsia="es-SV"/>
-        </w:rPr>
-      </w:pPr>
-    </w:p>
-    <w:p>
-      <w:pPr>
-        <w:rPr>
-          <w:lang w:eastAsia="es-SV"/>
-        </w:rPr>
-      </w:pPr>
-      <w:r>
-        <w:rPr>
-          <w:lang w:eastAsia="es-SV"/>
-        </w:rPr>
-        <w:t xml:space="preserve">Para determinar la plataforma idónea, se evaluaron soluciones de tipo </w:t>
-      </w:r>
-      <w:proofErr w:type="spellStart"/>
-      <w:r>
-        <w:rPr>
-          <w:lang w:eastAsia="es-SV"/>
-        </w:rPr>
-        <w:t>Identity</w:t>
-      </w:r>
-      <w:proofErr w:type="spellEnd"/>
-      <w:r>
-        <w:rPr>
-          <w:lang w:eastAsia="es-SV"/>
-        </w:rPr>
-        <w:t xml:space="preserve"> as a Service basadas en la nube pública y alternativas </w:t>
-      </w:r>
-      <w:proofErr w:type="spellStart"/>
-      <w:r>
-        <w:rPr>
-          <w:lang w:eastAsia="es-SV"/>
-        </w:rPr>
-        <w:t>self</w:t>
-      </w:r>
-      <w:proofErr w:type="spellEnd"/>
-      <w:r>
-        <w:rPr>
-          <w:lang w:eastAsia="es-SV"/>
-        </w:rPr>
-        <w:t xml:space="preserve"> </w:t>
-      </w:r>
-      <w:proofErr w:type="spellStart"/>
-      <w:r>
-        <w:rPr>
-          <w:lang w:eastAsia="es-SV"/>
-        </w:rPr>
-        <w:t>hosted</w:t>
-      </w:r>
-      <w:proofErr w:type="spellEnd"/>
-      <w:r>
-        <w:rPr>
-          <w:lang w:eastAsia="es-SV"/>
-        </w:rPr>
-        <w:t>, midiendo su capacidad para mitigar los riesgos del entorno de la institución educativa.</w:t>
-      </w:r>
-    </w:p>
-    <w:p>
-      <w:pPr>
-        <w:rPr>
-          <w:lang w:eastAsia="es-SV"/>
-        </w:rPr>
-      </w:pPr>
-    </w:p>
-    <w:p>
-      <w:pPr>
-        <w:pStyle w:val="Ttulo2"/>
-        <w:rPr>
-          <w:rFonts w:eastAsia="Times New Roman" w:cs="Arial"/>
-          <w:lang w:eastAsia="es-SV"/>
-        </w:rPr>
-      </w:pPr>
-      <w:bookmarkStart w:id="3" w:name="_Toc232366455"/>
-      <w:r>
-        <w:rPr>
-          <w:rFonts w:eastAsia="Times New Roman" w:cs="Arial"/>
-          <w:lang w:eastAsia="es-SV"/>
-        </w:rPr>
-        <w:t>Diagramas o evidencias</w:t>
-      </w:r>
-      <w:bookmarkEnd w:id="3"/>
-    </w:p>
-    <w:p>
-      <w:pPr>
-        <w:rPr>
-          <w:lang w:eastAsia="es-SV"/>
-        </w:rPr>
-      </w:pPr>
-    </w:p>
-    <w:p>
-      <w:pPr>
         <w:rPr>
           <w:rFonts w:ascii="Arial" w:eastAsia="Museo Sans 300" w:hAnsi="Arial" w:cs="Arial"/>
           <w:b/>
           <w:bCs/>
-        </w:rPr>
-      </w:pPr>
-      <w:r>
+          <w:color w:val="153D63" w:themeColor="text2" w:themeTint="E6"/>
+          <w:sz w:val="28"/>
+          <w:szCs w:val="28"/>
+        </w:rPr>
+      </w:pPr>
+    </w:p>
+    <w:p>
+      <w:pPr>
+        <w:pStyle w:val="Ttulo1"/>
+        <w:rPr>
+          <w:rFonts w:eastAsia="Museo Sans 300" w:cs="Arial"/>
+        </w:rPr>
+      </w:pPr>
+      <w:bookmarkStart w:id="0" w:name="_Toc232368322"/>
+      <w:r>
+        <w:rPr>
+          <w:rFonts w:eastAsia="Museo Sans 300" w:cs="Arial"/>
+        </w:rPr>
+        <w:t>Resumen Ejecutivo</w:t>
+      </w:r>
+      <w:bookmarkEnd w:id="0"/>
+    </w:p>
+    <w:p>
+      <w:pPr>
+        <w:rPr>
+          <w:rFonts w:ascii="Arial" w:hAnsi="Arial" w:cs="Arial"/>
+        </w:rPr>
+      </w:pPr>
+    </w:p>
+    <w:p>
+      <w:pPr>
+        <w:jc w:val="both"/>
         <w:rPr>
           <w:rFonts w:ascii="Arial" w:eastAsia="Museo Sans 300" w:hAnsi="Arial" w:cs="Arial"/>
           <w:b/>
+        </w:rPr>
+      </w:pPr>
+      <w:r>
+        <w:rPr>
+          <w:rFonts w:ascii="Arial" w:hAnsi="Arial" w:cs="Arial"/>
+        </w:rPr>
+        <w:t xml:space="preserve">Durante la Fase 0 del proyecto se realizó el proceso de </w:t>
+      </w:r>
+      <w:proofErr w:type="spellStart"/>
+      <w:r>
+        <w:rPr>
+          <w:rFonts w:ascii="Arial" w:hAnsi="Arial" w:cs="Arial"/>
+        </w:rPr>
+        <w:t>onboarding</w:t>
+      </w:r>
+      <w:proofErr w:type="spellEnd"/>
+      <w:r>
+        <w:rPr>
+          <w:rFonts w:ascii="Arial" w:hAnsi="Arial" w:cs="Arial"/>
+        </w:rPr>
+        <w:t xml:space="preserve"> y planificación del equipo de trabajo. Se definieron los roles y responsabilidades de los integrantes, se establecieron los canales oficiales de comunicación y se inició la organización de los recursos necesarios para la ejecución del proyecto. Actualmente el proyecto se encuentra en etapa de planificación y evaluación tecnológica para la selección de herramientas. Como riesgos iniciales se identifican la necesidad de seleccionar tecnologías adecuadas para el proyecto, la curva de aprendizaje asociada a algunas herramientas y posibles limitaciones de</w:t>
+      </w:r>
+      <w:r>
+        <w:rPr>
+          <w:rFonts w:ascii="Arial" w:eastAsia="Museo Sans 300" w:hAnsi="Arial" w:cs="Arial"/>
+        </w:rPr>
+        <w:t xml:space="preserve"> recursos en plataformas gratuitas.</w:t>
+      </w:r>
+    </w:p>
+    <w:p>
+      <w:pPr>
+        <w:rPr>
+          <w:rFonts w:ascii="Arial" w:hAnsi="Arial" w:cs="Arial"/>
+        </w:rPr>
+      </w:pPr>
+    </w:p>
+    <w:p>
+      <w:pPr>
+        <w:pStyle w:val="Ttulo1"/>
+        <w:rPr>
+          <w:rFonts w:eastAsia="Museo Sans 300" w:cs="Arial"/>
           <w:bCs/>
         </w:rPr>
-        <w:t>IAM</w:t>
-      </w:r>
-    </w:p>
-    <w:p>
-      <w:pPr>
-        <w:rPr>
-          <w:rFonts w:ascii="Arial" w:eastAsia="Museo Sans 300" w:hAnsi="Arial" w:cs="Arial"/>
-        </w:rPr>
-      </w:pPr>
-    </w:p>
-    <w:p>
-      <w:pPr>
-        <w:rPr>
-          <w:rFonts w:ascii="Arial" w:eastAsia="Museo Sans 300" w:hAnsi="Arial" w:cs="Arial"/>
-        </w:rPr>
-      </w:pPr>
-      <w:r>
-        <w:rPr>
-          <w:rFonts w:ascii="Arial" w:eastAsia="Museo Sans 300" w:hAnsi="Arial" w:cs="Arial"/>
-        </w:rPr>
-        <w:t xml:space="preserve">Documento comparativo de opciones: </w:t>
+      </w:pPr>
+      <w:bookmarkStart w:id="1" w:name="_Toc232368323"/>
+      <w:r>
+        <w:rPr>
+          <w:rFonts w:eastAsia="Museo Sans 300" w:cs="Arial"/>
+          <w:bCs/>
+        </w:rPr>
+        <w:t>Desarrollo del Entregable</w:t>
+      </w:r>
+      <w:bookmarkEnd w:id="1"/>
+    </w:p>
+    <w:p>
+      <w:pPr>
+        <w:pStyle w:val="Ttulo2"/>
+        <w:rPr>
+          <w:rFonts w:eastAsia="Museo Sans 300" w:cs="Arial"/>
+        </w:rPr>
+      </w:pPr>
+      <w:bookmarkStart w:id="2" w:name="_Toc232368324"/>
+      <w:r>
+        <w:rPr>
+          <w:rFonts w:eastAsia="Museo Sans 300" w:cs="Arial"/>
+        </w:rPr>
+        <w:t>Objetivo de la Fase</w:t>
+      </w:r>
+      <w:bookmarkEnd w:id="2"/>
+    </w:p>
+    <w:p>
+      <w:pPr>
+        <w:jc w:val="both"/>
+        <w:rPr>
+          <w:rFonts w:ascii="Arial" w:hAnsi="Arial" w:cs="Arial"/>
+        </w:rPr>
+      </w:pPr>
+      <w:r>
+        <w:rPr>
+          <w:rFonts w:ascii="Arial" w:hAnsi="Arial" w:cs="Arial"/>
+        </w:rPr>
+        <w:t>Organizar el equipo de trabajo, definir responsabilidades, establecer mecanismos de comunicación y preparar los recursos necesarios para el desarrollo del proyecto IAM Avanzado y Zero Trust – Gestión de Identidades en la Nube.</w:t>
+      </w:r>
+    </w:p>
+    <w:p>
+      <w:pPr>
+        <w:rPr>
+          <w:rFonts w:ascii="Arial" w:hAnsi="Arial" w:cs="Arial"/>
+        </w:rPr>
+      </w:pPr>
+    </w:p>
+    <w:p>
+      <w:pPr>
+        <w:pStyle w:val="Ttulo2"/>
+        <w:rPr>
+          <w:rFonts w:cs="Arial"/>
+        </w:rPr>
+      </w:pPr>
+      <w:bookmarkStart w:id="3" w:name="_Toc232368325"/>
+      <w:r>
+        <w:rPr>
+          <w:rFonts w:cs="Arial"/>
+        </w:rPr>
+        <w:t>Organización del Equipo</w:t>
+      </w:r>
+      <w:bookmarkEnd w:id="3"/>
+    </w:p>
+    <w:p>
+      <w:pPr>
+        <w:jc w:val="both"/>
+        <w:rPr>
+          <w:rFonts w:ascii="Arial" w:hAnsi="Arial" w:cs="Arial"/>
+        </w:rPr>
+      </w:pPr>
+      <w:r>
+        <w:rPr>
+          <w:rFonts w:ascii="Arial" w:hAnsi="Arial" w:cs="Arial"/>
+        </w:rPr>
+        <w:t>Durante la Fase 0 se realizó la asignación formal de roles y responsabilidades para cada integrante del equipo SN-6. Asimismo, se definieron los canales oficiales de comunicación mediante Telegram, WhatsApp y Google Meet, y se creó la estructura inicial del repositorio GitHub para la gestión de la documentación y evidencias del proyecto.</w:t>
+      </w:r>
+    </w:p>
+    <w:p>
+      <w:pPr>
+        <w:jc w:val="both"/>
+        <w:rPr>
+          <w:rFonts w:ascii="Arial" w:hAnsi="Arial" w:cs="Arial"/>
+        </w:rPr>
+      </w:pPr>
+    </w:p>
+    <w:p>
+      <w:pPr>
+        <w:pStyle w:val="Ttulo2"/>
+        <w:rPr>
+          <w:rFonts w:cs="Arial"/>
+          <w:lang w:val="en-US"/>
+        </w:rPr>
+      </w:pPr>
+      <w:bookmarkStart w:id="4" w:name="_Toc232368326"/>
+      <w:r>
+        <w:rPr>
+          <w:rFonts w:cs="Arial"/>
+          <w:lang w:val="en-US"/>
+        </w:rPr>
+        <w:t>IAM (Identity and Access Management)</w:t>
+      </w:r>
+      <w:bookmarkEnd w:id="4"/>
+    </w:p>
+    <w:p>
+      <w:pPr>
+        <w:jc w:val="both"/>
+        <w:rPr>
+          <w:rFonts w:ascii="Arial" w:hAnsi="Arial" w:cs="Arial"/>
+          <w:lang w:val="es-419"/>
+        </w:rPr>
+      </w:pPr>
+      <w:r>
+        <w:rPr>
+          <w:rFonts w:ascii="Arial" w:hAnsi="Arial" w:cs="Arial"/>
+          <w:lang w:val="es-419"/>
+        </w:rPr>
+        <w:t xml:space="preserve">Se realizó una investigación comparativa de plataformas IAM orientadas a la implementación de modelos Zero Trust en entornos académicos. El análisis incluyó soluciones </w:t>
+      </w:r>
+      <w:proofErr w:type="spellStart"/>
+      <w:r>
+        <w:rPr>
+          <w:rFonts w:ascii="Arial" w:hAnsi="Arial" w:cs="Arial"/>
+          <w:lang w:val="es-419"/>
+        </w:rPr>
+        <w:t>Identity</w:t>
+      </w:r>
+      <w:proofErr w:type="spellEnd"/>
+      <w:r>
+        <w:rPr>
+          <w:rFonts w:ascii="Arial" w:hAnsi="Arial" w:cs="Arial"/>
+          <w:lang w:val="es-419"/>
+        </w:rPr>
+        <w:t xml:space="preserve"> as a Service (</w:t>
+      </w:r>
+      <w:proofErr w:type="spellStart"/>
+      <w:r>
+        <w:rPr>
+          <w:rFonts w:ascii="Arial" w:hAnsi="Arial" w:cs="Arial"/>
+          <w:lang w:val="es-419"/>
+        </w:rPr>
+        <w:t>IDaaS</w:t>
+      </w:r>
+      <w:proofErr w:type="spellEnd"/>
+      <w:r>
+        <w:rPr>
+          <w:rFonts w:ascii="Arial" w:hAnsi="Arial" w:cs="Arial"/>
+          <w:lang w:val="es-419"/>
+        </w:rPr>
+        <w:t>) y alternativas Self-</w:t>
+      </w:r>
+      <w:proofErr w:type="spellStart"/>
+      <w:r>
+        <w:rPr>
+          <w:rFonts w:ascii="Arial" w:hAnsi="Arial" w:cs="Arial"/>
+          <w:lang w:val="es-419"/>
+        </w:rPr>
+        <w:t>Hosted</w:t>
+      </w:r>
+      <w:proofErr w:type="spellEnd"/>
+      <w:r>
+        <w:rPr>
+          <w:rFonts w:ascii="Arial" w:hAnsi="Arial" w:cs="Arial"/>
+          <w:lang w:val="es-419"/>
+        </w:rPr>
+        <w:t xml:space="preserve">, evaluando capacidades de autenticación </w:t>
+      </w:r>
+      <w:proofErr w:type="spellStart"/>
+      <w:r>
+        <w:rPr>
+          <w:rFonts w:ascii="Arial" w:hAnsi="Arial" w:cs="Arial"/>
+          <w:lang w:val="es-419"/>
+        </w:rPr>
+        <w:t>multifactor</w:t>
+      </w:r>
+      <w:proofErr w:type="spellEnd"/>
+      <w:r>
+        <w:rPr>
+          <w:rFonts w:ascii="Arial" w:hAnsi="Arial" w:cs="Arial"/>
+          <w:lang w:val="es-419"/>
+        </w:rPr>
+        <w:t xml:space="preserve"> (MFA), autorización basada en roles, auditoría, soporte de protocolos estándar y complejidad operativa.</w:t>
+      </w:r>
+    </w:p>
+    <w:p>
+      <w:pPr>
+        <w:jc w:val="both"/>
+        <w:rPr>
+          <w:rFonts w:ascii="Arial" w:hAnsi="Arial" w:cs="Arial"/>
+          <w:lang w:val="es-419"/>
+        </w:rPr>
+      </w:pPr>
+    </w:p>
+    <w:p>
+      <w:pPr>
+        <w:jc w:val="both"/>
+        <w:rPr>
+          <w:rFonts w:ascii="Arial" w:hAnsi="Arial" w:cs="Arial"/>
+          <w:lang w:val="es-419"/>
+        </w:rPr>
+      </w:pPr>
+      <w:r>
+        <w:rPr>
+          <w:rFonts w:ascii="Arial" w:hAnsi="Arial" w:cs="Arial"/>
+          <w:lang w:val="es-419"/>
+        </w:rPr>
+        <w:t xml:space="preserve">Las plataformas evaluadas fueron Auth0, </w:t>
+      </w:r>
+      <w:proofErr w:type="spellStart"/>
+      <w:r>
+        <w:rPr>
+          <w:rFonts w:ascii="Arial" w:hAnsi="Arial" w:cs="Arial"/>
+          <w:lang w:val="es-419"/>
+        </w:rPr>
+        <w:t>Keycloak</w:t>
+      </w:r>
+      <w:proofErr w:type="spellEnd"/>
+      <w:r>
+        <w:rPr>
+          <w:rFonts w:ascii="Arial" w:hAnsi="Arial" w:cs="Arial"/>
+          <w:lang w:val="es-419"/>
+        </w:rPr>
+        <w:t xml:space="preserve">, </w:t>
+      </w:r>
+      <w:proofErr w:type="spellStart"/>
+      <w:r>
+        <w:rPr>
+          <w:rFonts w:ascii="Arial" w:hAnsi="Arial" w:cs="Arial"/>
+          <w:lang w:val="es-419"/>
+        </w:rPr>
+        <w:t>Firebase</w:t>
+      </w:r>
+      <w:proofErr w:type="spellEnd"/>
+      <w:r>
+        <w:rPr>
+          <w:rFonts w:ascii="Arial" w:hAnsi="Arial" w:cs="Arial"/>
+          <w:lang w:val="es-419"/>
+        </w:rPr>
+        <w:t xml:space="preserve"> </w:t>
+      </w:r>
+      <w:proofErr w:type="spellStart"/>
+      <w:r>
+        <w:rPr>
+          <w:rFonts w:ascii="Arial" w:hAnsi="Arial" w:cs="Arial"/>
+          <w:lang w:val="es-419"/>
+        </w:rPr>
+        <w:t>Authentication</w:t>
+      </w:r>
+      <w:proofErr w:type="spellEnd"/>
+      <w:r>
+        <w:rPr>
+          <w:rFonts w:ascii="Arial" w:hAnsi="Arial" w:cs="Arial"/>
+          <w:lang w:val="es-419"/>
+        </w:rPr>
+        <w:t xml:space="preserve">, AWS </w:t>
+      </w:r>
+      <w:proofErr w:type="spellStart"/>
+      <w:r>
+        <w:rPr>
+          <w:rFonts w:ascii="Arial" w:hAnsi="Arial" w:cs="Arial"/>
+          <w:lang w:val="es-419"/>
+        </w:rPr>
+        <w:t>Cognito</w:t>
+      </w:r>
+      <w:proofErr w:type="spellEnd"/>
+      <w:r>
+        <w:rPr>
+          <w:rFonts w:ascii="Arial" w:hAnsi="Arial" w:cs="Arial"/>
+          <w:lang w:val="es-419"/>
+        </w:rPr>
+        <w:t xml:space="preserve"> y Microsoft Entra ID. Asimismo, se analizaron aspectos económicos y restricciones de licenciamiento para determinar su viabilidad dentro del proyecto.</w:t>
+      </w:r>
+    </w:p>
+    <w:p>
+      <w:pPr>
+        <w:jc w:val="both"/>
+        <w:rPr>
+          <w:rFonts w:ascii="Arial" w:hAnsi="Arial" w:cs="Arial"/>
+          <w:lang w:val="es-419"/>
+        </w:rPr>
+      </w:pPr>
+    </w:p>
+    <w:p>
+      <w:pPr>
+        <w:jc w:val="both"/>
+        <w:rPr>
+          <w:rFonts w:ascii="Arial" w:hAnsi="Arial" w:cs="Arial"/>
+          <w:b/>
+          <w:bCs/>
+        </w:rPr>
+      </w:pPr>
+      <w:r>
+        <w:rPr>
+          <w:rFonts w:ascii="Arial" w:hAnsi="Arial" w:cs="Arial"/>
+          <w:b/>
+          <w:bCs/>
+        </w:rPr>
+        <w:t>Diagramas o evidencias</w:t>
+      </w:r>
+    </w:p>
+    <w:p>
+      <w:pPr>
+        <w:jc w:val="both"/>
+        <w:rPr>
+          <w:rFonts w:ascii="Arial" w:hAnsi="Arial" w:cs="Arial"/>
+          <w:b/>
+          <w:bCs/>
+        </w:rPr>
+      </w:pPr>
+    </w:p>
+    <w:p>
+      <w:pPr>
+        <w:pStyle w:val="Prrafodelista"/>
+        <w:numPr>
+          <w:ilvl w:val="0"/>
+          <w:numId w:val="15"/>
+        </w:numPr>
+        <w:jc w:val="both"/>
+        <w:rPr>
+          <w:rFonts w:ascii="Arial" w:hAnsi="Arial" w:cs="Arial"/>
+          <w:lang w:val="es-419"/>
+        </w:rPr>
+      </w:pPr>
+      <w:r>
+        <w:rPr>
+          <w:rFonts w:ascii="Arial" w:hAnsi="Arial" w:cs="Arial"/>
+          <w:lang w:val="es-419"/>
+        </w:rPr>
+        <w:lastRenderedPageBreak/>
+        <w:t>Matriz comparativa de proveedores IAM.</w:t>
+      </w:r>
+    </w:p>
+    <w:p>
+      <w:pPr>
+        <w:pStyle w:val="Prrafodelista"/>
+        <w:numPr>
+          <w:ilvl w:val="0"/>
+          <w:numId w:val="15"/>
+        </w:numPr>
+        <w:jc w:val="both"/>
+        <w:rPr>
+          <w:rFonts w:ascii="Arial" w:hAnsi="Arial" w:cs="Arial"/>
+          <w:lang w:val="es-419"/>
+        </w:rPr>
+      </w:pPr>
+      <w:r>
+        <w:rPr>
+          <w:rFonts w:ascii="Arial" w:hAnsi="Arial" w:cs="Arial"/>
+          <w:lang w:val="es-419"/>
+        </w:rPr>
+        <w:t>Evaluación de capacidades Zero Trust.</w:t>
+      </w:r>
+    </w:p>
+    <w:p>
+      <w:pPr>
+        <w:pStyle w:val="Prrafodelista"/>
+        <w:numPr>
+          <w:ilvl w:val="0"/>
+          <w:numId w:val="15"/>
+        </w:numPr>
+        <w:jc w:val="both"/>
+        <w:rPr>
+          <w:rFonts w:ascii="Arial" w:hAnsi="Arial" w:cs="Arial"/>
+          <w:lang w:val="es-419"/>
+        </w:rPr>
+      </w:pPr>
+      <w:r>
+        <w:rPr>
+          <w:rFonts w:ascii="Arial" w:hAnsi="Arial" w:cs="Arial"/>
+          <w:lang w:val="es-419"/>
+        </w:rPr>
+        <w:t>Análisis económico y operativo.</w:t>
+      </w:r>
+    </w:p>
+    <w:p>
+      <w:pPr>
+        <w:pStyle w:val="Prrafodelista"/>
+        <w:numPr>
+          <w:ilvl w:val="0"/>
+          <w:numId w:val="15"/>
+        </w:numPr>
+        <w:jc w:val="both"/>
+        <w:rPr>
+          <w:rFonts w:ascii="Arial" w:hAnsi="Arial" w:cs="Arial"/>
+          <w:lang w:val="es-419"/>
+        </w:rPr>
+      </w:pPr>
+      <w:r>
+        <w:rPr>
+          <w:rFonts w:ascii="Arial" w:hAnsi="Arial" w:cs="Arial"/>
+          <w:lang w:val="es-419"/>
+        </w:rPr>
+        <w:t>Plan de recursos tecnológicos IAM.</w:t>
+      </w:r>
+    </w:p>
+    <w:p>
+      <w:pPr>
+        <w:jc w:val="both"/>
+        <w:rPr>
+          <w:rFonts w:ascii="Arial" w:hAnsi="Arial" w:cs="Arial"/>
+          <w:lang w:val="es-419"/>
+        </w:rPr>
+      </w:pPr>
+    </w:p>
+    <w:p>
+      <w:pPr>
+        <w:jc w:val="both"/>
+        <w:rPr>
+          <w:rFonts w:ascii="Arial" w:hAnsi="Arial" w:cs="Arial"/>
+          <w:b/>
+          <w:bCs/>
+        </w:rPr>
+      </w:pPr>
+      <w:r>
+        <w:rPr>
+          <w:rFonts w:ascii="Arial" w:hAnsi="Arial" w:cs="Arial"/>
+          <w:b/>
+          <w:bCs/>
+        </w:rPr>
+        <w:t>Ubicación en repositorio:</w:t>
+      </w:r>
+    </w:p>
+    <w:p>
+      <w:pPr>
+        <w:jc w:val="both"/>
+        <w:rPr>
+          <w:rFonts w:ascii="Arial" w:hAnsi="Arial" w:cs="Arial"/>
+          <w:b/>
+          <w:bCs/>
+        </w:rPr>
+      </w:pPr>
+    </w:p>
+    <w:p>
+      <w:pPr>
+        <w:jc w:val="both"/>
+        <w:rPr>
+          <w:rFonts w:ascii="Arial" w:hAnsi="Arial" w:cs="Arial"/>
+        </w:rPr>
+      </w:pPr>
+      <w:r>
+        <w:rPr>
+          <w:rFonts w:ascii="Arial" w:hAnsi="Arial" w:cs="Arial"/>
+        </w:rPr>
+        <w:t>01_IAM/</w:t>
+      </w:r>
+      <w:proofErr w:type="spellStart"/>
+      <w:r>
+        <w:rPr>
+          <w:rFonts w:ascii="Arial" w:hAnsi="Arial" w:cs="Arial"/>
+        </w:rPr>
+        <w:t>Investigacion</w:t>
+      </w:r>
+      <w:proofErr w:type="spellEnd"/>
+      <w:r>
+        <w:rPr>
+          <w:rFonts w:ascii="Arial" w:hAnsi="Arial" w:cs="Arial"/>
+        </w:rPr>
+        <w:t>/</w:t>
+      </w:r>
+    </w:p>
+    <w:p>
+      <w:pPr>
+        <w:jc w:val="both"/>
+        <w:rPr>
+          <w:rFonts w:ascii="Arial" w:hAnsi="Arial" w:cs="Arial"/>
+        </w:rPr>
+      </w:pPr>
+    </w:p>
+    <w:p>
+      <w:pPr>
+        <w:jc w:val="both"/>
+        <w:rPr>
+          <w:rFonts w:ascii="Arial" w:hAnsi="Arial" w:cs="Arial"/>
+          <w:b/>
+          <w:bCs/>
+        </w:rPr>
+      </w:pPr>
+      <w:r>
+        <w:rPr>
+          <w:rFonts w:ascii="Arial" w:hAnsi="Arial" w:cs="Arial"/>
+          <w:b/>
+          <w:bCs/>
+        </w:rPr>
+        <w:t>Decisiones justificadas</w:t>
+      </w:r>
+    </w:p>
+    <w:p>
+      <w:pPr>
+        <w:jc w:val="both"/>
+        <w:rPr>
+          <w:rFonts w:ascii="Arial" w:hAnsi="Arial" w:cs="Arial"/>
+        </w:rPr>
+      </w:pPr>
+      <w:r>
+        <w:rPr>
+          <w:rFonts w:ascii="Arial" w:hAnsi="Arial" w:cs="Arial"/>
+        </w:rPr>
+        <w:t>Como resultado del análisis realizado, Auth0 se identificó como la alternativa con mejor equilibrio entre facilidad de implementación, funcionalidades de seguridad, soporte para MFA, estándares de identidad y disponibilidad de recursos gratuitos. Se propone como opción preliminar para la implementación del componente IAM, quedando su adopción definitiva sujeta a validación por parte del equipo durante las siguientes fases.</w:t>
+      </w:r>
+    </w:p>
+    <w:p>
+      <w:pPr>
+        <w:jc w:val="both"/>
+        <w:rPr>
+          <w:rFonts w:ascii="Arial" w:hAnsi="Arial" w:cs="Arial"/>
+        </w:rPr>
+      </w:pPr>
+    </w:p>
+    <w:p>
+      <w:pPr>
+        <w:pStyle w:val="Ttulo2"/>
+        <w:rPr>
+          <w:rFonts w:cs="Arial"/>
+        </w:rPr>
+      </w:pPr>
+      <w:bookmarkStart w:id="5" w:name="_Toc232368327"/>
+      <w:proofErr w:type="spellStart"/>
+      <w:r>
+        <w:rPr>
+          <w:rFonts w:cs="Arial"/>
+        </w:rPr>
+        <w:t>Backend</w:t>
+      </w:r>
+      <w:bookmarkEnd w:id="5"/>
+      <w:proofErr w:type="spellEnd"/>
+    </w:p>
+    <w:p>
+      <w:pPr>
+        <w:jc w:val="both"/>
+        <w:rPr>
+          <w:rFonts w:ascii="Arial" w:hAnsi="Arial" w:cs="Arial"/>
+        </w:rPr>
+      </w:pPr>
+      <w:r>
+        <w:rPr>
+          <w:rFonts w:ascii="Arial" w:hAnsi="Arial" w:cs="Arial"/>
+        </w:rPr>
+        <w:t xml:space="preserve">Se desarrolló una investigación comparativa de tecnologías </w:t>
+      </w:r>
+      <w:proofErr w:type="spellStart"/>
+      <w:r>
+        <w:rPr>
+          <w:rFonts w:ascii="Arial" w:hAnsi="Arial" w:cs="Arial"/>
+        </w:rPr>
+        <w:t>backend</w:t>
+      </w:r>
+      <w:proofErr w:type="spellEnd"/>
+      <w:r>
+        <w:rPr>
+          <w:rFonts w:ascii="Arial" w:hAnsi="Arial" w:cs="Arial"/>
+        </w:rPr>
+        <w:t xml:space="preserve"> para la implementación de la solución IAM y Zero Trust. El análisis incluyó Node.js con Express, Java Spring Boot, Python Django y </w:t>
+      </w:r>
+      <w:proofErr w:type="spellStart"/>
+      <w:r>
+        <w:rPr>
+          <w:rFonts w:ascii="Arial" w:hAnsi="Arial" w:cs="Arial"/>
+        </w:rPr>
+        <w:t>Go</w:t>
+      </w:r>
+      <w:proofErr w:type="spellEnd"/>
+      <w:r>
+        <w:rPr>
+          <w:rFonts w:ascii="Arial" w:hAnsi="Arial" w:cs="Arial"/>
+        </w:rPr>
+        <w:t xml:space="preserve"> (</w:t>
+      </w:r>
+      <w:proofErr w:type="spellStart"/>
+      <w:r>
+        <w:rPr>
+          <w:rFonts w:ascii="Arial" w:hAnsi="Arial" w:cs="Arial"/>
+        </w:rPr>
+        <w:t>Golang</w:t>
+      </w:r>
+      <w:proofErr w:type="spellEnd"/>
+      <w:r>
+        <w:rPr>
+          <w:rFonts w:ascii="Arial" w:hAnsi="Arial" w:cs="Arial"/>
+        </w:rPr>
+        <w:t>), considerando criterios de seguridad, cumplimiento normativo, escalabilidad, integración con sistemas académicos y facilidad de adopción.</w:t>
+      </w:r>
+    </w:p>
+    <w:p>
+      <w:pPr>
+        <w:jc w:val="both"/>
+        <w:rPr>
+          <w:rFonts w:ascii="Arial" w:hAnsi="Arial" w:cs="Arial"/>
+        </w:rPr>
+      </w:pPr>
+    </w:p>
+    <w:p>
+      <w:pPr>
+        <w:jc w:val="both"/>
+        <w:rPr>
+          <w:rFonts w:ascii="Arial" w:hAnsi="Arial" w:cs="Arial"/>
+        </w:rPr>
+      </w:pPr>
+      <w:r>
+        <w:rPr>
+          <w:rFonts w:ascii="Arial" w:hAnsi="Arial" w:cs="Arial"/>
+        </w:rPr>
+        <w:t>Además, se analizaron los riesgos asociados a la gestión de identidades, integración con sistemas heredados y cumplimiento normativo dentro de entornos universitarios.</w:t>
+      </w:r>
+    </w:p>
+    <w:p>
+      <w:pPr>
+        <w:jc w:val="both"/>
+        <w:rPr>
+          <w:rFonts w:ascii="Arial" w:hAnsi="Arial" w:cs="Arial"/>
+        </w:rPr>
+      </w:pPr>
+    </w:p>
+    <w:p>
+      <w:pPr>
+        <w:jc w:val="both"/>
+        <w:rPr>
+          <w:rFonts w:ascii="Arial" w:hAnsi="Arial" w:cs="Arial"/>
+          <w:b/>
+          <w:bCs/>
+        </w:rPr>
+      </w:pPr>
+      <w:r>
+        <w:rPr>
+          <w:rFonts w:ascii="Arial" w:hAnsi="Arial" w:cs="Arial"/>
+          <w:b/>
+          <w:bCs/>
+        </w:rPr>
+        <w:t>Diagramas o evidencias</w:t>
+      </w:r>
+    </w:p>
+    <w:p>
+      <w:pPr>
+        <w:jc w:val="both"/>
+        <w:rPr>
+          <w:rFonts w:ascii="Arial" w:hAnsi="Arial" w:cs="Arial"/>
+        </w:rPr>
+      </w:pPr>
+    </w:p>
+    <w:p>
+      <w:pPr>
+        <w:pStyle w:val="Prrafodelista"/>
+        <w:numPr>
+          <w:ilvl w:val="0"/>
+          <w:numId w:val="17"/>
+        </w:numPr>
+        <w:jc w:val="both"/>
+        <w:rPr>
+          <w:rFonts w:ascii="Arial" w:hAnsi="Arial" w:cs="Arial"/>
+        </w:rPr>
+      </w:pPr>
+      <w:r>
+        <w:rPr>
+          <w:rFonts w:ascii="Arial" w:hAnsi="Arial" w:cs="Arial"/>
+        </w:rPr>
+        <w:t xml:space="preserve">Comparativo de tecnologías </w:t>
+      </w:r>
+      <w:proofErr w:type="spellStart"/>
+      <w:r>
+        <w:rPr>
+          <w:rFonts w:ascii="Arial" w:hAnsi="Arial" w:cs="Arial"/>
+        </w:rPr>
+        <w:t>backend</w:t>
+      </w:r>
+      <w:proofErr w:type="spellEnd"/>
+      <w:r>
+        <w:rPr>
+          <w:rFonts w:ascii="Arial" w:hAnsi="Arial" w:cs="Arial"/>
+        </w:rPr>
+        <w:t>.</w:t>
+      </w:r>
+    </w:p>
+    <w:p>
+      <w:pPr>
+        <w:pStyle w:val="Prrafodelista"/>
+        <w:numPr>
+          <w:ilvl w:val="0"/>
+          <w:numId w:val="17"/>
+        </w:numPr>
+        <w:jc w:val="both"/>
+        <w:rPr>
+          <w:rFonts w:ascii="Arial" w:hAnsi="Arial" w:cs="Arial"/>
+        </w:rPr>
+      </w:pPr>
+      <w:r>
+        <w:rPr>
+          <w:rFonts w:ascii="Arial" w:hAnsi="Arial" w:cs="Arial"/>
+        </w:rPr>
+        <w:t>Matriz de ventajas y desventajas.</w:t>
+      </w:r>
+    </w:p>
+    <w:p>
+      <w:pPr>
+        <w:pStyle w:val="Prrafodelista"/>
+        <w:numPr>
+          <w:ilvl w:val="0"/>
+          <w:numId w:val="17"/>
+        </w:numPr>
+        <w:jc w:val="both"/>
+        <w:rPr>
+          <w:rFonts w:ascii="Arial" w:hAnsi="Arial" w:cs="Arial"/>
+        </w:rPr>
+      </w:pPr>
+      <w:r>
+        <w:rPr>
+          <w:rFonts w:ascii="Arial" w:hAnsi="Arial" w:cs="Arial"/>
+        </w:rPr>
+        <w:t>Recomendaciones de implementación.</w:t>
+      </w:r>
+    </w:p>
+    <w:p>
+      <w:pPr>
+        <w:pStyle w:val="Prrafodelista"/>
+        <w:numPr>
+          <w:ilvl w:val="0"/>
+          <w:numId w:val="17"/>
+        </w:numPr>
+        <w:jc w:val="both"/>
+        <w:rPr>
+          <w:rFonts w:ascii="Arial" w:hAnsi="Arial" w:cs="Arial"/>
+        </w:rPr>
+      </w:pPr>
+      <w:r>
+        <w:rPr>
+          <w:rFonts w:ascii="Arial" w:hAnsi="Arial" w:cs="Arial"/>
+        </w:rPr>
+        <w:t>Diagrama conceptual de arquitectura IAM.</w:t>
+      </w:r>
+    </w:p>
+    <w:p>
+      <w:pPr>
+        <w:jc w:val="both"/>
+        <w:rPr>
+          <w:rFonts w:ascii="Arial" w:hAnsi="Arial" w:cs="Arial"/>
+        </w:rPr>
+      </w:pPr>
+    </w:p>
+    <w:p>
+      <w:pPr>
+        <w:jc w:val="both"/>
+        <w:rPr>
+          <w:rFonts w:ascii="Arial" w:hAnsi="Arial" w:cs="Arial"/>
+        </w:rPr>
+      </w:pPr>
+      <w:r>
+        <w:rPr>
+          <w:rFonts w:ascii="Arial" w:hAnsi="Arial" w:cs="Arial"/>
+          <w:b/>
+          <w:bCs/>
+        </w:rPr>
+        <w:t>Ubicación en repositorio:</w:t>
+      </w:r>
+      <w:r>
+        <w:rPr>
+          <w:rFonts w:ascii="Arial" w:hAnsi="Arial" w:cs="Arial"/>
+          <w:b/>
+          <w:bCs/>
+        </w:rPr>
+        <w:t xml:space="preserve"> </w:t>
+      </w:r>
+      <w:r>
+        <w:rPr>
+          <w:rFonts w:ascii="Arial" w:hAnsi="Arial" w:cs="Arial"/>
+        </w:rPr>
+        <w:t>02_Backend_Cloud/</w:t>
+      </w:r>
+      <w:proofErr w:type="spellStart"/>
+      <w:r>
+        <w:rPr>
+          <w:rFonts w:ascii="Arial" w:hAnsi="Arial" w:cs="Arial"/>
+        </w:rPr>
+        <w:t>Investigacion</w:t>
+      </w:r>
+      <w:proofErr w:type="spellEnd"/>
+      <w:r>
+        <w:rPr>
+          <w:rFonts w:ascii="Arial" w:hAnsi="Arial" w:cs="Arial"/>
+        </w:rPr>
+        <w:t>/</w:t>
+      </w:r>
+    </w:p>
+    <w:p>
+      <w:pPr>
+        <w:jc w:val="both"/>
+        <w:rPr>
+          <w:rFonts w:ascii="Arial" w:hAnsi="Arial" w:cs="Arial"/>
+        </w:rPr>
+      </w:pPr>
+    </w:p>
+    <w:p>
+      <w:pPr>
+        <w:jc w:val="both"/>
+        <w:rPr>
+          <w:rFonts w:ascii="Arial" w:hAnsi="Arial" w:cs="Arial"/>
+          <w:b/>
+          <w:bCs/>
+        </w:rPr>
+      </w:pPr>
+      <w:r>
+        <w:rPr>
+          <w:rFonts w:ascii="Arial" w:hAnsi="Arial" w:cs="Arial"/>
+          <w:b/>
+          <w:bCs/>
+        </w:rPr>
+        <w:t>Decisiones justificadas</w:t>
+      </w:r>
+    </w:p>
+    <w:p>
+      <w:pPr>
+        <w:jc w:val="both"/>
+        <w:rPr>
+          <w:rFonts w:ascii="Arial" w:hAnsi="Arial" w:cs="Arial"/>
+        </w:rPr>
+      </w:pPr>
+    </w:p>
+    <w:p>
+      <w:pPr>
+        <w:jc w:val="both"/>
+        <w:rPr>
+          <w:rFonts w:ascii="Arial" w:hAnsi="Arial" w:cs="Arial"/>
+        </w:rPr>
+      </w:pPr>
+      <w:r>
+        <w:rPr>
+          <w:rFonts w:ascii="Arial" w:hAnsi="Arial" w:cs="Arial"/>
+        </w:rPr>
+        <w:t xml:space="preserve">La investigación permitió identificar fortalezas y limitaciones de cada alternativa tecnológica. Sin embargo, debido a que el proyecto aún se encuentra en etapa de planificación, se acordó continuar con la evaluación de requerimientos antes de seleccionar la tecnología </w:t>
+      </w:r>
+      <w:proofErr w:type="spellStart"/>
+      <w:r>
+        <w:rPr>
+          <w:rFonts w:ascii="Arial" w:hAnsi="Arial" w:cs="Arial"/>
+        </w:rPr>
+        <w:t>backend</w:t>
+      </w:r>
+      <w:proofErr w:type="spellEnd"/>
+      <w:r>
+        <w:rPr>
+          <w:rFonts w:ascii="Arial" w:hAnsi="Arial" w:cs="Arial"/>
+        </w:rPr>
+        <w:t xml:space="preserve"> definitiva.</w:t>
+      </w:r>
+    </w:p>
+    <w:p>
+      <w:pPr>
+        <w:jc w:val="both"/>
+        <w:rPr>
+          <w:rFonts w:ascii="Arial" w:hAnsi="Arial" w:cs="Arial"/>
+        </w:rPr>
+      </w:pPr>
+    </w:p>
+    <w:p>
+      <w:pPr>
+        <w:pStyle w:val="Ttulo2"/>
+        <w:rPr>
+          <w:rFonts w:cs="Arial"/>
+        </w:rPr>
+      </w:pPr>
+      <w:bookmarkStart w:id="6" w:name="_Toc232368328"/>
+      <w:proofErr w:type="spellStart"/>
+      <w:r>
+        <w:rPr>
+          <w:rFonts w:cs="Arial"/>
+        </w:rPr>
+        <w:lastRenderedPageBreak/>
+        <w:t>Frontend</w:t>
+      </w:r>
+      <w:bookmarkEnd w:id="6"/>
+      <w:proofErr w:type="spellEnd"/>
+    </w:p>
+    <w:p>
+      <w:pPr>
+        <w:rPr>
+          <w:rFonts w:ascii="Arial" w:hAnsi="Arial" w:cs="Arial"/>
+        </w:rPr>
+      </w:pPr>
+    </w:p>
+    <w:p>
+      <w:pPr>
+        <w:jc w:val="both"/>
+        <w:rPr>
+          <w:rFonts w:ascii="Arial" w:hAnsi="Arial" w:cs="Arial"/>
+        </w:rPr>
+      </w:pPr>
+      <w:r>
+        <w:rPr>
+          <w:rFonts w:ascii="Arial" w:hAnsi="Arial" w:cs="Arial"/>
+        </w:rPr>
+        <w:t xml:space="preserve">Se realizó una investigación preliminar sobre tecnologías </w:t>
+      </w:r>
+      <w:proofErr w:type="spellStart"/>
+      <w:r>
+        <w:rPr>
+          <w:rFonts w:ascii="Arial" w:hAnsi="Arial" w:cs="Arial"/>
+        </w:rPr>
+        <w:t>frontend</w:t>
+      </w:r>
+      <w:proofErr w:type="spellEnd"/>
+      <w:r>
+        <w:rPr>
+          <w:rFonts w:ascii="Arial" w:hAnsi="Arial" w:cs="Arial"/>
+        </w:rPr>
+        <w:t xml:space="preserve"> orientadas al desarrollo de interfaces de usuario y </w:t>
+      </w:r>
+      <w:proofErr w:type="spellStart"/>
+      <w:r>
+        <w:rPr>
+          <w:rFonts w:ascii="Arial" w:hAnsi="Arial" w:cs="Arial"/>
+        </w:rPr>
+        <w:t>dashboards</w:t>
+      </w:r>
+      <w:proofErr w:type="spellEnd"/>
+      <w:r>
+        <w:rPr>
+          <w:rFonts w:ascii="Arial" w:hAnsi="Arial" w:cs="Arial"/>
+        </w:rPr>
+        <w:t xml:space="preserve"> para la gestión de identidades y accesos.</w:t>
+      </w:r>
+    </w:p>
+    <w:p>
+      <w:pPr>
+        <w:jc w:val="both"/>
+        <w:rPr>
+          <w:rFonts w:ascii="Arial" w:hAnsi="Arial" w:cs="Arial"/>
+        </w:rPr>
+      </w:pPr>
+    </w:p>
+    <w:p>
+      <w:pPr>
+        <w:jc w:val="both"/>
+        <w:rPr>
+          <w:rFonts w:ascii="Arial" w:hAnsi="Arial" w:cs="Arial"/>
+        </w:rPr>
+      </w:pPr>
+      <w:r>
+        <w:rPr>
+          <w:rFonts w:ascii="Arial" w:hAnsi="Arial" w:cs="Arial"/>
+        </w:rPr>
+        <w:t xml:space="preserve">El análisis se centró en HTML, CSS y JavaScript como tecnologías fundamentales para la construcción de aplicaciones web modernas. Se evaluaron sus ventajas, desventajas, curva de aprendizaje y capacidad de integración con futuras tecnologías </w:t>
+      </w:r>
+      <w:proofErr w:type="spellStart"/>
+      <w:r>
+        <w:rPr>
+          <w:rFonts w:ascii="Arial" w:hAnsi="Arial" w:cs="Arial"/>
+        </w:rPr>
+        <w:t>backend</w:t>
+      </w:r>
+      <w:proofErr w:type="spellEnd"/>
+      <w:r>
+        <w:rPr>
+          <w:rFonts w:ascii="Arial" w:hAnsi="Arial" w:cs="Arial"/>
+        </w:rPr>
+        <w:t xml:space="preserve"> e IAM.</w:t>
+      </w:r>
+    </w:p>
+    <w:p>
+      <w:pPr>
+        <w:jc w:val="both"/>
+        <w:rPr>
+          <w:rFonts w:ascii="Arial" w:hAnsi="Arial" w:cs="Arial"/>
+        </w:rPr>
+      </w:pPr>
+    </w:p>
+    <w:p>
+      <w:pPr>
+        <w:jc w:val="both"/>
+        <w:rPr>
+          <w:rFonts w:ascii="Arial" w:hAnsi="Arial" w:cs="Arial"/>
+          <w:b/>
+          <w:bCs/>
+        </w:rPr>
+      </w:pPr>
+      <w:r>
+        <w:rPr>
+          <w:rFonts w:ascii="Arial" w:hAnsi="Arial" w:cs="Arial"/>
+          <w:b/>
+          <w:bCs/>
+        </w:rPr>
+        <w:t>Diagramas o evidencias</w:t>
+      </w:r>
+    </w:p>
+    <w:p>
+      <w:pPr>
+        <w:jc w:val="both"/>
+        <w:rPr>
+          <w:rFonts w:ascii="Arial" w:hAnsi="Arial" w:cs="Arial"/>
+          <w:b/>
+          <w:bCs/>
+        </w:rPr>
+      </w:pPr>
+    </w:p>
+    <w:p>
+      <w:pPr>
+        <w:pStyle w:val="Prrafodelista"/>
+        <w:numPr>
+          <w:ilvl w:val="0"/>
+          <w:numId w:val="18"/>
+        </w:numPr>
+        <w:jc w:val="both"/>
+        <w:rPr>
+          <w:rFonts w:ascii="Arial" w:hAnsi="Arial" w:cs="Arial"/>
+        </w:rPr>
+      </w:pPr>
+      <w:r>
+        <w:rPr>
+          <w:rFonts w:ascii="Arial" w:hAnsi="Arial" w:cs="Arial"/>
+        </w:rPr>
+        <w:t xml:space="preserve">Investigación de tecnologías </w:t>
+      </w:r>
+      <w:proofErr w:type="spellStart"/>
+      <w:r>
+        <w:rPr>
+          <w:rFonts w:ascii="Arial" w:hAnsi="Arial" w:cs="Arial"/>
+        </w:rPr>
+        <w:t>frontend</w:t>
+      </w:r>
+      <w:proofErr w:type="spellEnd"/>
+      <w:r>
+        <w:rPr>
+          <w:rFonts w:ascii="Arial" w:hAnsi="Arial" w:cs="Arial"/>
+        </w:rPr>
+        <w:t>.</w:t>
+      </w:r>
+    </w:p>
+    <w:p>
+      <w:pPr>
+        <w:pStyle w:val="Prrafodelista"/>
+        <w:numPr>
+          <w:ilvl w:val="0"/>
+          <w:numId w:val="18"/>
+        </w:numPr>
+        <w:jc w:val="both"/>
+        <w:rPr>
+          <w:rFonts w:ascii="Arial" w:hAnsi="Arial" w:cs="Arial"/>
+        </w:rPr>
+      </w:pPr>
+      <w:r>
+        <w:rPr>
+          <w:rFonts w:ascii="Arial" w:hAnsi="Arial" w:cs="Arial"/>
+        </w:rPr>
+        <w:t>Comparación de ventajas y desventajas.</w:t>
+      </w:r>
+    </w:p>
+    <w:p>
+      <w:pPr>
+        <w:pStyle w:val="Prrafodelista"/>
+        <w:numPr>
+          <w:ilvl w:val="0"/>
+          <w:numId w:val="18"/>
+        </w:numPr>
+        <w:jc w:val="both"/>
+        <w:rPr>
+          <w:rFonts w:ascii="Arial" w:hAnsi="Arial" w:cs="Arial"/>
+        </w:rPr>
+      </w:pPr>
+      <w:r>
+        <w:rPr>
+          <w:rFonts w:ascii="Arial" w:hAnsi="Arial" w:cs="Arial"/>
+        </w:rPr>
+        <w:t>Evaluación de curva de aprendizaje.</w:t>
+      </w:r>
+    </w:p>
+    <w:p>
+      <w:pPr>
+        <w:jc w:val="both"/>
+        <w:rPr>
+          <w:rFonts w:ascii="Arial" w:hAnsi="Arial" w:cs="Arial"/>
+        </w:rPr>
+      </w:pPr>
+    </w:p>
+    <w:p>
+      <w:pPr>
+        <w:jc w:val="both"/>
+        <w:rPr>
+          <w:rFonts w:ascii="Arial" w:hAnsi="Arial" w:cs="Arial"/>
+        </w:rPr>
+      </w:pPr>
+      <w:r>
+        <w:rPr>
+          <w:rFonts w:ascii="Arial" w:hAnsi="Arial" w:cs="Arial"/>
+          <w:b/>
+          <w:bCs/>
+        </w:rPr>
+        <w:t>Ubicación en repositorio:</w:t>
+      </w:r>
+      <w:r>
+        <w:rPr>
+          <w:rFonts w:ascii="Arial" w:hAnsi="Arial" w:cs="Arial"/>
+          <w:b/>
+          <w:bCs/>
+        </w:rPr>
+        <w:t xml:space="preserve"> </w:t>
+      </w:r>
+      <w:r>
+        <w:rPr>
+          <w:rFonts w:ascii="Arial" w:hAnsi="Arial" w:cs="Arial"/>
+        </w:rPr>
+        <w:t>03_Frontend_Dashboard/</w:t>
+      </w:r>
+      <w:proofErr w:type="spellStart"/>
+      <w:r>
+        <w:rPr>
+          <w:rFonts w:ascii="Arial" w:hAnsi="Arial" w:cs="Arial"/>
+        </w:rPr>
+        <w:t>Investigacion</w:t>
+      </w:r>
+      <w:proofErr w:type="spellEnd"/>
+      <w:r>
+        <w:rPr>
+          <w:rFonts w:ascii="Arial" w:hAnsi="Arial" w:cs="Arial"/>
+        </w:rPr>
+        <w:t>/</w:t>
+      </w:r>
+    </w:p>
+    <w:p>
+      <w:pPr>
+        <w:jc w:val="both"/>
+        <w:rPr>
+          <w:rFonts w:ascii="Arial" w:hAnsi="Arial" w:cs="Arial"/>
+        </w:rPr>
+      </w:pPr>
+    </w:p>
+    <w:p>
+      <w:pPr>
+        <w:jc w:val="both"/>
+        <w:rPr>
+          <w:rFonts w:ascii="Arial" w:hAnsi="Arial" w:cs="Arial"/>
+          <w:b/>
+          <w:bCs/>
+        </w:rPr>
+      </w:pPr>
+      <w:r>
+        <w:rPr>
+          <w:rFonts w:ascii="Arial" w:hAnsi="Arial" w:cs="Arial"/>
+          <w:b/>
+          <w:bCs/>
+        </w:rPr>
+        <w:t>Decisiones justificadas</w:t>
+      </w:r>
+    </w:p>
+    <w:p>
+      <w:pPr>
+        <w:jc w:val="both"/>
+        <w:rPr>
+          <w:rFonts w:ascii="Arial" w:hAnsi="Arial" w:cs="Arial"/>
+        </w:rPr>
+      </w:pPr>
+      <w:r>
+        <w:rPr>
+          <w:rFonts w:ascii="Arial" w:hAnsi="Arial" w:cs="Arial"/>
+        </w:rPr>
+        <w:t xml:space="preserve">La investigación permitió identificar las tecnologías base para el desarrollo de la interfaz del proyecto. La selección de </w:t>
+      </w:r>
+      <w:proofErr w:type="spellStart"/>
+      <w:r>
+        <w:rPr>
+          <w:rFonts w:ascii="Arial" w:hAnsi="Arial" w:cs="Arial"/>
+        </w:rPr>
+        <w:t>frameworks</w:t>
+      </w:r>
+      <w:proofErr w:type="spellEnd"/>
+      <w:r>
+        <w:rPr>
+          <w:rFonts w:ascii="Arial" w:hAnsi="Arial" w:cs="Arial"/>
+        </w:rPr>
+        <w:t xml:space="preserve"> o librerías adicionales será realizada en fases posteriores, una vez definidos los requerimientos funcionales y la arquitectura definitiva.</w:t>
+      </w:r>
+    </w:p>
+    <w:p>
+      <w:pPr>
+        <w:jc w:val="both"/>
+        <w:rPr>
+          <w:rFonts w:ascii="Arial" w:hAnsi="Arial" w:cs="Arial"/>
+        </w:rPr>
+      </w:pPr>
+    </w:p>
+    <w:p>
+      <w:pPr>
+        <w:pStyle w:val="Ttulo2"/>
+        <w:rPr>
+          <w:rFonts w:cs="Arial"/>
+        </w:rPr>
+      </w:pPr>
+      <w:bookmarkStart w:id="7" w:name="_Toc232368329"/>
+      <w:r>
+        <w:rPr>
+          <w:rFonts w:cs="Arial"/>
+        </w:rPr>
+        <w:t>QA, Seguridad y Documentación</w:t>
+      </w:r>
+      <w:bookmarkEnd w:id="7"/>
+    </w:p>
+    <w:p>
+      <w:pPr>
+        <w:jc w:val="both"/>
+        <w:rPr>
+          <w:rFonts w:ascii="Arial" w:hAnsi="Arial" w:cs="Arial"/>
+        </w:rPr>
+      </w:pPr>
+      <w:r>
+        <w:rPr>
+          <w:rFonts w:ascii="Arial" w:hAnsi="Arial" w:cs="Arial"/>
+        </w:rPr>
+        <w:t>Se elaboraron los formatos iniciales para la gestión de calidad y control documental del proyecto. Como parte de esta actividad se diseñó una matriz preliminar de pruebas orientada a validar procesos de autenticación y autorización, así como formatos para el registro y seguimiento de evidencias.</w:t>
+      </w:r>
+    </w:p>
+    <w:p>
+      <w:pPr>
+        <w:jc w:val="both"/>
+        <w:rPr>
+          <w:rFonts w:ascii="Arial" w:hAnsi="Arial" w:cs="Arial"/>
+        </w:rPr>
+      </w:pPr>
+    </w:p>
+    <w:p>
+      <w:pPr>
+        <w:jc w:val="both"/>
+        <w:rPr>
+          <w:rFonts w:ascii="Arial" w:hAnsi="Arial" w:cs="Arial"/>
+        </w:rPr>
+      </w:pPr>
+      <w:r>
+        <w:rPr>
+          <w:rFonts w:ascii="Arial" w:hAnsi="Arial" w:cs="Arial"/>
+        </w:rPr>
+        <w:t>La documentación generada permitirá mantener trazabilidad sobre actividades, resultados y validaciones realizadas durante el desarrollo del proyecto.</w:t>
+      </w:r>
+    </w:p>
+    <w:p>
+      <w:pPr>
+        <w:jc w:val="both"/>
+        <w:rPr>
+          <w:rFonts w:ascii="Arial" w:hAnsi="Arial" w:cs="Arial"/>
+        </w:rPr>
+      </w:pPr>
+    </w:p>
+    <w:p>
+      <w:pPr>
+        <w:jc w:val="both"/>
+        <w:rPr>
+          <w:rFonts w:ascii="Arial" w:hAnsi="Arial" w:cs="Arial"/>
+          <w:b/>
+          <w:bCs/>
+        </w:rPr>
+      </w:pPr>
+      <w:r>
+        <w:rPr>
+          <w:rFonts w:ascii="Arial" w:hAnsi="Arial" w:cs="Arial"/>
+          <w:b/>
+          <w:bCs/>
+        </w:rPr>
+        <w:t>Diagramas o evidencias</w:t>
+      </w:r>
+    </w:p>
+    <w:p>
+      <w:pPr>
+        <w:jc w:val="both"/>
+        <w:rPr>
+          <w:rFonts w:ascii="Arial" w:hAnsi="Arial" w:cs="Arial"/>
+          <w:b/>
+          <w:bCs/>
+        </w:rPr>
+      </w:pPr>
+    </w:p>
+    <w:p>
+      <w:pPr>
+        <w:pStyle w:val="Prrafodelista"/>
+        <w:numPr>
+          <w:ilvl w:val="0"/>
+          <w:numId w:val="19"/>
+        </w:numPr>
+        <w:jc w:val="both"/>
+        <w:rPr>
+          <w:rFonts w:ascii="Arial" w:hAnsi="Arial" w:cs="Arial"/>
+        </w:rPr>
+      </w:pPr>
+      <w:r>
+        <w:rPr>
+          <w:rFonts w:ascii="Arial" w:hAnsi="Arial" w:cs="Arial"/>
+        </w:rPr>
+        <w:t>Matriz de pruebas inicial.</w:t>
+      </w:r>
+    </w:p>
+    <w:p>
+      <w:pPr>
+        <w:pStyle w:val="Prrafodelista"/>
+        <w:numPr>
+          <w:ilvl w:val="0"/>
+          <w:numId w:val="19"/>
+        </w:numPr>
+        <w:jc w:val="both"/>
+        <w:rPr>
+          <w:rFonts w:ascii="Arial" w:hAnsi="Arial" w:cs="Arial"/>
+        </w:rPr>
+      </w:pPr>
+      <w:r>
+        <w:rPr>
+          <w:rFonts w:ascii="Arial" w:hAnsi="Arial" w:cs="Arial"/>
+        </w:rPr>
+        <w:t>Registro de evidencias.</w:t>
+      </w:r>
+    </w:p>
+    <w:p>
+      <w:pPr>
+        <w:pStyle w:val="Prrafodelista"/>
+        <w:numPr>
+          <w:ilvl w:val="0"/>
+          <w:numId w:val="19"/>
+        </w:numPr>
+        <w:jc w:val="both"/>
+        <w:rPr>
+          <w:rFonts w:ascii="Arial" w:hAnsi="Arial" w:cs="Arial"/>
+        </w:rPr>
+      </w:pPr>
+      <w:r>
+        <w:rPr>
+          <w:rFonts w:ascii="Arial" w:hAnsi="Arial" w:cs="Arial"/>
+        </w:rPr>
+        <w:t>Formato de detalle de evidencias.</w:t>
+      </w:r>
+    </w:p>
+    <w:p>
+      <w:pPr>
+        <w:jc w:val="both"/>
+        <w:rPr>
+          <w:rFonts w:ascii="Arial" w:hAnsi="Arial" w:cs="Arial"/>
+        </w:rPr>
+      </w:pPr>
+    </w:p>
+    <w:p>
+      <w:pPr>
+        <w:jc w:val="both"/>
+        <w:rPr>
+          <w:rFonts w:ascii="Arial" w:hAnsi="Arial" w:cs="Arial"/>
+        </w:rPr>
+      </w:pPr>
+      <w:r>
+        <w:rPr>
+          <w:rFonts w:ascii="Arial" w:hAnsi="Arial" w:cs="Arial"/>
+          <w:b/>
+          <w:bCs/>
+        </w:rPr>
+        <w:t>Ubicación en repositorio:</w:t>
+      </w:r>
+      <w:r>
+        <w:rPr>
+          <w:rFonts w:ascii="Arial" w:hAnsi="Arial" w:cs="Arial"/>
+          <w:b/>
+          <w:bCs/>
+        </w:rPr>
+        <w:t xml:space="preserve"> </w:t>
+      </w:r>
+      <w:r>
+        <w:rPr>
+          <w:rFonts w:ascii="Arial" w:hAnsi="Arial" w:cs="Arial"/>
+        </w:rPr>
+        <w:t>04_QA_Seguridad_Documentacion/</w:t>
+      </w:r>
+    </w:p>
+    <w:p>
+      <w:pPr>
+        <w:jc w:val="both"/>
+        <w:rPr>
+          <w:rFonts w:ascii="Arial" w:hAnsi="Arial" w:cs="Arial"/>
+        </w:rPr>
+      </w:pPr>
+    </w:p>
+    <w:p>
+      <w:pPr>
+        <w:jc w:val="both"/>
+        <w:rPr>
+          <w:rFonts w:ascii="Arial" w:hAnsi="Arial" w:cs="Arial"/>
+          <w:b/>
+          <w:bCs/>
+        </w:rPr>
+      </w:pPr>
+      <w:r>
+        <w:rPr>
+          <w:rFonts w:ascii="Arial" w:hAnsi="Arial" w:cs="Arial"/>
+          <w:b/>
+          <w:bCs/>
+        </w:rPr>
+        <w:t>Decisiones justificadas</w:t>
+      </w:r>
+    </w:p>
+    <w:p>
+      <w:pPr>
+        <w:jc w:val="both"/>
+        <w:rPr>
+          <w:rFonts w:ascii="Arial" w:hAnsi="Arial" w:cs="Arial"/>
+        </w:rPr>
+      </w:pPr>
+      <w:r>
+        <w:rPr>
+          <w:rFonts w:ascii="Arial" w:hAnsi="Arial" w:cs="Arial"/>
+        </w:rPr>
+        <w:t xml:space="preserve">Se decidió establecer desde la Fase 0 los mecanismos de control de calidad y documentación para garantizar el seguimiento adecuado de las actividades, la </w:t>
+      </w:r>
+      <w:r>
+        <w:rPr>
+          <w:rFonts w:ascii="Arial" w:hAnsi="Arial" w:cs="Arial"/>
+        </w:rPr>
+        <w:lastRenderedPageBreak/>
+        <w:t>trazabilidad de los resultados y la recopilación de evidencias necesarias para futuras entregas.</w:t>
+      </w:r>
+    </w:p>
+    <w:p>
+      <w:pPr>
+        <w:pStyle w:val="Ttulo1"/>
+        <w:rPr>
+          <w:rFonts w:eastAsia="Museo Sans 300" w:cs="Arial"/>
+        </w:rPr>
+      </w:pPr>
+      <w:bookmarkStart w:id="8" w:name="_Toc232368330"/>
+      <w:r>
+        <w:rPr>
+          <w:rFonts w:eastAsia="Museo Sans 300" w:cs="Arial"/>
+        </w:rPr>
+        <w:t>Evidencias</w:t>
+      </w:r>
+      <w:bookmarkEnd w:id="8"/>
+    </w:p>
+    <w:p>
+      <w:pPr>
+        <w:pStyle w:val="Ttulo2"/>
+        <w:rPr>
+          <w:rFonts w:eastAsia="Museo Sans 300" w:cs="Arial"/>
+        </w:rPr>
+      </w:pPr>
+      <w:bookmarkStart w:id="9" w:name="_Toc232368331"/>
+      <w:r>
+        <w:rPr>
+          <w:rFonts w:eastAsia="Museo Sans 300" w:cs="Arial"/>
+        </w:rPr>
+        <w:t>Capturas de asignación de roles</w:t>
+      </w:r>
+      <w:bookmarkEnd w:id="9"/>
+    </w:p>
+    <w:p>
+      <w:pPr>
+        <w:rPr>
+          <w:rFonts w:ascii="Arial" w:hAnsi="Arial" w:cs="Arial"/>
+        </w:rPr>
+      </w:pPr>
+      <w:r>
+        <w:rPr>
+          <w:rFonts w:ascii="Arial" w:hAnsi="Arial" w:cs="Arial"/>
+        </w:rPr>
+        <w:t xml:space="preserve"> La evidencia de la asignación de roles se puede visualizar en la siguiente ruta: 00_Gestion_Proyecto/Documentos_a_Entregar/Roles_y_Responsabilidades_SN6.docx </w:t>
+      </w:r>
+    </w:p>
+    <w:p>
+      <w:pPr>
+        <w:rPr>
+          <w:rFonts w:ascii="Arial" w:hAnsi="Arial" w:cs="Arial"/>
+          <w:lang w:val="en-US"/>
+        </w:rPr>
+      </w:pPr>
+      <w:r>
+        <w:rPr>
+          <w:rFonts w:ascii="Arial" w:hAnsi="Arial" w:cs="Arial"/>
+          <w:lang w:val="en-US"/>
+        </w:rPr>
+        <w:t xml:space="preserve">Link: </w:t>
       </w:r>
       <w:hyperlink r:id="rId8" w:history="1">
         <w:r>
           <w:rPr>
             <w:rStyle w:val="Hipervnculo"/>
-            <w:rFonts w:ascii="Arial" w:eastAsia="Museo Sans 300" w:hAnsi="Arial" w:cs="Arial"/>
-          </w:rPr>
-          <w:t>https://github.com/neldylilianahernandez23-collab/IAM-ZeroTrust-SN6/blob/main/01_IAM/Investigacion/Fase%200%20-%20Plan%20de%20Recursos%20Ingeniero%20IAM%20Jr.docx</w:t>
-        </w:r>
-      </w:hyperlink>
-    </w:p>
-    <w:p>
-      <w:pPr>
-        <w:rPr>
-          <w:lang w:eastAsia="es-SV"/>
-        </w:rPr>
-      </w:pPr>
-    </w:p>
-    <w:p>
-      <w:pPr>
-        <w:pStyle w:val="Ttulo2"/>
-        <w:rPr>
-          <w:rFonts w:eastAsia="Times New Roman" w:cs="Arial"/>
-          <w:lang w:eastAsia="es-SV"/>
-        </w:rPr>
-      </w:pPr>
-      <w:bookmarkStart w:id="4" w:name="_Toc232366456"/>
-      <w:r>
-        <w:rPr>
-          <w:rFonts w:eastAsia="Times New Roman" w:cs="Arial"/>
-          <w:lang w:eastAsia="es-SV"/>
-        </w:rPr>
-        <w:t>Decisiones justificadas</w:t>
-      </w:r>
-      <w:bookmarkEnd w:id="4"/>
-    </w:p>
-    <w:p>
-      <w:pPr>
-        <w:rPr>
-          <w:rFonts w:ascii="Arial" w:eastAsia="Museo Sans 300" w:hAnsi="Arial" w:cs="Arial"/>
-          <w:color w:val="153D63" w:themeColor="text2" w:themeTint="E6"/>
-          <w:sz w:val="28"/>
-          <w:szCs w:val="28"/>
-        </w:rPr>
-      </w:pPr>
-    </w:p>
-    <w:p>
-      <w:pPr>
-        <w:rPr>
-          <w:rFonts w:ascii="Arial" w:eastAsia="Museo Sans 300" w:hAnsi="Arial" w:cs="Arial"/>
-          <w:b/>
-          <w:bCs/>
-        </w:rPr>
-      </w:pPr>
-      <w:r>
-        <w:rPr>
-          <w:rFonts w:ascii="Arial" w:eastAsia="Museo Sans 300" w:hAnsi="Arial" w:cs="Arial"/>
-          <w:b/>
-          <w:bCs/>
-        </w:rPr>
-        <w:t>IAM</w:t>
-      </w:r>
-    </w:p>
-    <w:p>
-      <w:pPr>
-        <w:rPr>
-          <w:rFonts w:ascii="Arial" w:eastAsia="Museo Sans 300" w:hAnsi="Arial" w:cs="Arial"/>
-        </w:rPr>
-      </w:pPr>
-    </w:p>
-    <w:p>
-      <w:pPr>
-        <w:rPr>
-          <w:rFonts w:ascii="Arial" w:eastAsia="Museo Sans 300" w:hAnsi="Arial" w:cs="Arial"/>
-        </w:rPr>
-      </w:pPr>
-      <w:r>
-        <w:rPr>
-          <w:rFonts w:ascii="Arial" w:eastAsia="Museo Sans 300" w:hAnsi="Arial" w:cs="Arial"/>
-        </w:rPr>
-        <w:t xml:space="preserve">Para los objetivos específicos del prototipo de la Universidad Nova Digital, se concluye que Auth0 representa la alternativa con mayor viabilidad técnica y operativa. Su despliegue ágil permite mitigar de forma inmediata riesgos asociados a la autenticación débil mediante MFA nativo, permitiendo al equipo concentrar el esfuerzo de desarrollo asincrónico en la construcción del </w:t>
-      </w:r>
-      <w:proofErr w:type="spellStart"/>
-      <w:r>
-        <w:rPr>
-          <w:rFonts w:ascii="Arial" w:eastAsia="Museo Sans 300" w:hAnsi="Arial" w:cs="Arial"/>
-        </w:rPr>
-        <w:t>Backend</w:t>
-      </w:r>
-      <w:proofErr w:type="spellEnd"/>
-      <w:r>
-        <w:rPr>
-          <w:rFonts w:ascii="Arial" w:eastAsia="Museo Sans 300" w:hAnsi="Arial" w:cs="Arial"/>
-        </w:rPr>
-        <w:t xml:space="preserve"> seguro y el módulo de trazabilidad durante las fases subsecuentes del proyecto.</w:t>
-      </w:r>
-    </w:p>
-    <w:p>
-      <w:pPr>
-        <w:rPr>
-          <w:rFonts w:ascii="Arial" w:eastAsia="Museo Sans 300" w:hAnsi="Arial" w:cs="Arial"/>
-          <w:color w:val="153D63" w:themeColor="text2" w:themeTint="E6"/>
-          <w:sz w:val="28"/>
-          <w:szCs w:val="28"/>
-        </w:rPr>
-      </w:pPr>
-    </w:p>
-    <w:p>
-      <w:pPr>
-        <w:pStyle w:val="Ttulo1"/>
-        <w:rPr>
-          <w:rFonts w:eastAsia="Museo Sans 300" w:cs="Arial"/>
-        </w:rPr>
-      </w:pPr>
-      <w:bookmarkStart w:id="5" w:name="_Toc232366457"/>
-      <w:r>
-        <w:rPr>
-          <w:rFonts w:eastAsia="Museo Sans 300" w:cs="Arial"/>
-        </w:rPr>
-        <w:lastRenderedPageBreak/>
-        <w:t>Evidencias</w:t>
-      </w:r>
-      <w:bookmarkEnd w:id="5"/>
-    </w:p>
-    <w:p>
-      <w:pPr>
-        <w:pStyle w:val="Ttulo2"/>
-        <w:rPr>
-          <w:rFonts w:eastAsia="Museo Sans 300" w:cs="Arial"/>
-        </w:rPr>
-      </w:pPr>
-      <w:bookmarkStart w:id="6" w:name="_Toc232366458"/>
-      <w:r>
-        <w:rPr>
-          <w:rFonts w:eastAsia="Museo Sans 300" w:cs="Arial"/>
-        </w:rPr>
-        <w:t>Capturas de asignación de roles</w:t>
-      </w:r>
-      <w:bookmarkEnd w:id="6"/>
-    </w:p>
-    <w:p>
-      <w:pPr>
-        <w:rPr>
-          <w:rFonts w:ascii="Arial" w:hAnsi="Arial" w:cs="Arial"/>
-        </w:rPr>
-      </w:pPr>
-      <w:r>
-        <w:rPr>
-          <w:rFonts w:ascii="Arial" w:hAnsi="Arial" w:cs="Arial"/>
-        </w:rPr>
-        <w:t xml:space="preserve"> La evidencia de la asignación de roles se puede visualizar en la siguiente ruta: 00_Gestion_Proyecto/Documentos_a_Entregar/Roles_y_Responsabilidades_SN6.docx </w:t>
-      </w:r>
-    </w:p>
-    <w:p>
-      <w:pPr>
-        <w:rPr>
-          <w:lang w:val="en-US"/>
-        </w:rPr>
-      </w:pPr>
-      <w:r>
-        <w:rPr>
-          <w:lang w:val="en-US"/>
-        </w:rPr>
-        <w:t xml:space="preserve">Link: </w:t>
-      </w:r>
-      <w:hyperlink r:id="rId9" w:history="1">
-        <w:r>
-          <w:rPr>
-            <w:rStyle w:val="Hipervnculo"/>
+            <w:rFonts w:ascii="Arial" w:hAnsi="Arial" w:cs="Arial"/>
             <w:lang w:val="en-US"/>
           </w:rPr>
           <w:t>https://github.com/neldylilianahernandez23-collab/IAM-ZeroTrust-SN6/blob/aac941589e2116b01ba3ff2911387d2bcba09e67/00_Gestion_Proyecto/Documentos_a_Entregar/Roles_y_Responsabilidades_SN6.docx</w:t>
@@ -2582,6 +3995,7 @@
       </w:hyperlink>
       <w:r>
         <w:rPr>
+          <w:rFonts w:ascii="Arial" w:hAnsi="Arial" w:cs="Arial"/>
           <w:lang w:val="en-US"/>
         </w:rPr>
         <w:t xml:space="preserve"> </w:t>
@@ -2590,13 +4004,20 @@
     <w:p>
       <w:pPr>
         <w:rPr>
+          <w:rFonts w:ascii="Arial" w:hAnsi="Arial" w:cs="Arial"/>
           <w:lang w:val="en-US"/>
         </w:rPr>
       </w:pPr>
     </w:p>
     <w:p>
-      <w:r>
-        <w:rPr>
+      <w:pPr>
+        <w:rPr>
+          <w:rFonts w:ascii="Arial" w:hAnsi="Arial" w:cs="Arial"/>
+        </w:rPr>
+      </w:pPr>
+      <w:r>
+        <w:rPr>
+          <w:rFonts w:ascii="Arial" w:hAnsi="Arial" w:cs="Arial"/>
           <w:noProof/>
         </w:rPr>
         <w:drawing>
@@ -2615,7 +4036,7 @@
                     <pic:cNvPicPr/>
                   </pic:nvPicPr>
                   <pic:blipFill>
-                    <a:blip r:embed="rId10"/>
+                    <a:blip r:embed="rId9"/>
                     <a:stretch>
                       <a:fillRect/>
                     </a:stretch>
@@ -2643,45 +4064,61 @@
           <w:rFonts w:eastAsia="Museo Sans 300" w:cs="Arial"/>
         </w:rPr>
       </w:pPr>
-      <w:bookmarkStart w:id="7" w:name="_Toc232366459"/>
+      <w:bookmarkStart w:id="10" w:name="_Toc232368332"/>
       <w:r>
         <w:rPr>
           <w:rFonts w:eastAsia="Museo Sans 300" w:cs="Arial"/>
         </w:rPr>
         <w:t>Capturas de canales de comunicación</w:t>
       </w:r>
-      <w:bookmarkEnd w:id="7"/>
-    </w:p>
-    <w:p>
-      <w:r>
-        <w:rPr>
+      <w:bookmarkEnd w:id="10"/>
+    </w:p>
+    <w:p>
+      <w:pPr>
+        <w:rPr>
+          <w:rFonts w:ascii="Arial" w:hAnsi="Arial" w:cs="Arial"/>
+        </w:rPr>
+      </w:pPr>
+      <w:r>
+        <w:rPr>
+          <w:rFonts w:ascii="Arial" w:hAnsi="Arial" w:cs="Arial"/>
           <w:b/>
           <w:bCs/>
         </w:rPr>
         <w:t>Telegram:</w:t>
       </w:r>
       <w:r>
+        <w:rPr>
+          <w:rFonts w:ascii="Arial" w:hAnsi="Arial" w:cs="Arial"/>
+        </w:rPr>
         <w:t xml:space="preserve"> </w:t>
       </w:r>
-      <w:hyperlink r:id="rId11" w:history="1">
+      <w:hyperlink r:id="rId10" w:history="1">
         <w:r>
           <w:rPr>
             <w:rStyle w:val="Hipervnculo"/>
+            <w:rFonts w:ascii="Arial" w:hAnsi="Arial" w:cs="Arial"/>
           </w:rPr>
           <w:t>https://t.me/+uvfqGsbAbhwwNzA5</w:t>
         </w:r>
       </w:hyperlink>
       <w:r>
+        <w:rPr>
+          <w:rFonts w:ascii="Arial" w:hAnsi="Arial" w:cs="Arial"/>
+        </w:rPr>
         <w:t xml:space="preserve"> </w:t>
       </w:r>
     </w:p>
-    <w:p/>
     <w:p>
       <w:pPr>
         <w:jc w:val="center"/>
-      </w:pPr>
-      <w:r>
-        <w:rPr>
+        <w:rPr>
+          <w:rFonts w:ascii="Arial" w:hAnsi="Arial" w:cs="Arial"/>
+        </w:rPr>
+      </w:pPr>
+      <w:r>
+        <w:rPr>
+          <w:rFonts w:ascii="Arial" w:hAnsi="Arial" w:cs="Arial"/>
           <w:noProof/>
           <w:lang w:val="es-419"/>
         </w:rPr>
@@ -2703,7 +4140,7 @@
                     </pic:cNvPicPr>
                   </pic:nvPicPr>
                   <pic:blipFill>
-                    <a:blip r:embed="rId12" cstate="print">
+                    <a:blip r:embed="rId11" cstate="print">
                       <a:extLst>
                         <a:ext uri="{28A0092B-C50C-407E-A947-70E740481C1C}">
                           <a14:useLocalDpi xmlns:a14="http://schemas.microsoft.com/office/drawing/2010/main" val="0"/>
@@ -2735,32 +4172,41 @@
         </w:drawing>
       </w:r>
     </w:p>
-    <w:p/>
-    <w:p>
-      <w:pPr>
-        <w:rPr>
+    <w:p>
+      <w:pPr>
+        <w:rPr>
+          <w:rFonts w:ascii="Arial" w:hAnsi="Arial" w:cs="Arial"/>
+        </w:rPr>
+      </w:pPr>
+    </w:p>
+    <w:p>
+      <w:pPr>
+        <w:rPr>
+          <w:rFonts w:ascii="Arial" w:hAnsi="Arial" w:cs="Arial"/>
           <w:lang w:val="en-US"/>
         </w:rPr>
       </w:pPr>
       <w:r>
         <w:rPr>
+          <w:rFonts w:ascii="Arial" w:hAnsi="Arial" w:cs="Arial"/>
           <w:b/>
           <w:bCs/>
           <w:lang w:val="en-US"/>
         </w:rPr>
-        <w:lastRenderedPageBreak/>
         <w:t>WhatsApp:</w:t>
       </w:r>
       <w:r>
         <w:rPr>
+          <w:rFonts w:ascii="Arial" w:hAnsi="Arial" w:cs="Arial"/>
           <w:lang w:val="en-US"/>
         </w:rPr>
         <w:t xml:space="preserve"> </w:t>
       </w:r>
-      <w:hyperlink r:id="rId13" w:history="1">
+      <w:hyperlink r:id="rId12" w:history="1">
         <w:r>
           <w:rPr>
             <w:rStyle w:val="Hipervnculo"/>
+            <w:rFonts w:ascii="Arial" w:hAnsi="Arial" w:cs="Arial"/>
             <w:lang w:val="en-US"/>
           </w:rPr>
           <w:t>https://chat.whatsapp.com/D9sAe2JKJ0x21CQ3eojFtI</w:t>
@@ -2768,6 +4214,7 @@
       </w:hyperlink>
       <w:r>
         <w:rPr>
+          <w:rFonts w:ascii="Arial" w:hAnsi="Arial" w:cs="Arial"/>
           <w:lang w:val="en-US"/>
         </w:rPr>
         <w:t xml:space="preserve"> </w:t>
@@ -2776,6 +4223,7 @@
     <w:p>
       <w:pPr>
         <w:rPr>
+          <w:rFonts w:ascii="Arial" w:hAnsi="Arial" w:cs="Arial"/>
           <w:lang w:val="en-US"/>
         </w:rPr>
       </w:pPr>
@@ -2783,9 +4231,13 @@
     <w:p>
       <w:pPr>
         <w:jc w:val="center"/>
-      </w:pPr>
-      <w:r>
-        <w:rPr>
+        <w:rPr>
+          <w:rFonts w:ascii="Arial" w:hAnsi="Arial" w:cs="Arial"/>
+        </w:rPr>
+      </w:pPr>
+      <w:r>
+        <w:rPr>
+          <w:rFonts w:ascii="Arial" w:hAnsi="Arial" w:cs="Arial"/>
           <w:noProof/>
         </w:rPr>
         <w:drawing>
@@ -2804,7 +4256,7 @@
                     <pic:cNvPicPr/>
                   </pic:nvPicPr>
                   <pic:blipFill>
-                    <a:blip r:embed="rId14"/>
+                    <a:blip r:embed="rId13"/>
                     <a:stretch>
                       <a:fillRect/>
                     </a:stretch>
@@ -2825,7 +4277,13 @@
         </w:drawing>
       </w:r>
     </w:p>
-    <w:p/>
+    <w:p>
+      <w:pPr>
+        <w:rPr>
+          <w:rFonts w:ascii="Arial" w:hAnsi="Arial" w:cs="Arial"/>
+        </w:rPr>
+      </w:pPr>
+    </w:p>
     <w:p>
       <w:pPr>
         <w:jc w:val="both"/>
@@ -2836,12 +4294,16 @@
       </w:pPr>
       <w:r>
         <w:rPr>
+          <w:rFonts w:ascii="Arial" w:hAnsi="Arial" w:cs="Arial"/>
           <w:b/>
           <w:bCs/>
         </w:rPr>
         <w:t>GoogleMeet:</w:t>
       </w:r>
       <w:r>
+        <w:rPr>
+          <w:rFonts w:ascii="Arial" w:hAnsi="Arial" w:cs="Arial"/>
+        </w:rPr>
         <w:t xml:space="preserve"> </w:t>
       </w:r>
       <w:r>
@@ -2855,6 +4317,7 @@
     <w:p>
       <w:pPr>
         <w:rPr>
+          <w:rFonts w:ascii="Arial" w:hAnsi="Arial" w:cs="Arial"/>
           <w:lang w:val="es-419"/>
         </w:rPr>
       </w:pPr>
@@ -2863,11 +4326,13 @@
       <w:pPr>
         <w:jc w:val="center"/>
         <w:rPr>
+          <w:rFonts w:ascii="Arial" w:hAnsi="Arial" w:cs="Arial"/>
           <w:lang w:val="es-419"/>
         </w:rPr>
       </w:pPr>
       <w:r>
         <w:rPr>
+          <w:rFonts w:ascii="Arial" w:hAnsi="Arial" w:cs="Arial"/>
           <w:noProof/>
         </w:rPr>
         <w:drawing>
@@ -2888,7 +4353,7 @@
                     </pic:cNvPicPr>
                   </pic:nvPicPr>
                   <pic:blipFill>
-                    <a:blip r:embed="rId15" cstate="print">
+                    <a:blip r:embed="rId14" cstate="print">
                       <a:extLst>
                         <a:ext uri="{28A0092B-C50C-407E-A947-70E740481C1C}">
                           <a14:useLocalDpi xmlns:a14="http://schemas.microsoft.com/office/drawing/2010/main" val="0"/>
@@ -2920,7 +4385,13 @@
         </w:drawing>
       </w:r>
     </w:p>
-    <w:p/>
+    <w:p>
+      <w:pPr>
+        <w:rPr>
+          <w:rFonts w:ascii="Arial" w:hAnsi="Arial" w:cs="Arial"/>
+        </w:rPr>
+      </w:pPr>
+    </w:p>
     <w:p>
       <w:pPr>
         <w:pStyle w:val="Ttulo2"/>
@@ -2928,7 +4399,7 @@
           <w:rFonts w:eastAsia="Museo Sans 300" w:cs="Arial"/>
         </w:rPr>
       </w:pPr>
-      <w:bookmarkStart w:id="8" w:name="_Toc232366460"/>
+      <w:bookmarkStart w:id="11" w:name="_Toc232368333"/>
       <w:r>
         <w:rPr>
           <w:rFonts w:eastAsia="Museo Sans 300" w:cs="Arial"/>
@@ -2936,7 +4407,7 @@
         <w:lastRenderedPageBreak/>
         <w:t>Captura del repositorio</w:t>
       </w:r>
-      <w:bookmarkEnd w:id="8"/>
+      <w:bookmarkEnd w:id="11"/>
       <w:r>
         <w:rPr>
           <w:rFonts w:eastAsia="Museo Sans 300" w:cs="Arial"/>
@@ -2944,7 +4415,13 @@
         <w:t xml:space="preserve"> </w:t>
       </w:r>
     </w:p>
-    <w:p/>
+    <w:p>
+      <w:pPr>
+        <w:rPr>
+          <w:rFonts w:ascii="Arial" w:hAnsi="Arial" w:cs="Arial"/>
+        </w:rPr>
+      </w:pPr>
+    </w:p>
     <w:p>
       <w:pPr>
         <w:jc w:val="both"/>
@@ -2954,6 +4431,9 @@
         </w:rPr>
       </w:pPr>
       <w:r>
+        <w:rPr>
+          <w:rFonts w:ascii="Arial" w:hAnsi="Arial" w:cs="Arial"/>
+        </w:rPr>
         <w:t xml:space="preserve">GitHub: </w:t>
       </w:r>
       <w:r>
@@ -2967,6 +4447,7 @@
     <w:p>
       <w:pPr>
         <w:rPr>
+          <w:rFonts w:ascii="Arial" w:hAnsi="Arial" w:cs="Arial"/>
           <w:lang w:val="es-419"/>
         </w:rPr>
       </w:pPr>
@@ -2975,11 +4456,13 @@
       <w:pPr>
         <w:jc w:val="center"/>
         <w:rPr>
+          <w:rFonts w:ascii="Arial" w:hAnsi="Arial" w:cs="Arial"/>
           <w:lang w:val="es-419"/>
         </w:rPr>
       </w:pPr>
       <w:r>
         <w:rPr>
+          <w:rFonts w:ascii="Arial" w:hAnsi="Arial" w:cs="Arial"/>
           <w:noProof/>
           <w:lang w:val="es-419"/>
         </w:rPr>
@@ -2999,7 +4482,7 @@
                     <pic:cNvPicPr/>
                   </pic:nvPicPr>
                   <pic:blipFill>
-                    <a:blip r:embed="rId16"/>
+                    <a:blip r:embed="rId15"/>
                     <a:stretch>
                       <a:fillRect/>
                     </a:stretch>
@@ -3023,87 +4506,106 @@
     <w:p>
       <w:pPr>
         <w:rPr>
+          <w:rFonts w:ascii="Arial" w:hAnsi="Arial" w:cs="Arial"/>
           <w:lang w:val="es-419"/>
         </w:rPr>
       </w:pPr>
     </w:p>
     <w:p>
       <w:pPr>
+        <w:jc w:val="both"/>
+        <w:rPr>
+          <w:rFonts w:ascii="Arial" w:eastAsia="Museo Sans 300" w:hAnsi="Arial" w:cs="Arial"/>
+        </w:rPr>
+      </w:pPr>
+    </w:p>
+    <w:p>
+      <w:pPr>
         <w:pStyle w:val="Ttulo1"/>
         <w:rPr>
           <w:rFonts w:eastAsia="Museo Sans 300" w:cs="Arial"/>
         </w:rPr>
       </w:pPr>
-      <w:bookmarkStart w:id="9" w:name="_Toc232366461"/>
+      <w:bookmarkStart w:id="12" w:name="_Toc232368336"/>
       <w:r>
         <w:rPr>
           <w:rFonts w:eastAsia="Museo Sans 300" w:cs="Arial"/>
         </w:rPr>
         <w:t>Conclusión</w:t>
       </w:r>
-      <w:bookmarkEnd w:id="9"/>
+      <w:bookmarkEnd w:id="12"/>
+    </w:p>
+    <w:p>
+      <w:pPr>
+        <w:rPr>
+          <w:rFonts w:ascii="Arial" w:hAnsi="Arial" w:cs="Arial"/>
+        </w:rPr>
+      </w:pPr>
+    </w:p>
+    <w:p>
+      <w:pPr>
+        <w:jc w:val="both"/>
+        <w:rPr>
+          <w:rFonts w:ascii="Arial" w:hAnsi="Arial" w:cs="Arial"/>
+        </w:rPr>
+      </w:pPr>
+      <w:r>
+        <w:rPr>
+          <w:rFonts w:ascii="Arial" w:hAnsi="Arial" w:cs="Arial"/>
+        </w:rPr>
+        <w:t xml:space="preserve">Durante la Fase 0 se establecieron las bases organizativas y técnicas necesarias para el desarrollo del proyecto. Se definieron roles y responsabilidades, se habilitaron los canales de comunicación, se creó la estructura documental y se realizaron investigaciones preliminares en las áreas de IAM, </w:t>
+      </w:r>
+      <w:proofErr w:type="spellStart"/>
+      <w:r>
+        <w:rPr>
+          <w:rFonts w:ascii="Arial" w:hAnsi="Arial" w:cs="Arial"/>
+        </w:rPr>
+        <w:t>Backend</w:t>
+      </w:r>
+      <w:proofErr w:type="spellEnd"/>
+      <w:r>
+        <w:rPr>
+          <w:rFonts w:ascii="Arial" w:hAnsi="Arial" w:cs="Arial"/>
+        </w:rPr>
+        <w:t xml:space="preserve">, </w:t>
+      </w:r>
+      <w:proofErr w:type="spellStart"/>
+      <w:r>
+        <w:rPr>
+          <w:rFonts w:ascii="Arial" w:hAnsi="Arial" w:cs="Arial"/>
+        </w:rPr>
+        <w:t>Frontend</w:t>
+      </w:r>
+      <w:proofErr w:type="spellEnd"/>
+      <w:r>
+        <w:rPr>
+          <w:rFonts w:ascii="Arial" w:hAnsi="Arial" w:cs="Arial"/>
+        </w:rPr>
+        <w:t xml:space="preserve"> y QA. Los resultados obtenidos permitirán iniciar la Fase 1 con una visión clara de las alternativas tecnológicas disponibles y los mecanismos de control necesarios para el proyecto.</w:t>
+      </w:r>
+    </w:p>
+    <w:p>
+      <w:pPr>
+        <w:rPr>
+          <w:rFonts w:ascii="Arial" w:hAnsi="Arial" w:cs="Arial"/>
+        </w:rPr>
+      </w:pPr>
     </w:p>
     <w:p>
       <w:pPr>
         <w:pStyle w:val="Ttulo2"/>
         <w:rPr>
-          <w:rFonts w:cs="Arial"/>
-        </w:rPr>
-      </w:pPr>
-      <w:bookmarkStart w:id="10" w:name="_Toc232366462"/>
-      <w:r>
-        <w:rPr>
-          <w:rFonts w:cs="Arial"/>
-        </w:rPr>
-        <w:t>Resultados de la fase</w:t>
-      </w:r>
-      <w:bookmarkEnd w:id="10"/>
-    </w:p>
-    <w:p>
-      <w:pPr>
-        <w:rPr>
-          <w:rFonts w:ascii="Arial" w:hAnsi="Arial" w:cs="Arial"/>
-        </w:rPr>
-      </w:pPr>
-    </w:p>
-    <w:p>
-      <w:pPr>
-        <w:jc w:val="both"/>
-        <w:rPr>
-          <w:rFonts w:ascii="Arial" w:eastAsia="Museo Sans 300" w:hAnsi="Arial" w:cs="Arial"/>
-        </w:rPr>
-      </w:pPr>
-      <w:r>
-        <w:rPr>
-          <w:rFonts w:ascii="Arial" w:eastAsia="Museo Sans 300" w:hAnsi="Arial" w:cs="Arial"/>
-        </w:rPr>
-        <w:t>La Fase 0 permitió establecer la organización inicial del equipo y preparar las actividades necesarias para iniciar la Fase 1 del proyecto.</w:t>
-      </w:r>
-    </w:p>
-    <w:p>
-      <w:pPr>
-        <w:rPr>
-          <w:rFonts w:ascii="Arial" w:eastAsia="Museo Sans 300" w:hAnsi="Arial" w:cs="Arial"/>
-          <w:sz w:val="28"/>
-          <w:szCs w:val="28"/>
-        </w:rPr>
-      </w:pPr>
-    </w:p>
-    <w:p>
-      <w:pPr>
-        <w:pStyle w:val="Ttulo2"/>
-        <w:rPr>
           <w:rFonts w:eastAsia="Museo Sans 300" w:cs="Arial"/>
         </w:rPr>
       </w:pPr>
-      <w:bookmarkStart w:id="11" w:name="_Toc232366463"/>
+      <w:bookmarkStart w:id="13" w:name="_Toc232368337"/>
       <w:r>
         <w:rPr>
           <w:rFonts w:eastAsia="Museo Sans 300" w:cs="Arial"/>
         </w:rPr>
         <w:t>Tareas Pendientes para la Siguiente Fase</w:t>
       </w:r>
-      <w:bookmarkEnd w:id="11"/>
+      <w:bookmarkEnd w:id="13"/>
     </w:p>
     <w:p>
       <w:pPr>
@@ -3132,7 +4634,7 @@
         <w:rPr>
           <w:rFonts w:ascii="Arial" w:eastAsia="Museo Sans 300" w:hAnsi="Arial" w:cs="Arial"/>
         </w:rPr>
-        <w:t>Identificar usuarios</w:t>
+        <w:t>Identificar usuarios y perfiles del sistema.</w:t>
       </w:r>
     </w:p>
     <w:p>
@@ -3218,12 +4720,12 @@
       </w:pPr>
     </w:p>
     <w:sectPr>
-      <w:headerReference w:type="even" r:id="rId17"/>
-      <w:headerReference w:type="default" r:id="rId18"/>
-      <w:footerReference w:type="even" r:id="rId19"/>
-      <w:footerReference w:type="default" r:id="rId20"/>
-      <w:headerReference w:type="first" r:id="rId21"/>
-      <w:footerReference w:type="first" r:id="rId22"/>
+      <w:headerReference w:type="even" r:id="rId16"/>
+      <w:headerReference w:type="default" r:id="rId17"/>
+      <w:footerReference w:type="even" r:id="rId18"/>
+      <w:footerReference w:type="default" r:id="rId19"/>
+      <w:headerReference w:type="first" r:id="rId20"/>
+      <w:footerReference w:type="first" r:id="rId21"/>
       <w:pgSz w:w="12240" w:h="15840"/>
       <w:pgMar w:top="1417" w:right="1701" w:bottom="1417" w:left="1701" w:header="708" w:footer="708" w:gutter="0"/>
       <w:cols w:space="708"/>
@@ -3551,6 +5053,119 @@
     </w:lvl>
   </w:abstractNum>
   <w:abstractNum w:abstractNumId="1" w15:restartNumberingAfterBreak="0">
+    <w:nsid w:val="16E04059"/>
+    <w:multiLevelType w:val="hybridMultilevel"/>
+    <w:tmpl w:val="D4C2B70A"/>
+    <w:lvl w:ilvl="0" w:tplc="580A0001">
+      <w:start w:val="1"/>
+      <w:numFmt w:val="bullet"/>
+      <w:lvlText w:val=""/>
+      <w:lvlJc w:val="left"/>
+      <w:pPr>
+        <w:ind w:left="720" w:hanging="360"/>
+      </w:pPr>
+      <w:rPr>
+        <w:rFonts w:ascii="Symbol" w:hAnsi="Symbol" w:hint="default"/>
+      </w:rPr>
+    </w:lvl>
+    <w:lvl w:ilvl="1" w:tplc="580A0003" w:tentative="1">
+      <w:start w:val="1"/>
+      <w:numFmt w:val="bullet"/>
+      <w:lvlText w:val="o"/>
+      <w:lvlJc w:val="left"/>
+      <w:pPr>
+        <w:ind w:left="1440" w:hanging="360"/>
+      </w:pPr>
+      <w:rPr>
+        <w:rFonts w:ascii="Courier New" w:hAnsi="Courier New" w:cs="Courier New" w:hint="default"/>
+      </w:rPr>
+    </w:lvl>
+    <w:lvl w:ilvl="2" w:tplc="580A0005" w:tentative="1">
+      <w:start w:val="1"/>
+      <w:numFmt w:val="bullet"/>
+      <w:lvlText w:val=""/>
+      <w:lvlJc w:val="left"/>
+      <w:pPr>
+        <w:ind w:left="2160" w:hanging="360"/>
+      </w:pPr>
+      <w:rPr>
+        <w:rFonts w:ascii="Wingdings" w:hAnsi="Wingdings" w:hint="default"/>
+      </w:rPr>
+    </w:lvl>
+    <w:lvl w:ilvl="3" w:tplc="580A0001" w:tentative="1">
+      <w:start w:val="1"/>
+      <w:numFmt w:val="bullet"/>
+      <w:lvlText w:val=""/>
+      <w:lvlJc w:val="left"/>
+      <w:pPr>
+        <w:ind w:left="2880" w:hanging="360"/>
+      </w:pPr>
+      <w:rPr>
+        <w:rFonts w:ascii="Symbol" w:hAnsi="Symbol" w:hint="default"/>
+      </w:rPr>
+    </w:lvl>
+    <w:lvl w:ilvl="4" w:tplc="580A0003" w:tentative="1">
+      <w:start w:val="1"/>
+      <w:numFmt w:val="bullet"/>
+      <w:lvlText w:val="o"/>
+      <w:lvlJc w:val="left"/>
+      <w:pPr>
+        <w:ind w:left="3600" w:hanging="360"/>
+      </w:pPr>
+      <w:rPr>
+        <w:rFonts w:ascii="Courier New" w:hAnsi="Courier New" w:cs="Courier New" w:hint="default"/>
+      </w:rPr>
+    </w:lvl>
+    <w:lvl w:ilvl="5" w:tplc="580A0005" w:tentative="1">
+      <w:start w:val="1"/>
+      <w:numFmt w:val="bullet"/>
+      <w:lvlText w:val=""/>
+      <w:lvlJc w:val="left"/>
+      <w:pPr>
+        <w:ind w:left="4320" w:hanging="360"/>
+      </w:pPr>
+      <w:rPr>
+        <w:rFonts w:ascii="Wingdings" w:hAnsi="Wingdings" w:hint="default"/>
+      </w:rPr>
+    </w:lvl>
+    <w:lvl w:ilvl="6" w:tplc="580A0001" w:tentative="1">
+      <w:start w:val="1"/>
+      <w:numFmt w:val="bullet"/>
+      <w:lvlText w:val=""/>
+      <w:lvlJc w:val="left"/>
+      <w:pPr>
+        <w:ind w:left="5040" w:hanging="360"/>
+      </w:pPr>
+      <w:rPr>
+        <w:rFonts w:ascii="Symbol" w:hAnsi="Symbol" w:hint="default"/>
+      </w:rPr>
+    </w:lvl>
+    <w:lvl w:ilvl="7" w:tplc="580A0003" w:tentative="1">
+      <w:start w:val="1"/>
+      <w:numFmt w:val="bullet"/>
+      <w:lvlText w:val="o"/>
+      <w:lvlJc w:val="left"/>
+      <w:pPr>
+        <w:ind w:left="5760" w:hanging="360"/>
+      </w:pPr>
+      <w:rPr>
+        <w:rFonts w:ascii="Courier New" w:hAnsi="Courier New" w:cs="Courier New" w:hint="default"/>
+      </w:rPr>
+    </w:lvl>
+    <w:lvl w:ilvl="8" w:tplc="580A0005" w:tentative="1">
+      <w:start w:val="1"/>
+      <w:numFmt w:val="bullet"/>
+      <w:lvlText w:val=""/>
+      <w:lvlJc w:val="left"/>
+      <w:pPr>
+        <w:ind w:left="6480" w:hanging="360"/>
+      </w:pPr>
+      <w:rPr>
+        <w:rFonts w:ascii="Wingdings" w:hAnsi="Wingdings" w:hint="default"/>
+      </w:rPr>
+    </w:lvl>
+  </w:abstractNum>
+  <w:abstractNum w:abstractNumId="2" w15:restartNumberingAfterBreak="0">
     <w:nsid w:val="18A52F05"/>
     <w:multiLevelType w:val="hybridMultilevel"/>
     <w:tmpl w:val="2730B0DC"/>
@@ -3662,7 +5277,119 @@
       </w:rPr>
     </w:lvl>
   </w:abstractNum>
-  <w:abstractNum w:abstractNumId="2" w15:restartNumberingAfterBreak="0">
+  <w:abstractNum w:abstractNumId="3" w15:restartNumberingAfterBreak="0">
+    <w:nsid w:val="25BF3E64"/>
+    <w:multiLevelType w:val="hybridMultilevel"/>
+    <w:tmpl w:val="92507D4C"/>
+    <w:lvl w:ilvl="0" w:tplc="894CA190">
+      <w:numFmt w:val="bullet"/>
+      <w:lvlText w:val=""/>
+      <w:lvlJc w:val="left"/>
+      <w:pPr>
+        <w:ind w:left="720" w:hanging="360"/>
+      </w:pPr>
+      <w:rPr>
+        <w:rFonts w:ascii="Arial" w:eastAsiaTheme="minorHAnsi" w:hAnsi="Arial" w:cs="Arial" w:hint="default"/>
+      </w:rPr>
+    </w:lvl>
+    <w:lvl w:ilvl="1" w:tplc="580A0003" w:tentative="1">
+      <w:start w:val="1"/>
+      <w:numFmt w:val="bullet"/>
+      <w:lvlText w:val="o"/>
+      <w:lvlJc w:val="left"/>
+      <w:pPr>
+        <w:ind w:left="1440" w:hanging="360"/>
+      </w:pPr>
+      <w:rPr>
+        <w:rFonts w:ascii="Courier New" w:hAnsi="Courier New" w:cs="Courier New" w:hint="default"/>
+      </w:rPr>
+    </w:lvl>
+    <w:lvl w:ilvl="2" w:tplc="580A0005" w:tentative="1">
+      <w:start w:val="1"/>
+      <w:numFmt w:val="bullet"/>
+      <w:lvlText w:val=""/>
+      <w:lvlJc w:val="left"/>
+      <w:pPr>
+        <w:ind w:left="2160" w:hanging="360"/>
+      </w:pPr>
+      <w:rPr>
+        <w:rFonts w:ascii="Wingdings" w:hAnsi="Wingdings" w:hint="default"/>
+      </w:rPr>
+    </w:lvl>
+    <w:lvl w:ilvl="3" w:tplc="580A0001" w:tentative="1">
+      <w:start w:val="1"/>
+      <w:numFmt w:val="bullet"/>
+      <w:lvlText w:val=""/>
+      <w:lvlJc w:val="left"/>
+      <w:pPr>
+        <w:ind w:left="2880" w:hanging="360"/>
+      </w:pPr>
+      <w:rPr>
+        <w:rFonts w:ascii="Symbol" w:hAnsi="Symbol" w:hint="default"/>
+      </w:rPr>
+    </w:lvl>
+    <w:lvl w:ilvl="4" w:tplc="580A0003" w:tentative="1">
+      <w:start w:val="1"/>
+      <w:numFmt w:val="bullet"/>
+      <w:lvlText w:val="o"/>
+      <w:lvlJc w:val="left"/>
+      <w:pPr>
+        <w:ind w:left="3600" w:hanging="360"/>
+      </w:pPr>
+      <w:rPr>
+        <w:rFonts w:ascii="Courier New" w:hAnsi="Courier New" w:cs="Courier New" w:hint="default"/>
+      </w:rPr>
+    </w:lvl>
+    <w:lvl w:ilvl="5" w:tplc="580A0005" w:tentative="1">
+      <w:start w:val="1"/>
+      <w:numFmt w:val="bullet"/>
+      <w:lvlText w:val=""/>
+      <w:lvlJc w:val="left"/>
+      <w:pPr>
+        <w:ind w:left="4320" w:hanging="360"/>
+      </w:pPr>
+      <w:rPr>
+        <w:rFonts w:ascii="Wingdings" w:hAnsi="Wingdings" w:hint="default"/>
+      </w:rPr>
+    </w:lvl>
+    <w:lvl w:ilvl="6" w:tplc="580A0001" w:tentative="1">
+      <w:start w:val="1"/>
+      <w:numFmt w:val="bullet"/>
+      <w:lvlText w:val=""/>
+      <w:lvlJc w:val="left"/>
+      <w:pPr>
+        <w:ind w:left="5040" w:hanging="360"/>
+      </w:pPr>
+      <w:rPr>
+        <w:rFonts w:ascii="Symbol" w:hAnsi="Symbol" w:hint="default"/>
+      </w:rPr>
+    </w:lvl>
+    <w:lvl w:ilvl="7" w:tplc="580A0003" w:tentative="1">
+      <w:start w:val="1"/>
+      <w:numFmt w:val="bullet"/>
+      <w:lvlText w:val="o"/>
+      <w:lvlJc w:val="left"/>
+      <w:pPr>
+        <w:ind w:left="5760" w:hanging="360"/>
+      </w:pPr>
+      <w:rPr>
+        <w:rFonts w:ascii="Courier New" w:hAnsi="Courier New" w:cs="Courier New" w:hint="default"/>
+      </w:rPr>
+    </w:lvl>
+    <w:lvl w:ilvl="8" w:tplc="580A0005" w:tentative="1">
+      <w:start w:val="1"/>
+      <w:numFmt w:val="bullet"/>
+      <w:lvlText w:val=""/>
+      <w:lvlJc w:val="left"/>
+      <w:pPr>
+        <w:ind w:left="6480" w:hanging="360"/>
+      </w:pPr>
+      <w:rPr>
+        <w:rFonts w:ascii="Wingdings" w:hAnsi="Wingdings" w:hint="default"/>
+      </w:rPr>
+    </w:lvl>
+  </w:abstractNum>
+  <w:abstractNum w:abstractNumId="4" w15:restartNumberingAfterBreak="0">
     <w:nsid w:val="37446A1D"/>
     <w:multiLevelType w:val="multilevel"/>
     <w:tmpl w:val="6108C97A"/>
@@ -3779,7 +5506,7 @@
       </w:rPr>
     </w:lvl>
   </w:abstractNum>
-  <w:abstractNum w:abstractNumId="3" w15:restartNumberingAfterBreak="0">
+  <w:abstractNum w:abstractNumId="5" w15:restartNumberingAfterBreak="0">
     <w:nsid w:val="3F195D54"/>
     <w:multiLevelType w:val="hybridMultilevel"/>
     <w:tmpl w:val="44586AD0"/>
@@ -3892,7 +5619,7 @@
       </w:rPr>
     </w:lvl>
   </w:abstractNum>
-  <w:abstractNum w:abstractNumId="4" w15:restartNumberingAfterBreak="0">
+  <w:abstractNum w:abstractNumId="6" w15:restartNumberingAfterBreak="0">
     <w:nsid w:val="3F6E189E"/>
     <w:multiLevelType w:val="multilevel"/>
     <w:tmpl w:val="6108C97A"/>
@@ -4008,7 +5735,7 @@
       </w:rPr>
     </w:lvl>
   </w:abstractNum>
-  <w:abstractNum w:abstractNumId="5" w15:restartNumberingAfterBreak="0">
+  <w:abstractNum w:abstractNumId="7" w15:restartNumberingAfterBreak="0">
     <w:nsid w:val="401F2860"/>
     <w:multiLevelType w:val="hybridMultilevel"/>
     <w:tmpl w:val="5F8E343C"/>
@@ -4121,7 +5848,7 @@
       </w:rPr>
     </w:lvl>
   </w:abstractNum>
-  <w:abstractNum w:abstractNumId="6" w15:restartNumberingAfterBreak="0">
+  <w:abstractNum w:abstractNumId="8" w15:restartNumberingAfterBreak="0">
     <w:nsid w:val="4E5272EC"/>
     <w:multiLevelType w:val="hybridMultilevel"/>
     <w:tmpl w:val="539E50D2"/>
@@ -4233,7 +5960,7 @@
       </w:rPr>
     </w:lvl>
   </w:abstractNum>
-  <w:abstractNum w:abstractNumId="7" w15:restartNumberingAfterBreak="0">
+  <w:abstractNum w:abstractNumId="9" w15:restartNumberingAfterBreak="0">
     <w:nsid w:val="55030DA4"/>
     <w:multiLevelType w:val="hybridMultilevel"/>
     <w:tmpl w:val="623270D6"/>
@@ -4345,7 +6072,7 @@
       </w:rPr>
     </w:lvl>
   </w:abstractNum>
-  <w:abstractNum w:abstractNumId="8" w15:restartNumberingAfterBreak="0">
+  <w:abstractNum w:abstractNumId="10" w15:restartNumberingAfterBreak="0">
     <w:nsid w:val="5FF32681"/>
     <w:multiLevelType w:val="hybridMultilevel"/>
     <w:tmpl w:val="B2AE5832"/>
@@ -4458,7 +6185,120 @@
       </w:rPr>
     </w:lvl>
   </w:abstractNum>
-  <w:abstractNum w:abstractNumId="9" w15:restartNumberingAfterBreak="0">
+  <w:abstractNum w:abstractNumId="11" w15:restartNumberingAfterBreak="0">
+    <w:nsid w:val="615702A3"/>
+    <w:multiLevelType w:val="hybridMultilevel"/>
+    <w:tmpl w:val="B950EC42"/>
+    <w:lvl w:ilvl="0" w:tplc="580A0001">
+      <w:start w:val="1"/>
+      <w:numFmt w:val="bullet"/>
+      <w:lvlText w:val=""/>
+      <w:lvlJc w:val="left"/>
+      <w:pPr>
+        <w:ind w:left="720" w:hanging="360"/>
+      </w:pPr>
+      <w:rPr>
+        <w:rFonts w:ascii="Symbol" w:hAnsi="Symbol" w:hint="default"/>
+      </w:rPr>
+    </w:lvl>
+    <w:lvl w:ilvl="1" w:tplc="580A0003" w:tentative="1">
+      <w:start w:val="1"/>
+      <w:numFmt w:val="bullet"/>
+      <w:lvlText w:val="o"/>
+      <w:lvlJc w:val="left"/>
+      <w:pPr>
+        <w:ind w:left="1440" w:hanging="360"/>
+      </w:pPr>
+      <w:rPr>
+        <w:rFonts w:ascii="Courier New" w:hAnsi="Courier New" w:cs="Courier New" w:hint="default"/>
+      </w:rPr>
+    </w:lvl>
+    <w:lvl w:ilvl="2" w:tplc="580A0005" w:tentative="1">
+      <w:start w:val="1"/>
+      <w:numFmt w:val="bullet"/>
+      <w:lvlText w:val=""/>
+      <w:lvlJc w:val="left"/>
+      <w:pPr>
+        <w:ind w:left="2160" w:hanging="360"/>
+      </w:pPr>
+      <w:rPr>
+        <w:rFonts w:ascii="Wingdings" w:hAnsi="Wingdings" w:hint="default"/>
+      </w:rPr>
+    </w:lvl>
+    <w:lvl w:ilvl="3" w:tplc="580A0001" w:tentative="1">
+      <w:start w:val="1"/>
+      <w:numFmt w:val="bullet"/>
+      <w:lvlText w:val=""/>
+      <w:lvlJc w:val="left"/>
+      <w:pPr>
+        <w:ind w:left="2880" w:hanging="360"/>
+      </w:pPr>
+      <w:rPr>
+        <w:rFonts w:ascii="Symbol" w:hAnsi="Symbol" w:hint="default"/>
+      </w:rPr>
+    </w:lvl>
+    <w:lvl w:ilvl="4" w:tplc="580A0003" w:tentative="1">
+      <w:start w:val="1"/>
+      <w:numFmt w:val="bullet"/>
+      <w:lvlText w:val="o"/>
+      <w:lvlJc w:val="left"/>
+      <w:pPr>
+        <w:ind w:left="3600" w:hanging="360"/>
+      </w:pPr>
+      <w:rPr>
+        <w:rFonts w:ascii="Courier New" w:hAnsi="Courier New" w:cs="Courier New" w:hint="default"/>
+      </w:rPr>
+    </w:lvl>
+    <w:lvl w:ilvl="5" w:tplc="580A0005" w:tentative="1">
+      <w:start w:val="1"/>
+      <w:numFmt w:val="bullet"/>
+      <w:lvlText w:val=""/>
+      <w:lvlJc w:val="left"/>
+      <w:pPr>
+        <w:ind w:left="4320" w:hanging="360"/>
+      </w:pPr>
+      <w:rPr>
+        <w:rFonts w:ascii="Wingdings" w:hAnsi="Wingdings" w:hint="default"/>
+      </w:rPr>
+    </w:lvl>
+    <w:lvl w:ilvl="6" w:tplc="580A0001" w:tentative="1">
+      <w:start w:val="1"/>
+      <w:numFmt w:val="bullet"/>
+      <w:lvlText w:val=""/>
+      <w:lvlJc w:val="left"/>
+      <w:pPr>
+        <w:ind w:left="5040" w:hanging="360"/>
+      </w:pPr>
+      <w:rPr>
+        <w:rFonts w:ascii="Symbol" w:hAnsi="Symbol" w:hint="default"/>
+      </w:rPr>
+    </w:lvl>
+    <w:lvl w:ilvl="7" w:tplc="580A0003" w:tentative="1">
+      <w:start w:val="1"/>
+      <w:numFmt w:val="bullet"/>
+      <w:lvlText w:val="o"/>
+      <w:lvlJc w:val="left"/>
+      <w:pPr>
+        <w:ind w:left="5760" w:hanging="360"/>
+      </w:pPr>
+      <w:rPr>
+        <w:rFonts w:ascii="Courier New" w:hAnsi="Courier New" w:cs="Courier New" w:hint="default"/>
+      </w:rPr>
+    </w:lvl>
+    <w:lvl w:ilvl="8" w:tplc="580A0005" w:tentative="1">
+      <w:start w:val="1"/>
+      <w:numFmt w:val="bullet"/>
+      <w:lvlText w:val=""/>
+      <w:lvlJc w:val="left"/>
+      <w:pPr>
+        <w:ind w:left="6480" w:hanging="360"/>
+      </w:pPr>
+      <w:rPr>
+        <w:rFonts w:ascii="Wingdings" w:hAnsi="Wingdings" w:hint="default"/>
+      </w:rPr>
+    </w:lvl>
+  </w:abstractNum>
+  <w:abstractNum w:abstractNumId="12" w15:restartNumberingAfterBreak="0">
     <w:nsid w:val="656D5A16"/>
     <w:multiLevelType w:val="multilevel"/>
     <w:tmpl w:val="ACB65248"/>
@@ -4607,7 +6447,120 @@
       </w:rPr>
     </w:lvl>
   </w:abstractNum>
-  <w:abstractNum w:abstractNumId="10" w15:restartNumberingAfterBreak="0">
+  <w:abstractNum w:abstractNumId="13" w15:restartNumberingAfterBreak="0">
+    <w:nsid w:val="6C554AEB"/>
+    <w:multiLevelType w:val="hybridMultilevel"/>
+    <w:tmpl w:val="CB52A384"/>
+    <w:lvl w:ilvl="0" w:tplc="580A0001">
+      <w:start w:val="1"/>
+      <w:numFmt w:val="bullet"/>
+      <w:lvlText w:val=""/>
+      <w:lvlJc w:val="left"/>
+      <w:pPr>
+        <w:ind w:left="720" w:hanging="360"/>
+      </w:pPr>
+      <w:rPr>
+        <w:rFonts w:ascii="Symbol" w:hAnsi="Symbol" w:hint="default"/>
+      </w:rPr>
+    </w:lvl>
+    <w:lvl w:ilvl="1" w:tplc="580A0003" w:tentative="1">
+      <w:start w:val="1"/>
+      <w:numFmt w:val="bullet"/>
+      <w:lvlText w:val="o"/>
+      <w:lvlJc w:val="left"/>
+      <w:pPr>
+        <w:ind w:left="1440" w:hanging="360"/>
+      </w:pPr>
+      <w:rPr>
+        <w:rFonts w:ascii="Courier New" w:hAnsi="Courier New" w:cs="Courier New" w:hint="default"/>
+      </w:rPr>
+    </w:lvl>
+    <w:lvl w:ilvl="2" w:tplc="580A0005" w:tentative="1">
+      <w:start w:val="1"/>
+      <w:numFmt w:val="bullet"/>
+      <w:lvlText w:val=""/>
+      <w:lvlJc w:val="left"/>
+      <w:pPr>
+        <w:ind w:left="2160" w:hanging="360"/>
+      </w:pPr>
+      <w:rPr>
+        <w:rFonts w:ascii="Wingdings" w:hAnsi="Wingdings" w:hint="default"/>
+      </w:rPr>
+    </w:lvl>
+    <w:lvl w:ilvl="3" w:tplc="580A0001" w:tentative="1">
+      <w:start w:val="1"/>
+      <w:numFmt w:val="bullet"/>
+      <w:lvlText w:val=""/>
+      <w:lvlJc w:val="left"/>
+      <w:pPr>
+        <w:ind w:left="2880" w:hanging="360"/>
+      </w:pPr>
+      <w:rPr>
+        <w:rFonts w:ascii="Symbol" w:hAnsi="Symbol" w:hint="default"/>
+      </w:rPr>
+    </w:lvl>
+    <w:lvl w:ilvl="4" w:tplc="580A0003" w:tentative="1">
+      <w:start w:val="1"/>
+      <w:numFmt w:val="bullet"/>
+      <w:lvlText w:val="o"/>
+      <w:lvlJc w:val="left"/>
+      <w:pPr>
+        <w:ind w:left="3600" w:hanging="360"/>
+      </w:pPr>
+      <w:rPr>
+        <w:rFonts w:ascii="Courier New" w:hAnsi="Courier New" w:cs="Courier New" w:hint="default"/>
+      </w:rPr>
+    </w:lvl>
+    <w:lvl w:ilvl="5" w:tplc="580A0005" w:tentative="1">
+      <w:start w:val="1"/>
+      <w:numFmt w:val="bullet"/>
+      <w:lvlText w:val=""/>
+      <w:lvlJc w:val="left"/>
+      <w:pPr>
+        <w:ind w:left="4320" w:hanging="360"/>
+      </w:pPr>
+      <w:rPr>
+        <w:rFonts w:ascii="Wingdings" w:hAnsi="Wingdings" w:hint="default"/>
+      </w:rPr>
+    </w:lvl>
+    <w:lvl w:ilvl="6" w:tplc="580A0001" w:tentative="1">
+      <w:start w:val="1"/>
+      <w:numFmt w:val="bullet"/>
+      <w:lvlText w:val=""/>
+      <w:lvlJc w:val="left"/>
+      <w:pPr>
+        <w:ind w:left="5040" w:hanging="360"/>
+      </w:pPr>
+      <w:rPr>
+        <w:rFonts w:ascii="Symbol" w:hAnsi="Symbol" w:hint="default"/>
+      </w:rPr>
+    </w:lvl>
+    <w:lvl w:ilvl="7" w:tplc="580A0003" w:tentative="1">
+      <w:start w:val="1"/>
+      <w:numFmt w:val="bullet"/>
+      <w:lvlText w:val="o"/>
+      <w:lvlJc w:val="left"/>
+      <w:pPr>
+        <w:ind w:left="5760" w:hanging="360"/>
+      </w:pPr>
+      <w:rPr>
+        <w:rFonts w:ascii="Courier New" w:hAnsi="Courier New" w:cs="Courier New" w:hint="default"/>
+      </w:rPr>
+    </w:lvl>
+    <w:lvl w:ilvl="8" w:tplc="580A0005" w:tentative="1">
+      <w:start w:val="1"/>
+      <w:numFmt w:val="bullet"/>
+      <w:lvlText w:val=""/>
+      <w:lvlJc w:val="left"/>
+      <w:pPr>
+        <w:ind w:left="6480" w:hanging="360"/>
+      </w:pPr>
+      <w:rPr>
+        <w:rFonts w:ascii="Wingdings" w:hAnsi="Wingdings" w:hint="default"/>
+      </w:rPr>
+    </w:lvl>
+  </w:abstractNum>
+  <w:abstractNum w:abstractNumId="14" w15:restartNumberingAfterBreak="0">
     <w:nsid w:val="6CC6373B"/>
     <w:multiLevelType w:val="multilevel"/>
     <w:tmpl w:val="1898F3B8"/>
@@ -4693,7 +6646,120 @@
       </w:pPr>
     </w:lvl>
   </w:abstractNum>
-  <w:abstractNum w:abstractNumId="11" w15:restartNumberingAfterBreak="0">
+  <w:abstractNum w:abstractNumId="15" w15:restartNumberingAfterBreak="0">
+    <w:nsid w:val="6E784077"/>
+    <w:multiLevelType w:val="hybridMultilevel"/>
+    <w:tmpl w:val="B9EC0FB4"/>
+    <w:lvl w:ilvl="0" w:tplc="580A0001">
+      <w:start w:val="1"/>
+      <w:numFmt w:val="bullet"/>
+      <w:lvlText w:val=""/>
+      <w:lvlJc w:val="left"/>
+      <w:pPr>
+        <w:ind w:left="720" w:hanging="360"/>
+      </w:pPr>
+      <w:rPr>
+        <w:rFonts w:ascii="Symbol" w:hAnsi="Symbol" w:hint="default"/>
+      </w:rPr>
+    </w:lvl>
+    <w:lvl w:ilvl="1" w:tplc="580A0003" w:tentative="1">
+      <w:start w:val="1"/>
+      <w:numFmt w:val="bullet"/>
+      <w:lvlText w:val="o"/>
+      <w:lvlJc w:val="left"/>
+      <w:pPr>
+        <w:ind w:left="1440" w:hanging="360"/>
+      </w:pPr>
+      <w:rPr>
+        <w:rFonts w:ascii="Courier New" w:hAnsi="Courier New" w:cs="Courier New" w:hint="default"/>
+      </w:rPr>
+    </w:lvl>
+    <w:lvl w:ilvl="2" w:tplc="580A0005" w:tentative="1">
+      <w:start w:val="1"/>
+      <w:numFmt w:val="bullet"/>
+      <w:lvlText w:val=""/>
+      <w:lvlJc w:val="left"/>
+      <w:pPr>
+        <w:ind w:left="2160" w:hanging="360"/>
+      </w:pPr>
+      <w:rPr>
+        <w:rFonts w:ascii="Wingdings" w:hAnsi="Wingdings" w:hint="default"/>
+      </w:rPr>
+    </w:lvl>
+    <w:lvl w:ilvl="3" w:tplc="580A0001" w:tentative="1">
+      <w:start w:val="1"/>
+      <w:numFmt w:val="bullet"/>
+      <w:lvlText w:val=""/>
+      <w:lvlJc w:val="left"/>
+      <w:pPr>
+        <w:ind w:left="2880" w:hanging="360"/>
+      </w:pPr>
+      <w:rPr>
+        <w:rFonts w:ascii="Symbol" w:hAnsi="Symbol" w:hint="default"/>
+      </w:rPr>
+    </w:lvl>
+    <w:lvl w:ilvl="4" w:tplc="580A0003" w:tentative="1">
+      <w:start w:val="1"/>
+      <w:numFmt w:val="bullet"/>
+      <w:lvlText w:val="o"/>
+      <w:lvlJc w:val="left"/>
+      <w:pPr>
+        <w:ind w:left="3600" w:hanging="360"/>
+      </w:pPr>
+      <w:rPr>
+        <w:rFonts w:ascii="Courier New" w:hAnsi="Courier New" w:cs="Courier New" w:hint="default"/>
+      </w:rPr>
+    </w:lvl>
+    <w:lvl w:ilvl="5" w:tplc="580A0005" w:tentative="1">
+      <w:start w:val="1"/>
+      <w:numFmt w:val="bullet"/>
+      <w:lvlText w:val=""/>
+      <w:lvlJc w:val="left"/>
+      <w:pPr>
+        <w:ind w:left="4320" w:hanging="360"/>
+      </w:pPr>
+      <w:rPr>
+        <w:rFonts w:ascii="Wingdings" w:hAnsi="Wingdings" w:hint="default"/>
+      </w:rPr>
+    </w:lvl>
+    <w:lvl w:ilvl="6" w:tplc="580A0001" w:tentative="1">
+      <w:start w:val="1"/>
+      <w:numFmt w:val="bullet"/>
+      <w:lvlText w:val=""/>
+      <w:lvlJc w:val="left"/>
+      <w:pPr>
+        <w:ind w:left="5040" w:hanging="360"/>
+      </w:pPr>
+      <w:rPr>
+        <w:rFonts w:ascii="Symbol" w:hAnsi="Symbol" w:hint="default"/>
+      </w:rPr>
+    </w:lvl>
+    <w:lvl w:ilvl="7" w:tplc="580A0003" w:tentative="1">
+      <w:start w:val="1"/>
+      <w:numFmt w:val="bullet"/>
+      <w:lvlText w:val="o"/>
+      <w:lvlJc w:val="left"/>
+      <w:pPr>
+        <w:ind w:left="5760" w:hanging="360"/>
+      </w:pPr>
+      <w:rPr>
+        <w:rFonts w:ascii="Courier New" w:hAnsi="Courier New" w:cs="Courier New" w:hint="default"/>
+      </w:rPr>
+    </w:lvl>
+    <w:lvl w:ilvl="8" w:tplc="580A0005" w:tentative="1">
+      <w:start w:val="1"/>
+      <w:numFmt w:val="bullet"/>
+      <w:lvlText w:val=""/>
+      <w:lvlJc w:val="left"/>
+      <w:pPr>
+        <w:ind w:left="6480" w:hanging="360"/>
+      </w:pPr>
+      <w:rPr>
+        <w:rFonts w:ascii="Wingdings" w:hAnsi="Wingdings" w:hint="default"/>
+      </w:rPr>
+    </w:lvl>
+  </w:abstractNum>
+  <w:abstractNum w:abstractNumId="16" w15:restartNumberingAfterBreak="0">
     <w:nsid w:val="723E0689"/>
     <w:multiLevelType w:val="hybridMultilevel"/>
     <w:tmpl w:val="CB6684B4"/>
@@ -4806,7 +6872,7 @@
       </w:rPr>
     </w:lvl>
   </w:abstractNum>
-  <w:abstractNum w:abstractNumId="12" w15:restartNumberingAfterBreak="0">
+  <w:abstractNum w:abstractNumId="17" w15:restartNumberingAfterBreak="0">
     <w:nsid w:val="751C0155"/>
     <w:multiLevelType w:val="hybridMultilevel"/>
     <w:tmpl w:val="48AECD1E"/>
@@ -4918,7 +6984,7 @@
       </w:rPr>
     </w:lvl>
   </w:abstractNum>
-  <w:abstractNum w:abstractNumId="13" w15:restartNumberingAfterBreak="0">
+  <w:abstractNum w:abstractNumId="18" w15:restartNumberingAfterBreak="0">
     <w:nsid w:val="7774775D"/>
     <w:multiLevelType w:val="multilevel"/>
     <w:tmpl w:val="0EBC971E"/>
@@ -5045,46 +7111,61 @@
     </w:lvl>
   </w:abstractNum>
   <w:num w:numId="1" w16cid:durableId="856506809">
+    <w:abstractNumId w:val="4"/>
+  </w:num>
+  <w:num w:numId="2" w16cid:durableId="1766345445">
+    <w:abstractNumId w:val="6"/>
+  </w:num>
+  <w:num w:numId="3" w16cid:durableId="1749617710">
+    <w:abstractNumId w:val="18"/>
+  </w:num>
+  <w:num w:numId="4" w16cid:durableId="2092579206">
+    <w:abstractNumId w:val="14"/>
+  </w:num>
+  <w:num w:numId="5" w16cid:durableId="1952199350">
+    <w:abstractNumId w:val="5"/>
+  </w:num>
+  <w:num w:numId="6" w16cid:durableId="796601937">
+    <w:abstractNumId w:val="17"/>
+  </w:num>
+  <w:num w:numId="7" w16cid:durableId="785077152">
+    <w:abstractNumId w:val="10"/>
+  </w:num>
+  <w:num w:numId="8" w16cid:durableId="286745973">
+    <w:abstractNumId w:val="8"/>
+  </w:num>
+  <w:num w:numId="9" w16cid:durableId="2123259710">
     <w:abstractNumId w:val="2"/>
   </w:num>
-  <w:num w:numId="2" w16cid:durableId="1766345445">
-    <w:abstractNumId w:val="4"/>
+  <w:num w:numId="10" w16cid:durableId="897865524">
+    <w:abstractNumId w:val="9"/>
   </w:num>
-  <w:num w:numId="3" w16cid:durableId="1749617710">
-    <w:abstractNumId w:val="13"/>
-  </w:num>
-  <w:num w:numId="4" w16cid:durableId="2092579206">
-    <w:abstractNumId w:val="10"/>
-  </w:num>
-  <w:num w:numId="5" w16cid:durableId="1952199350">
-    <w:abstractNumId w:val="3"/>
-  </w:num>
-  <w:num w:numId="6" w16cid:durableId="796601937">
-    <w:abstractNumId w:val="12"/>
-  </w:num>
-  <w:num w:numId="7" w16cid:durableId="785077152">
-    <w:abstractNumId w:val="8"/>
-  </w:num>
-  <w:num w:numId="8" w16cid:durableId="286745973">
-    <w:abstractNumId w:val="6"/>
-  </w:num>
-  <w:num w:numId="9" w16cid:durableId="2123259710">
-    <w:abstractNumId w:val="1"/>
-  </w:num>
-  <w:num w:numId="10" w16cid:durableId="897865524">
+  <w:num w:numId="11" w16cid:durableId="647248070">
     <w:abstractNumId w:val="7"/>
   </w:num>
-  <w:num w:numId="11" w16cid:durableId="647248070">
-    <w:abstractNumId w:val="5"/>
-  </w:num>
   <w:num w:numId="12" w16cid:durableId="1195969529">
-    <w:abstractNumId w:val="11"/>
+    <w:abstractNumId w:val="16"/>
   </w:num>
   <w:num w:numId="13" w16cid:durableId="2011523623">
-    <w:abstractNumId w:val="9"/>
+    <w:abstractNumId w:val="12"/>
   </w:num>
   <w:num w:numId="14" w16cid:durableId="812329847">
     <w:abstractNumId w:val="0"/>
+  </w:num>
+  <w:num w:numId="15" w16cid:durableId="361440033">
+    <w:abstractNumId w:val="11"/>
+  </w:num>
+  <w:num w:numId="16" w16cid:durableId="964971673">
+    <w:abstractNumId w:val="3"/>
+  </w:num>
+  <w:num w:numId="17" w16cid:durableId="1255819531">
+    <w:abstractNumId w:val="13"/>
+  </w:num>
+  <w:num w:numId="18" w16cid:durableId="1708332115">
+    <w:abstractNumId w:val="15"/>
+  </w:num>
+  <w:num w:numId="19" w16cid:durableId="1682121480">
+    <w:abstractNumId w:val="1"/>
   </w:num>
 </w:numbering>
 </file>
@@ -5516,7 +7597,7 @@
     <w:uiPriority w:val="9"/>
     <w:unhideWhenUsed/>
     <w:qFormat/>
-    <w:rsid w:val="00E32A7A"/>
+    <w:rsid w:val="008E2A90"/>
     <w:pPr>
       <w:keepNext/>
       <w:keepLines/>
@@ -5525,6 +7606,7 @@
     </w:pPr>
     <w:rPr>
       <w:rFonts w:ascii="Arial" w:eastAsiaTheme="majorEastAsia" w:hAnsi="Arial" w:cstheme="majorBidi"/>
+      <w:b/>
       <w:color w:val="0F4761" w:themeColor="accent1" w:themeShade="BF"/>
       <w:szCs w:val="32"/>
     </w:rPr>
@@ -5737,9 +7819,10 @@
     <w:basedOn w:val="Fuentedeprrafopredeter"/>
     <w:link w:val="Ttulo2"/>
     <w:uiPriority w:val="9"/>
-    <w:rsid w:val="00E32A7A"/>
+    <w:rsid w:val="008E2A90"/>
     <w:rPr>
       <w:rFonts w:ascii="Arial" w:eastAsiaTheme="majorEastAsia" w:hAnsi="Arial" w:cstheme="majorBidi"/>
+      <w:b/>
       <w:color w:val="0F4761" w:themeColor="accent1" w:themeShade="BF"/>
       <w:szCs w:val="32"/>
     </w:rPr>
